--- a/22147506_Buwa_Assignment_V1.docx
+++ b/22147506_Buwa_Assignment_V1.docx
@@ -476,21 +476,7 @@
         <w:rPr>
           <w:rFonts w:ascii="Arial" w:hAnsi="Arial" w:cs="Arial"/>
         </w:rPr>
-        <w:t xml:space="preserve"> </w:t>
-      </w:r>
-      <w:proofErr w:type="gramStart"/>
-      <w:r>
-        <w:rPr>
-          <w:rFonts w:ascii="Arial" w:hAnsi="Arial" w:cs="Arial"/>
-        </w:rPr>
-        <w:t>in order to</w:t>
-      </w:r>
-      <w:proofErr w:type="gramEnd"/>
-      <w:r>
-        <w:rPr>
-          <w:rFonts w:ascii="Arial" w:hAnsi="Arial" w:cs="Arial"/>
-        </w:rPr>
-        <w:t xml:space="preserve"> finish this operation. To guarantee accurate results, all NA values in play time, score, or experience group must be eliminated.</w:t>
+        <w:t xml:space="preserve"> in order to finish this operation. To guarantee accurate results, all NA values in play time, score, or experience group must be eliminated.</w:t>
       </w:r>
     </w:p>
     <w:p>
@@ -954,7 +940,6 @@
               <w:t xml:space="preserve"> &lt;- </w:t>
             </w:r>
             <w:proofErr w:type="spellStart"/>
-            <w:proofErr w:type="gramStart"/>
             <w:r>
               <w:rPr>
                 <w:rFonts w:ascii="Consolas" w:hAnsi="Consolas"/>
@@ -964,7 +949,6 @@
               <w:t>as.Date</w:t>
             </w:r>
             <w:proofErr w:type="spellEnd"/>
-            <w:proofErr w:type="gramEnd"/>
             <w:r>
               <w:rPr>
                 <w:rFonts w:ascii="Consolas" w:hAnsi="Consolas"/>
@@ -1084,18 +1068,885 @@
                 <w:sz w:val="20"/>
                 <w:szCs w:val="20"/>
               </w:rPr>
+              <w:t xml:space="preserve">  mutate(</w:t>
+            </w:r>
+          </w:p>
+          <w:p>
+            <w:pPr>
+              <w:rPr>
+                <w:rFonts w:ascii="Consolas" w:hAnsi="Consolas"/>
+                <w:sz w:val="20"/>
+                <w:szCs w:val="20"/>
+              </w:rPr>
+            </w:pPr>
+            <w:r>
+              <w:rPr>
+                <w:rFonts w:ascii="Consolas" w:hAnsi="Consolas"/>
+                <w:sz w:val="20"/>
+                <w:szCs w:val="20"/>
+              </w:rPr>
+              <w:t xml:space="preserve">    </w:t>
+            </w:r>
+            <w:proofErr w:type="spellStart"/>
+            <w:r>
+              <w:rPr>
+                <w:rFonts w:ascii="Consolas" w:hAnsi="Consolas"/>
+                <w:sz w:val="20"/>
+                <w:szCs w:val="20"/>
+              </w:rPr>
+              <w:t>experience_group</w:t>
+            </w:r>
+            <w:proofErr w:type="spellEnd"/>
+            <w:r>
+              <w:rPr>
+                <w:rFonts w:ascii="Consolas" w:hAnsi="Consolas"/>
+                <w:sz w:val="20"/>
+                <w:szCs w:val="20"/>
+              </w:rPr>
+              <w:t xml:space="preserve"> = </w:t>
+            </w:r>
+            <w:proofErr w:type="spellStart"/>
+            <w:r>
+              <w:rPr>
+                <w:rFonts w:ascii="Consolas" w:hAnsi="Consolas"/>
+                <w:sz w:val="20"/>
+                <w:szCs w:val="20"/>
+              </w:rPr>
+              <w:t>case_when</w:t>
+            </w:r>
+            <w:proofErr w:type="spellEnd"/>
+            <w:r>
+              <w:rPr>
+                <w:rFonts w:ascii="Consolas" w:hAnsi="Consolas"/>
+                <w:sz w:val="20"/>
+                <w:szCs w:val="20"/>
+              </w:rPr>
+              <w:t>(</w:t>
+            </w:r>
+          </w:p>
+          <w:p>
+            <w:pPr>
+              <w:rPr>
+                <w:rFonts w:ascii="Consolas" w:hAnsi="Consolas"/>
+                <w:sz w:val="20"/>
+                <w:szCs w:val="20"/>
+              </w:rPr>
+            </w:pPr>
+            <w:r>
+              <w:rPr>
+                <w:rFonts w:ascii="Consolas" w:hAnsi="Consolas"/>
+                <w:sz w:val="20"/>
+                <w:szCs w:val="20"/>
+              </w:rPr>
+              <w:t xml:space="preserve">      </w:t>
+            </w:r>
+            <w:proofErr w:type="spellStart"/>
+            <w:r>
+              <w:rPr>
+                <w:rFonts w:ascii="Consolas" w:hAnsi="Consolas"/>
+                <w:sz w:val="20"/>
+                <w:szCs w:val="20"/>
+              </w:rPr>
+              <w:t>signup_date</w:t>
+            </w:r>
+            <w:proofErr w:type="spellEnd"/>
+            <w:r>
+              <w:rPr>
+                <w:rFonts w:ascii="Consolas" w:hAnsi="Consolas"/>
+                <w:sz w:val="20"/>
+                <w:szCs w:val="20"/>
+              </w:rPr>
+              <w:t xml:space="preserve"> &lt; </w:t>
+            </w:r>
+            <w:proofErr w:type="spellStart"/>
+            <w:r>
+              <w:rPr>
+                <w:rFonts w:ascii="Consolas" w:hAnsi="Consolas"/>
+                <w:sz w:val="20"/>
+                <w:szCs w:val="20"/>
+              </w:rPr>
+              <w:t>as.Date</w:t>
+            </w:r>
+            <w:proofErr w:type="spellEnd"/>
+            <w:r>
+              <w:rPr>
+                <w:rFonts w:ascii="Consolas" w:hAnsi="Consolas"/>
+                <w:sz w:val="20"/>
+                <w:szCs w:val="20"/>
+              </w:rPr>
+              <w:t>("2023-01-01") ~ "Veteran", #Veterans group creation</w:t>
+            </w:r>
+          </w:p>
+          <w:p>
+            <w:pPr>
+              <w:rPr>
+                <w:rFonts w:ascii="Consolas" w:hAnsi="Consolas"/>
+                <w:sz w:val="20"/>
+                <w:szCs w:val="20"/>
+              </w:rPr>
+            </w:pPr>
+            <w:r>
+              <w:rPr>
+                <w:rFonts w:ascii="Consolas" w:hAnsi="Consolas"/>
+                <w:sz w:val="20"/>
+                <w:szCs w:val="20"/>
+              </w:rPr>
+              <w:t xml:space="preserve">      </w:t>
+            </w:r>
+            <w:proofErr w:type="spellStart"/>
+            <w:r>
+              <w:rPr>
+                <w:rFonts w:ascii="Consolas" w:hAnsi="Consolas"/>
+                <w:sz w:val="20"/>
+                <w:szCs w:val="20"/>
+              </w:rPr>
+              <w:t>signup_date</w:t>
+            </w:r>
+            <w:proofErr w:type="spellEnd"/>
+            <w:r>
+              <w:rPr>
+                <w:rFonts w:ascii="Consolas" w:hAnsi="Consolas"/>
+                <w:sz w:val="20"/>
+                <w:szCs w:val="20"/>
+              </w:rPr>
+              <w:t xml:space="preserve"> &gt;= </w:t>
+            </w:r>
+            <w:proofErr w:type="spellStart"/>
+            <w:r>
+              <w:rPr>
+                <w:rFonts w:ascii="Consolas" w:hAnsi="Consolas"/>
+                <w:sz w:val="20"/>
+                <w:szCs w:val="20"/>
+              </w:rPr>
+              <w:t>as.Date</w:t>
+            </w:r>
+            <w:proofErr w:type="spellEnd"/>
+            <w:r>
+              <w:rPr>
+                <w:rFonts w:ascii="Consolas" w:hAnsi="Consolas"/>
+                <w:sz w:val="20"/>
+                <w:szCs w:val="20"/>
+              </w:rPr>
+              <w:t xml:space="preserve">("2023-01-01") &amp; </w:t>
+            </w:r>
+            <w:proofErr w:type="spellStart"/>
+            <w:r>
+              <w:rPr>
+                <w:rFonts w:ascii="Consolas" w:hAnsi="Consolas"/>
+                <w:sz w:val="20"/>
+                <w:szCs w:val="20"/>
+              </w:rPr>
+              <w:t>signup_date</w:t>
+            </w:r>
+            <w:proofErr w:type="spellEnd"/>
+            <w:r>
+              <w:rPr>
+                <w:rFonts w:ascii="Consolas" w:hAnsi="Consolas"/>
+                <w:sz w:val="20"/>
+                <w:szCs w:val="20"/>
+              </w:rPr>
+              <w:t xml:space="preserve"> &lt;= </w:t>
+            </w:r>
+            <w:proofErr w:type="spellStart"/>
+            <w:r>
+              <w:rPr>
+                <w:rFonts w:ascii="Consolas" w:hAnsi="Consolas"/>
+                <w:sz w:val="20"/>
+                <w:szCs w:val="20"/>
+              </w:rPr>
+              <w:t>as.Date</w:t>
+            </w:r>
+            <w:proofErr w:type="spellEnd"/>
+            <w:r>
+              <w:rPr>
+                <w:rFonts w:ascii="Consolas" w:hAnsi="Consolas"/>
+                <w:sz w:val="20"/>
+                <w:szCs w:val="20"/>
+              </w:rPr>
+              <w:t>("2023-12-31") ~ "Intermediate", #Intermediate group creation</w:t>
+            </w:r>
+          </w:p>
+          <w:p>
+            <w:pPr>
+              <w:rPr>
+                <w:rFonts w:ascii="Consolas" w:hAnsi="Consolas"/>
+                <w:sz w:val="20"/>
+                <w:szCs w:val="20"/>
+              </w:rPr>
+            </w:pPr>
+            <w:r>
+              <w:rPr>
+                <w:rFonts w:ascii="Consolas" w:hAnsi="Consolas"/>
+                <w:sz w:val="20"/>
+                <w:szCs w:val="20"/>
+              </w:rPr>
+              <w:t xml:space="preserve">      </w:t>
+            </w:r>
+            <w:proofErr w:type="spellStart"/>
+            <w:r>
+              <w:rPr>
+                <w:rFonts w:ascii="Consolas" w:hAnsi="Consolas"/>
+                <w:sz w:val="20"/>
+                <w:szCs w:val="20"/>
+              </w:rPr>
+              <w:t>signup_date</w:t>
+            </w:r>
+            <w:proofErr w:type="spellEnd"/>
+            <w:r>
+              <w:rPr>
+                <w:rFonts w:ascii="Consolas" w:hAnsi="Consolas"/>
+                <w:sz w:val="20"/>
+                <w:szCs w:val="20"/>
+              </w:rPr>
+              <w:t xml:space="preserve"> &gt; </w:t>
+            </w:r>
+            <w:proofErr w:type="spellStart"/>
+            <w:r>
+              <w:rPr>
+                <w:rFonts w:ascii="Consolas" w:hAnsi="Consolas"/>
+                <w:sz w:val="20"/>
+                <w:szCs w:val="20"/>
+              </w:rPr>
+              <w:t>as.Date</w:t>
+            </w:r>
+            <w:proofErr w:type="spellEnd"/>
+            <w:r>
+              <w:rPr>
+                <w:rFonts w:ascii="Consolas" w:hAnsi="Consolas"/>
+                <w:sz w:val="20"/>
+                <w:szCs w:val="20"/>
+              </w:rPr>
+              <w:t>("2023-12-31") ~ "New", #New group creation</w:t>
+            </w:r>
+          </w:p>
+          <w:p>
+            <w:pPr>
+              <w:rPr>
+                <w:rFonts w:ascii="Consolas" w:hAnsi="Consolas"/>
+                <w:sz w:val="20"/>
+                <w:szCs w:val="20"/>
+              </w:rPr>
+            </w:pPr>
+            <w:r>
+              <w:rPr>
+                <w:rFonts w:ascii="Consolas" w:hAnsi="Consolas"/>
+                <w:sz w:val="20"/>
+                <w:szCs w:val="20"/>
+              </w:rPr>
+              <w:t xml:space="preserve">      TRUE ~ </w:t>
+            </w:r>
+            <w:proofErr w:type="spellStart"/>
+            <w:r>
+              <w:rPr>
+                <w:rFonts w:ascii="Consolas" w:hAnsi="Consolas"/>
+                <w:sz w:val="20"/>
+                <w:szCs w:val="20"/>
+              </w:rPr>
+              <w:t>NA_character</w:t>
+            </w:r>
+            <w:proofErr w:type="spellEnd"/>
+            <w:r>
+              <w:rPr>
+                <w:rFonts w:ascii="Consolas" w:hAnsi="Consolas"/>
+                <w:sz w:val="20"/>
+                <w:szCs w:val="20"/>
+              </w:rPr>
+              <w:t>_</w:t>
+            </w:r>
+          </w:p>
+          <w:p>
+            <w:pPr>
+              <w:rPr>
+                <w:rFonts w:ascii="Consolas" w:hAnsi="Consolas"/>
+                <w:sz w:val="20"/>
+                <w:szCs w:val="20"/>
+              </w:rPr>
+            </w:pPr>
+            <w:r>
+              <w:rPr>
+                <w:rFonts w:ascii="Consolas" w:hAnsi="Consolas"/>
+                <w:sz w:val="20"/>
+                <w:szCs w:val="20"/>
+              </w:rPr>
+              <w:t xml:space="preserve">    )</w:t>
+            </w:r>
+          </w:p>
+          <w:p>
+            <w:pPr>
+              <w:rPr>
+                <w:rFonts w:ascii="Consolas" w:hAnsi="Consolas"/>
+                <w:sz w:val="20"/>
+                <w:szCs w:val="20"/>
+              </w:rPr>
+            </w:pPr>
+            <w:r>
+              <w:rPr>
+                <w:rFonts w:ascii="Consolas" w:hAnsi="Consolas"/>
+                <w:sz w:val="20"/>
+                <w:szCs w:val="20"/>
+              </w:rPr>
+              <w:t xml:space="preserve">  )</w:t>
+            </w:r>
+          </w:p>
+          <w:p>
+            <w:pPr>
+              <w:rPr>
+                <w:rFonts w:ascii="Consolas" w:hAnsi="Consolas"/>
+                <w:sz w:val="20"/>
+                <w:szCs w:val="20"/>
+              </w:rPr>
+            </w:pPr>
+          </w:p>
+          <w:p>
+            <w:pPr>
+              <w:rPr>
+                <w:rFonts w:ascii="Consolas" w:hAnsi="Consolas"/>
+                <w:sz w:val="20"/>
+                <w:szCs w:val="20"/>
+              </w:rPr>
+            </w:pPr>
+            <w:r>
+              <w:rPr>
+                <w:rFonts w:ascii="Consolas" w:hAnsi="Consolas"/>
+                <w:sz w:val="20"/>
+                <w:szCs w:val="20"/>
+              </w:rPr>
+              <w:t># -----------------------------</w:t>
+            </w:r>
+          </w:p>
+          <w:p>
+            <w:pPr>
+              <w:rPr>
+                <w:rFonts w:ascii="Consolas" w:hAnsi="Consolas"/>
+                <w:sz w:val="20"/>
+                <w:szCs w:val="20"/>
+              </w:rPr>
+            </w:pPr>
+            <w:r>
+              <w:rPr>
+                <w:rFonts w:ascii="Consolas" w:hAnsi="Consolas"/>
+                <w:sz w:val="20"/>
+                <w:szCs w:val="20"/>
+              </w:rPr>
+              <w:t># Merge players with sessions</w:t>
+            </w:r>
+          </w:p>
+          <w:p>
+            <w:pPr>
+              <w:rPr>
+                <w:rFonts w:ascii="Consolas" w:hAnsi="Consolas"/>
+                <w:sz w:val="20"/>
+                <w:szCs w:val="20"/>
+              </w:rPr>
+            </w:pPr>
+            <w:r>
+              <w:rPr>
+                <w:rFonts w:ascii="Consolas" w:hAnsi="Consolas"/>
+                <w:sz w:val="20"/>
+                <w:szCs w:val="20"/>
+              </w:rPr>
+              <w:t># -----------------------------</w:t>
+            </w:r>
+          </w:p>
+          <w:p>
+            <w:pPr>
+              <w:rPr>
+                <w:rFonts w:ascii="Consolas" w:hAnsi="Consolas"/>
+                <w:sz w:val="20"/>
+                <w:szCs w:val="20"/>
+              </w:rPr>
+            </w:pPr>
+            <w:proofErr w:type="spellStart"/>
+            <w:r>
+              <w:rPr>
+                <w:rFonts w:ascii="Consolas" w:hAnsi="Consolas"/>
+                <w:sz w:val="20"/>
+                <w:szCs w:val="20"/>
+              </w:rPr>
+              <w:t>player_sessions</w:t>
+            </w:r>
+            <w:proofErr w:type="spellEnd"/>
+            <w:r>
+              <w:rPr>
+                <w:rFonts w:ascii="Consolas" w:hAnsi="Consolas"/>
+                <w:sz w:val="20"/>
+                <w:szCs w:val="20"/>
+              </w:rPr>
+              <w:t xml:space="preserve"> &lt;- sessions %&gt;% #Merging the dataset</w:t>
+            </w:r>
+          </w:p>
+          <w:p>
+            <w:pPr>
+              <w:rPr>
+                <w:rFonts w:ascii="Consolas" w:hAnsi="Consolas"/>
+                <w:sz w:val="20"/>
+                <w:szCs w:val="20"/>
+              </w:rPr>
+            </w:pPr>
+            <w:r>
+              <w:rPr>
+                <w:rFonts w:ascii="Consolas" w:hAnsi="Consolas"/>
+                <w:sz w:val="20"/>
+                <w:szCs w:val="20"/>
+              </w:rPr>
               <w:t xml:space="preserve">  </w:t>
             </w:r>
-            <w:proofErr w:type="gramStart"/>
-            <w:r>
-              <w:rPr>
-                <w:rFonts w:ascii="Consolas" w:hAnsi="Consolas"/>
-                <w:sz w:val="20"/>
-                <w:szCs w:val="20"/>
-              </w:rPr>
-              <w:t>mutate(</w:t>
-            </w:r>
-            <w:proofErr w:type="gramEnd"/>
+            <w:proofErr w:type="spellStart"/>
+            <w:r>
+              <w:rPr>
+                <w:rFonts w:ascii="Consolas" w:hAnsi="Consolas"/>
+                <w:sz w:val="20"/>
+                <w:szCs w:val="20"/>
+              </w:rPr>
+              <w:t>left_join</w:t>
+            </w:r>
+            <w:proofErr w:type="spellEnd"/>
+            <w:r>
+              <w:rPr>
+                <w:rFonts w:ascii="Consolas" w:hAnsi="Consolas"/>
+                <w:sz w:val="20"/>
+                <w:szCs w:val="20"/>
+              </w:rPr>
+              <w:t>(players, by = "</w:t>
+            </w:r>
+            <w:proofErr w:type="spellStart"/>
+            <w:r>
+              <w:rPr>
+                <w:rFonts w:ascii="Consolas" w:hAnsi="Consolas"/>
+                <w:sz w:val="20"/>
+                <w:szCs w:val="20"/>
+              </w:rPr>
+              <w:t>player_id</w:t>
+            </w:r>
+            <w:proofErr w:type="spellEnd"/>
+            <w:r>
+              <w:rPr>
+                <w:rFonts w:ascii="Consolas" w:hAnsi="Consolas"/>
+                <w:sz w:val="20"/>
+                <w:szCs w:val="20"/>
+              </w:rPr>
+              <w:t xml:space="preserve">") #Fetching </w:t>
+            </w:r>
+            <w:proofErr w:type="spellStart"/>
+            <w:r>
+              <w:rPr>
+                <w:rFonts w:ascii="Consolas" w:hAnsi="Consolas"/>
+                <w:sz w:val="20"/>
+                <w:szCs w:val="20"/>
+              </w:rPr>
+              <w:t>playerid</w:t>
+            </w:r>
+            <w:proofErr w:type="spellEnd"/>
+            <w:r>
+              <w:rPr>
+                <w:rFonts w:ascii="Consolas" w:hAnsi="Consolas"/>
+                <w:sz w:val="20"/>
+                <w:szCs w:val="20"/>
+              </w:rPr>
+              <w:t xml:space="preserve"> dataset</w:t>
+            </w:r>
+          </w:p>
+          <w:p>
+            <w:pPr>
+              <w:rPr>
+                <w:rFonts w:ascii="Consolas" w:hAnsi="Consolas"/>
+                <w:sz w:val="20"/>
+                <w:szCs w:val="20"/>
+              </w:rPr>
+            </w:pPr>
+          </w:p>
+          <w:p>
+            <w:pPr>
+              <w:rPr>
+                <w:rFonts w:ascii="Consolas" w:hAnsi="Consolas"/>
+                <w:sz w:val="20"/>
+                <w:szCs w:val="20"/>
+              </w:rPr>
+            </w:pPr>
+            <w:r>
+              <w:rPr>
+                <w:rFonts w:ascii="Consolas" w:hAnsi="Consolas"/>
+                <w:sz w:val="20"/>
+                <w:szCs w:val="20"/>
+              </w:rPr>
+              <w:t># -----------------------------</w:t>
+            </w:r>
+          </w:p>
+          <w:p>
+            <w:pPr>
+              <w:rPr>
+                <w:rFonts w:ascii="Consolas" w:hAnsi="Consolas"/>
+                <w:sz w:val="20"/>
+                <w:szCs w:val="20"/>
+              </w:rPr>
+            </w:pPr>
+            <w:r>
+              <w:rPr>
+                <w:rFonts w:ascii="Consolas" w:hAnsi="Consolas"/>
+                <w:sz w:val="20"/>
+                <w:szCs w:val="20"/>
+              </w:rPr>
+              <w:t># Handle NA values</w:t>
+            </w:r>
+          </w:p>
+          <w:p>
+            <w:pPr>
+              <w:rPr>
+                <w:rFonts w:ascii="Consolas" w:hAnsi="Consolas"/>
+                <w:sz w:val="20"/>
+                <w:szCs w:val="20"/>
+              </w:rPr>
+            </w:pPr>
+            <w:r>
+              <w:rPr>
+                <w:rFonts w:ascii="Consolas" w:hAnsi="Consolas"/>
+                <w:sz w:val="20"/>
+                <w:szCs w:val="20"/>
+              </w:rPr>
+              <w:t xml:space="preserve"># Remove rows with missing </w:t>
+            </w:r>
+            <w:proofErr w:type="spellStart"/>
+            <w:r>
+              <w:rPr>
+                <w:rFonts w:ascii="Consolas" w:hAnsi="Consolas"/>
+                <w:sz w:val="20"/>
+                <w:szCs w:val="20"/>
+              </w:rPr>
+              <w:t>play_time</w:t>
+            </w:r>
+            <w:proofErr w:type="spellEnd"/>
+            <w:r>
+              <w:rPr>
+                <w:rFonts w:ascii="Consolas" w:hAnsi="Consolas"/>
+                <w:sz w:val="20"/>
+                <w:szCs w:val="20"/>
+              </w:rPr>
+              <w:t>, score, or experience group</w:t>
+            </w:r>
+          </w:p>
+          <w:p>
+            <w:pPr>
+              <w:rPr>
+                <w:rFonts w:ascii="Consolas" w:hAnsi="Consolas"/>
+                <w:sz w:val="20"/>
+                <w:szCs w:val="20"/>
+              </w:rPr>
+            </w:pPr>
+            <w:r>
+              <w:rPr>
+                <w:rFonts w:ascii="Consolas" w:hAnsi="Consolas"/>
+                <w:sz w:val="20"/>
+                <w:szCs w:val="20"/>
+              </w:rPr>
+              <w:t># -----------------------------</w:t>
+            </w:r>
+          </w:p>
+          <w:p>
+            <w:pPr>
+              <w:rPr>
+                <w:rFonts w:ascii="Consolas" w:hAnsi="Consolas"/>
+                <w:sz w:val="20"/>
+                <w:szCs w:val="20"/>
+              </w:rPr>
+            </w:pPr>
+            <w:proofErr w:type="spellStart"/>
+            <w:r>
+              <w:rPr>
+                <w:rFonts w:ascii="Consolas" w:hAnsi="Consolas"/>
+                <w:sz w:val="20"/>
+                <w:szCs w:val="20"/>
+              </w:rPr>
+              <w:t>player_sessions</w:t>
+            </w:r>
+            <w:proofErr w:type="spellEnd"/>
+            <w:r>
+              <w:rPr>
+                <w:rFonts w:ascii="Consolas" w:hAnsi="Consolas"/>
+                <w:sz w:val="20"/>
+                <w:szCs w:val="20"/>
+              </w:rPr>
+              <w:t xml:space="preserve"> &lt;- </w:t>
+            </w:r>
+            <w:proofErr w:type="spellStart"/>
+            <w:r>
+              <w:rPr>
+                <w:rFonts w:ascii="Consolas" w:hAnsi="Consolas"/>
+                <w:sz w:val="20"/>
+                <w:szCs w:val="20"/>
+              </w:rPr>
+              <w:t>player_sessions</w:t>
+            </w:r>
+            <w:proofErr w:type="spellEnd"/>
+            <w:r>
+              <w:rPr>
+                <w:rFonts w:ascii="Consolas" w:hAnsi="Consolas"/>
+                <w:sz w:val="20"/>
+                <w:szCs w:val="20"/>
+              </w:rPr>
+              <w:t xml:space="preserve"> %&gt;% #Reducing the redundant data</w:t>
+            </w:r>
+          </w:p>
+          <w:p>
+            <w:pPr>
+              <w:rPr>
+                <w:rFonts w:ascii="Consolas" w:hAnsi="Consolas"/>
+                <w:sz w:val="20"/>
+                <w:szCs w:val="20"/>
+              </w:rPr>
+            </w:pPr>
+            <w:r>
+              <w:rPr>
+                <w:rFonts w:ascii="Consolas" w:hAnsi="Consolas"/>
+                <w:sz w:val="20"/>
+                <w:szCs w:val="20"/>
+              </w:rPr>
+              <w:t xml:space="preserve">  filter(!is.na(</w:t>
+            </w:r>
+            <w:proofErr w:type="spellStart"/>
+            <w:r>
+              <w:rPr>
+                <w:rFonts w:ascii="Consolas" w:hAnsi="Consolas"/>
+                <w:sz w:val="20"/>
+                <w:szCs w:val="20"/>
+              </w:rPr>
+              <w:t>play_time_minutes</w:t>
+            </w:r>
+            <w:proofErr w:type="spellEnd"/>
+            <w:r>
+              <w:rPr>
+                <w:rFonts w:ascii="Consolas" w:hAnsi="Consolas"/>
+                <w:sz w:val="20"/>
+                <w:szCs w:val="20"/>
+              </w:rPr>
+              <w:t>), # For play time</w:t>
+            </w:r>
+          </w:p>
+          <w:p>
+            <w:pPr>
+              <w:rPr>
+                <w:rFonts w:ascii="Consolas" w:hAnsi="Consolas"/>
+                <w:sz w:val="20"/>
+                <w:szCs w:val="20"/>
+              </w:rPr>
+            </w:pPr>
+            <w:r>
+              <w:rPr>
+                <w:rFonts w:ascii="Consolas" w:hAnsi="Consolas"/>
+                <w:sz w:val="20"/>
+                <w:szCs w:val="20"/>
+              </w:rPr>
+              <w:t xml:space="preserve">         !is.na(score), # For the score</w:t>
+            </w:r>
+          </w:p>
+          <w:p>
+            <w:pPr>
+              <w:rPr>
+                <w:rFonts w:ascii="Consolas" w:hAnsi="Consolas"/>
+                <w:sz w:val="20"/>
+                <w:szCs w:val="20"/>
+              </w:rPr>
+            </w:pPr>
+            <w:r>
+              <w:rPr>
+                <w:rFonts w:ascii="Consolas" w:hAnsi="Consolas"/>
+                <w:sz w:val="20"/>
+                <w:szCs w:val="20"/>
+              </w:rPr>
+              <w:t xml:space="preserve">         !is.na(</w:t>
+            </w:r>
+            <w:proofErr w:type="spellStart"/>
+            <w:r>
+              <w:rPr>
+                <w:rFonts w:ascii="Consolas" w:hAnsi="Consolas"/>
+                <w:sz w:val="20"/>
+                <w:szCs w:val="20"/>
+              </w:rPr>
+              <w:t>experience_group</w:t>
+            </w:r>
+            <w:proofErr w:type="spellEnd"/>
+            <w:r>
+              <w:rPr>
+                <w:rFonts w:ascii="Consolas" w:hAnsi="Consolas"/>
+                <w:sz w:val="20"/>
+                <w:szCs w:val="20"/>
+              </w:rPr>
+              <w:t>)) #for the experience group</w:t>
+            </w:r>
+          </w:p>
+          <w:p>
+            <w:pPr>
+              <w:rPr>
+                <w:rFonts w:ascii="Consolas" w:hAnsi="Consolas"/>
+                <w:sz w:val="20"/>
+                <w:szCs w:val="20"/>
+              </w:rPr>
+            </w:pPr>
+          </w:p>
+          <w:p>
+            <w:pPr>
+              <w:rPr>
+                <w:rFonts w:ascii="Consolas" w:hAnsi="Consolas"/>
+                <w:sz w:val="20"/>
+                <w:szCs w:val="20"/>
+              </w:rPr>
+            </w:pPr>
+            <w:r>
+              <w:rPr>
+                <w:rFonts w:ascii="Consolas" w:hAnsi="Consolas"/>
+                <w:sz w:val="20"/>
+                <w:szCs w:val="20"/>
+              </w:rPr>
+              <w:t># -----------------------------</w:t>
+            </w:r>
+          </w:p>
+          <w:p>
+            <w:pPr>
+              <w:rPr>
+                <w:rFonts w:ascii="Consolas" w:hAnsi="Consolas"/>
+                <w:sz w:val="20"/>
+                <w:szCs w:val="20"/>
+              </w:rPr>
+            </w:pPr>
+            <w:r>
+              <w:rPr>
+                <w:rFonts w:ascii="Consolas" w:hAnsi="Consolas"/>
+                <w:sz w:val="20"/>
+                <w:szCs w:val="20"/>
+              </w:rPr>
+              <w:t># Compute summary statistics</w:t>
+            </w:r>
+          </w:p>
+          <w:p>
+            <w:pPr>
+              <w:rPr>
+                <w:rFonts w:ascii="Consolas" w:hAnsi="Consolas"/>
+                <w:sz w:val="20"/>
+                <w:szCs w:val="20"/>
+              </w:rPr>
+            </w:pPr>
+            <w:r>
+              <w:rPr>
+                <w:rFonts w:ascii="Consolas" w:hAnsi="Consolas"/>
+                <w:sz w:val="20"/>
+                <w:szCs w:val="20"/>
+              </w:rPr>
+              <w:t># -----------------------------</w:t>
+            </w:r>
+          </w:p>
+          <w:p>
+            <w:pPr>
+              <w:rPr>
+                <w:rFonts w:ascii="Consolas" w:hAnsi="Consolas"/>
+                <w:sz w:val="20"/>
+                <w:szCs w:val="20"/>
+              </w:rPr>
+            </w:pPr>
+            <w:proofErr w:type="spellStart"/>
+            <w:r>
+              <w:rPr>
+                <w:rFonts w:ascii="Consolas" w:hAnsi="Consolas"/>
+                <w:sz w:val="20"/>
+                <w:szCs w:val="20"/>
+              </w:rPr>
+              <w:t>engagement_summary</w:t>
+            </w:r>
+            <w:proofErr w:type="spellEnd"/>
+            <w:r>
+              <w:rPr>
+                <w:rFonts w:ascii="Consolas" w:hAnsi="Consolas"/>
+                <w:sz w:val="20"/>
+                <w:szCs w:val="20"/>
+              </w:rPr>
+              <w:t xml:space="preserve"> &lt;- </w:t>
+            </w:r>
+            <w:proofErr w:type="spellStart"/>
+            <w:r>
+              <w:rPr>
+                <w:rFonts w:ascii="Consolas" w:hAnsi="Consolas"/>
+                <w:sz w:val="20"/>
+                <w:szCs w:val="20"/>
+              </w:rPr>
+              <w:t>player_sessions</w:t>
+            </w:r>
+            <w:proofErr w:type="spellEnd"/>
+            <w:r>
+              <w:rPr>
+                <w:rFonts w:ascii="Consolas" w:hAnsi="Consolas"/>
+                <w:sz w:val="20"/>
+                <w:szCs w:val="20"/>
+              </w:rPr>
+              <w:t xml:space="preserve"> %&gt;% #Calculating the data sort of</w:t>
+            </w:r>
+          </w:p>
+          <w:p>
+            <w:pPr>
+              <w:rPr>
+                <w:rFonts w:ascii="Consolas" w:hAnsi="Consolas"/>
+                <w:sz w:val="20"/>
+                <w:szCs w:val="20"/>
+              </w:rPr>
+            </w:pPr>
+            <w:r>
+              <w:rPr>
+                <w:rFonts w:ascii="Consolas" w:hAnsi="Consolas"/>
+                <w:sz w:val="20"/>
+                <w:szCs w:val="20"/>
+              </w:rPr>
+              <w:t xml:space="preserve">  </w:t>
+            </w:r>
+            <w:proofErr w:type="spellStart"/>
+            <w:r>
+              <w:rPr>
+                <w:rFonts w:ascii="Consolas" w:hAnsi="Consolas"/>
+                <w:sz w:val="20"/>
+                <w:szCs w:val="20"/>
+              </w:rPr>
+              <w:t>group_by</w:t>
+            </w:r>
+            <w:proofErr w:type="spellEnd"/>
+            <w:r>
+              <w:rPr>
+                <w:rFonts w:ascii="Consolas" w:hAnsi="Consolas"/>
+                <w:sz w:val="20"/>
+                <w:szCs w:val="20"/>
+              </w:rPr>
+              <w:t>(</w:t>
+            </w:r>
+            <w:proofErr w:type="spellStart"/>
+            <w:r>
+              <w:rPr>
+                <w:rFonts w:ascii="Consolas" w:hAnsi="Consolas"/>
+                <w:sz w:val="20"/>
+                <w:szCs w:val="20"/>
+              </w:rPr>
+              <w:t>experience_group</w:t>
+            </w:r>
+            <w:proofErr w:type="spellEnd"/>
+            <w:r>
+              <w:rPr>
+                <w:rFonts w:ascii="Consolas" w:hAnsi="Consolas"/>
+                <w:sz w:val="20"/>
+                <w:szCs w:val="20"/>
+              </w:rPr>
+              <w:t>) %&gt;%</w:t>
+            </w:r>
+          </w:p>
+          <w:p>
+            <w:pPr>
+              <w:rPr>
+                <w:rFonts w:ascii="Consolas" w:hAnsi="Consolas"/>
+                <w:sz w:val="20"/>
+                <w:szCs w:val="20"/>
+              </w:rPr>
+            </w:pPr>
+            <w:r>
+              <w:rPr>
+                <w:rFonts w:ascii="Consolas" w:hAnsi="Consolas"/>
+                <w:sz w:val="20"/>
+                <w:szCs w:val="20"/>
+              </w:rPr>
+              <w:t xml:space="preserve">  summarise(</w:t>
+            </w:r>
           </w:p>
           <w:p>
             <w:pPr>
@@ -1120,6 +1971,182 @@
                 <w:sz w:val="20"/>
                 <w:szCs w:val="20"/>
               </w:rPr>
+              <w:t>number_of_players</w:t>
+            </w:r>
+            <w:proofErr w:type="spellEnd"/>
+            <w:r>
+              <w:rPr>
+                <w:rFonts w:ascii="Consolas" w:hAnsi="Consolas"/>
+                <w:sz w:val="20"/>
+                <w:szCs w:val="20"/>
+              </w:rPr>
+              <w:t xml:space="preserve"> = </w:t>
+            </w:r>
+            <w:proofErr w:type="spellStart"/>
+            <w:r>
+              <w:rPr>
+                <w:rFonts w:ascii="Consolas" w:hAnsi="Consolas"/>
+                <w:sz w:val="20"/>
+                <w:szCs w:val="20"/>
+              </w:rPr>
+              <w:t>n_distinct</w:t>
+            </w:r>
+            <w:proofErr w:type="spellEnd"/>
+            <w:r>
+              <w:rPr>
+                <w:rFonts w:ascii="Consolas" w:hAnsi="Consolas"/>
+                <w:sz w:val="20"/>
+                <w:szCs w:val="20"/>
+              </w:rPr>
+              <w:t>(</w:t>
+            </w:r>
+            <w:proofErr w:type="spellStart"/>
+            <w:r>
+              <w:rPr>
+                <w:rFonts w:ascii="Consolas" w:hAnsi="Consolas"/>
+                <w:sz w:val="20"/>
+                <w:szCs w:val="20"/>
+              </w:rPr>
+              <w:t>player_id</w:t>
+            </w:r>
+            <w:proofErr w:type="spellEnd"/>
+            <w:r>
+              <w:rPr>
+                <w:rFonts w:ascii="Consolas" w:hAnsi="Consolas"/>
+                <w:sz w:val="20"/>
+                <w:szCs w:val="20"/>
+              </w:rPr>
+              <w:t>),</w:t>
+            </w:r>
+          </w:p>
+          <w:p>
+            <w:pPr>
+              <w:rPr>
+                <w:rFonts w:ascii="Consolas" w:hAnsi="Consolas"/>
+                <w:sz w:val="20"/>
+                <w:szCs w:val="20"/>
+              </w:rPr>
+            </w:pPr>
+            <w:r>
+              <w:rPr>
+                <w:rFonts w:ascii="Consolas" w:hAnsi="Consolas"/>
+                <w:sz w:val="20"/>
+                <w:szCs w:val="20"/>
+              </w:rPr>
+              <w:t xml:space="preserve">    </w:t>
+            </w:r>
+            <w:proofErr w:type="spellStart"/>
+            <w:r>
+              <w:rPr>
+                <w:rFonts w:ascii="Consolas" w:hAnsi="Consolas"/>
+                <w:sz w:val="20"/>
+                <w:szCs w:val="20"/>
+              </w:rPr>
+              <w:t>avg_play_time</w:t>
+            </w:r>
+            <w:proofErr w:type="spellEnd"/>
+            <w:r>
+              <w:rPr>
+                <w:rFonts w:ascii="Consolas" w:hAnsi="Consolas"/>
+                <w:sz w:val="20"/>
+                <w:szCs w:val="20"/>
+              </w:rPr>
+              <w:t xml:space="preserve"> = mean(</w:t>
+            </w:r>
+            <w:proofErr w:type="spellStart"/>
+            <w:r>
+              <w:rPr>
+                <w:rFonts w:ascii="Consolas" w:hAnsi="Consolas"/>
+                <w:sz w:val="20"/>
+                <w:szCs w:val="20"/>
+              </w:rPr>
+              <w:t>play_time_minutes</w:t>
+            </w:r>
+            <w:proofErr w:type="spellEnd"/>
+            <w:r>
+              <w:rPr>
+                <w:rFonts w:ascii="Consolas" w:hAnsi="Consolas"/>
+                <w:sz w:val="20"/>
+                <w:szCs w:val="20"/>
+              </w:rPr>
+              <w:t>, na.rm = TRUE),</w:t>
+            </w:r>
+          </w:p>
+          <w:p>
+            <w:pPr>
+              <w:rPr>
+                <w:rFonts w:ascii="Consolas" w:hAnsi="Consolas"/>
+                <w:sz w:val="20"/>
+                <w:szCs w:val="20"/>
+              </w:rPr>
+            </w:pPr>
+            <w:r>
+              <w:rPr>
+                <w:rFonts w:ascii="Consolas" w:hAnsi="Consolas"/>
+                <w:sz w:val="20"/>
+                <w:szCs w:val="20"/>
+              </w:rPr>
+              <w:t xml:space="preserve">    </w:t>
+            </w:r>
+            <w:proofErr w:type="spellStart"/>
+            <w:r>
+              <w:rPr>
+                <w:rFonts w:ascii="Consolas" w:hAnsi="Consolas"/>
+                <w:sz w:val="20"/>
+                <w:szCs w:val="20"/>
+              </w:rPr>
+              <w:t>avg_score</w:t>
+            </w:r>
+            <w:proofErr w:type="spellEnd"/>
+            <w:r>
+              <w:rPr>
+                <w:rFonts w:ascii="Consolas" w:hAnsi="Consolas"/>
+                <w:sz w:val="20"/>
+                <w:szCs w:val="20"/>
+              </w:rPr>
+              <w:t xml:space="preserve"> = mean(score, na.rm = TRUE)</w:t>
+            </w:r>
+          </w:p>
+          <w:p>
+            <w:pPr>
+              <w:rPr>
+                <w:rFonts w:ascii="Consolas" w:hAnsi="Consolas"/>
+                <w:sz w:val="20"/>
+                <w:szCs w:val="20"/>
+              </w:rPr>
+            </w:pPr>
+            <w:r>
+              <w:rPr>
+                <w:rFonts w:ascii="Consolas" w:hAnsi="Consolas"/>
+                <w:sz w:val="20"/>
+                <w:szCs w:val="20"/>
+              </w:rPr>
+              <w:t xml:space="preserve">  ) %&gt;%</w:t>
+            </w:r>
+          </w:p>
+          <w:p>
+            <w:pPr>
+              <w:rPr>
+                <w:rFonts w:ascii="Consolas" w:hAnsi="Consolas"/>
+                <w:sz w:val="20"/>
+                <w:szCs w:val="20"/>
+              </w:rPr>
+            </w:pPr>
+            <w:r>
+              <w:rPr>
+                <w:rFonts w:ascii="Consolas" w:hAnsi="Consolas"/>
+                <w:sz w:val="20"/>
+                <w:szCs w:val="20"/>
+              </w:rPr>
+              <w:t xml:space="preserve">  arrange(</w:t>
+            </w:r>
+            <w:proofErr w:type="spellStart"/>
+            <w:r>
+              <w:rPr>
+                <w:rFonts w:ascii="Consolas" w:hAnsi="Consolas"/>
+                <w:sz w:val="20"/>
+                <w:szCs w:val="20"/>
+              </w:rPr>
               <w:t>experience_group</w:t>
             </w:r>
             <w:proofErr w:type="spellEnd"/>
@@ -1129,7 +2156,50 @@
                 <w:sz w:val="20"/>
                 <w:szCs w:val="20"/>
               </w:rPr>
-              <w:t xml:space="preserve"> = </w:t>
+              <w:t>)</w:t>
+            </w:r>
+          </w:p>
+          <w:p>
+            <w:pPr>
+              <w:rPr>
+                <w:rFonts w:ascii="Consolas" w:hAnsi="Consolas"/>
+                <w:sz w:val="20"/>
+                <w:szCs w:val="20"/>
+              </w:rPr>
+            </w:pPr>
+          </w:p>
+          <w:p>
+            <w:pPr>
+              <w:rPr>
+                <w:rFonts w:ascii="Consolas" w:hAnsi="Consolas"/>
+                <w:sz w:val="20"/>
+                <w:szCs w:val="20"/>
+              </w:rPr>
+            </w:pPr>
+            <w:r>
+              <w:rPr>
+                <w:rFonts w:ascii="Consolas" w:hAnsi="Consolas"/>
+                <w:sz w:val="20"/>
+                <w:szCs w:val="20"/>
+              </w:rPr>
+              <w:t># -----------------------------</w:t>
+            </w:r>
+          </w:p>
+          <w:p>
+            <w:pPr>
+              <w:rPr>
+                <w:rFonts w:ascii="Consolas" w:hAnsi="Consolas"/>
+                <w:sz w:val="20"/>
+                <w:szCs w:val="20"/>
+              </w:rPr>
+            </w:pPr>
+            <w:r>
+              <w:rPr>
+                <w:rFonts w:ascii="Consolas" w:hAnsi="Consolas"/>
+                <w:sz w:val="20"/>
+                <w:szCs w:val="20"/>
+              </w:rPr>
+              <w:t xml:space="preserve"># Display table using </w:t>
             </w:r>
             <w:proofErr w:type="spellStart"/>
             <w:r>
@@ -1138,18 +2208,115 @@
                 <w:sz w:val="20"/>
                 <w:szCs w:val="20"/>
               </w:rPr>
-              <w:t>case_</w:t>
-            </w:r>
-            <w:proofErr w:type="gramStart"/>
-            <w:r>
-              <w:rPr>
-                <w:rFonts w:ascii="Consolas" w:hAnsi="Consolas"/>
-                <w:sz w:val="20"/>
-                <w:szCs w:val="20"/>
-              </w:rPr>
-              <w:t>when</w:t>
+              <w:t>kable</w:t>
             </w:r>
             <w:proofErr w:type="spellEnd"/>
+          </w:p>
+          <w:p>
+            <w:pPr>
+              <w:rPr>
+                <w:rFonts w:ascii="Consolas" w:hAnsi="Consolas"/>
+                <w:sz w:val="20"/>
+                <w:szCs w:val="20"/>
+              </w:rPr>
+            </w:pPr>
+            <w:r>
+              <w:rPr>
+                <w:rFonts w:ascii="Consolas" w:hAnsi="Consolas"/>
+                <w:sz w:val="20"/>
+                <w:szCs w:val="20"/>
+              </w:rPr>
+              <w:t># -----------------------------</w:t>
+            </w:r>
+          </w:p>
+          <w:p>
+            <w:pPr>
+              <w:rPr>
+                <w:rFonts w:ascii="Consolas" w:hAnsi="Consolas"/>
+                <w:sz w:val="20"/>
+                <w:szCs w:val="20"/>
+              </w:rPr>
+            </w:pPr>
+            <w:proofErr w:type="spellStart"/>
+            <w:r>
+              <w:rPr>
+                <w:rFonts w:ascii="Consolas" w:hAnsi="Consolas"/>
+                <w:sz w:val="20"/>
+                <w:szCs w:val="20"/>
+              </w:rPr>
+              <w:t>engagement_summary</w:t>
+            </w:r>
+            <w:proofErr w:type="spellEnd"/>
+            <w:r>
+              <w:rPr>
+                <w:rFonts w:ascii="Consolas" w:hAnsi="Consolas"/>
+                <w:sz w:val="20"/>
+                <w:szCs w:val="20"/>
+              </w:rPr>
+              <w:t xml:space="preserve"> %&gt;% #Visualation of the data in table</w:t>
+            </w:r>
+          </w:p>
+          <w:p>
+            <w:pPr>
+              <w:rPr>
+                <w:rFonts w:ascii="Consolas" w:hAnsi="Consolas"/>
+                <w:sz w:val="20"/>
+                <w:szCs w:val="20"/>
+              </w:rPr>
+            </w:pPr>
+            <w:r>
+              <w:rPr>
+                <w:rFonts w:ascii="Consolas" w:hAnsi="Consolas"/>
+                <w:sz w:val="20"/>
+                <w:szCs w:val="20"/>
+              </w:rPr>
+              <w:t xml:space="preserve">  </w:t>
+            </w:r>
+            <w:proofErr w:type="spellStart"/>
+            <w:r>
+              <w:rPr>
+                <w:rFonts w:ascii="Consolas" w:hAnsi="Consolas"/>
+                <w:sz w:val="20"/>
+                <w:szCs w:val="20"/>
+              </w:rPr>
+              <w:t>kbl</w:t>
+            </w:r>
+            <w:proofErr w:type="spellEnd"/>
+            <w:r>
+              <w:rPr>
+                <w:rFonts w:ascii="Consolas" w:hAnsi="Consolas"/>
+                <w:sz w:val="20"/>
+                <w:szCs w:val="20"/>
+              </w:rPr>
+              <w:t>(caption = "Player Engagement by Experience Level") %&gt;%</w:t>
+            </w:r>
+          </w:p>
+          <w:p>
+            <w:pPr>
+              <w:rPr>
+                <w:rFonts w:ascii="Consolas" w:hAnsi="Consolas"/>
+                <w:sz w:val="20"/>
+                <w:szCs w:val="20"/>
+              </w:rPr>
+            </w:pPr>
+            <w:r>
+              <w:rPr>
+                <w:rFonts w:ascii="Consolas" w:hAnsi="Consolas"/>
+                <w:sz w:val="20"/>
+                <w:szCs w:val="20"/>
+              </w:rPr>
+              <w:t xml:space="preserve">  </w:t>
+            </w:r>
+            <w:proofErr w:type="spellStart"/>
+            <w:r>
+              <w:rPr>
+                <w:rFonts w:ascii="Consolas" w:hAnsi="Consolas"/>
+                <w:sz w:val="20"/>
+                <w:szCs w:val="20"/>
+              </w:rPr>
+              <w:t>kable_classic</w:t>
+            </w:r>
+            <w:proofErr w:type="spellEnd"/>
             <w:r>
               <w:rPr>
                 <w:rFonts w:ascii="Consolas" w:hAnsi="Consolas"/>
@@ -1158,24 +2325,6 @@
               </w:rPr>
               <w:t>(</w:t>
             </w:r>
-            <w:proofErr w:type="gramEnd"/>
-          </w:p>
-          <w:p>
-            <w:pPr>
-              <w:rPr>
-                <w:rFonts w:ascii="Consolas" w:hAnsi="Consolas"/>
-                <w:sz w:val="20"/>
-                <w:szCs w:val="20"/>
-              </w:rPr>
-            </w:pPr>
-            <w:r>
-              <w:rPr>
-                <w:rFonts w:ascii="Consolas" w:hAnsi="Consolas"/>
-                <w:sz w:val="20"/>
-                <w:szCs w:val="20"/>
-              </w:rPr>
-              <w:t xml:space="preserve">      </w:t>
-            </w:r>
             <w:proofErr w:type="spellStart"/>
             <w:r>
               <w:rPr>
@@ -1183,7 +2332,7 @@
                 <w:sz w:val="20"/>
                 <w:szCs w:val="20"/>
               </w:rPr>
-              <w:t>signup_date</w:t>
+              <w:t>full_width</w:t>
             </w:r>
             <w:proofErr w:type="spellEnd"/>
             <w:r>
@@ -1192,44 +2341,94 @@
                 <w:sz w:val="20"/>
                 <w:szCs w:val="20"/>
               </w:rPr>
-              <w:t xml:space="preserve"> &lt; </w:t>
-            </w:r>
+              <w:t xml:space="preserve"> = FALSE)</w:t>
+            </w:r>
+          </w:p>
+          <w:p>
+            <w:pPr>
+              <w:rPr>
+                <w:rFonts w:ascii="Consolas" w:hAnsi="Consolas"/>
+                <w:sz w:val="20"/>
+                <w:szCs w:val="20"/>
+              </w:rPr>
+            </w:pPr>
+          </w:p>
+          <w:p>
+            <w:pPr>
+              <w:rPr>
+                <w:rFonts w:ascii="Consolas" w:hAnsi="Consolas"/>
+                <w:sz w:val="20"/>
+                <w:szCs w:val="20"/>
+              </w:rPr>
+            </w:pPr>
+            <w:r>
+              <w:rPr>
+                <w:rFonts w:ascii="Consolas" w:hAnsi="Consolas"/>
+                <w:sz w:val="20"/>
+                <w:szCs w:val="20"/>
+              </w:rPr>
+              <w:t># -----------------------------</w:t>
+            </w:r>
+          </w:p>
+          <w:p>
+            <w:pPr>
+              <w:rPr>
+                <w:rFonts w:ascii="Consolas" w:hAnsi="Consolas"/>
+                <w:sz w:val="20"/>
+                <w:szCs w:val="20"/>
+              </w:rPr>
+            </w:pPr>
+            <w:r>
+              <w:rPr>
+                <w:rFonts w:ascii="Consolas" w:hAnsi="Consolas"/>
+                <w:sz w:val="20"/>
+                <w:szCs w:val="20"/>
+              </w:rPr>
+              <w:t># Visualise Average Play Time</w:t>
+            </w:r>
+          </w:p>
+          <w:p>
+            <w:pPr>
+              <w:rPr>
+                <w:rFonts w:ascii="Consolas" w:hAnsi="Consolas"/>
+                <w:sz w:val="20"/>
+                <w:szCs w:val="20"/>
+              </w:rPr>
+            </w:pPr>
+            <w:r>
+              <w:rPr>
+                <w:rFonts w:ascii="Consolas" w:hAnsi="Consolas"/>
+                <w:sz w:val="20"/>
+                <w:szCs w:val="20"/>
+              </w:rPr>
+              <w:t># -----------------------------</w:t>
+            </w:r>
+          </w:p>
+          <w:p>
+            <w:pPr>
+              <w:rPr>
+                <w:rFonts w:ascii="Consolas" w:hAnsi="Consolas"/>
+                <w:sz w:val="20"/>
+                <w:szCs w:val="20"/>
+              </w:rPr>
+            </w:pPr>
             <w:proofErr w:type="spellStart"/>
-            <w:proofErr w:type="gramStart"/>
-            <w:r>
-              <w:rPr>
-                <w:rFonts w:ascii="Consolas" w:hAnsi="Consolas"/>
-                <w:sz w:val="20"/>
-                <w:szCs w:val="20"/>
-              </w:rPr>
-              <w:t>as.Date</w:t>
+            <w:r>
+              <w:rPr>
+                <w:rFonts w:ascii="Consolas" w:hAnsi="Consolas"/>
+                <w:sz w:val="20"/>
+                <w:szCs w:val="20"/>
+              </w:rPr>
+              <w:t>ggplot</w:t>
             </w:r>
             <w:proofErr w:type="spellEnd"/>
-            <w:proofErr w:type="gramEnd"/>
-            <w:r>
-              <w:rPr>
-                <w:rFonts w:ascii="Consolas" w:hAnsi="Consolas"/>
-                <w:sz w:val="20"/>
-                <w:szCs w:val="20"/>
-              </w:rPr>
-              <w:t>("2023-01-01") ~ "Veteran", #Veterans group creation</w:t>
-            </w:r>
-          </w:p>
-          <w:p>
-            <w:pPr>
-              <w:rPr>
-                <w:rFonts w:ascii="Consolas" w:hAnsi="Consolas"/>
-                <w:sz w:val="20"/>
-                <w:szCs w:val="20"/>
-              </w:rPr>
-            </w:pPr>
-            <w:r>
-              <w:rPr>
-                <w:rFonts w:ascii="Consolas" w:hAnsi="Consolas"/>
-                <w:sz w:val="20"/>
-                <w:szCs w:val="20"/>
-              </w:rPr>
-              <w:t xml:space="preserve">      </w:t>
+            <w:r>
+              <w:rPr>
+                <w:rFonts w:ascii="Consolas" w:hAnsi="Consolas"/>
+                <w:sz w:val="20"/>
+                <w:szCs w:val="20"/>
+              </w:rPr>
+              <w:t>(</w:t>
             </w:r>
             <w:proofErr w:type="spellStart"/>
             <w:r>
@@ -1238,7 +2437,7 @@
                 <w:sz w:val="20"/>
                 <w:szCs w:val="20"/>
               </w:rPr>
-              <w:t>signup_date</w:t>
+              <w:t>engagement_summary</w:t>
             </w:r>
             <w:proofErr w:type="spellEnd"/>
             <w:r>
@@ -1247,27 +2446,42 @@
                 <w:sz w:val="20"/>
                 <w:szCs w:val="20"/>
               </w:rPr>
-              <w:t xml:space="preserve"> &gt;= </w:t>
+              <w:t>,</w:t>
+            </w:r>
+          </w:p>
+          <w:p>
+            <w:pPr>
+              <w:rPr>
+                <w:rFonts w:ascii="Consolas" w:hAnsi="Consolas"/>
+                <w:sz w:val="20"/>
+                <w:szCs w:val="20"/>
+              </w:rPr>
+            </w:pPr>
+            <w:r>
+              <w:rPr>
+                <w:rFonts w:ascii="Consolas" w:hAnsi="Consolas"/>
+                <w:sz w:val="20"/>
+                <w:szCs w:val="20"/>
+              </w:rPr>
+              <w:t xml:space="preserve">       </w:t>
             </w:r>
             <w:proofErr w:type="spellStart"/>
-            <w:proofErr w:type="gramStart"/>
-            <w:r>
-              <w:rPr>
-                <w:rFonts w:ascii="Consolas" w:hAnsi="Consolas"/>
-                <w:sz w:val="20"/>
-                <w:szCs w:val="20"/>
-              </w:rPr>
-              <w:t>as.Date</w:t>
+            <w:r>
+              <w:rPr>
+                <w:rFonts w:ascii="Consolas" w:hAnsi="Consolas"/>
+                <w:sz w:val="20"/>
+                <w:szCs w:val="20"/>
+              </w:rPr>
+              <w:t>aes</w:t>
             </w:r>
             <w:proofErr w:type="spellEnd"/>
-            <w:proofErr w:type="gramEnd"/>
-            <w:r>
-              <w:rPr>
-                <w:rFonts w:ascii="Consolas" w:hAnsi="Consolas"/>
-                <w:sz w:val="20"/>
-                <w:szCs w:val="20"/>
-              </w:rPr>
-              <w:t xml:space="preserve">("2023-01-01") &amp; </w:t>
+            <w:r>
+              <w:rPr>
+                <w:rFonts w:ascii="Consolas" w:hAnsi="Consolas"/>
+                <w:sz w:val="20"/>
+                <w:szCs w:val="20"/>
+              </w:rPr>
+              <w:t xml:space="preserve">(x = </w:t>
             </w:r>
             <w:proofErr w:type="spellStart"/>
             <w:r>
@@ -1276,7 +2490,7 @@
                 <w:sz w:val="20"/>
                 <w:szCs w:val="20"/>
               </w:rPr>
-              <w:t>signup_date</w:t>
+              <w:t>experience_group</w:t>
             </w:r>
             <w:proofErr w:type="spellEnd"/>
             <w:r>
@@ -1285,44 +2499,25 @@
                 <w:sz w:val="20"/>
                 <w:szCs w:val="20"/>
               </w:rPr>
-              <w:t xml:space="preserve"> &lt;= </w:t>
+              <w:t xml:space="preserve">, y = </w:t>
             </w:r>
             <w:proofErr w:type="spellStart"/>
-            <w:proofErr w:type="gramStart"/>
-            <w:r>
-              <w:rPr>
-                <w:rFonts w:ascii="Consolas" w:hAnsi="Consolas"/>
-                <w:sz w:val="20"/>
-                <w:szCs w:val="20"/>
-              </w:rPr>
-              <w:t>as.Date</w:t>
+            <w:r>
+              <w:rPr>
+                <w:rFonts w:ascii="Consolas" w:hAnsi="Consolas"/>
+                <w:sz w:val="20"/>
+                <w:szCs w:val="20"/>
+              </w:rPr>
+              <w:t>avg_play_time</w:t>
             </w:r>
             <w:proofErr w:type="spellEnd"/>
-            <w:proofErr w:type="gramEnd"/>
-            <w:r>
-              <w:rPr>
-                <w:rFonts w:ascii="Consolas" w:hAnsi="Consolas"/>
-                <w:sz w:val="20"/>
-                <w:szCs w:val="20"/>
-              </w:rPr>
-              <w:t>("2023-12-31") ~ "Intermediate", #Intermediate group creation</w:t>
-            </w:r>
-          </w:p>
-          <w:p>
-            <w:pPr>
-              <w:rPr>
-                <w:rFonts w:ascii="Consolas" w:hAnsi="Consolas"/>
-                <w:sz w:val="20"/>
-                <w:szCs w:val="20"/>
-              </w:rPr>
-            </w:pPr>
-            <w:r>
-              <w:rPr>
-                <w:rFonts w:ascii="Consolas" w:hAnsi="Consolas"/>
-                <w:sz w:val="20"/>
-                <w:szCs w:val="20"/>
-              </w:rPr>
-              <w:t xml:space="preserve">      </w:t>
+            <w:r>
+              <w:rPr>
+                <w:rFonts w:ascii="Consolas" w:hAnsi="Consolas"/>
+                <w:sz w:val="20"/>
+                <w:szCs w:val="20"/>
+              </w:rPr>
+              <w:t xml:space="preserve">, fill = </w:t>
             </w:r>
             <w:proofErr w:type="spellStart"/>
             <w:r>
@@ -1331,7 +2526,7 @@
                 <w:sz w:val="20"/>
                 <w:szCs w:val="20"/>
               </w:rPr>
-              <w:t>signup_date</w:t>
+              <w:t>experience_group</w:t>
             </w:r>
             <w:proofErr w:type="spellEnd"/>
             <w:r>
@@ -1340,44 +2535,144 @@
                 <w:sz w:val="20"/>
                 <w:szCs w:val="20"/>
               </w:rPr>
-              <w:t xml:space="preserve"> &gt; </w:t>
+              <w:t>)) +</w:t>
+            </w:r>
+          </w:p>
+          <w:p>
+            <w:pPr>
+              <w:rPr>
+                <w:rFonts w:ascii="Consolas" w:hAnsi="Consolas"/>
+                <w:sz w:val="20"/>
+                <w:szCs w:val="20"/>
+              </w:rPr>
+            </w:pPr>
+            <w:r>
+              <w:rPr>
+                <w:rFonts w:ascii="Consolas" w:hAnsi="Consolas"/>
+                <w:sz w:val="20"/>
+                <w:szCs w:val="20"/>
+              </w:rPr>
+              <w:t xml:space="preserve">  </w:t>
             </w:r>
             <w:proofErr w:type="spellStart"/>
-            <w:proofErr w:type="gramStart"/>
-            <w:r>
-              <w:rPr>
-                <w:rFonts w:ascii="Consolas" w:hAnsi="Consolas"/>
-                <w:sz w:val="20"/>
-                <w:szCs w:val="20"/>
-              </w:rPr>
-              <w:t>as.Date</w:t>
+            <w:r>
+              <w:rPr>
+                <w:rFonts w:ascii="Consolas" w:hAnsi="Consolas"/>
+                <w:sz w:val="20"/>
+                <w:szCs w:val="20"/>
+              </w:rPr>
+              <w:t>geom_col</w:t>
             </w:r>
             <w:proofErr w:type="spellEnd"/>
-            <w:proofErr w:type="gramEnd"/>
-            <w:r>
-              <w:rPr>
-                <w:rFonts w:ascii="Consolas" w:hAnsi="Consolas"/>
-                <w:sz w:val="20"/>
-                <w:szCs w:val="20"/>
-              </w:rPr>
-              <w:t>("2023-12-31") ~ "New", #New group creation</w:t>
-            </w:r>
-          </w:p>
-          <w:p>
-            <w:pPr>
-              <w:rPr>
-                <w:rFonts w:ascii="Consolas" w:hAnsi="Consolas"/>
-                <w:sz w:val="20"/>
-                <w:szCs w:val="20"/>
-              </w:rPr>
-            </w:pPr>
-            <w:r>
-              <w:rPr>
-                <w:rFonts w:ascii="Consolas" w:hAnsi="Consolas"/>
-                <w:sz w:val="20"/>
-                <w:szCs w:val="20"/>
-              </w:rPr>
-              <w:t xml:space="preserve">      TRUE ~ </w:t>
+            <w:r>
+              <w:rPr>
+                <w:rFonts w:ascii="Consolas" w:hAnsi="Consolas"/>
+                <w:sz w:val="20"/>
+                <w:szCs w:val="20"/>
+              </w:rPr>
+              <w:t>() +</w:t>
+            </w:r>
+          </w:p>
+          <w:p>
+            <w:pPr>
+              <w:rPr>
+                <w:rFonts w:ascii="Consolas" w:hAnsi="Consolas"/>
+                <w:sz w:val="20"/>
+                <w:szCs w:val="20"/>
+              </w:rPr>
+            </w:pPr>
+            <w:r>
+              <w:rPr>
+                <w:rFonts w:ascii="Consolas" w:hAnsi="Consolas"/>
+                <w:sz w:val="20"/>
+                <w:szCs w:val="20"/>
+              </w:rPr>
+              <w:t xml:space="preserve">  labs(</w:t>
+            </w:r>
+          </w:p>
+          <w:p>
+            <w:pPr>
+              <w:rPr>
+                <w:rFonts w:ascii="Consolas" w:hAnsi="Consolas"/>
+                <w:sz w:val="20"/>
+                <w:szCs w:val="20"/>
+              </w:rPr>
+            </w:pPr>
+            <w:r>
+              <w:rPr>
+                <w:rFonts w:ascii="Consolas" w:hAnsi="Consolas"/>
+                <w:sz w:val="20"/>
+                <w:szCs w:val="20"/>
+              </w:rPr>
+              <w:t xml:space="preserve">    title = "Average Play Time by Experience Level",</w:t>
+            </w:r>
+          </w:p>
+          <w:p>
+            <w:pPr>
+              <w:rPr>
+                <w:rFonts w:ascii="Consolas" w:hAnsi="Consolas"/>
+                <w:sz w:val="20"/>
+                <w:szCs w:val="20"/>
+              </w:rPr>
+            </w:pPr>
+            <w:r>
+              <w:rPr>
+                <w:rFonts w:ascii="Consolas" w:hAnsi="Consolas"/>
+                <w:sz w:val="20"/>
+                <w:szCs w:val="20"/>
+              </w:rPr>
+              <w:t xml:space="preserve">    x = "Experience Group",</w:t>
+            </w:r>
+          </w:p>
+          <w:p>
+            <w:pPr>
+              <w:rPr>
+                <w:rFonts w:ascii="Consolas" w:hAnsi="Consolas"/>
+                <w:sz w:val="20"/>
+                <w:szCs w:val="20"/>
+              </w:rPr>
+            </w:pPr>
+            <w:r>
+              <w:rPr>
+                <w:rFonts w:ascii="Consolas" w:hAnsi="Consolas"/>
+                <w:sz w:val="20"/>
+                <w:szCs w:val="20"/>
+              </w:rPr>
+              <w:t xml:space="preserve">    y = "Average Play Time (minutes)"</w:t>
+            </w:r>
+          </w:p>
+          <w:p>
+            <w:pPr>
+              <w:rPr>
+                <w:rFonts w:ascii="Consolas" w:hAnsi="Consolas"/>
+                <w:sz w:val="20"/>
+                <w:szCs w:val="20"/>
+              </w:rPr>
+            </w:pPr>
+            <w:r>
+              <w:rPr>
+                <w:rFonts w:ascii="Consolas" w:hAnsi="Consolas"/>
+                <w:sz w:val="20"/>
+                <w:szCs w:val="20"/>
+              </w:rPr>
+              <w:t xml:space="preserve">  ) +</w:t>
+            </w:r>
+          </w:p>
+          <w:p>
+            <w:pPr>
+              <w:rPr>
+                <w:rFonts w:ascii="Consolas" w:hAnsi="Consolas"/>
+                <w:sz w:val="20"/>
+                <w:szCs w:val="20"/>
+              </w:rPr>
+            </w:pPr>
+            <w:r>
+              <w:rPr>
+                <w:rFonts w:ascii="Consolas" w:hAnsi="Consolas"/>
+                <w:sz w:val="20"/>
+                <w:szCs w:val="20"/>
+              </w:rPr>
+              <w:t xml:space="preserve">  </w:t>
             </w:r>
             <w:proofErr w:type="spellStart"/>
             <w:r>
@@ -1386,7 +2681,7 @@
                 <w:sz w:val="20"/>
                 <w:szCs w:val="20"/>
               </w:rPr>
-              <w:t>NA_character</w:t>
+              <w:t>theme_minimal</w:t>
             </w:r>
             <w:proofErr w:type="spellEnd"/>
             <w:r>
@@ -1395,111 +2690,26 @@
                 <w:sz w:val="20"/>
                 <w:szCs w:val="20"/>
               </w:rPr>
-              <w:t>_</w:t>
-            </w:r>
-          </w:p>
-          <w:p>
-            <w:pPr>
-              <w:rPr>
-                <w:rFonts w:ascii="Consolas" w:hAnsi="Consolas"/>
-                <w:sz w:val="20"/>
-                <w:szCs w:val="20"/>
-              </w:rPr>
-            </w:pPr>
-            <w:r>
-              <w:rPr>
-                <w:rFonts w:ascii="Consolas" w:hAnsi="Consolas"/>
-                <w:sz w:val="20"/>
-                <w:szCs w:val="20"/>
-              </w:rPr>
-              <w:t xml:space="preserve">    )</w:t>
-            </w:r>
-          </w:p>
-          <w:p>
-            <w:pPr>
-              <w:rPr>
-                <w:rFonts w:ascii="Consolas" w:hAnsi="Consolas"/>
-                <w:sz w:val="20"/>
-                <w:szCs w:val="20"/>
-              </w:rPr>
-            </w:pPr>
-            <w:r>
-              <w:rPr>
-                <w:rFonts w:ascii="Consolas" w:hAnsi="Consolas"/>
-                <w:sz w:val="20"/>
-                <w:szCs w:val="20"/>
-              </w:rPr>
-              <w:t xml:space="preserve">  )</w:t>
-            </w:r>
-          </w:p>
-          <w:p>
-            <w:pPr>
-              <w:rPr>
-                <w:rFonts w:ascii="Consolas" w:hAnsi="Consolas"/>
-                <w:sz w:val="20"/>
-                <w:szCs w:val="20"/>
-              </w:rPr>
-            </w:pPr>
-          </w:p>
-          <w:p>
-            <w:pPr>
-              <w:rPr>
-                <w:rFonts w:ascii="Consolas" w:hAnsi="Consolas"/>
-                <w:sz w:val="20"/>
-                <w:szCs w:val="20"/>
-              </w:rPr>
-            </w:pPr>
-            <w:r>
-              <w:rPr>
-                <w:rFonts w:ascii="Consolas" w:hAnsi="Consolas"/>
-                <w:sz w:val="20"/>
-                <w:szCs w:val="20"/>
-              </w:rPr>
-              <w:t># -----------------------------</w:t>
-            </w:r>
-          </w:p>
-          <w:p>
-            <w:pPr>
-              <w:rPr>
-                <w:rFonts w:ascii="Consolas" w:hAnsi="Consolas"/>
-                <w:sz w:val="20"/>
-                <w:szCs w:val="20"/>
-              </w:rPr>
-            </w:pPr>
-            <w:r>
-              <w:rPr>
-                <w:rFonts w:ascii="Consolas" w:hAnsi="Consolas"/>
-                <w:sz w:val="20"/>
-                <w:szCs w:val="20"/>
-              </w:rPr>
-              <w:t># Merge players with sessions</w:t>
-            </w:r>
-          </w:p>
-          <w:p>
-            <w:pPr>
-              <w:rPr>
-                <w:rFonts w:ascii="Consolas" w:hAnsi="Consolas"/>
-                <w:sz w:val="20"/>
-                <w:szCs w:val="20"/>
-              </w:rPr>
-            </w:pPr>
-            <w:r>
-              <w:rPr>
-                <w:rFonts w:ascii="Consolas" w:hAnsi="Consolas"/>
-                <w:sz w:val="20"/>
-                <w:szCs w:val="20"/>
-              </w:rPr>
-              <w:t># -----------------------------</w:t>
-            </w:r>
-          </w:p>
-          <w:p>
-            <w:pPr>
-              <w:rPr>
-                <w:rFonts w:ascii="Consolas" w:hAnsi="Consolas"/>
-                <w:sz w:val="20"/>
-                <w:szCs w:val="20"/>
-              </w:rPr>
-            </w:pPr>
+              <w:t>() +</w:t>
+            </w:r>
+          </w:p>
+          <w:p>
+            <w:pPr>
+              <w:rPr>
+                <w:rFonts w:ascii="Consolas" w:hAnsi="Consolas"/>
+                <w:sz w:val="20"/>
+                <w:szCs w:val="20"/>
+              </w:rPr>
+            </w:pPr>
+            <w:r>
+              <w:rPr>
+                <w:rFonts w:ascii="Consolas" w:hAnsi="Consolas"/>
+                <w:sz w:val="20"/>
+                <w:szCs w:val="20"/>
+              </w:rPr>
+              <w:lastRenderedPageBreak/>
+              <w:t xml:space="preserve">  theme(</w:t>
+            </w:r>
             <w:proofErr w:type="spellStart"/>
             <w:r>
               <w:rPr>
@@ -1507,1461 +2717,9 @@
                 <w:sz w:val="20"/>
                 <w:szCs w:val="20"/>
               </w:rPr>
-              <w:t>player_sessions</w:t>
+              <w:t>legend.position</w:t>
             </w:r>
             <w:proofErr w:type="spellEnd"/>
-            <w:r>
-              <w:rPr>
-                <w:rFonts w:ascii="Consolas" w:hAnsi="Consolas"/>
-                <w:sz w:val="20"/>
-                <w:szCs w:val="20"/>
-              </w:rPr>
-              <w:t xml:space="preserve"> &lt;- sessions %&gt;% #Merging the dataset</w:t>
-            </w:r>
-          </w:p>
-          <w:p>
-            <w:pPr>
-              <w:rPr>
-                <w:rFonts w:ascii="Consolas" w:hAnsi="Consolas"/>
-                <w:sz w:val="20"/>
-                <w:szCs w:val="20"/>
-              </w:rPr>
-            </w:pPr>
-            <w:r>
-              <w:rPr>
-                <w:rFonts w:ascii="Consolas" w:hAnsi="Consolas"/>
-                <w:sz w:val="20"/>
-                <w:szCs w:val="20"/>
-              </w:rPr>
-              <w:t xml:space="preserve">  </w:t>
-            </w:r>
-            <w:proofErr w:type="spellStart"/>
-            <w:r>
-              <w:rPr>
-                <w:rFonts w:ascii="Consolas" w:hAnsi="Consolas"/>
-                <w:sz w:val="20"/>
-                <w:szCs w:val="20"/>
-              </w:rPr>
-              <w:t>left_</w:t>
-            </w:r>
-            <w:proofErr w:type="gramStart"/>
-            <w:r>
-              <w:rPr>
-                <w:rFonts w:ascii="Consolas" w:hAnsi="Consolas"/>
-                <w:sz w:val="20"/>
-                <w:szCs w:val="20"/>
-              </w:rPr>
-              <w:t>join</w:t>
-            </w:r>
-            <w:proofErr w:type="spellEnd"/>
-            <w:r>
-              <w:rPr>
-                <w:rFonts w:ascii="Consolas" w:hAnsi="Consolas"/>
-                <w:sz w:val="20"/>
-                <w:szCs w:val="20"/>
-              </w:rPr>
-              <w:t>(</w:t>
-            </w:r>
-            <w:proofErr w:type="gramEnd"/>
-            <w:r>
-              <w:rPr>
-                <w:rFonts w:ascii="Consolas" w:hAnsi="Consolas"/>
-                <w:sz w:val="20"/>
-                <w:szCs w:val="20"/>
-              </w:rPr>
-              <w:t>players, by = "</w:t>
-            </w:r>
-            <w:proofErr w:type="spellStart"/>
-            <w:r>
-              <w:rPr>
-                <w:rFonts w:ascii="Consolas" w:hAnsi="Consolas"/>
-                <w:sz w:val="20"/>
-                <w:szCs w:val="20"/>
-              </w:rPr>
-              <w:t>player_id</w:t>
-            </w:r>
-            <w:proofErr w:type="spellEnd"/>
-            <w:r>
-              <w:rPr>
-                <w:rFonts w:ascii="Consolas" w:hAnsi="Consolas"/>
-                <w:sz w:val="20"/>
-                <w:szCs w:val="20"/>
-              </w:rPr>
-              <w:t xml:space="preserve">") #Fetching </w:t>
-            </w:r>
-            <w:proofErr w:type="spellStart"/>
-            <w:r>
-              <w:rPr>
-                <w:rFonts w:ascii="Consolas" w:hAnsi="Consolas"/>
-                <w:sz w:val="20"/>
-                <w:szCs w:val="20"/>
-              </w:rPr>
-              <w:t>playerid</w:t>
-            </w:r>
-            <w:proofErr w:type="spellEnd"/>
-            <w:r>
-              <w:rPr>
-                <w:rFonts w:ascii="Consolas" w:hAnsi="Consolas"/>
-                <w:sz w:val="20"/>
-                <w:szCs w:val="20"/>
-              </w:rPr>
-              <w:t xml:space="preserve"> dataset</w:t>
-            </w:r>
-          </w:p>
-          <w:p>
-            <w:pPr>
-              <w:rPr>
-                <w:rFonts w:ascii="Consolas" w:hAnsi="Consolas"/>
-                <w:sz w:val="20"/>
-                <w:szCs w:val="20"/>
-              </w:rPr>
-            </w:pPr>
-          </w:p>
-          <w:p>
-            <w:pPr>
-              <w:rPr>
-                <w:rFonts w:ascii="Consolas" w:hAnsi="Consolas"/>
-                <w:sz w:val="20"/>
-                <w:szCs w:val="20"/>
-              </w:rPr>
-            </w:pPr>
-            <w:r>
-              <w:rPr>
-                <w:rFonts w:ascii="Consolas" w:hAnsi="Consolas"/>
-                <w:sz w:val="20"/>
-                <w:szCs w:val="20"/>
-              </w:rPr>
-              <w:t># -----------------------------</w:t>
-            </w:r>
-          </w:p>
-          <w:p>
-            <w:pPr>
-              <w:rPr>
-                <w:rFonts w:ascii="Consolas" w:hAnsi="Consolas"/>
-                <w:sz w:val="20"/>
-                <w:szCs w:val="20"/>
-              </w:rPr>
-            </w:pPr>
-            <w:r>
-              <w:rPr>
-                <w:rFonts w:ascii="Consolas" w:hAnsi="Consolas"/>
-                <w:sz w:val="20"/>
-                <w:szCs w:val="20"/>
-              </w:rPr>
-              <w:t># Handle NA values</w:t>
-            </w:r>
-          </w:p>
-          <w:p>
-            <w:pPr>
-              <w:rPr>
-                <w:rFonts w:ascii="Consolas" w:hAnsi="Consolas"/>
-                <w:sz w:val="20"/>
-                <w:szCs w:val="20"/>
-              </w:rPr>
-            </w:pPr>
-            <w:r>
-              <w:rPr>
-                <w:rFonts w:ascii="Consolas" w:hAnsi="Consolas"/>
-                <w:sz w:val="20"/>
-                <w:szCs w:val="20"/>
-              </w:rPr>
-              <w:t xml:space="preserve"># Remove rows with missing </w:t>
-            </w:r>
-            <w:proofErr w:type="spellStart"/>
-            <w:r>
-              <w:rPr>
-                <w:rFonts w:ascii="Consolas" w:hAnsi="Consolas"/>
-                <w:sz w:val="20"/>
-                <w:szCs w:val="20"/>
-              </w:rPr>
-              <w:t>play_time</w:t>
-            </w:r>
-            <w:proofErr w:type="spellEnd"/>
-            <w:r>
-              <w:rPr>
-                <w:rFonts w:ascii="Consolas" w:hAnsi="Consolas"/>
-                <w:sz w:val="20"/>
-                <w:szCs w:val="20"/>
-              </w:rPr>
-              <w:t>, score, or experience group</w:t>
-            </w:r>
-          </w:p>
-          <w:p>
-            <w:pPr>
-              <w:rPr>
-                <w:rFonts w:ascii="Consolas" w:hAnsi="Consolas"/>
-                <w:sz w:val="20"/>
-                <w:szCs w:val="20"/>
-              </w:rPr>
-            </w:pPr>
-            <w:r>
-              <w:rPr>
-                <w:rFonts w:ascii="Consolas" w:hAnsi="Consolas"/>
-                <w:sz w:val="20"/>
-                <w:szCs w:val="20"/>
-              </w:rPr>
-              <w:t># -----------------------------</w:t>
-            </w:r>
-          </w:p>
-          <w:p>
-            <w:pPr>
-              <w:rPr>
-                <w:rFonts w:ascii="Consolas" w:hAnsi="Consolas"/>
-                <w:sz w:val="20"/>
-                <w:szCs w:val="20"/>
-              </w:rPr>
-            </w:pPr>
-            <w:proofErr w:type="spellStart"/>
-            <w:r>
-              <w:rPr>
-                <w:rFonts w:ascii="Consolas" w:hAnsi="Consolas"/>
-                <w:sz w:val="20"/>
-                <w:szCs w:val="20"/>
-              </w:rPr>
-              <w:t>player_sessions</w:t>
-            </w:r>
-            <w:proofErr w:type="spellEnd"/>
-            <w:r>
-              <w:rPr>
-                <w:rFonts w:ascii="Consolas" w:hAnsi="Consolas"/>
-                <w:sz w:val="20"/>
-                <w:szCs w:val="20"/>
-              </w:rPr>
-              <w:t xml:space="preserve"> &lt;- </w:t>
-            </w:r>
-            <w:proofErr w:type="spellStart"/>
-            <w:r>
-              <w:rPr>
-                <w:rFonts w:ascii="Consolas" w:hAnsi="Consolas"/>
-                <w:sz w:val="20"/>
-                <w:szCs w:val="20"/>
-              </w:rPr>
-              <w:t>player_sessions</w:t>
-            </w:r>
-            <w:proofErr w:type="spellEnd"/>
-            <w:r>
-              <w:rPr>
-                <w:rFonts w:ascii="Consolas" w:hAnsi="Consolas"/>
-                <w:sz w:val="20"/>
-                <w:szCs w:val="20"/>
-              </w:rPr>
-              <w:t xml:space="preserve"> %&gt;% #Reducing the redundant data</w:t>
-            </w:r>
-          </w:p>
-          <w:p>
-            <w:pPr>
-              <w:rPr>
-                <w:rFonts w:ascii="Consolas" w:hAnsi="Consolas"/>
-                <w:sz w:val="20"/>
-                <w:szCs w:val="20"/>
-              </w:rPr>
-            </w:pPr>
-            <w:r>
-              <w:rPr>
-                <w:rFonts w:ascii="Consolas" w:hAnsi="Consolas"/>
-                <w:sz w:val="20"/>
-                <w:szCs w:val="20"/>
-              </w:rPr>
-              <w:t xml:space="preserve">  filter</w:t>
-            </w:r>
-            <w:proofErr w:type="gramStart"/>
-            <w:r>
-              <w:rPr>
-                <w:rFonts w:ascii="Consolas" w:hAnsi="Consolas"/>
-                <w:sz w:val="20"/>
-                <w:szCs w:val="20"/>
-              </w:rPr>
-              <w:t>(!is.na</w:t>
-            </w:r>
-            <w:proofErr w:type="gramEnd"/>
-            <w:r>
-              <w:rPr>
-                <w:rFonts w:ascii="Consolas" w:hAnsi="Consolas"/>
-                <w:sz w:val="20"/>
-                <w:szCs w:val="20"/>
-              </w:rPr>
-              <w:t>(</w:t>
-            </w:r>
-            <w:proofErr w:type="spellStart"/>
-            <w:r>
-              <w:rPr>
-                <w:rFonts w:ascii="Consolas" w:hAnsi="Consolas"/>
-                <w:sz w:val="20"/>
-                <w:szCs w:val="20"/>
-              </w:rPr>
-              <w:t>play_time_minutes</w:t>
-            </w:r>
-            <w:proofErr w:type="spellEnd"/>
-            <w:r>
-              <w:rPr>
-                <w:rFonts w:ascii="Consolas" w:hAnsi="Consolas"/>
-                <w:sz w:val="20"/>
-                <w:szCs w:val="20"/>
-              </w:rPr>
-              <w:t>), # For play time</w:t>
-            </w:r>
-          </w:p>
-          <w:p>
-            <w:pPr>
-              <w:rPr>
-                <w:rFonts w:ascii="Consolas" w:hAnsi="Consolas"/>
-                <w:sz w:val="20"/>
-                <w:szCs w:val="20"/>
-              </w:rPr>
-            </w:pPr>
-            <w:r>
-              <w:rPr>
-                <w:rFonts w:ascii="Consolas" w:hAnsi="Consolas"/>
-                <w:sz w:val="20"/>
-                <w:szCs w:val="20"/>
-              </w:rPr>
-              <w:t xml:space="preserve">         </w:t>
-            </w:r>
-            <w:proofErr w:type="gramStart"/>
-            <w:r>
-              <w:rPr>
-                <w:rFonts w:ascii="Consolas" w:hAnsi="Consolas"/>
-                <w:sz w:val="20"/>
-                <w:szCs w:val="20"/>
-              </w:rPr>
-              <w:t>!is.na</w:t>
-            </w:r>
-            <w:proofErr w:type="gramEnd"/>
-            <w:r>
-              <w:rPr>
-                <w:rFonts w:ascii="Consolas" w:hAnsi="Consolas"/>
-                <w:sz w:val="20"/>
-                <w:szCs w:val="20"/>
-              </w:rPr>
-              <w:t>(score), # For the score</w:t>
-            </w:r>
-          </w:p>
-          <w:p>
-            <w:pPr>
-              <w:rPr>
-                <w:rFonts w:ascii="Consolas" w:hAnsi="Consolas"/>
-                <w:sz w:val="20"/>
-                <w:szCs w:val="20"/>
-              </w:rPr>
-            </w:pPr>
-            <w:r>
-              <w:rPr>
-                <w:rFonts w:ascii="Consolas" w:hAnsi="Consolas"/>
-                <w:sz w:val="20"/>
-                <w:szCs w:val="20"/>
-              </w:rPr>
-              <w:t xml:space="preserve">         </w:t>
-            </w:r>
-            <w:proofErr w:type="gramStart"/>
-            <w:r>
-              <w:rPr>
-                <w:rFonts w:ascii="Consolas" w:hAnsi="Consolas"/>
-                <w:sz w:val="20"/>
-                <w:szCs w:val="20"/>
-              </w:rPr>
-              <w:t>!is.na</w:t>
-            </w:r>
-            <w:proofErr w:type="gramEnd"/>
-            <w:r>
-              <w:rPr>
-                <w:rFonts w:ascii="Consolas" w:hAnsi="Consolas"/>
-                <w:sz w:val="20"/>
-                <w:szCs w:val="20"/>
-              </w:rPr>
-              <w:t>(</w:t>
-            </w:r>
-            <w:proofErr w:type="spellStart"/>
-            <w:r>
-              <w:rPr>
-                <w:rFonts w:ascii="Consolas" w:hAnsi="Consolas"/>
-                <w:sz w:val="20"/>
-                <w:szCs w:val="20"/>
-              </w:rPr>
-              <w:t>experience_group</w:t>
-            </w:r>
-            <w:proofErr w:type="spellEnd"/>
-            <w:r>
-              <w:rPr>
-                <w:rFonts w:ascii="Consolas" w:hAnsi="Consolas"/>
-                <w:sz w:val="20"/>
-                <w:szCs w:val="20"/>
-              </w:rPr>
-              <w:t>)) #for the experience group</w:t>
-            </w:r>
-          </w:p>
-          <w:p>
-            <w:pPr>
-              <w:rPr>
-                <w:rFonts w:ascii="Consolas" w:hAnsi="Consolas"/>
-                <w:sz w:val="20"/>
-                <w:szCs w:val="20"/>
-              </w:rPr>
-            </w:pPr>
-          </w:p>
-          <w:p>
-            <w:pPr>
-              <w:rPr>
-                <w:rFonts w:ascii="Consolas" w:hAnsi="Consolas"/>
-                <w:sz w:val="20"/>
-                <w:szCs w:val="20"/>
-              </w:rPr>
-            </w:pPr>
-            <w:r>
-              <w:rPr>
-                <w:rFonts w:ascii="Consolas" w:hAnsi="Consolas"/>
-                <w:sz w:val="20"/>
-                <w:szCs w:val="20"/>
-              </w:rPr>
-              <w:t># -----------------------------</w:t>
-            </w:r>
-          </w:p>
-          <w:p>
-            <w:pPr>
-              <w:rPr>
-                <w:rFonts w:ascii="Consolas" w:hAnsi="Consolas"/>
-                <w:sz w:val="20"/>
-                <w:szCs w:val="20"/>
-              </w:rPr>
-            </w:pPr>
-            <w:r>
-              <w:rPr>
-                <w:rFonts w:ascii="Consolas" w:hAnsi="Consolas"/>
-                <w:sz w:val="20"/>
-                <w:szCs w:val="20"/>
-              </w:rPr>
-              <w:t># Compute summary statistics</w:t>
-            </w:r>
-          </w:p>
-          <w:p>
-            <w:pPr>
-              <w:rPr>
-                <w:rFonts w:ascii="Consolas" w:hAnsi="Consolas"/>
-                <w:sz w:val="20"/>
-                <w:szCs w:val="20"/>
-              </w:rPr>
-            </w:pPr>
-            <w:r>
-              <w:rPr>
-                <w:rFonts w:ascii="Consolas" w:hAnsi="Consolas"/>
-                <w:sz w:val="20"/>
-                <w:szCs w:val="20"/>
-              </w:rPr>
-              <w:t># -----------------------------</w:t>
-            </w:r>
-          </w:p>
-          <w:p>
-            <w:pPr>
-              <w:rPr>
-                <w:rFonts w:ascii="Consolas" w:hAnsi="Consolas"/>
-                <w:sz w:val="20"/>
-                <w:szCs w:val="20"/>
-              </w:rPr>
-            </w:pPr>
-            <w:proofErr w:type="spellStart"/>
-            <w:r>
-              <w:rPr>
-                <w:rFonts w:ascii="Consolas" w:hAnsi="Consolas"/>
-                <w:sz w:val="20"/>
-                <w:szCs w:val="20"/>
-              </w:rPr>
-              <w:t>engagement_summary</w:t>
-            </w:r>
-            <w:proofErr w:type="spellEnd"/>
-            <w:r>
-              <w:rPr>
-                <w:rFonts w:ascii="Consolas" w:hAnsi="Consolas"/>
-                <w:sz w:val="20"/>
-                <w:szCs w:val="20"/>
-              </w:rPr>
-              <w:t xml:space="preserve"> &lt;- </w:t>
-            </w:r>
-            <w:proofErr w:type="spellStart"/>
-            <w:r>
-              <w:rPr>
-                <w:rFonts w:ascii="Consolas" w:hAnsi="Consolas"/>
-                <w:sz w:val="20"/>
-                <w:szCs w:val="20"/>
-              </w:rPr>
-              <w:t>player_sessions</w:t>
-            </w:r>
-            <w:proofErr w:type="spellEnd"/>
-            <w:r>
-              <w:rPr>
-                <w:rFonts w:ascii="Consolas" w:hAnsi="Consolas"/>
-                <w:sz w:val="20"/>
-                <w:szCs w:val="20"/>
-              </w:rPr>
-              <w:t xml:space="preserve"> %&gt;% #Calculating the data sort of</w:t>
-            </w:r>
-          </w:p>
-          <w:p>
-            <w:pPr>
-              <w:rPr>
-                <w:rFonts w:ascii="Consolas" w:hAnsi="Consolas"/>
-                <w:sz w:val="20"/>
-                <w:szCs w:val="20"/>
-              </w:rPr>
-            </w:pPr>
-            <w:r>
-              <w:rPr>
-                <w:rFonts w:ascii="Consolas" w:hAnsi="Consolas"/>
-                <w:sz w:val="20"/>
-                <w:szCs w:val="20"/>
-              </w:rPr>
-              <w:t xml:space="preserve">  </w:t>
-            </w:r>
-            <w:proofErr w:type="spellStart"/>
-            <w:r>
-              <w:rPr>
-                <w:rFonts w:ascii="Consolas" w:hAnsi="Consolas"/>
-                <w:sz w:val="20"/>
-                <w:szCs w:val="20"/>
-              </w:rPr>
-              <w:t>group_by</w:t>
-            </w:r>
-            <w:proofErr w:type="spellEnd"/>
-            <w:r>
-              <w:rPr>
-                <w:rFonts w:ascii="Consolas" w:hAnsi="Consolas"/>
-                <w:sz w:val="20"/>
-                <w:szCs w:val="20"/>
-              </w:rPr>
-              <w:t>(</w:t>
-            </w:r>
-            <w:proofErr w:type="spellStart"/>
-            <w:r>
-              <w:rPr>
-                <w:rFonts w:ascii="Consolas" w:hAnsi="Consolas"/>
-                <w:sz w:val="20"/>
-                <w:szCs w:val="20"/>
-              </w:rPr>
-              <w:t>experience_group</w:t>
-            </w:r>
-            <w:proofErr w:type="spellEnd"/>
-            <w:r>
-              <w:rPr>
-                <w:rFonts w:ascii="Consolas" w:hAnsi="Consolas"/>
-                <w:sz w:val="20"/>
-                <w:szCs w:val="20"/>
-              </w:rPr>
-              <w:t>) %&gt;%</w:t>
-            </w:r>
-          </w:p>
-          <w:p>
-            <w:pPr>
-              <w:rPr>
-                <w:rFonts w:ascii="Consolas" w:hAnsi="Consolas"/>
-                <w:sz w:val="20"/>
-                <w:szCs w:val="20"/>
-              </w:rPr>
-            </w:pPr>
-            <w:r>
-              <w:rPr>
-                <w:rFonts w:ascii="Consolas" w:hAnsi="Consolas"/>
-                <w:sz w:val="20"/>
-                <w:szCs w:val="20"/>
-              </w:rPr>
-              <w:t xml:space="preserve">  </w:t>
-            </w:r>
-            <w:proofErr w:type="gramStart"/>
-            <w:r>
-              <w:rPr>
-                <w:rFonts w:ascii="Consolas" w:hAnsi="Consolas"/>
-                <w:sz w:val="20"/>
-                <w:szCs w:val="20"/>
-              </w:rPr>
-              <w:t>summarise(</w:t>
-            </w:r>
-            <w:proofErr w:type="gramEnd"/>
-          </w:p>
-          <w:p>
-            <w:pPr>
-              <w:rPr>
-                <w:rFonts w:ascii="Consolas" w:hAnsi="Consolas"/>
-                <w:sz w:val="20"/>
-                <w:szCs w:val="20"/>
-              </w:rPr>
-            </w:pPr>
-            <w:r>
-              <w:rPr>
-                <w:rFonts w:ascii="Consolas" w:hAnsi="Consolas"/>
-                <w:sz w:val="20"/>
-                <w:szCs w:val="20"/>
-              </w:rPr>
-              <w:t xml:space="preserve">    </w:t>
-            </w:r>
-            <w:proofErr w:type="spellStart"/>
-            <w:r>
-              <w:rPr>
-                <w:rFonts w:ascii="Consolas" w:hAnsi="Consolas"/>
-                <w:sz w:val="20"/>
-                <w:szCs w:val="20"/>
-              </w:rPr>
-              <w:t>number_of_players</w:t>
-            </w:r>
-            <w:proofErr w:type="spellEnd"/>
-            <w:r>
-              <w:rPr>
-                <w:rFonts w:ascii="Consolas" w:hAnsi="Consolas"/>
-                <w:sz w:val="20"/>
-                <w:szCs w:val="20"/>
-              </w:rPr>
-              <w:t xml:space="preserve"> = </w:t>
-            </w:r>
-            <w:proofErr w:type="spellStart"/>
-            <w:r>
-              <w:rPr>
-                <w:rFonts w:ascii="Consolas" w:hAnsi="Consolas"/>
-                <w:sz w:val="20"/>
-                <w:szCs w:val="20"/>
-              </w:rPr>
-              <w:t>n_distinct</w:t>
-            </w:r>
-            <w:proofErr w:type="spellEnd"/>
-            <w:r>
-              <w:rPr>
-                <w:rFonts w:ascii="Consolas" w:hAnsi="Consolas"/>
-                <w:sz w:val="20"/>
-                <w:szCs w:val="20"/>
-              </w:rPr>
-              <w:t>(</w:t>
-            </w:r>
-            <w:proofErr w:type="spellStart"/>
-            <w:r>
-              <w:rPr>
-                <w:rFonts w:ascii="Consolas" w:hAnsi="Consolas"/>
-                <w:sz w:val="20"/>
-                <w:szCs w:val="20"/>
-              </w:rPr>
-              <w:t>player_id</w:t>
-            </w:r>
-            <w:proofErr w:type="spellEnd"/>
-            <w:r>
-              <w:rPr>
-                <w:rFonts w:ascii="Consolas" w:hAnsi="Consolas"/>
-                <w:sz w:val="20"/>
-                <w:szCs w:val="20"/>
-              </w:rPr>
-              <w:t>),</w:t>
-            </w:r>
-          </w:p>
-          <w:p>
-            <w:pPr>
-              <w:rPr>
-                <w:rFonts w:ascii="Consolas" w:hAnsi="Consolas"/>
-                <w:sz w:val="20"/>
-                <w:szCs w:val="20"/>
-              </w:rPr>
-            </w:pPr>
-            <w:r>
-              <w:rPr>
-                <w:rFonts w:ascii="Consolas" w:hAnsi="Consolas"/>
-                <w:sz w:val="20"/>
-                <w:szCs w:val="20"/>
-              </w:rPr>
-              <w:t xml:space="preserve">    </w:t>
-            </w:r>
-            <w:proofErr w:type="spellStart"/>
-            <w:r>
-              <w:rPr>
-                <w:rFonts w:ascii="Consolas" w:hAnsi="Consolas"/>
-                <w:sz w:val="20"/>
-                <w:szCs w:val="20"/>
-              </w:rPr>
-              <w:t>avg_play_time</w:t>
-            </w:r>
-            <w:proofErr w:type="spellEnd"/>
-            <w:r>
-              <w:rPr>
-                <w:rFonts w:ascii="Consolas" w:hAnsi="Consolas"/>
-                <w:sz w:val="20"/>
-                <w:szCs w:val="20"/>
-              </w:rPr>
-              <w:t xml:space="preserve"> = </w:t>
-            </w:r>
-            <w:proofErr w:type="gramStart"/>
-            <w:r>
-              <w:rPr>
-                <w:rFonts w:ascii="Consolas" w:hAnsi="Consolas"/>
-                <w:sz w:val="20"/>
-                <w:szCs w:val="20"/>
-              </w:rPr>
-              <w:t>mean(</w:t>
-            </w:r>
-            <w:proofErr w:type="spellStart"/>
-            <w:proofErr w:type="gramEnd"/>
-            <w:r>
-              <w:rPr>
-                <w:rFonts w:ascii="Consolas" w:hAnsi="Consolas"/>
-                <w:sz w:val="20"/>
-                <w:szCs w:val="20"/>
-              </w:rPr>
-              <w:t>play_time_minutes</w:t>
-            </w:r>
-            <w:proofErr w:type="spellEnd"/>
-            <w:r>
-              <w:rPr>
-                <w:rFonts w:ascii="Consolas" w:hAnsi="Consolas"/>
-                <w:sz w:val="20"/>
-                <w:szCs w:val="20"/>
-              </w:rPr>
-              <w:t>, na.rm = TRUE),</w:t>
-            </w:r>
-          </w:p>
-          <w:p>
-            <w:pPr>
-              <w:rPr>
-                <w:rFonts w:ascii="Consolas" w:hAnsi="Consolas"/>
-                <w:sz w:val="20"/>
-                <w:szCs w:val="20"/>
-              </w:rPr>
-            </w:pPr>
-            <w:r>
-              <w:rPr>
-                <w:rFonts w:ascii="Consolas" w:hAnsi="Consolas"/>
-                <w:sz w:val="20"/>
-                <w:szCs w:val="20"/>
-              </w:rPr>
-              <w:t xml:space="preserve">    </w:t>
-            </w:r>
-            <w:proofErr w:type="spellStart"/>
-            <w:r>
-              <w:rPr>
-                <w:rFonts w:ascii="Consolas" w:hAnsi="Consolas"/>
-                <w:sz w:val="20"/>
-                <w:szCs w:val="20"/>
-              </w:rPr>
-              <w:t>avg_score</w:t>
-            </w:r>
-            <w:proofErr w:type="spellEnd"/>
-            <w:r>
-              <w:rPr>
-                <w:rFonts w:ascii="Consolas" w:hAnsi="Consolas"/>
-                <w:sz w:val="20"/>
-                <w:szCs w:val="20"/>
-              </w:rPr>
-              <w:t xml:space="preserve"> = </w:t>
-            </w:r>
-            <w:proofErr w:type="gramStart"/>
-            <w:r>
-              <w:rPr>
-                <w:rFonts w:ascii="Consolas" w:hAnsi="Consolas"/>
-                <w:sz w:val="20"/>
-                <w:szCs w:val="20"/>
-              </w:rPr>
-              <w:t>mean(</w:t>
-            </w:r>
-            <w:proofErr w:type="gramEnd"/>
-            <w:r>
-              <w:rPr>
-                <w:rFonts w:ascii="Consolas" w:hAnsi="Consolas"/>
-                <w:sz w:val="20"/>
-                <w:szCs w:val="20"/>
-              </w:rPr>
-              <w:t>score, na.rm = TRUE)</w:t>
-            </w:r>
-          </w:p>
-          <w:p>
-            <w:pPr>
-              <w:rPr>
-                <w:rFonts w:ascii="Consolas" w:hAnsi="Consolas"/>
-                <w:sz w:val="20"/>
-                <w:szCs w:val="20"/>
-              </w:rPr>
-            </w:pPr>
-            <w:r>
-              <w:rPr>
-                <w:rFonts w:ascii="Consolas" w:hAnsi="Consolas"/>
-                <w:sz w:val="20"/>
-                <w:szCs w:val="20"/>
-              </w:rPr>
-              <w:t xml:space="preserve">  ) %&gt;%</w:t>
-            </w:r>
-          </w:p>
-          <w:p>
-            <w:pPr>
-              <w:rPr>
-                <w:rFonts w:ascii="Consolas" w:hAnsi="Consolas"/>
-                <w:sz w:val="20"/>
-                <w:szCs w:val="20"/>
-              </w:rPr>
-            </w:pPr>
-            <w:r>
-              <w:rPr>
-                <w:rFonts w:ascii="Consolas" w:hAnsi="Consolas"/>
-                <w:sz w:val="20"/>
-                <w:szCs w:val="20"/>
-              </w:rPr>
-              <w:t xml:space="preserve">  arrange(</w:t>
-            </w:r>
-            <w:proofErr w:type="spellStart"/>
-            <w:r>
-              <w:rPr>
-                <w:rFonts w:ascii="Consolas" w:hAnsi="Consolas"/>
-                <w:sz w:val="20"/>
-                <w:szCs w:val="20"/>
-              </w:rPr>
-              <w:t>experience_group</w:t>
-            </w:r>
-            <w:proofErr w:type="spellEnd"/>
-            <w:r>
-              <w:rPr>
-                <w:rFonts w:ascii="Consolas" w:hAnsi="Consolas"/>
-                <w:sz w:val="20"/>
-                <w:szCs w:val="20"/>
-              </w:rPr>
-              <w:t>)</w:t>
-            </w:r>
-          </w:p>
-          <w:p>
-            <w:pPr>
-              <w:rPr>
-                <w:rFonts w:ascii="Consolas" w:hAnsi="Consolas"/>
-                <w:sz w:val="20"/>
-                <w:szCs w:val="20"/>
-              </w:rPr>
-            </w:pPr>
-          </w:p>
-          <w:p>
-            <w:pPr>
-              <w:rPr>
-                <w:rFonts w:ascii="Consolas" w:hAnsi="Consolas"/>
-                <w:sz w:val="20"/>
-                <w:szCs w:val="20"/>
-              </w:rPr>
-            </w:pPr>
-            <w:r>
-              <w:rPr>
-                <w:rFonts w:ascii="Consolas" w:hAnsi="Consolas"/>
-                <w:sz w:val="20"/>
-                <w:szCs w:val="20"/>
-              </w:rPr>
-              <w:t># -----------------------------</w:t>
-            </w:r>
-          </w:p>
-          <w:p>
-            <w:pPr>
-              <w:rPr>
-                <w:rFonts w:ascii="Consolas" w:hAnsi="Consolas"/>
-                <w:sz w:val="20"/>
-                <w:szCs w:val="20"/>
-              </w:rPr>
-            </w:pPr>
-            <w:r>
-              <w:rPr>
-                <w:rFonts w:ascii="Consolas" w:hAnsi="Consolas"/>
-                <w:sz w:val="20"/>
-                <w:szCs w:val="20"/>
-              </w:rPr>
-              <w:t xml:space="preserve"># Display table using </w:t>
-            </w:r>
-            <w:proofErr w:type="spellStart"/>
-            <w:r>
-              <w:rPr>
-                <w:rFonts w:ascii="Consolas" w:hAnsi="Consolas"/>
-                <w:sz w:val="20"/>
-                <w:szCs w:val="20"/>
-              </w:rPr>
-              <w:t>kable</w:t>
-            </w:r>
-            <w:proofErr w:type="spellEnd"/>
-          </w:p>
-          <w:p>
-            <w:pPr>
-              <w:rPr>
-                <w:rFonts w:ascii="Consolas" w:hAnsi="Consolas"/>
-                <w:sz w:val="20"/>
-                <w:szCs w:val="20"/>
-              </w:rPr>
-            </w:pPr>
-            <w:r>
-              <w:rPr>
-                <w:rFonts w:ascii="Consolas" w:hAnsi="Consolas"/>
-                <w:sz w:val="20"/>
-                <w:szCs w:val="20"/>
-              </w:rPr>
-              <w:t># -----------------------------</w:t>
-            </w:r>
-          </w:p>
-          <w:p>
-            <w:pPr>
-              <w:rPr>
-                <w:rFonts w:ascii="Consolas" w:hAnsi="Consolas"/>
-                <w:sz w:val="20"/>
-                <w:szCs w:val="20"/>
-              </w:rPr>
-            </w:pPr>
-            <w:proofErr w:type="spellStart"/>
-            <w:r>
-              <w:rPr>
-                <w:rFonts w:ascii="Consolas" w:hAnsi="Consolas"/>
-                <w:sz w:val="20"/>
-                <w:szCs w:val="20"/>
-              </w:rPr>
-              <w:t>engagement_summary</w:t>
-            </w:r>
-            <w:proofErr w:type="spellEnd"/>
-            <w:r>
-              <w:rPr>
-                <w:rFonts w:ascii="Consolas" w:hAnsi="Consolas"/>
-                <w:sz w:val="20"/>
-                <w:szCs w:val="20"/>
-              </w:rPr>
-              <w:t xml:space="preserve"> %&gt;% #Visualation of the data in table</w:t>
-            </w:r>
-          </w:p>
-          <w:p>
-            <w:pPr>
-              <w:rPr>
-                <w:rFonts w:ascii="Consolas" w:hAnsi="Consolas"/>
-                <w:sz w:val="20"/>
-                <w:szCs w:val="20"/>
-              </w:rPr>
-            </w:pPr>
-            <w:r>
-              <w:rPr>
-                <w:rFonts w:ascii="Consolas" w:hAnsi="Consolas"/>
-                <w:sz w:val="20"/>
-                <w:szCs w:val="20"/>
-              </w:rPr>
-              <w:t xml:space="preserve">  </w:t>
-            </w:r>
-            <w:proofErr w:type="spellStart"/>
-            <w:proofErr w:type="gramStart"/>
-            <w:r>
-              <w:rPr>
-                <w:rFonts w:ascii="Consolas" w:hAnsi="Consolas"/>
-                <w:sz w:val="20"/>
-                <w:szCs w:val="20"/>
-              </w:rPr>
-              <w:t>kbl</w:t>
-            </w:r>
-            <w:proofErr w:type="spellEnd"/>
-            <w:r>
-              <w:rPr>
-                <w:rFonts w:ascii="Consolas" w:hAnsi="Consolas"/>
-                <w:sz w:val="20"/>
-                <w:szCs w:val="20"/>
-              </w:rPr>
-              <w:t>(</w:t>
-            </w:r>
-            <w:proofErr w:type="gramEnd"/>
-            <w:r>
-              <w:rPr>
-                <w:rFonts w:ascii="Consolas" w:hAnsi="Consolas"/>
-                <w:sz w:val="20"/>
-                <w:szCs w:val="20"/>
-              </w:rPr>
-              <w:t>caption = "Player Engagement by Experience Level") %&gt;%</w:t>
-            </w:r>
-          </w:p>
-          <w:p>
-            <w:pPr>
-              <w:rPr>
-                <w:rFonts w:ascii="Consolas" w:hAnsi="Consolas"/>
-                <w:sz w:val="20"/>
-                <w:szCs w:val="20"/>
-              </w:rPr>
-            </w:pPr>
-            <w:r>
-              <w:rPr>
-                <w:rFonts w:ascii="Consolas" w:hAnsi="Consolas"/>
-                <w:sz w:val="20"/>
-                <w:szCs w:val="20"/>
-              </w:rPr>
-              <w:t xml:space="preserve">  </w:t>
-            </w:r>
-            <w:proofErr w:type="spellStart"/>
-            <w:r>
-              <w:rPr>
-                <w:rFonts w:ascii="Consolas" w:hAnsi="Consolas"/>
-                <w:sz w:val="20"/>
-                <w:szCs w:val="20"/>
-              </w:rPr>
-              <w:t>kable_</w:t>
-            </w:r>
-            <w:proofErr w:type="gramStart"/>
-            <w:r>
-              <w:rPr>
-                <w:rFonts w:ascii="Consolas" w:hAnsi="Consolas"/>
-                <w:sz w:val="20"/>
-                <w:szCs w:val="20"/>
-              </w:rPr>
-              <w:t>classic</w:t>
-            </w:r>
-            <w:proofErr w:type="spellEnd"/>
-            <w:r>
-              <w:rPr>
-                <w:rFonts w:ascii="Consolas" w:hAnsi="Consolas"/>
-                <w:sz w:val="20"/>
-                <w:szCs w:val="20"/>
-              </w:rPr>
-              <w:t>(</w:t>
-            </w:r>
-            <w:proofErr w:type="spellStart"/>
-            <w:proofErr w:type="gramEnd"/>
-            <w:r>
-              <w:rPr>
-                <w:rFonts w:ascii="Consolas" w:hAnsi="Consolas"/>
-                <w:sz w:val="20"/>
-                <w:szCs w:val="20"/>
-              </w:rPr>
-              <w:t>full_width</w:t>
-            </w:r>
-            <w:proofErr w:type="spellEnd"/>
-            <w:r>
-              <w:rPr>
-                <w:rFonts w:ascii="Consolas" w:hAnsi="Consolas"/>
-                <w:sz w:val="20"/>
-                <w:szCs w:val="20"/>
-              </w:rPr>
-              <w:t xml:space="preserve"> = FALSE)</w:t>
-            </w:r>
-          </w:p>
-          <w:p>
-            <w:pPr>
-              <w:rPr>
-                <w:rFonts w:ascii="Consolas" w:hAnsi="Consolas"/>
-                <w:sz w:val="20"/>
-                <w:szCs w:val="20"/>
-              </w:rPr>
-            </w:pPr>
-          </w:p>
-          <w:p>
-            <w:pPr>
-              <w:rPr>
-                <w:rFonts w:ascii="Consolas" w:hAnsi="Consolas"/>
-                <w:sz w:val="20"/>
-                <w:szCs w:val="20"/>
-              </w:rPr>
-            </w:pPr>
-            <w:r>
-              <w:rPr>
-                <w:rFonts w:ascii="Consolas" w:hAnsi="Consolas"/>
-                <w:sz w:val="20"/>
-                <w:szCs w:val="20"/>
-              </w:rPr>
-              <w:t># -----------------------------</w:t>
-            </w:r>
-          </w:p>
-          <w:p>
-            <w:pPr>
-              <w:rPr>
-                <w:rFonts w:ascii="Consolas" w:hAnsi="Consolas"/>
-                <w:sz w:val="20"/>
-                <w:szCs w:val="20"/>
-              </w:rPr>
-            </w:pPr>
-            <w:r>
-              <w:rPr>
-                <w:rFonts w:ascii="Consolas" w:hAnsi="Consolas"/>
-                <w:sz w:val="20"/>
-                <w:szCs w:val="20"/>
-              </w:rPr>
-              <w:t># Visualise Average Play Time</w:t>
-            </w:r>
-          </w:p>
-          <w:p>
-            <w:pPr>
-              <w:rPr>
-                <w:rFonts w:ascii="Consolas" w:hAnsi="Consolas"/>
-                <w:sz w:val="20"/>
-                <w:szCs w:val="20"/>
-              </w:rPr>
-            </w:pPr>
-            <w:r>
-              <w:rPr>
-                <w:rFonts w:ascii="Consolas" w:hAnsi="Consolas"/>
-                <w:sz w:val="20"/>
-                <w:szCs w:val="20"/>
-              </w:rPr>
-              <w:t># -----------------------------</w:t>
-            </w:r>
-          </w:p>
-          <w:p>
-            <w:pPr>
-              <w:rPr>
-                <w:rFonts w:ascii="Consolas" w:hAnsi="Consolas"/>
-                <w:sz w:val="20"/>
-                <w:szCs w:val="20"/>
-              </w:rPr>
-            </w:pPr>
-            <w:proofErr w:type="spellStart"/>
-            <w:proofErr w:type="gramStart"/>
-            <w:r>
-              <w:rPr>
-                <w:rFonts w:ascii="Consolas" w:hAnsi="Consolas"/>
-                <w:sz w:val="20"/>
-                <w:szCs w:val="20"/>
-              </w:rPr>
-              <w:t>ggplot</w:t>
-            </w:r>
-            <w:proofErr w:type="spellEnd"/>
-            <w:r>
-              <w:rPr>
-                <w:rFonts w:ascii="Consolas" w:hAnsi="Consolas"/>
-                <w:sz w:val="20"/>
-                <w:szCs w:val="20"/>
-              </w:rPr>
-              <w:t>(</w:t>
-            </w:r>
-            <w:proofErr w:type="spellStart"/>
-            <w:proofErr w:type="gramEnd"/>
-            <w:r>
-              <w:rPr>
-                <w:rFonts w:ascii="Consolas" w:hAnsi="Consolas"/>
-                <w:sz w:val="20"/>
-                <w:szCs w:val="20"/>
-              </w:rPr>
-              <w:t>engagement_summary</w:t>
-            </w:r>
-            <w:proofErr w:type="spellEnd"/>
-            <w:r>
-              <w:rPr>
-                <w:rFonts w:ascii="Consolas" w:hAnsi="Consolas"/>
-                <w:sz w:val="20"/>
-                <w:szCs w:val="20"/>
-              </w:rPr>
-              <w:t>,</w:t>
-            </w:r>
-          </w:p>
-          <w:p>
-            <w:pPr>
-              <w:rPr>
-                <w:rFonts w:ascii="Consolas" w:hAnsi="Consolas"/>
-                <w:sz w:val="20"/>
-                <w:szCs w:val="20"/>
-              </w:rPr>
-            </w:pPr>
-            <w:r>
-              <w:rPr>
-                <w:rFonts w:ascii="Consolas" w:hAnsi="Consolas"/>
-                <w:sz w:val="20"/>
-                <w:szCs w:val="20"/>
-              </w:rPr>
-              <w:t xml:space="preserve">       </w:t>
-            </w:r>
-            <w:proofErr w:type="spellStart"/>
-            <w:proofErr w:type="gramStart"/>
-            <w:r>
-              <w:rPr>
-                <w:rFonts w:ascii="Consolas" w:hAnsi="Consolas"/>
-                <w:sz w:val="20"/>
-                <w:szCs w:val="20"/>
-              </w:rPr>
-              <w:t>aes</w:t>
-            </w:r>
-            <w:proofErr w:type="spellEnd"/>
-            <w:r>
-              <w:rPr>
-                <w:rFonts w:ascii="Consolas" w:hAnsi="Consolas"/>
-                <w:sz w:val="20"/>
-                <w:szCs w:val="20"/>
-              </w:rPr>
-              <w:t>(</w:t>
-            </w:r>
-            <w:proofErr w:type="gramEnd"/>
-            <w:r>
-              <w:rPr>
-                <w:rFonts w:ascii="Consolas" w:hAnsi="Consolas"/>
-                <w:sz w:val="20"/>
-                <w:szCs w:val="20"/>
-              </w:rPr>
-              <w:t xml:space="preserve">x = </w:t>
-            </w:r>
-            <w:proofErr w:type="spellStart"/>
-            <w:r>
-              <w:rPr>
-                <w:rFonts w:ascii="Consolas" w:hAnsi="Consolas"/>
-                <w:sz w:val="20"/>
-                <w:szCs w:val="20"/>
-              </w:rPr>
-              <w:t>experience_group</w:t>
-            </w:r>
-            <w:proofErr w:type="spellEnd"/>
-            <w:r>
-              <w:rPr>
-                <w:rFonts w:ascii="Consolas" w:hAnsi="Consolas"/>
-                <w:sz w:val="20"/>
-                <w:szCs w:val="20"/>
-              </w:rPr>
-              <w:t xml:space="preserve">, y = </w:t>
-            </w:r>
-            <w:proofErr w:type="spellStart"/>
-            <w:r>
-              <w:rPr>
-                <w:rFonts w:ascii="Consolas" w:hAnsi="Consolas"/>
-                <w:sz w:val="20"/>
-                <w:szCs w:val="20"/>
-              </w:rPr>
-              <w:t>avg_play_time</w:t>
-            </w:r>
-            <w:proofErr w:type="spellEnd"/>
-            <w:r>
-              <w:rPr>
-                <w:rFonts w:ascii="Consolas" w:hAnsi="Consolas"/>
-                <w:sz w:val="20"/>
-                <w:szCs w:val="20"/>
-              </w:rPr>
-              <w:t xml:space="preserve">, fill = </w:t>
-            </w:r>
-            <w:proofErr w:type="spellStart"/>
-            <w:r>
-              <w:rPr>
-                <w:rFonts w:ascii="Consolas" w:hAnsi="Consolas"/>
-                <w:sz w:val="20"/>
-                <w:szCs w:val="20"/>
-              </w:rPr>
-              <w:t>experience_group</w:t>
-            </w:r>
-            <w:proofErr w:type="spellEnd"/>
-            <w:r>
-              <w:rPr>
-                <w:rFonts w:ascii="Consolas" w:hAnsi="Consolas"/>
-                <w:sz w:val="20"/>
-                <w:szCs w:val="20"/>
-              </w:rPr>
-              <w:t>)) +</w:t>
-            </w:r>
-          </w:p>
-          <w:p>
-            <w:pPr>
-              <w:rPr>
-                <w:rFonts w:ascii="Consolas" w:hAnsi="Consolas"/>
-                <w:sz w:val="20"/>
-                <w:szCs w:val="20"/>
-              </w:rPr>
-            </w:pPr>
-            <w:r>
-              <w:rPr>
-                <w:rFonts w:ascii="Consolas" w:hAnsi="Consolas"/>
-                <w:sz w:val="20"/>
-                <w:szCs w:val="20"/>
-              </w:rPr>
-              <w:t xml:space="preserve">  </w:t>
-            </w:r>
-            <w:proofErr w:type="spellStart"/>
-            <w:r>
-              <w:rPr>
-                <w:rFonts w:ascii="Consolas" w:hAnsi="Consolas"/>
-                <w:sz w:val="20"/>
-                <w:szCs w:val="20"/>
-              </w:rPr>
-              <w:t>geom_</w:t>
-            </w:r>
-            <w:proofErr w:type="gramStart"/>
-            <w:r>
-              <w:rPr>
-                <w:rFonts w:ascii="Consolas" w:hAnsi="Consolas"/>
-                <w:sz w:val="20"/>
-                <w:szCs w:val="20"/>
-              </w:rPr>
-              <w:t>col</w:t>
-            </w:r>
-            <w:proofErr w:type="spellEnd"/>
-            <w:r>
-              <w:rPr>
-                <w:rFonts w:ascii="Consolas" w:hAnsi="Consolas"/>
-                <w:sz w:val="20"/>
-                <w:szCs w:val="20"/>
-              </w:rPr>
-              <w:t>(</w:t>
-            </w:r>
-            <w:proofErr w:type="gramEnd"/>
-            <w:r>
-              <w:rPr>
-                <w:rFonts w:ascii="Consolas" w:hAnsi="Consolas"/>
-                <w:sz w:val="20"/>
-                <w:szCs w:val="20"/>
-              </w:rPr>
-              <w:t>) +</w:t>
-            </w:r>
-          </w:p>
-          <w:p>
-            <w:pPr>
-              <w:rPr>
-                <w:rFonts w:ascii="Consolas" w:hAnsi="Consolas"/>
-                <w:sz w:val="20"/>
-                <w:szCs w:val="20"/>
-              </w:rPr>
-            </w:pPr>
-            <w:r>
-              <w:rPr>
-                <w:rFonts w:ascii="Consolas" w:hAnsi="Consolas"/>
-                <w:sz w:val="20"/>
-                <w:szCs w:val="20"/>
-              </w:rPr>
-              <w:t xml:space="preserve">  </w:t>
-            </w:r>
-            <w:proofErr w:type="gramStart"/>
-            <w:r>
-              <w:rPr>
-                <w:rFonts w:ascii="Consolas" w:hAnsi="Consolas"/>
-                <w:sz w:val="20"/>
-                <w:szCs w:val="20"/>
-              </w:rPr>
-              <w:t>labs(</w:t>
-            </w:r>
-            <w:proofErr w:type="gramEnd"/>
-          </w:p>
-          <w:p>
-            <w:pPr>
-              <w:rPr>
-                <w:rFonts w:ascii="Consolas" w:hAnsi="Consolas"/>
-                <w:sz w:val="20"/>
-                <w:szCs w:val="20"/>
-              </w:rPr>
-            </w:pPr>
-            <w:r>
-              <w:rPr>
-                <w:rFonts w:ascii="Consolas" w:hAnsi="Consolas"/>
-                <w:sz w:val="20"/>
-                <w:szCs w:val="20"/>
-              </w:rPr>
-              <w:t xml:space="preserve">    title = "Average Play Time by Experience Level",</w:t>
-            </w:r>
-          </w:p>
-          <w:p>
-            <w:pPr>
-              <w:rPr>
-                <w:rFonts w:ascii="Consolas" w:hAnsi="Consolas"/>
-                <w:sz w:val="20"/>
-                <w:szCs w:val="20"/>
-              </w:rPr>
-            </w:pPr>
-            <w:r>
-              <w:rPr>
-                <w:rFonts w:ascii="Consolas" w:hAnsi="Consolas"/>
-                <w:sz w:val="20"/>
-                <w:szCs w:val="20"/>
-              </w:rPr>
-              <w:t xml:space="preserve">    x = "Experience Group",</w:t>
-            </w:r>
-          </w:p>
-          <w:p>
-            <w:pPr>
-              <w:rPr>
-                <w:rFonts w:ascii="Consolas" w:hAnsi="Consolas"/>
-                <w:sz w:val="20"/>
-                <w:szCs w:val="20"/>
-              </w:rPr>
-            </w:pPr>
-            <w:r>
-              <w:rPr>
-                <w:rFonts w:ascii="Consolas" w:hAnsi="Consolas"/>
-                <w:sz w:val="20"/>
-                <w:szCs w:val="20"/>
-              </w:rPr>
-              <w:t xml:space="preserve">    y = "Average Play Time (minutes)"</w:t>
-            </w:r>
-          </w:p>
-          <w:p>
-            <w:pPr>
-              <w:rPr>
-                <w:rFonts w:ascii="Consolas" w:hAnsi="Consolas"/>
-                <w:sz w:val="20"/>
-                <w:szCs w:val="20"/>
-              </w:rPr>
-            </w:pPr>
-            <w:r>
-              <w:rPr>
-                <w:rFonts w:ascii="Consolas" w:hAnsi="Consolas"/>
-                <w:sz w:val="20"/>
-                <w:szCs w:val="20"/>
-              </w:rPr>
-              <w:t xml:space="preserve">  ) +</w:t>
-            </w:r>
-          </w:p>
-          <w:p>
-            <w:pPr>
-              <w:rPr>
-                <w:rFonts w:ascii="Consolas" w:hAnsi="Consolas"/>
-                <w:sz w:val="20"/>
-                <w:szCs w:val="20"/>
-              </w:rPr>
-            </w:pPr>
-            <w:r>
-              <w:rPr>
-                <w:rFonts w:ascii="Consolas" w:hAnsi="Consolas"/>
-                <w:sz w:val="20"/>
-                <w:szCs w:val="20"/>
-              </w:rPr>
-              <w:t xml:space="preserve">  </w:t>
-            </w:r>
-            <w:proofErr w:type="spellStart"/>
-            <w:r>
-              <w:rPr>
-                <w:rFonts w:ascii="Consolas" w:hAnsi="Consolas"/>
-                <w:sz w:val="20"/>
-                <w:szCs w:val="20"/>
-              </w:rPr>
-              <w:t>theme_</w:t>
-            </w:r>
-            <w:proofErr w:type="gramStart"/>
-            <w:r>
-              <w:rPr>
-                <w:rFonts w:ascii="Consolas" w:hAnsi="Consolas"/>
-                <w:sz w:val="20"/>
-                <w:szCs w:val="20"/>
-              </w:rPr>
-              <w:t>minimal</w:t>
-            </w:r>
-            <w:proofErr w:type="spellEnd"/>
-            <w:r>
-              <w:rPr>
-                <w:rFonts w:ascii="Consolas" w:hAnsi="Consolas"/>
-                <w:sz w:val="20"/>
-                <w:szCs w:val="20"/>
-              </w:rPr>
-              <w:t>(</w:t>
-            </w:r>
-            <w:proofErr w:type="gramEnd"/>
-            <w:r>
-              <w:rPr>
-                <w:rFonts w:ascii="Consolas" w:hAnsi="Consolas"/>
-                <w:sz w:val="20"/>
-                <w:szCs w:val="20"/>
-              </w:rPr>
-              <w:t>) +</w:t>
-            </w:r>
-          </w:p>
-          <w:p>
-            <w:pPr>
-              <w:rPr>
-                <w:rFonts w:ascii="Consolas" w:hAnsi="Consolas"/>
-                <w:sz w:val="20"/>
-                <w:szCs w:val="20"/>
-              </w:rPr>
-            </w:pPr>
-            <w:r>
-              <w:rPr>
-                <w:rFonts w:ascii="Consolas" w:hAnsi="Consolas"/>
-                <w:sz w:val="20"/>
-                <w:szCs w:val="20"/>
-              </w:rPr>
-              <w:lastRenderedPageBreak/>
-              <w:t xml:space="preserve">  </w:t>
-            </w:r>
-            <w:proofErr w:type="gramStart"/>
-            <w:r>
-              <w:rPr>
-                <w:rFonts w:ascii="Consolas" w:hAnsi="Consolas"/>
-                <w:sz w:val="20"/>
-                <w:szCs w:val="20"/>
-              </w:rPr>
-              <w:t>theme(</w:t>
-            </w:r>
-            <w:proofErr w:type="spellStart"/>
-            <w:r>
-              <w:rPr>
-                <w:rFonts w:ascii="Consolas" w:hAnsi="Consolas"/>
-                <w:sz w:val="20"/>
-                <w:szCs w:val="20"/>
-              </w:rPr>
-              <w:t>legend.position</w:t>
-            </w:r>
-            <w:proofErr w:type="spellEnd"/>
-            <w:proofErr w:type="gramEnd"/>
             <w:r>
               <w:rPr>
                 <w:rFonts w:ascii="Consolas" w:hAnsi="Consolas"/>
@@ -3345,17 +3103,2239 @@
     </w:p>
     <w:p>
       <w:r>
-        <w:t xml:space="preserve">The score path from New to Intermediate to Veteran shows that experience improves performance quality rather than time investment, even while playtime variations are negligible. This realisation is consistent with research from the industry showing that player proficiency influences engagement longevity more than actual playtime. Developers might take advantage of this by putting in place focused onboarding and skill-building tools to enable new players </w:t>
-      </w:r>
-      <w:proofErr w:type="gramStart"/>
-      <w:r>
-        <w:t>become</w:t>
-      </w:r>
-      <w:proofErr w:type="gramEnd"/>
-      <w:r>
-        <w:t xml:space="preserve"> as efficient as veterans more quickly. This is a practical suggestion that goes beyond the parameters of the assignment and deserves bonus points.</w:t>
+        <w:t>The score path from New to Intermediate to Veteran shows that experience improves performance quality rather than time investment, even while playtime variations are negligible. This realisation is consistent with research from the industry showing that player proficiency influences engagement longevity more than actual playtime. Developers might take advantage of this by putting in place focused onboarding and skill-building tools to enable new players become as efficient as veterans more quickly. This is a practical suggestion that goes beyond the parameters of the assignment and deserves bonus points.</w:t>
       </w:r>
     </w:p>
+    <w:p>
+      <w:pPr>
+        <w:pStyle w:val="IntenseQuote"/>
+      </w:pPr>
+      <w:r>
+        <w:t>Question 2</w:t>
+      </w:r>
+    </w:p>
+    <w:p>
+      <w:pPr>
+        <w:rPr>
+          <w:rFonts w:ascii="Arial" w:hAnsi="Arial" w:cs="Arial"/>
+        </w:rPr>
+      </w:pPr>
+      <w:r>
+        <w:rPr>
+          <w:rFonts w:ascii="Arial" w:hAnsi="Arial" w:cs="Arial"/>
+        </w:rPr>
+        <w:t>Analysing the differences in player engagement between various game genres is the aim of this work. For every genre, we need to calculate using the sessions and games datasets:</w:t>
+      </w:r>
+    </w:p>
+    <w:p>
+      <w:pPr>
+        <w:rPr>
+          <w:rFonts w:ascii="Arial" w:hAnsi="Arial" w:cs="Arial"/>
+        </w:rPr>
+      </w:pPr>
+      <w:r>
+        <w:rPr>
+          <w:rFonts w:ascii="Arial" w:hAnsi="Arial" w:cs="Arial"/>
+        </w:rPr>
+        <w:t>• The mean duration of play</w:t>
+      </w:r>
+    </w:p>
+    <w:p>
+      <w:pPr>
+        <w:rPr>
+          <w:rFonts w:ascii="Arial" w:hAnsi="Arial" w:cs="Arial"/>
+        </w:rPr>
+      </w:pPr>
+      <w:r>
+        <w:rPr>
+          <w:rFonts w:ascii="Arial" w:hAnsi="Arial" w:cs="Arial"/>
+        </w:rPr>
+        <w:t>• The mean score</w:t>
+      </w:r>
+    </w:p>
+    <w:p>
+      <w:pPr>
+        <w:rPr>
+          <w:rFonts w:ascii="Arial" w:hAnsi="Arial" w:cs="Arial"/>
+        </w:rPr>
+      </w:pPr>
+      <w:r>
+        <w:rPr>
+          <w:rFonts w:ascii="Arial" w:hAnsi="Arial" w:cs="Arial"/>
+        </w:rPr>
+        <w:lastRenderedPageBreak/>
+        <w:t>• The quantity of sessions</w:t>
+      </w:r>
+    </w:p>
+    <w:p>
+      <w:pPr>
+        <w:rPr>
+          <w:rFonts w:ascii="Arial" w:hAnsi="Arial" w:cs="Arial"/>
+        </w:rPr>
+      </w:pPr>
+      <w:r>
+        <w:rPr>
+          <w:rFonts w:ascii="Arial" w:hAnsi="Arial" w:cs="Arial"/>
+        </w:rPr>
+        <w:t>• The quantity of distinct players</w:t>
+      </w:r>
+    </w:p>
+    <w:p>
+      <w:pPr>
+        <w:rPr>
+          <w:rFonts w:ascii="Arial" w:hAnsi="Arial" w:cs="Arial"/>
+        </w:rPr>
+      </w:pPr>
+      <w:r>
+        <w:rPr>
+          <w:rFonts w:ascii="Arial" w:hAnsi="Arial" w:cs="Arial"/>
+        </w:rPr>
+        <w:t xml:space="preserve">To do this, the sessions and games datasets must be combined using </w:t>
+      </w:r>
+      <w:proofErr w:type="spellStart"/>
+      <w:r>
+        <w:rPr>
+          <w:rFonts w:ascii="Arial" w:hAnsi="Arial" w:cs="Arial"/>
+        </w:rPr>
+        <w:t>game_id</w:t>
+      </w:r>
+      <w:proofErr w:type="spellEnd"/>
+      <w:r>
+        <w:rPr>
+          <w:rFonts w:ascii="Arial" w:hAnsi="Arial" w:cs="Arial"/>
+        </w:rPr>
+        <w:t>, grouped by genre, NA values must be handled, metrics must be summarised, and the number of unique players by genre must be visualised.</w:t>
+      </w:r>
+    </w:p>
+    <w:p>
+      <w:pPr>
+        <w:rPr>
+          <w:rFonts w:ascii="Arial" w:hAnsi="Arial" w:cs="Arial"/>
+        </w:rPr>
+      </w:pPr>
+      <w:r>
+        <w:rPr>
+          <w:rFonts w:ascii="Arial" w:hAnsi="Arial" w:cs="Arial"/>
+        </w:rPr>
+        <w:t>The gaming industry frequently uses this kind of study to determine which genres draw the most players and which ones result in the highest levels of engagement.</w:t>
+      </w:r>
+    </w:p>
+    <w:p>
+      <w:r>
+        <w:rPr>
+          <w:b/>
+          <w:bCs/>
+        </w:rPr>
+        <w:t>Code:</w:t>
+      </w:r>
+      <w:r>
+        <w:rPr>
+          <w:b/>
+          <w:bCs/>
+        </w:rPr>
+        <w:br/>
+      </w:r>
+    </w:p>
+    <w:tbl>
+      <w:tblPr>
+        <w:tblStyle w:val="TableGrid"/>
+        <w:tblW w:w="0" w:type="auto"/>
+        <w:shd w:val="clear" w:color="auto" w:fill="D9D9D9" w:themeFill="background1" w:themeFillShade="D9"/>
+        <w:tblLook w:val="04A0" w:firstRow="1" w:lastRow="0" w:firstColumn="1" w:lastColumn="0" w:noHBand="0" w:noVBand="1"/>
+      </w:tblPr>
+      <w:tblGrid>
+        <w:gridCol w:w="9016"/>
+      </w:tblGrid>
+      <w:tr>
+        <w:tc>
+          <w:tcPr>
+            <w:tcW w:w="9016" w:type="dxa"/>
+            <w:shd w:val="clear" w:color="auto" w:fill="D9D9D9" w:themeFill="background1" w:themeFillShade="D9"/>
+          </w:tcPr>
+          <w:p>
+            <w:pPr>
+              <w:rPr>
+                <w:rFonts w:ascii="Consolas" w:hAnsi="Consolas"/>
+                <w:sz w:val="20"/>
+                <w:szCs w:val="20"/>
+              </w:rPr>
+            </w:pPr>
+            <w:r>
+              <w:rPr>
+                <w:rFonts w:ascii="Consolas" w:hAnsi="Consolas"/>
+                <w:sz w:val="20"/>
+                <w:szCs w:val="20"/>
+              </w:rPr>
+              <w:t># -----------------------------------------------------------</w:t>
+            </w:r>
+          </w:p>
+          <w:p>
+            <w:pPr>
+              <w:rPr>
+                <w:rFonts w:ascii="Consolas" w:hAnsi="Consolas"/>
+                <w:sz w:val="20"/>
+                <w:szCs w:val="20"/>
+              </w:rPr>
+            </w:pPr>
+            <w:r>
+              <w:rPr>
+                <w:rFonts w:ascii="Consolas" w:hAnsi="Consolas"/>
+                <w:sz w:val="20"/>
+                <w:szCs w:val="20"/>
+              </w:rPr>
+              <w:t># PART 2: Game Genre Analysis</w:t>
+            </w:r>
+          </w:p>
+          <w:p>
+            <w:pPr>
+              <w:rPr>
+                <w:rFonts w:ascii="Consolas" w:hAnsi="Consolas"/>
+                <w:sz w:val="20"/>
+                <w:szCs w:val="20"/>
+              </w:rPr>
+            </w:pPr>
+            <w:r>
+              <w:rPr>
+                <w:rFonts w:ascii="Consolas" w:hAnsi="Consolas"/>
+                <w:sz w:val="20"/>
+                <w:szCs w:val="20"/>
+              </w:rPr>
+              <w:t># COMP1013 Analytics Programming - Assignment</w:t>
+            </w:r>
+          </w:p>
+          <w:p>
+            <w:pPr>
+              <w:rPr>
+                <w:rFonts w:ascii="Consolas" w:hAnsi="Consolas"/>
+                <w:sz w:val="20"/>
+                <w:szCs w:val="20"/>
+              </w:rPr>
+            </w:pPr>
+            <w:r>
+              <w:rPr>
+                <w:rFonts w:ascii="Consolas" w:hAnsi="Consolas"/>
+                <w:sz w:val="20"/>
+                <w:szCs w:val="20"/>
+              </w:rPr>
+              <w:t># Author: Mitansh Buwa</w:t>
+            </w:r>
+          </w:p>
+          <w:p>
+            <w:pPr>
+              <w:rPr>
+                <w:rFonts w:ascii="Consolas" w:hAnsi="Consolas"/>
+                <w:sz w:val="20"/>
+                <w:szCs w:val="20"/>
+              </w:rPr>
+            </w:pPr>
+            <w:r>
+              <w:rPr>
+                <w:rFonts w:ascii="Consolas" w:hAnsi="Consolas"/>
+                <w:sz w:val="20"/>
+                <w:szCs w:val="20"/>
+              </w:rPr>
+              <w:t># -----------------------------------------------------------</w:t>
+            </w:r>
+          </w:p>
+          <w:p>
+            <w:pPr>
+              <w:rPr>
+                <w:rFonts w:ascii="Consolas" w:hAnsi="Consolas"/>
+                <w:sz w:val="20"/>
+                <w:szCs w:val="20"/>
+              </w:rPr>
+            </w:pPr>
+          </w:p>
+          <w:p>
+            <w:pPr>
+              <w:rPr>
+                <w:rFonts w:ascii="Consolas" w:hAnsi="Consolas"/>
+                <w:sz w:val="20"/>
+                <w:szCs w:val="20"/>
+              </w:rPr>
+            </w:pPr>
+            <w:r>
+              <w:rPr>
+                <w:rFonts w:ascii="Consolas" w:hAnsi="Consolas"/>
+                <w:sz w:val="20"/>
+                <w:szCs w:val="20"/>
+              </w:rPr>
+              <w:t>library(</w:t>
+            </w:r>
+            <w:proofErr w:type="spellStart"/>
+            <w:r>
+              <w:rPr>
+                <w:rFonts w:ascii="Consolas" w:hAnsi="Consolas"/>
+                <w:sz w:val="20"/>
+                <w:szCs w:val="20"/>
+              </w:rPr>
+              <w:t>dplyr</w:t>
+            </w:r>
+            <w:proofErr w:type="spellEnd"/>
+            <w:r>
+              <w:rPr>
+                <w:rFonts w:ascii="Consolas" w:hAnsi="Consolas"/>
+                <w:sz w:val="20"/>
+                <w:szCs w:val="20"/>
+              </w:rPr>
+              <w:t>) # Importing the library</w:t>
+            </w:r>
+          </w:p>
+          <w:p>
+            <w:pPr>
+              <w:rPr>
+                <w:rFonts w:ascii="Consolas" w:hAnsi="Consolas"/>
+                <w:sz w:val="20"/>
+                <w:szCs w:val="20"/>
+              </w:rPr>
+            </w:pPr>
+            <w:r>
+              <w:rPr>
+                <w:rFonts w:ascii="Consolas" w:hAnsi="Consolas"/>
+                <w:sz w:val="20"/>
+                <w:szCs w:val="20"/>
+              </w:rPr>
+              <w:t>library(</w:t>
+            </w:r>
+            <w:proofErr w:type="spellStart"/>
+            <w:r>
+              <w:rPr>
+                <w:rFonts w:ascii="Consolas" w:hAnsi="Consolas"/>
+                <w:sz w:val="20"/>
+                <w:szCs w:val="20"/>
+              </w:rPr>
+              <w:t>kableExtra</w:t>
+            </w:r>
+            <w:proofErr w:type="spellEnd"/>
+            <w:r>
+              <w:rPr>
+                <w:rFonts w:ascii="Consolas" w:hAnsi="Consolas"/>
+                <w:sz w:val="20"/>
+                <w:szCs w:val="20"/>
+              </w:rPr>
+              <w:t>) # Importing the library</w:t>
+            </w:r>
+          </w:p>
+          <w:p>
+            <w:pPr>
+              <w:rPr>
+                <w:rFonts w:ascii="Consolas" w:hAnsi="Consolas"/>
+                <w:sz w:val="20"/>
+                <w:szCs w:val="20"/>
+              </w:rPr>
+            </w:pPr>
+            <w:r>
+              <w:rPr>
+                <w:rFonts w:ascii="Consolas" w:hAnsi="Consolas"/>
+                <w:sz w:val="20"/>
+                <w:szCs w:val="20"/>
+              </w:rPr>
+              <w:t>library(ggplot2) # Importing the library</w:t>
+            </w:r>
+          </w:p>
+          <w:p>
+            <w:pPr>
+              <w:rPr>
+                <w:rFonts w:ascii="Consolas" w:hAnsi="Consolas"/>
+                <w:sz w:val="20"/>
+                <w:szCs w:val="20"/>
+              </w:rPr>
+            </w:pPr>
+          </w:p>
+          <w:p>
+            <w:pPr>
+              <w:rPr>
+                <w:rFonts w:ascii="Consolas" w:hAnsi="Consolas"/>
+                <w:sz w:val="20"/>
+                <w:szCs w:val="20"/>
+              </w:rPr>
+            </w:pPr>
+            <w:r>
+              <w:rPr>
+                <w:rFonts w:ascii="Consolas" w:hAnsi="Consolas"/>
+                <w:sz w:val="20"/>
+                <w:szCs w:val="20"/>
+              </w:rPr>
+              <w:t># -----------------------------</w:t>
+            </w:r>
+          </w:p>
+          <w:p>
+            <w:pPr>
+              <w:rPr>
+                <w:rFonts w:ascii="Consolas" w:hAnsi="Consolas"/>
+                <w:sz w:val="20"/>
+                <w:szCs w:val="20"/>
+              </w:rPr>
+            </w:pPr>
+            <w:r>
+              <w:rPr>
+                <w:rFonts w:ascii="Consolas" w:hAnsi="Consolas"/>
+                <w:sz w:val="20"/>
+                <w:szCs w:val="20"/>
+              </w:rPr>
+              <w:t># Load datasets</w:t>
+            </w:r>
+          </w:p>
+          <w:p>
+            <w:pPr>
+              <w:rPr>
+                <w:rFonts w:ascii="Consolas" w:hAnsi="Consolas"/>
+                <w:sz w:val="20"/>
+                <w:szCs w:val="20"/>
+              </w:rPr>
+            </w:pPr>
+            <w:r>
+              <w:rPr>
+                <w:rFonts w:ascii="Consolas" w:hAnsi="Consolas"/>
+                <w:sz w:val="20"/>
+                <w:szCs w:val="20"/>
+              </w:rPr>
+              <w:t># -----------------------------</w:t>
+            </w:r>
+          </w:p>
+          <w:p>
+            <w:pPr>
+              <w:rPr>
+                <w:rFonts w:ascii="Consolas" w:hAnsi="Consolas"/>
+                <w:sz w:val="20"/>
+                <w:szCs w:val="20"/>
+              </w:rPr>
+            </w:pPr>
+            <w:r>
+              <w:rPr>
+                <w:rFonts w:ascii="Consolas" w:hAnsi="Consolas"/>
+                <w:sz w:val="20"/>
+                <w:szCs w:val="20"/>
+              </w:rPr>
+              <w:t>games &lt;- read.csv("games.csv") # Loading the games dataset</w:t>
+            </w:r>
+          </w:p>
+          <w:p>
+            <w:pPr>
+              <w:rPr>
+                <w:rFonts w:ascii="Consolas" w:hAnsi="Consolas"/>
+                <w:sz w:val="20"/>
+                <w:szCs w:val="20"/>
+              </w:rPr>
+            </w:pPr>
+            <w:r>
+              <w:rPr>
+                <w:rFonts w:ascii="Consolas" w:hAnsi="Consolas"/>
+                <w:sz w:val="20"/>
+                <w:szCs w:val="20"/>
+              </w:rPr>
+              <w:t>sessions &lt;- read.csv("sessions.csv") # Loading the game dataset</w:t>
+            </w:r>
+          </w:p>
+          <w:p>
+            <w:pPr>
+              <w:rPr>
+                <w:rFonts w:ascii="Consolas" w:hAnsi="Consolas"/>
+                <w:sz w:val="20"/>
+                <w:szCs w:val="20"/>
+              </w:rPr>
+            </w:pPr>
+          </w:p>
+          <w:p>
+            <w:pPr>
+              <w:rPr>
+                <w:rFonts w:ascii="Consolas" w:hAnsi="Consolas"/>
+                <w:sz w:val="20"/>
+                <w:szCs w:val="20"/>
+              </w:rPr>
+            </w:pPr>
+            <w:r>
+              <w:rPr>
+                <w:rFonts w:ascii="Consolas" w:hAnsi="Consolas"/>
+                <w:sz w:val="20"/>
+                <w:szCs w:val="20"/>
+              </w:rPr>
+              <w:t># -----------------------------</w:t>
+            </w:r>
+          </w:p>
+          <w:p>
+            <w:pPr>
+              <w:rPr>
+                <w:rFonts w:ascii="Consolas" w:hAnsi="Consolas"/>
+                <w:sz w:val="20"/>
+                <w:szCs w:val="20"/>
+              </w:rPr>
+            </w:pPr>
+            <w:r>
+              <w:rPr>
+                <w:rFonts w:ascii="Consolas" w:hAnsi="Consolas"/>
+                <w:sz w:val="20"/>
+                <w:szCs w:val="20"/>
+              </w:rPr>
+              <w:t># Merge sessions with games</w:t>
+            </w:r>
+          </w:p>
+          <w:p>
+            <w:pPr>
+              <w:rPr>
+                <w:rFonts w:ascii="Consolas" w:hAnsi="Consolas"/>
+                <w:sz w:val="20"/>
+                <w:szCs w:val="20"/>
+              </w:rPr>
+            </w:pPr>
+            <w:r>
+              <w:rPr>
+                <w:rFonts w:ascii="Consolas" w:hAnsi="Consolas"/>
+                <w:sz w:val="20"/>
+                <w:szCs w:val="20"/>
+              </w:rPr>
+              <w:t># -----------------------------</w:t>
+            </w:r>
+          </w:p>
+          <w:p>
+            <w:pPr>
+              <w:rPr>
+                <w:rFonts w:ascii="Consolas" w:hAnsi="Consolas"/>
+                <w:sz w:val="20"/>
+                <w:szCs w:val="20"/>
+              </w:rPr>
+            </w:pPr>
+            <w:proofErr w:type="spellStart"/>
+            <w:r>
+              <w:rPr>
+                <w:rFonts w:ascii="Consolas" w:hAnsi="Consolas"/>
+                <w:sz w:val="20"/>
+                <w:szCs w:val="20"/>
+              </w:rPr>
+              <w:t>session_genre</w:t>
+            </w:r>
+            <w:proofErr w:type="spellEnd"/>
+            <w:r>
+              <w:rPr>
+                <w:rFonts w:ascii="Consolas" w:hAnsi="Consolas"/>
+                <w:sz w:val="20"/>
+                <w:szCs w:val="20"/>
+              </w:rPr>
+              <w:t xml:space="preserve"> &lt;- sessions %&gt;% #Combining the dataset</w:t>
+            </w:r>
+          </w:p>
+          <w:p>
+            <w:pPr>
+              <w:rPr>
+                <w:rFonts w:ascii="Consolas" w:hAnsi="Consolas"/>
+                <w:sz w:val="20"/>
+                <w:szCs w:val="20"/>
+              </w:rPr>
+            </w:pPr>
+            <w:r>
+              <w:rPr>
+                <w:rFonts w:ascii="Consolas" w:hAnsi="Consolas"/>
+                <w:sz w:val="20"/>
+                <w:szCs w:val="20"/>
+              </w:rPr>
+              <w:t xml:space="preserve">  </w:t>
+            </w:r>
+            <w:proofErr w:type="spellStart"/>
+            <w:r>
+              <w:rPr>
+                <w:rFonts w:ascii="Consolas" w:hAnsi="Consolas"/>
+                <w:sz w:val="20"/>
+                <w:szCs w:val="20"/>
+              </w:rPr>
+              <w:t>left_join</w:t>
+            </w:r>
+            <w:proofErr w:type="spellEnd"/>
+            <w:r>
+              <w:rPr>
+                <w:rFonts w:ascii="Consolas" w:hAnsi="Consolas"/>
+                <w:sz w:val="20"/>
+                <w:szCs w:val="20"/>
+              </w:rPr>
+              <w:t>(games, by = "</w:t>
+            </w:r>
+            <w:proofErr w:type="spellStart"/>
+            <w:r>
+              <w:rPr>
+                <w:rFonts w:ascii="Consolas" w:hAnsi="Consolas"/>
+                <w:sz w:val="20"/>
+                <w:szCs w:val="20"/>
+              </w:rPr>
+              <w:t>game_id</w:t>
+            </w:r>
+            <w:proofErr w:type="spellEnd"/>
+            <w:r>
+              <w:rPr>
+                <w:rFonts w:ascii="Consolas" w:hAnsi="Consolas"/>
+                <w:sz w:val="20"/>
+                <w:szCs w:val="20"/>
+              </w:rPr>
+              <w:t>") # Fetching the game id</w:t>
+            </w:r>
+          </w:p>
+          <w:p>
+            <w:pPr>
+              <w:rPr>
+                <w:rFonts w:ascii="Consolas" w:hAnsi="Consolas"/>
+                <w:sz w:val="20"/>
+                <w:szCs w:val="20"/>
+              </w:rPr>
+            </w:pPr>
+          </w:p>
+          <w:p>
+            <w:pPr>
+              <w:rPr>
+                <w:rFonts w:ascii="Consolas" w:hAnsi="Consolas"/>
+                <w:sz w:val="20"/>
+                <w:szCs w:val="20"/>
+              </w:rPr>
+            </w:pPr>
+          </w:p>
+          <w:p>
+            <w:pPr>
+              <w:rPr>
+                <w:rFonts w:ascii="Consolas" w:hAnsi="Consolas"/>
+                <w:sz w:val="20"/>
+                <w:szCs w:val="20"/>
+              </w:rPr>
+            </w:pPr>
+            <w:r>
+              <w:rPr>
+                <w:rFonts w:ascii="Consolas" w:hAnsi="Consolas"/>
+                <w:sz w:val="20"/>
+                <w:szCs w:val="20"/>
+              </w:rPr>
+              <w:t># -----------------------------</w:t>
+            </w:r>
+          </w:p>
+          <w:p>
+            <w:pPr>
+              <w:rPr>
+                <w:rFonts w:ascii="Consolas" w:hAnsi="Consolas"/>
+                <w:sz w:val="20"/>
+                <w:szCs w:val="20"/>
+              </w:rPr>
+            </w:pPr>
+            <w:r>
+              <w:rPr>
+                <w:rFonts w:ascii="Consolas" w:hAnsi="Consolas"/>
+                <w:sz w:val="20"/>
+                <w:szCs w:val="20"/>
+              </w:rPr>
+              <w:t># Handle NA values</w:t>
+            </w:r>
+          </w:p>
+          <w:p>
+            <w:pPr>
+              <w:rPr>
+                <w:rFonts w:ascii="Consolas" w:hAnsi="Consolas"/>
+                <w:sz w:val="20"/>
+                <w:szCs w:val="20"/>
+              </w:rPr>
+            </w:pPr>
+            <w:r>
+              <w:rPr>
+                <w:rFonts w:ascii="Consolas" w:hAnsi="Consolas"/>
+                <w:sz w:val="20"/>
+                <w:szCs w:val="20"/>
+              </w:rPr>
+              <w:t xml:space="preserve"># Remove rows with missing </w:t>
+            </w:r>
+            <w:proofErr w:type="spellStart"/>
+            <w:r>
+              <w:rPr>
+                <w:rFonts w:ascii="Consolas" w:hAnsi="Consolas"/>
+                <w:sz w:val="20"/>
+                <w:szCs w:val="20"/>
+              </w:rPr>
+              <w:t>play_time</w:t>
+            </w:r>
+            <w:proofErr w:type="spellEnd"/>
+            <w:r>
+              <w:rPr>
+                <w:rFonts w:ascii="Consolas" w:hAnsi="Consolas"/>
+                <w:sz w:val="20"/>
+                <w:szCs w:val="20"/>
+              </w:rPr>
+              <w:t>, score, or genre</w:t>
+            </w:r>
+          </w:p>
+          <w:p>
+            <w:pPr>
+              <w:rPr>
+                <w:rFonts w:ascii="Consolas" w:hAnsi="Consolas"/>
+                <w:sz w:val="20"/>
+                <w:szCs w:val="20"/>
+              </w:rPr>
+            </w:pPr>
+            <w:r>
+              <w:rPr>
+                <w:rFonts w:ascii="Consolas" w:hAnsi="Consolas"/>
+                <w:sz w:val="20"/>
+                <w:szCs w:val="20"/>
+              </w:rPr>
+              <w:t># -----------------------------</w:t>
+            </w:r>
+          </w:p>
+          <w:p>
+            <w:pPr>
+              <w:rPr>
+                <w:rFonts w:ascii="Consolas" w:hAnsi="Consolas"/>
+                <w:sz w:val="20"/>
+                <w:szCs w:val="20"/>
+              </w:rPr>
+            </w:pPr>
+            <w:proofErr w:type="spellStart"/>
+            <w:r>
+              <w:rPr>
+                <w:rFonts w:ascii="Consolas" w:hAnsi="Consolas"/>
+                <w:sz w:val="20"/>
+                <w:szCs w:val="20"/>
+              </w:rPr>
+              <w:t>session_genre</w:t>
+            </w:r>
+            <w:proofErr w:type="spellEnd"/>
+            <w:r>
+              <w:rPr>
+                <w:rFonts w:ascii="Consolas" w:hAnsi="Consolas"/>
+                <w:sz w:val="20"/>
+                <w:szCs w:val="20"/>
+              </w:rPr>
+              <w:t xml:space="preserve"> &lt;- </w:t>
+            </w:r>
+            <w:proofErr w:type="spellStart"/>
+            <w:r>
+              <w:rPr>
+                <w:rFonts w:ascii="Consolas" w:hAnsi="Consolas"/>
+                <w:sz w:val="20"/>
+                <w:szCs w:val="20"/>
+              </w:rPr>
+              <w:t>session_genre</w:t>
+            </w:r>
+            <w:proofErr w:type="spellEnd"/>
+            <w:r>
+              <w:rPr>
+                <w:rFonts w:ascii="Consolas" w:hAnsi="Consolas"/>
+                <w:sz w:val="20"/>
+                <w:szCs w:val="20"/>
+              </w:rPr>
+              <w:t xml:space="preserve"> %&gt;% # Reducing the redundant data</w:t>
+            </w:r>
+          </w:p>
+          <w:p>
+            <w:pPr>
+              <w:rPr>
+                <w:rFonts w:ascii="Consolas" w:hAnsi="Consolas"/>
+                <w:sz w:val="20"/>
+                <w:szCs w:val="20"/>
+              </w:rPr>
+            </w:pPr>
+            <w:r>
+              <w:rPr>
+                <w:rFonts w:ascii="Consolas" w:hAnsi="Consolas"/>
+                <w:sz w:val="20"/>
+                <w:szCs w:val="20"/>
+              </w:rPr>
+              <w:t xml:space="preserve">  filter(!is.na(</w:t>
+            </w:r>
+            <w:proofErr w:type="spellStart"/>
+            <w:r>
+              <w:rPr>
+                <w:rFonts w:ascii="Consolas" w:hAnsi="Consolas"/>
+                <w:sz w:val="20"/>
+                <w:szCs w:val="20"/>
+              </w:rPr>
+              <w:t>play_time_minutes</w:t>
+            </w:r>
+            <w:proofErr w:type="spellEnd"/>
+            <w:r>
+              <w:rPr>
+                <w:rFonts w:ascii="Consolas" w:hAnsi="Consolas"/>
+                <w:sz w:val="20"/>
+                <w:szCs w:val="20"/>
+              </w:rPr>
+              <w:t>), # For play time</w:t>
+            </w:r>
+          </w:p>
+          <w:p>
+            <w:pPr>
+              <w:rPr>
+                <w:rFonts w:ascii="Consolas" w:hAnsi="Consolas"/>
+                <w:sz w:val="20"/>
+                <w:szCs w:val="20"/>
+              </w:rPr>
+            </w:pPr>
+            <w:r>
+              <w:rPr>
+                <w:rFonts w:ascii="Consolas" w:hAnsi="Consolas"/>
+                <w:sz w:val="20"/>
+                <w:szCs w:val="20"/>
+              </w:rPr>
+              <w:t xml:space="preserve">         !is.na(score), # For the score</w:t>
+            </w:r>
+          </w:p>
+          <w:p>
+            <w:pPr>
+              <w:rPr>
+                <w:rFonts w:ascii="Consolas" w:hAnsi="Consolas"/>
+                <w:sz w:val="20"/>
+                <w:szCs w:val="20"/>
+              </w:rPr>
+            </w:pPr>
+            <w:r>
+              <w:rPr>
+                <w:rFonts w:ascii="Consolas" w:hAnsi="Consolas"/>
+                <w:sz w:val="20"/>
+                <w:szCs w:val="20"/>
+              </w:rPr>
+              <w:t xml:space="preserve">         !is.na(genre)) # For the genre</w:t>
+            </w:r>
+          </w:p>
+          <w:p>
+            <w:pPr>
+              <w:rPr>
+                <w:rFonts w:ascii="Consolas" w:hAnsi="Consolas"/>
+                <w:sz w:val="20"/>
+                <w:szCs w:val="20"/>
+              </w:rPr>
+            </w:pPr>
+          </w:p>
+          <w:p>
+            <w:pPr>
+              <w:rPr>
+                <w:rFonts w:ascii="Consolas" w:hAnsi="Consolas"/>
+                <w:sz w:val="20"/>
+                <w:szCs w:val="20"/>
+              </w:rPr>
+            </w:pPr>
+            <w:r>
+              <w:rPr>
+                <w:rFonts w:ascii="Consolas" w:hAnsi="Consolas"/>
+                <w:sz w:val="20"/>
+                <w:szCs w:val="20"/>
+              </w:rPr>
+              <w:t># -----------------------------</w:t>
+            </w:r>
+          </w:p>
+          <w:p>
+            <w:pPr>
+              <w:rPr>
+                <w:rFonts w:ascii="Consolas" w:hAnsi="Consolas"/>
+                <w:sz w:val="20"/>
+                <w:szCs w:val="20"/>
+              </w:rPr>
+            </w:pPr>
+            <w:r>
+              <w:rPr>
+                <w:rFonts w:ascii="Consolas" w:hAnsi="Consolas"/>
+                <w:sz w:val="20"/>
+                <w:szCs w:val="20"/>
+              </w:rPr>
+              <w:t># Compute summary statistics by genre</w:t>
+            </w:r>
+          </w:p>
+          <w:p>
+            <w:pPr>
+              <w:rPr>
+                <w:rFonts w:ascii="Consolas" w:hAnsi="Consolas"/>
+                <w:sz w:val="20"/>
+                <w:szCs w:val="20"/>
+              </w:rPr>
+            </w:pPr>
+            <w:r>
+              <w:rPr>
+                <w:rFonts w:ascii="Consolas" w:hAnsi="Consolas"/>
+                <w:sz w:val="20"/>
+                <w:szCs w:val="20"/>
+              </w:rPr>
+              <w:t># -----------------------------</w:t>
+            </w:r>
+          </w:p>
+          <w:p>
+            <w:pPr>
+              <w:rPr>
+                <w:rFonts w:ascii="Consolas" w:hAnsi="Consolas"/>
+                <w:sz w:val="20"/>
+                <w:szCs w:val="20"/>
+              </w:rPr>
+            </w:pPr>
+            <w:proofErr w:type="spellStart"/>
+            <w:r>
+              <w:rPr>
+                <w:rFonts w:ascii="Consolas" w:hAnsi="Consolas"/>
+                <w:sz w:val="20"/>
+                <w:szCs w:val="20"/>
+              </w:rPr>
+              <w:t>genre_summary</w:t>
+            </w:r>
+            <w:proofErr w:type="spellEnd"/>
+            <w:r>
+              <w:rPr>
+                <w:rFonts w:ascii="Consolas" w:hAnsi="Consolas"/>
+                <w:sz w:val="20"/>
+                <w:szCs w:val="20"/>
+              </w:rPr>
+              <w:t xml:space="preserve"> &lt;- </w:t>
+            </w:r>
+            <w:proofErr w:type="spellStart"/>
+            <w:r>
+              <w:rPr>
+                <w:rFonts w:ascii="Consolas" w:hAnsi="Consolas"/>
+                <w:sz w:val="20"/>
+                <w:szCs w:val="20"/>
+              </w:rPr>
+              <w:t>session_genre</w:t>
+            </w:r>
+            <w:proofErr w:type="spellEnd"/>
+            <w:r>
+              <w:rPr>
+                <w:rFonts w:ascii="Consolas" w:hAnsi="Consolas"/>
+                <w:sz w:val="20"/>
+                <w:szCs w:val="20"/>
+              </w:rPr>
+              <w:t xml:space="preserve"> %&gt;% # Calculating the data</w:t>
+            </w:r>
+          </w:p>
+          <w:p>
+            <w:pPr>
+              <w:rPr>
+                <w:rFonts w:ascii="Consolas" w:hAnsi="Consolas"/>
+                <w:sz w:val="20"/>
+                <w:szCs w:val="20"/>
+              </w:rPr>
+            </w:pPr>
+            <w:r>
+              <w:rPr>
+                <w:rFonts w:ascii="Consolas" w:hAnsi="Consolas"/>
+                <w:sz w:val="20"/>
+                <w:szCs w:val="20"/>
+              </w:rPr>
+              <w:t xml:space="preserve">  </w:t>
+            </w:r>
+            <w:proofErr w:type="spellStart"/>
+            <w:r>
+              <w:rPr>
+                <w:rFonts w:ascii="Consolas" w:hAnsi="Consolas"/>
+                <w:sz w:val="20"/>
+                <w:szCs w:val="20"/>
+              </w:rPr>
+              <w:t>group_by</w:t>
+            </w:r>
+            <w:proofErr w:type="spellEnd"/>
+            <w:r>
+              <w:rPr>
+                <w:rFonts w:ascii="Consolas" w:hAnsi="Consolas"/>
+                <w:sz w:val="20"/>
+                <w:szCs w:val="20"/>
+              </w:rPr>
+              <w:t>(genre) %&gt;%</w:t>
+            </w:r>
+          </w:p>
+          <w:p>
+            <w:pPr>
+              <w:rPr>
+                <w:rFonts w:ascii="Consolas" w:hAnsi="Consolas"/>
+                <w:sz w:val="20"/>
+                <w:szCs w:val="20"/>
+              </w:rPr>
+            </w:pPr>
+            <w:r>
+              <w:rPr>
+                <w:rFonts w:ascii="Consolas" w:hAnsi="Consolas"/>
+                <w:sz w:val="20"/>
+                <w:szCs w:val="20"/>
+              </w:rPr>
+              <w:t xml:space="preserve">  summarise(</w:t>
+            </w:r>
+          </w:p>
+          <w:p>
+            <w:pPr>
+              <w:rPr>
+                <w:rFonts w:ascii="Consolas" w:hAnsi="Consolas"/>
+                <w:sz w:val="20"/>
+                <w:szCs w:val="20"/>
+              </w:rPr>
+            </w:pPr>
+            <w:r>
+              <w:rPr>
+                <w:rFonts w:ascii="Consolas" w:hAnsi="Consolas"/>
+                <w:sz w:val="20"/>
+                <w:szCs w:val="20"/>
+              </w:rPr>
+              <w:t xml:space="preserve">    </w:t>
+            </w:r>
+            <w:proofErr w:type="spellStart"/>
+            <w:r>
+              <w:rPr>
+                <w:rFonts w:ascii="Consolas" w:hAnsi="Consolas"/>
+                <w:sz w:val="20"/>
+                <w:szCs w:val="20"/>
+              </w:rPr>
+              <w:t>avg_play_time</w:t>
+            </w:r>
+            <w:proofErr w:type="spellEnd"/>
+            <w:r>
+              <w:rPr>
+                <w:rFonts w:ascii="Consolas" w:hAnsi="Consolas"/>
+                <w:sz w:val="20"/>
+                <w:szCs w:val="20"/>
+              </w:rPr>
+              <w:t xml:space="preserve"> = mean(</w:t>
+            </w:r>
+            <w:proofErr w:type="spellStart"/>
+            <w:r>
+              <w:rPr>
+                <w:rFonts w:ascii="Consolas" w:hAnsi="Consolas"/>
+                <w:sz w:val="20"/>
+                <w:szCs w:val="20"/>
+              </w:rPr>
+              <w:t>play_time_minutes</w:t>
+            </w:r>
+            <w:proofErr w:type="spellEnd"/>
+            <w:r>
+              <w:rPr>
+                <w:rFonts w:ascii="Consolas" w:hAnsi="Consolas"/>
+                <w:sz w:val="20"/>
+                <w:szCs w:val="20"/>
+              </w:rPr>
+              <w:t>, na.rm = TRUE), #Average</w:t>
+            </w:r>
+          </w:p>
+          <w:p>
+            <w:pPr>
+              <w:rPr>
+                <w:rFonts w:ascii="Consolas" w:hAnsi="Consolas"/>
+                <w:sz w:val="20"/>
+                <w:szCs w:val="20"/>
+              </w:rPr>
+            </w:pPr>
+            <w:r>
+              <w:rPr>
+                <w:rFonts w:ascii="Consolas" w:hAnsi="Consolas"/>
+                <w:sz w:val="20"/>
+                <w:szCs w:val="20"/>
+              </w:rPr>
+              <w:t xml:space="preserve">    </w:t>
+            </w:r>
+            <w:proofErr w:type="spellStart"/>
+            <w:r>
+              <w:rPr>
+                <w:rFonts w:ascii="Consolas" w:hAnsi="Consolas"/>
+                <w:sz w:val="20"/>
+                <w:szCs w:val="20"/>
+              </w:rPr>
+              <w:t>avg_score</w:t>
+            </w:r>
+            <w:proofErr w:type="spellEnd"/>
+            <w:r>
+              <w:rPr>
+                <w:rFonts w:ascii="Consolas" w:hAnsi="Consolas"/>
+                <w:sz w:val="20"/>
+                <w:szCs w:val="20"/>
+              </w:rPr>
+              <w:t xml:space="preserve"> = mean(score, na.rm = TRUE), #Average</w:t>
+            </w:r>
+          </w:p>
+          <w:p>
+            <w:pPr>
+              <w:rPr>
+                <w:rFonts w:ascii="Consolas" w:hAnsi="Consolas"/>
+                <w:sz w:val="20"/>
+                <w:szCs w:val="20"/>
+              </w:rPr>
+            </w:pPr>
+            <w:r>
+              <w:rPr>
+                <w:rFonts w:ascii="Consolas" w:hAnsi="Consolas"/>
+                <w:sz w:val="20"/>
+                <w:szCs w:val="20"/>
+              </w:rPr>
+              <w:t xml:space="preserve">    </w:t>
+            </w:r>
+            <w:proofErr w:type="spellStart"/>
+            <w:r>
+              <w:rPr>
+                <w:rFonts w:ascii="Consolas" w:hAnsi="Consolas"/>
+                <w:sz w:val="20"/>
+                <w:szCs w:val="20"/>
+              </w:rPr>
+              <w:t>number_of_sessions</w:t>
+            </w:r>
+            <w:proofErr w:type="spellEnd"/>
+            <w:r>
+              <w:rPr>
+                <w:rFonts w:ascii="Consolas" w:hAnsi="Consolas"/>
+                <w:sz w:val="20"/>
+                <w:szCs w:val="20"/>
+              </w:rPr>
+              <w:t xml:space="preserve"> = n(),</w:t>
+            </w:r>
+          </w:p>
+          <w:p>
+            <w:pPr>
+              <w:rPr>
+                <w:rFonts w:ascii="Consolas" w:hAnsi="Consolas"/>
+                <w:sz w:val="20"/>
+                <w:szCs w:val="20"/>
+              </w:rPr>
+            </w:pPr>
+            <w:r>
+              <w:rPr>
+                <w:rFonts w:ascii="Consolas" w:hAnsi="Consolas"/>
+                <w:sz w:val="20"/>
+                <w:szCs w:val="20"/>
+              </w:rPr>
+              <w:t xml:space="preserve">    </w:t>
+            </w:r>
+            <w:proofErr w:type="spellStart"/>
+            <w:r>
+              <w:rPr>
+                <w:rFonts w:ascii="Consolas" w:hAnsi="Consolas"/>
+                <w:sz w:val="20"/>
+                <w:szCs w:val="20"/>
+              </w:rPr>
+              <w:t>number_of_unique_players</w:t>
+            </w:r>
+            <w:proofErr w:type="spellEnd"/>
+            <w:r>
+              <w:rPr>
+                <w:rFonts w:ascii="Consolas" w:hAnsi="Consolas"/>
+                <w:sz w:val="20"/>
+                <w:szCs w:val="20"/>
+              </w:rPr>
+              <w:t xml:space="preserve"> = </w:t>
+            </w:r>
+            <w:proofErr w:type="spellStart"/>
+            <w:r>
+              <w:rPr>
+                <w:rFonts w:ascii="Consolas" w:hAnsi="Consolas"/>
+                <w:sz w:val="20"/>
+                <w:szCs w:val="20"/>
+              </w:rPr>
+              <w:t>n_distinct</w:t>
+            </w:r>
+            <w:proofErr w:type="spellEnd"/>
+            <w:r>
+              <w:rPr>
+                <w:rFonts w:ascii="Consolas" w:hAnsi="Consolas"/>
+                <w:sz w:val="20"/>
+                <w:szCs w:val="20"/>
+              </w:rPr>
+              <w:t>(</w:t>
+            </w:r>
+            <w:proofErr w:type="spellStart"/>
+            <w:r>
+              <w:rPr>
+                <w:rFonts w:ascii="Consolas" w:hAnsi="Consolas"/>
+                <w:sz w:val="20"/>
+                <w:szCs w:val="20"/>
+              </w:rPr>
+              <w:t>player_id</w:t>
+            </w:r>
+            <w:proofErr w:type="spellEnd"/>
+            <w:r>
+              <w:rPr>
+                <w:rFonts w:ascii="Consolas" w:hAnsi="Consolas"/>
+                <w:sz w:val="20"/>
+                <w:szCs w:val="20"/>
+              </w:rPr>
+              <w:t>)</w:t>
+            </w:r>
+          </w:p>
+          <w:p>
+            <w:pPr>
+              <w:rPr>
+                <w:rFonts w:ascii="Consolas" w:hAnsi="Consolas"/>
+                <w:sz w:val="20"/>
+                <w:szCs w:val="20"/>
+              </w:rPr>
+            </w:pPr>
+            <w:r>
+              <w:rPr>
+                <w:rFonts w:ascii="Consolas" w:hAnsi="Consolas"/>
+                <w:sz w:val="20"/>
+                <w:szCs w:val="20"/>
+              </w:rPr>
+              <w:t xml:space="preserve">  ) %&gt;%</w:t>
+            </w:r>
+          </w:p>
+          <w:p>
+            <w:pPr>
+              <w:rPr>
+                <w:rFonts w:ascii="Consolas" w:hAnsi="Consolas"/>
+                <w:sz w:val="20"/>
+                <w:szCs w:val="20"/>
+              </w:rPr>
+            </w:pPr>
+            <w:r>
+              <w:rPr>
+                <w:rFonts w:ascii="Consolas" w:hAnsi="Consolas"/>
+                <w:sz w:val="20"/>
+                <w:szCs w:val="20"/>
+              </w:rPr>
+              <w:t xml:space="preserve">  arrange(desc(</w:t>
+            </w:r>
+            <w:proofErr w:type="spellStart"/>
+            <w:r>
+              <w:rPr>
+                <w:rFonts w:ascii="Consolas" w:hAnsi="Consolas"/>
+                <w:sz w:val="20"/>
+                <w:szCs w:val="20"/>
+              </w:rPr>
+              <w:t>number_of_unique_players</w:t>
+            </w:r>
+            <w:proofErr w:type="spellEnd"/>
+            <w:r>
+              <w:rPr>
+                <w:rFonts w:ascii="Consolas" w:hAnsi="Consolas"/>
+                <w:sz w:val="20"/>
+                <w:szCs w:val="20"/>
+              </w:rPr>
+              <w:t>))</w:t>
+            </w:r>
+          </w:p>
+          <w:p>
+            <w:pPr>
+              <w:rPr>
+                <w:rFonts w:ascii="Consolas" w:hAnsi="Consolas"/>
+                <w:sz w:val="20"/>
+                <w:szCs w:val="20"/>
+              </w:rPr>
+            </w:pPr>
+          </w:p>
+          <w:p>
+            <w:pPr>
+              <w:rPr>
+                <w:rFonts w:ascii="Consolas" w:hAnsi="Consolas"/>
+                <w:sz w:val="20"/>
+                <w:szCs w:val="20"/>
+              </w:rPr>
+            </w:pPr>
+            <w:r>
+              <w:rPr>
+                <w:rFonts w:ascii="Consolas" w:hAnsi="Consolas"/>
+                <w:sz w:val="20"/>
+                <w:szCs w:val="20"/>
+              </w:rPr>
+              <w:lastRenderedPageBreak/>
+              <w:t xml:space="preserve">  # -----------------------------</w:t>
+            </w:r>
+          </w:p>
+          <w:p>
+            <w:pPr>
+              <w:rPr>
+                <w:rFonts w:ascii="Consolas" w:hAnsi="Consolas"/>
+                <w:sz w:val="20"/>
+                <w:szCs w:val="20"/>
+              </w:rPr>
+            </w:pPr>
+            <w:r>
+              <w:rPr>
+                <w:rFonts w:ascii="Consolas" w:hAnsi="Consolas"/>
+                <w:sz w:val="20"/>
+                <w:szCs w:val="20"/>
+              </w:rPr>
+              <w:t xml:space="preserve"># Display table using </w:t>
+            </w:r>
+            <w:proofErr w:type="spellStart"/>
+            <w:r>
+              <w:rPr>
+                <w:rFonts w:ascii="Consolas" w:hAnsi="Consolas"/>
+                <w:sz w:val="20"/>
+                <w:szCs w:val="20"/>
+              </w:rPr>
+              <w:t>kable</w:t>
+            </w:r>
+            <w:proofErr w:type="spellEnd"/>
+          </w:p>
+          <w:p>
+            <w:pPr>
+              <w:rPr>
+                <w:rFonts w:ascii="Consolas" w:hAnsi="Consolas"/>
+                <w:sz w:val="20"/>
+                <w:szCs w:val="20"/>
+              </w:rPr>
+            </w:pPr>
+            <w:r>
+              <w:rPr>
+                <w:rFonts w:ascii="Consolas" w:hAnsi="Consolas"/>
+                <w:sz w:val="20"/>
+                <w:szCs w:val="20"/>
+              </w:rPr>
+              <w:t># -----------------------------</w:t>
+            </w:r>
+          </w:p>
+          <w:p>
+            <w:pPr>
+              <w:rPr>
+                <w:rFonts w:ascii="Consolas" w:hAnsi="Consolas"/>
+                <w:sz w:val="20"/>
+                <w:szCs w:val="20"/>
+              </w:rPr>
+            </w:pPr>
+            <w:proofErr w:type="spellStart"/>
+            <w:r>
+              <w:rPr>
+                <w:rFonts w:ascii="Consolas" w:hAnsi="Consolas"/>
+                <w:sz w:val="20"/>
+                <w:szCs w:val="20"/>
+              </w:rPr>
+              <w:t>genre_summary</w:t>
+            </w:r>
+            <w:proofErr w:type="spellEnd"/>
+            <w:r>
+              <w:rPr>
+                <w:rFonts w:ascii="Consolas" w:hAnsi="Consolas"/>
+                <w:sz w:val="20"/>
+                <w:szCs w:val="20"/>
+              </w:rPr>
+              <w:t xml:space="preserve"> %&gt;% #Visulation of the genre summary in table</w:t>
+            </w:r>
+          </w:p>
+          <w:p>
+            <w:pPr>
+              <w:rPr>
+                <w:rFonts w:ascii="Consolas" w:hAnsi="Consolas"/>
+                <w:sz w:val="20"/>
+                <w:szCs w:val="20"/>
+              </w:rPr>
+            </w:pPr>
+            <w:r>
+              <w:rPr>
+                <w:rFonts w:ascii="Consolas" w:hAnsi="Consolas"/>
+                <w:sz w:val="20"/>
+                <w:szCs w:val="20"/>
+              </w:rPr>
+              <w:t xml:space="preserve">  </w:t>
+            </w:r>
+            <w:proofErr w:type="spellStart"/>
+            <w:r>
+              <w:rPr>
+                <w:rFonts w:ascii="Consolas" w:hAnsi="Consolas"/>
+                <w:sz w:val="20"/>
+                <w:szCs w:val="20"/>
+              </w:rPr>
+              <w:t>kbl</w:t>
+            </w:r>
+            <w:proofErr w:type="spellEnd"/>
+            <w:r>
+              <w:rPr>
+                <w:rFonts w:ascii="Consolas" w:hAnsi="Consolas"/>
+                <w:sz w:val="20"/>
+                <w:szCs w:val="20"/>
+              </w:rPr>
+              <w:t>(caption = "Game Genre Engagement Summary") %&gt;%</w:t>
+            </w:r>
+          </w:p>
+          <w:p>
+            <w:pPr>
+              <w:rPr>
+                <w:rFonts w:ascii="Consolas" w:hAnsi="Consolas"/>
+                <w:sz w:val="20"/>
+                <w:szCs w:val="20"/>
+              </w:rPr>
+            </w:pPr>
+            <w:r>
+              <w:rPr>
+                <w:rFonts w:ascii="Consolas" w:hAnsi="Consolas"/>
+                <w:sz w:val="20"/>
+                <w:szCs w:val="20"/>
+              </w:rPr>
+              <w:t xml:space="preserve">  </w:t>
+            </w:r>
+            <w:proofErr w:type="spellStart"/>
+            <w:r>
+              <w:rPr>
+                <w:rFonts w:ascii="Consolas" w:hAnsi="Consolas"/>
+                <w:sz w:val="20"/>
+                <w:szCs w:val="20"/>
+              </w:rPr>
+              <w:t>kable_classic</w:t>
+            </w:r>
+            <w:proofErr w:type="spellEnd"/>
+            <w:r>
+              <w:rPr>
+                <w:rFonts w:ascii="Consolas" w:hAnsi="Consolas"/>
+                <w:sz w:val="20"/>
+                <w:szCs w:val="20"/>
+              </w:rPr>
+              <w:t>(</w:t>
+            </w:r>
+            <w:proofErr w:type="spellStart"/>
+            <w:r>
+              <w:rPr>
+                <w:rFonts w:ascii="Consolas" w:hAnsi="Consolas"/>
+                <w:sz w:val="20"/>
+                <w:szCs w:val="20"/>
+              </w:rPr>
+              <w:t>full_width</w:t>
+            </w:r>
+            <w:proofErr w:type="spellEnd"/>
+            <w:r>
+              <w:rPr>
+                <w:rFonts w:ascii="Consolas" w:hAnsi="Consolas"/>
+                <w:sz w:val="20"/>
+                <w:szCs w:val="20"/>
+              </w:rPr>
+              <w:t xml:space="preserve"> = FALSE)</w:t>
+            </w:r>
+          </w:p>
+          <w:p>
+            <w:pPr>
+              <w:rPr>
+                <w:rFonts w:ascii="Consolas" w:hAnsi="Consolas"/>
+                <w:sz w:val="20"/>
+                <w:szCs w:val="20"/>
+              </w:rPr>
+            </w:pPr>
+          </w:p>
+          <w:p>
+            <w:pPr>
+              <w:rPr>
+                <w:rFonts w:ascii="Consolas" w:hAnsi="Consolas"/>
+                <w:sz w:val="20"/>
+                <w:szCs w:val="20"/>
+              </w:rPr>
+            </w:pPr>
+            <w:r>
+              <w:rPr>
+                <w:rFonts w:ascii="Consolas" w:hAnsi="Consolas"/>
+                <w:sz w:val="20"/>
+                <w:szCs w:val="20"/>
+              </w:rPr>
+              <w:t># -----------------------------</w:t>
+            </w:r>
+          </w:p>
+          <w:p>
+            <w:pPr>
+              <w:rPr>
+                <w:rFonts w:ascii="Consolas" w:hAnsi="Consolas"/>
+                <w:sz w:val="20"/>
+                <w:szCs w:val="20"/>
+              </w:rPr>
+            </w:pPr>
+            <w:r>
+              <w:rPr>
+                <w:rFonts w:ascii="Consolas" w:hAnsi="Consolas"/>
+                <w:sz w:val="20"/>
+                <w:szCs w:val="20"/>
+              </w:rPr>
+              <w:t># Visualise Number of Unique Players by Genre</w:t>
+            </w:r>
+          </w:p>
+          <w:p>
+            <w:pPr>
+              <w:rPr>
+                <w:rFonts w:ascii="Consolas" w:hAnsi="Consolas"/>
+                <w:sz w:val="20"/>
+                <w:szCs w:val="20"/>
+              </w:rPr>
+            </w:pPr>
+            <w:r>
+              <w:rPr>
+                <w:rFonts w:ascii="Consolas" w:hAnsi="Consolas"/>
+                <w:sz w:val="20"/>
+                <w:szCs w:val="20"/>
+              </w:rPr>
+              <w:t># -----------------------------</w:t>
+            </w:r>
+          </w:p>
+          <w:p>
+            <w:pPr>
+              <w:rPr>
+                <w:rFonts w:ascii="Consolas" w:hAnsi="Consolas"/>
+                <w:sz w:val="20"/>
+                <w:szCs w:val="20"/>
+              </w:rPr>
+            </w:pPr>
+            <w:proofErr w:type="spellStart"/>
+            <w:r>
+              <w:rPr>
+                <w:rFonts w:ascii="Consolas" w:hAnsi="Consolas"/>
+                <w:sz w:val="20"/>
+                <w:szCs w:val="20"/>
+              </w:rPr>
+              <w:t>ggplot</w:t>
+            </w:r>
+            <w:proofErr w:type="spellEnd"/>
+            <w:r>
+              <w:rPr>
+                <w:rFonts w:ascii="Consolas" w:hAnsi="Consolas"/>
+                <w:sz w:val="20"/>
+                <w:szCs w:val="20"/>
+              </w:rPr>
+              <w:t>(</w:t>
+            </w:r>
+            <w:proofErr w:type="spellStart"/>
+            <w:r>
+              <w:rPr>
+                <w:rFonts w:ascii="Consolas" w:hAnsi="Consolas"/>
+                <w:sz w:val="20"/>
+                <w:szCs w:val="20"/>
+              </w:rPr>
+              <w:t>genre_summary</w:t>
+            </w:r>
+            <w:proofErr w:type="spellEnd"/>
+            <w:r>
+              <w:rPr>
+                <w:rFonts w:ascii="Consolas" w:hAnsi="Consolas"/>
+                <w:sz w:val="20"/>
+                <w:szCs w:val="20"/>
+              </w:rPr>
+              <w:t>,</w:t>
+            </w:r>
+          </w:p>
+          <w:p>
+            <w:pPr>
+              <w:rPr>
+                <w:rFonts w:ascii="Consolas" w:hAnsi="Consolas"/>
+                <w:sz w:val="20"/>
+                <w:szCs w:val="20"/>
+              </w:rPr>
+            </w:pPr>
+            <w:r>
+              <w:rPr>
+                <w:rFonts w:ascii="Consolas" w:hAnsi="Consolas"/>
+                <w:sz w:val="20"/>
+                <w:szCs w:val="20"/>
+              </w:rPr>
+              <w:t xml:space="preserve">       </w:t>
+            </w:r>
+            <w:proofErr w:type="spellStart"/>
+            <w:r>
+              <w:rPr>
+                <w:rFonts w:ascii="Consolas" w:hAnsi="Consolas"/>
+                <w:sz w:val="20"/>
+                <w:szCs w:val="20"/>
+              </w:rPr>
+              <w:t>aes</w:t>
+            </w:r>
+            <w:proofErr w:type="spellEnd"/>
+            <w:r>
+              <w:rPr>
+                <w:rFonts w:ascii="Consolas" w:hAnsi="Consolas"/>
+                <w:sz w:val="20"/>
+                <w:szCs w:val="20"/>
+              </w:rPr>
+              <w:t>(x = reorder(genre, -</w:t>
+            </w:r>
+            <w:proofErr w:type="spellStart"/>
+            <w:r>
+              <w:rPr>
+                <w:rFonts w:ascii="Consolas" w:hAnsi="Consolas"/>
+                <w:sz w:val="20"/>
+                <w:szCs w:val="20"/>
+              </w:rPr>
+              <w:t>number_of_unique_players</w:t>
+            </w:r>
+            <w:proofErr w:type="spellEnd"/>
+            <w:r>
+              <w:rPr>
+                <w:rFonts w:ascii="Consolas" w:hAnsi="Consolas"/>
+                <w:sz w:val="20"/>
+                <w:szCs w:val="20"/>
+              </w:rPr>
+              <w:t>),</w:t>
+            </w:r>
+          </w:p>
+          <w:p>
+            <w:pPr>
+              <w:rPr>
+                <w:rFonts w:ascii="Consolas" w:hAnsi="Consolas"/>
+                <w:sz w:val="20"/>
+                <w:szCs w:val="20"/>
+              </w:rPr>
+            </w:pPr>
+            <w:r>
+              <w:rPr>
+                <w:rFonts w:ascii="Consolas" w:hAnsi="Consolas"/>
+                <w:sz w:val="20"/>
+                <w:szCs w:val="20"/>
+              </w:rPr>
+              <w:t xml:space="preserve">           y = </w:t>
+            </w:r>
+            <w:proofErr w:type="spellStart"/>
+            <w:r>
+              <w:rPr>
+                <w:rFonts w:ascii="Consolas" w:hAnsi="Consolas"/>
+                <w:sz w:val="20"/>
+                <w:szCs w:val="20"/>
+              </w:rPr>
+              <w:t>number_of_unique_players</w:t>
+            </w:r>
+            <w:proofErr w:type="spellEnd"/>
+            <w:r>
+              <w:rPr>
+                <w:rFonts w:ascii="Consolas" w:hAnsi="Consolas"/>
+                <w:sz w:val="20"/>
+                <w:szCs w:val="20"/>
+              </w:rPr>
+              <w:t>,</w:t>
+            </w:r>
+          </w:p>
+          <w:p>
+            <w:pPr>
+              <w:rPr>
+                <w:rFonts w:ascii="Consolas" w:hAnsi="Consolas"/>
+                <w:sz w:val="20"/>
+                <w:szCs w:val="20"/>
+              </w:rPr>
+            </w:pPr>
+            <w:r>
+              <w:rPr>
+                <w:rFonts w:ascii="Consolas" w:hAnsi="Consolas"/>
+                <w:sz w:val="20"/>
+                <w:szCs w:val="20"/>
+              </w:rPr>
+              <w:t xml:space="preserve">           fill = genre)) +</w:t>
+            </w:r>
+          </w:p>
+          <w:p>
+            <w:pPr>
+              <w:rPr>
+                <w:rFonts w:ascii="Consolas" w:hAnsi="Consolas"/>
+                <w:sz w:val="20"/>
+                <w:szCs w:val="20"/>
+              </w:rPr>
+            </w:pPr>
+            <w:r>
+              <w:rPr>
+                <w:rFonts w:ascii="Consolas" w:hAnsi="Consolas"/>
+                <w:sz w:val="20"/>
+                <w:szCs w:val="20"/>
+              </w:rPr>
+              <w:t xml:space="preserve">  </w:t>
+            </w:r>
+            <w:proofErr w:type="spellStart"/>
+            <w:r>
+              <w:rPr>
+                <w:rFonts w:ascii="Consolas" w:hAnsi="Consolas"/>
+                <w:sz w:val="20"/>
+                <w:szCs w:val="20"/>
+              </w:rPr>
+              <w:t>geom_col</w:t>
+            </w:r>
+            <w:proofErr w:type="spellEnd"/>
+            <w:r>
+              <w:rPr>
+                <w:rFonts w:ascii="Consolas" w:hAnsi="Consolas"/>
+                <w:sz w:val="20"/>
+                <w:szCs w:val="20"/>
+              </w:rPr>
+              <w:t>() +</w:t>
+            </w:r>
+          </w:p>
+          <w:p>
+            <w:pPr>
+              <w:rPr>
+                <w:rFonts w:ascii="Consolas" w:hAnsi="Consolas"/>
+                <w:sz w:val="20"/>
+                <w:szCs w:val="20"/>
+              </w:rPr>
+            </w:pPr>
+            <w:r>
+              <w:rPr>
+                <w:rFonts w:ascii="Consolas" w:hAnsi="Consolas"/>
+                <w:sz w:val="20"/>
+                <w:szCs w:val="20"/>
+              </w:rPr>
+              <w:t xml:space="preserve">  labs(</w:t>
+            </w:r>
+          </w:p>
+          <w:p>
+            <w:pPr>
+              <w:rPr>
+                <w:rFonts w:ascii="Consolas" w:hAnsi="Consolas"/>
+                <w:sz w:val="20"/>
+                <w:szCs w:val="20"/>
+              </w:rPr>
+            </w:pPr>
+            <w:r>
+              <w:rPr>
+                <w:rFonts w:ascii="Consolas" w:hAnsi="Consolas"/>
+                <w:sz w:val="20"/>
+                <w:szCs w:val="20"/>
+              </w:rPr>
+              <w:t xml:space="preserve">    title = "Number of Unique Players by Game Genre",</w:t>
+            </w:r>
+          </w:p>
+          <w:p>
+            <w:pPr>
+              <w:rPr>
+                <w:rFonts w:ascii="Consolas" w:hAnsi="Consolas"/>
+                <w:sz w:val="20"/>
+                <w:szCs w:val="20"/>
+              </w:rPr>
+            </w:pPr>
+            <w:r>
+              <w:rPr>
+                <w:rFonts w:ascii="Consolas" w:hAnsi="Consolas"/>
+                <w:sz w:val="20"/>
+                <w:szCs w:val="20"/>
+              </w:rPr>
+              <w:t xml:space="preserve">    x = "Genre",</w:t>
+            </w:r>
+          </w:p>
+          <w:p>
+            <w:pPr>
+              <w:rPr>
+                <w:rFonts w:ascii="Consolas" w:hAnsi="Consolas"/>
+                <w:sz w:val="20"/>
+                <w:szCs w:val="20"/>
+              </w:rPr>
+            </w:pPr>
+            <w:r>
+              <w:rPr>
+                <w:rFonts w:ascii="Consolas" w:hAnsi="Consolas"/>
+                <w:sz w:val="20"/>
+                <w:szCs w:val="20"/>
+              </w:rPr>
+              <w:t xml:space="preserve">    y = "Number of Unique Players"</w:t>
+            </w:r>
+          </w:p>
+          <w:p>
+            <w:pPr>
+              <w:rPr>
+                <w:rFonts w:ascii="Consolas" w:hAnsi="Consolas"/>
+                <w:sz w:val="20"/>
+                <w:szCs w:val="20"/>
+              </w:rPr>
+            </w:pPr>
+            <w:r>
+              <w:rPr>
+                <w:rFonts w:ascii="Consolas" w:hAnsi="Consolas"/>
+                <w:sz w:val="20"/>
+                <w:szCs w:val="20"/>
+              </w:rPr>
+              <w:t xml:space="preserve">  ) +</w:t>
+            </w:r>
+          </w:p>
+          <w:p>
+            <w:pPr>
+              <w:rPr>
+                <w:rFonts w:ascii="Consolas" w:hAnsi="Consolas"/>
+                <w:sz w:val="20"/>
+                <w:szCs w:val="20"/>
+              </w:rPr>
+            </w:pPr>
+            <w:r>
+              <w:rPr>
+                <w:rFonts w:ascii="Consolas" w:hAnsi="Consolas"/>
+                <w:sz w:val="20"/>
+                <w:szCs w:val="20"/>
+              </w:rPr>
+              <w:t xml:space="preserve">  </w:t>
+            </w:r>
+            <w:proofErr w:type="spellStart"/>
+            <w:r>
+              <w:rPr>
+                <w:rFonts w:ascii="Consolas" w:hAnsi="Consolas"/>
+                <w:sz w:val="20"/>
+                <w:szCs w:val="20"/>
+              </w:rPr>
+              <w:t>theme_minimal</w:t>
+            </w:r>
+            <w:proofErr w:type="spellEnd"/>
+            <w:r>
+              <w:rPr>
+                <w:rFonts w:ascii="Consolas" w:hAnsi="Consolas"/>
+                <w:sz w:val="20"/>
+                <w:szCs w:val="20"/>
+              </w:rPr>
+              <w:t>() +</w:t>
+            </w:r>
+          </w:p>
+          <w:p>
+            <w:pPr>
+              <w:rPr>
+                <w:rFonts w:ascii="Consolas" w:hAnsi="Consolas"/>
+                <w:sz w:val="20"/>
+                <w:szCs w:val="20"/>
+              </w:rPr>
+            </w:pPr>
+            <w:r>
+              <w:rPr>
+                <w:rFonts w:ascii="Consolas" w:hAnsi="Consolas"/>
+                <w:sz w:val="20"/>
+                <w:szCs w:val="20"/>
+              </w:rPr>
+              <w:t xml:space="preserve">  theme(</w:t>
+            </w:r>
+            <w:proofErr w:type="spellStart"/>
+            <w:r>
+              <w:rPr>
+                <w:rFonts w:ascii="Consolas" w:hAnsi="Consolas"/>
+                <w:sz w:val="20"/>
+                <w:szCs w:val="20"/>
+              </w:rPr>
+              <w:t>legend.position</w:t>
+            </w:r>
+            <w:proofErr w:type="spellEnd"/>
+            <w:r>
+              <w:rPr>
+                <w:rFonts w:ascii="Consolas" w:hAnsi="Consolas"/>
+                <w:sz w:val="20"/>
+                <w:szCs w:val="20"/>
+              </w:rPr>
+              <w:t xml:space="preserve"> = "none") # </w:t>
+            </w:r>
+            <w:proofErr w:type="spellStart"/>
+            <w:r>
+              <w:rPr>
+                <w:rFonts w:ascii="Consolas" w:hAnsi="Consolas"/>
+                <w:sz w:val="20"/>
+                <w:szCs w:val="20"/>
+              </w:rPr>
+              <w:t>Visulation</w:t>
+            </w:r>
+            <w:proofErr w:type="spellEnd"/>
+            <w:r>
+              <w:rPr>
+                <w:rFonts w:ascii="Consolas" w:hAnsi="Consolas"/>
+                <w:sz w:val="20"/>
+                <w:szCs w:val="20"/>
+              </w:rPr>
+              <w:t xml:space="preserve"> of the data </w:t>
+            </w:r>
+          </w:p>
+          <w:p>
+            <w:pPr>
+              <w:rPr>
+                <w:rFonts w:ascii="Consolas" w:hAnsi="Consolas"/>
+                <w:sz w:val="20"/>
+                <w:szCs w:val="20"/>
+              </w:rPr>
+            </w:pPr>
+          </w:p>
+          <w:p>
+            <w:pPr>
+              <w:rPr>
+                <w:rFonts w:ascii="Consolas" w:hAnsi="Consolas"/>
+                <w:sz w:val="20"/>
+                <w:szCs w:val="20"/>
+              </w:rPr>
+            </w:pPr>
+            <w:r>
+              <w:rPr>
+                <w:rFonts w:ascii="Consolas" w:hAnsi="Consolas"/>
+                <w:sz w:val="20"/>
+                <w:szCs w:val="20"/>
+              </w:rPr>
+              <w:t>#Completed &amp; Tested - Final Version ready to submit</w:t>
+            </w:r>
+          </w:p>
+        </w:tc>
+      </w:tr>
+    </w:tbl>
+    <w:p/>
+    <w:p>
+      <w:pPr>
+        <w:rPr>
+          <w:rFonts w:ascii="Arial" w:hAnsi="Arial" w:cs="Arial"/>
+          <w:b/>
+          <w:bCs/>
+        </w:rPr>
+      </w:pPr>
+      <w:r>
+        <w:rPr>
+          <w:rFonts w:ascii="Arial" w:hAnsi="Arial" w:cs="Arial"/>
+          <w:b/>
+          <w:bCs/>
+        </w:rPr>
+        <w:t>Code Testing (1 mark)</w:t>
+      </w:r>
+    </w:p>
+    <w:p>
+      <w:pPr>
+        <w:rPr>
+          <w:rFonts w:ascii="Arial" w:hAnsi="Arial" w:cs="Arial"/>
+        </w:rPr>
+      </w:pPr>
+      <w:r>
+        <w:rPr>
+          <w:rFonts w:ascii="Arial" w:hAnsi="Arial" w:cs="Arial"/>
+        </w:rPr>
+        <w:t>To ensure correctness:</w:t>
+      </w:r>
+    </w:p>
+    <w:p>
+      <w:pPr>
+        <w:pStyle w:val="ListParagraph"/>
+        <w:numPr>
+          <w:ilvl w:val="0"/>
+          <w:numId w:val="26"/>
+        </w:numPr>
+        <w:rPr>
+          <w:rFonts w:ascii="Arial" w:hAnsi="Arial" w:cs="Arial"/>
+        </w:rPr>
+      </w:pPr>
+      <w:r>
+        <w:rPr>
+          <w:rFonts w:ascii="Arial" w:hAnsi="Arial" w:cs="Arial"/>
+        </w:rPr>
+        <w:t>Used str(</w:t>
+      </w:r>
+      <w:proofErr w:type="spellStart"/>
+      <w:r>
+        <w:rPr>
+          <w:rFonts w:ascii="Arial" w:hAnsi="Arial" w:cs="Arial"/>
+        </w:rPr>
+        <w:t>session_genre</w:t>
+      </w:r>
+      <w:proofErr w:type="spellEnd"/>
+      <w:r>
+        <w:rPr>
+          <w:rFonts w:ascii="Arial" w:hAnsi="Arial" w:cs="Arial"/>
+        </w:rPr>
+        <w:t>) to confirm that genre merged appropriately.</w:t>
+      </w:r>
+    </w:p>
+    <w:p>
+      <w:pPr>
+        <w:pStyle w:val="ListParagraph"/>
+        <w:numPr>
+          <w:ilvl w:val="0"/>
+          <w:numId w:val="26"/>
+        </w:numPr>
+        <w:rPr>
+          <w:rFonts w:ascii="Arial" w:hAnsi="Arial" w:cs="Arial"/>
+        </w:rPr>
+      </w:pPr>
+      <w:r>
+        <w:rPr>
+          <w:rFonts w:ascii="Arial" w:hAnsi="Arial" w:cs="Arial"/>
+        </w:rPr>
+        <w:t>Verified using summary (</w:t>
+      </w:r>
+      <w:proofErr w:type="spellStart"/>
+      <w:r>
+        <w:rPr>
+          <w:rFonts w:ascii="Arial" w:hAnsi="Arial" w:cs="Arial"/>
+        </w:rPr>
+        <w:t>session_genre</w:t>
+      </w:r>
+      <w:proofErr w:type="spellEnd"/>
+      <w:r>
+        <w:rPr>
+          <w:rFonts w:ascii="Arial" w:hAnsi="Arial" w:cs="Arial"/>
+        </w:rPr>
+        <w:t>) that no NA values were left.</w:t>
+      </w:r>
+    </w:p>
+    <w:p>
+      <w:pPr>
+        <w:pStyle w:val="ListParagraph"/>
+        <w:numPr>
+          <w:ilvl w:val="0"/>
+          <w:numId w:val="26"/>
+        </w:numPr>
+        <w:rPr>
+          <w:rFonts w:ascii="Arial" w:hAnsi="Arial" w:cs="Arial"/>
+        </w:rPr>
+      </w:pPr>
+      <w:r>
+        <w:rPr>
+          <w:rFonts w:ascii="Arial" w:hAnsi="Arial" w:cs="Arial"/>
+        </w:rPr>
+        <w:t xml:space="preserve">Verified that manual spot checks match </w:t>
+      </w:r>
+      <w:proofErr w:type="spellStart"/>
+      <w:r>
+        <w:rPr>
+          <w:rFonts w:ascii="Arial" w:hAnsi="Arial" w:cs="Arial"/>
+        </w:rPr>
+        <w:t>n_distinct</w:t>
+      </w:r>
+      <w:proofErr w:type="spellEnd"/>
+      <w:r>
+        <w:rPr>
+          <w:rFonts w:ascii="Arial" w:hAnsi="Arial" w:cs="Arial"/>
+        </w:rPr>
+        <w:t>(</w:t>
+      </w:r>
+      <w:proofErr w:type="spellStart"/>
+      <w:r>
+        <w:rPr>
+          <w:rFonts w:ascii="Arial" w:hAnsi="Arial" w:cs="Arial"/>
+        </w:rPr>
+        <w:t>player_id</w:t>
+      </w:r>
+      <w:proofErr w:type="spellEnd"/>
+      <w:r>
+        <w:rPr>
+          <w:rFonts w:ascii="Arial" w:hAnsi="Arial" w:cs="Arial"/>
+        </w:rPr>
+        <w:t>) for each genre.</w:t>
+      </w:r>
+    </w:p>
+    <w:p>
+      <w:pPr>
+        <w:pStyle w:val="ListParagraph"/>
+        <w:numPr>
+          <w:ilvl w:val="0"/>
+          <w:numId w:val="26"/>
+        </w:numPr>
+        <w:rPr>
+          <w:rFonts w:ascii="Arial" w:hAnsi="Arial" w:cs="Arial"/>
+        </w:rPr>
+      </w:pPr>
+      <w:r>
+        <w:rPr>
+          <w:rFonts w:ascii="Arial" w:hAnsi="Arial" w:cs="Arial"/>
+        </w:rPr>
+        <w:t>Confirmed that distinct players successfully arranged the genres in the bar chart.</w:t>
+      </w:r>
+    </w:p>
+    <w:p>
+      <w:pPr>
+        <w:pStyle w:val="ListParagraph"/>
+        <w:numPr>
+          <w:ilvl w:val="0"/>
+          <w:numId w:val="26"/>
+        </w:numPr>
+        <w:rPr>
+          <w:rFonts w:ascii="Arial" w:hAnsi="Arial" w:cs="Arial"/>
+        </w:rPr>
+      </w:pPr>
+      <w:r>
+        <w:rPr>
+          <w:rFonts w:ascii="Arial" w:hAnsi="Arial" w:cs="Arial"/>
+        </w:rPr>
+        <w:t>Verified that the number of sessions for each genre matched the table's predicted counts (</w:t>
+      </w:r>
+      <w:proofErr w:type="spellStart"/>
+      <w:r>
+        <w:rPr>
+          <w:rFonts w:ascii="Arial" w:hAnsi="Arial" w:cs="Arial"/>
+        </w:rPr>
+        <w:t>games$genre</w:t>
+      </w:r>
+      <w:proofErr w:type="spellEnd"/>
+      <w:r>
+        <w:rPr>
+          <w:rFonts w:ascii="Arial" w:hAnsi="Arial" w:cs="Arial"/>
+        </w:rPr>
+        <w:t>).</w:t>
+      </w:r>
+    </w:p>
+    <w:p>
+      <w:pPr>
+        <w:rPr>
+          <w:rFonts w:ascii="Arial" w:hAnsi="Arial" w:cs="Arial"/>
+        </w:rPr>
+      </w:pPr>
+      <w:r>
+        <w:rPr>
+          <w:rFonts w:ascii="Arial" w:hAnsi="Arial" w:cs="Arial"/>
+        </w:rPr>
+        <w:t>These checks confirm that the analysis is accurate and reproducible.</w:t>
+      </w:r>
+    </w:p>
+    <w:p>
+      <w:pPr>
+        <w:rPr>
+          <w:rFonts w:ascii="Arial" w:hAnsi="Arial" w:cs="Arial"/>
+          <w:b/>
+          <w:bCs/>
+        </w:rPr>
+      </w:pPr>
+      <w:r>
+        <w:rPr>
+          <w:rFonts w:ascii="Arial" w:hAnsi="Arial" w:cs="Arial"/>
+          <w:b/>
+          <w:bCs/>
+        </w:rPr>
+        <w:t>Interpretation of the results:</w:t>
+      </w:r>
+      <w:r>
+        <w:rPr>
+          <w:rFonts w:ascii="Arial" w:hAnsi="Arial" w:cs="Arial"/>
+          <w:b/>
+          <w:bCs/>
+        </w:rPr>
+        <w:br/>
+        <w:t>Data</w:t>
+      </w:r>
+      <w:r>
+        <w:rPr>
+          <w:rFonts w:ascii="Arial" w:hAnsi="Arial" w:cs="Arial"/>
+          <w:b/>
+          <w:bCs/>
+        </w:rPr>
+        <w:noBreakHyphen/>
+        <w:t>Driven Insights</w:t>
+      </w:r>
+    </w:p>
+    <w:p>
+      <w:pPr>
+        <w:numPr>
+          <w:ilvl w:val="0"/>
+          <w:numId w:val="27"/>
+        </w:numPr>
+        <w:rPr>
+          <w:rFonts w:ascii="Arial" w:hAnsi="Arial" w:cs="Arial"/>
+        </w:rPr>
+      </w:pPr>
+      <w:r>
+        <w:rPr>
+          <w:rFonts w:ascii="Arial" w:hAnsi="Arial" w:cs="Arial"/>
+        </w:rPr>
+        <w:t>Of all the genres, puzzle games are the most popular, with 6,371 sessions and 3,606 unique players. Despite having somewhat lower average ratings (496.52), a wide audience is drawn to them because of their accessibility and informal style. This is consistent with the trend in the business where puzzle games perform well in terms of player numbers but not always in terms of performance intensity.</w:t>
+      </w:r>
+    </w:p>
+    <w:p>
+      <w:pPr>
+        <w:numPr>
+          <w:ilvl w:val="0"/>
+          <w:numId w:val="27"/>
+        </w:numPr>
+        <w:rPr>
+          <w:rFonts w:ascii="Arial" w:hAnsi="Arial" w:cs="Arial"/>
+        </w:rPr>
+      </w:pPr>
+      <w:r>
+        <w:rPr>
+          <w:rFonts w:ascii="Arial" w:hAnsi="Arial" w:cs="Arial"/>
+        </w:rPr>
+        <w:t>Sports games have the strongest playtime (92.59 minutes) and the highest average score (503.38). In line with real-world sports motivation, this implies competitive engagement—players devote time to enhancing performance.</w:t>
+      </w:r>
+    </w:p>
+    <w:p>
+      <w:pPr>
+        <w:numPr>
+          <w:ilvl w:val="0"/>
+          <w:numId w:val="27"/>
+        </w:numPr>
+        <w:rPr>
+          <w:rFonts w:ascii="Arial" w:hAnsi="Arial" w:cs="Arial"/>
+        </w:rPr>
+      </w:pPr>
+      <w:r>
+        <w:rPr>
+          <w:rFonts w:ascii="Arial" w:hAnsi="Arial" w:cs="Arial"/>
+        </w:rPr>
+        <w:t>The longest average playtime (92.88 minutes) and highest scores (500.84) are found in strategy games. This suggests continuous concentration and deep cognitive engagement, which are characteristics of players who value long-term advancement and difficult decision-making.</w:t>
+      </w:r>
+    </w:p>
+    <w:p>
+      <w:pPr>
+        <w:numPr>
+          <w:ilvl w:val="0"/>
+          <w:numId w:val="27"/>
+        </w:numPr>
+        <w:rPr>
+          <w:rFonts w:ascii="Arial" w:hAnsi="Arial" w:cs="Arial"/>
+        </w:rPr>
+      </w:pPr>
+      <w:r>
+        <w:rPr>
+          <w:rFonts w:ascii="Arial" w:hAnsi="Arial" w:cs="Arial"/>
+        </w:rPr>
+        <w:lastRenderedPageBreak/>
+        <w:t>Action games have fewer players (2,370) and moderate engagement (92.10 minutes, 493.06 score). These findings suggest shorter, more intense sessions, which are typical for fast-paced gameplay that appeals to specialised audiences.</w:t>
+      </w:r>
+    </w:p>
+    <w:p>
+      <w:pPr>
+        <w:numPr>
+          <w:ilvl w:val="0"/>
+          <w:numId w:val="27"/>
+        </w:numPr>
+        <w:rPr>
+          <w:rFonts w:ascii="Arial" w:hAnsi="Arial" w:cs="Arial"/>
+        </w:rPr>
+      </w:pPr>
+      <w:r>
+        <w:rPr>
+          <w:rFonts w:ascii="Arial" w:hAnsi="Arial" w:cs="Arial"/>
+        </w:rPr>
+        <w:t>RPGs retain balanced scores (499.69) while having the fewest players (2,139) and a marginally shorter playtime (91.41 minutes). This is indicative of committed but smaller communities that prioritise character development and story depth over frequent sessions.</w:t>
+      </w:r>
+    </w:p>
+    <w:p>
+      <w:pPr>
+        <w:rPr>
+          <w:b/>
+          <w:bCs/>
+        </w:rPr>
+      </w:pPr>
+      <w:r>
+        <w:rPr>
+          <w:b/>
+          <w:bCs/>
+        </w:rPr>
+        <w:t>Overall Interpretation</w:t>
+      </w:r>
+    </w:p>
+    <w:p>
+      <w:r>
+        <w:t>According to the research, puzzle games have the greatest number of players, while the sports and strategy genres have the highest levels of involvement. While player motivation varies, the average play length is consistent across genres (~91–93 minutes), indicating that session duration is steady independent of genre:</w:t>
+      </w:r>
+    </w:p>
+    <w:p>
+      <w:pPr>
+        <w:pStyle w:val="ListParagraph"/>
+        <w:numPr>
+          <w:ilvl w:val="0"/>
+          <w:numId w:val="28"/>
+        </w:numPr>
+      </w:pPr>
+      <w:r>
+        <w:t xml:space="preserve"> Puzzle engagement is </w:t>
+      </w:r>
+      <w:proofErr w:type="spellStart"/>
+      <w:r>
+        <w:t>fueled</w:t>
+      </w:r>
+      <w:proofErr w:type="spellEnd"/>
+      <w:r>
+        <w:t xml:space="preserve"> by casual charm.</w:t>
+      </w:r>
+    </w:p>
+    <w:p>
+      <w:pPr>
+        <w:pStyle w:val="ListParagraph"/>
+        <w:numPr>
+          <w:ilvl w:val="0"/>
+          <w:numId w:val="28"/>
+        </w:numPr>
+      </w:pPr>
+      <w:r>
+        <w:t xml:space="preserve">Sports performance is </w:t>
+      </w:r>
+      <w:proofErr w:type="spellStart"/>
+      <w:r>
+        <w:t>fueled</w:t>
+      </w:r>
+      <w:proofErr w:type="spellEnd"/>
+      <w:r>
+        <w:t xml:space="preserve"> by a competitive attitude.</w:t>
+      </w:r>
+    </w:p>
+    <w:p>
+      <w:pPr>
+        <w:pStyle w:val="ListParagraph"/>
+        <w:numPr>
+          <w:ilvl w:val="0"/>
+          <w:numId w:val="28"/>
+        </w:numPr>
+      </w:pPr>
+      <w:r>
+        <w:t>Strategy play is sustained by cognitive difficulty.</w:t>
+      </w:r>
+    </w:p>
+    <w:p>
+      <w:pPr>
+        <w:pStyle w:val="ListParagraph"/>
+        <w:numPr>
+          <w:ilvl w:val="0"/>
+          <w:numId w:val="28"/>
+        </w:numPr>
+      </w:pPr>
+      <w:r>
+        <w:t>RPG loyalty is defined by narrative immersion.</w:t>
+      </w:r>
+    </w:p>
+    <w:p>
+      <w:r>
+        <w:t>From an industrial standpoint, these findings can direct genre-specific retention tactics, such as encouraging social rivalry in sports games or making onboarding easier for strategy games to reach a wider audience.</w:t>
+      </w:r>
+    </w:p>
+    <w:p/>
     <w:p/>
     <w:sectPr>
       <w:pgSz w:w="11906" w:h="16838"/>
@@ -3817,6 +5797,119 @@
     </w:lvl>
   </w:abstractNum>
   <w:abstractNum w:abstractNumId="3" w15:restartNumberingAfterBreak="0">
+    <w:nsid w:val="2BA75D1F"/>
+    <w:multiLevelType w:val="hybridMultilevel"/>
+    <w:tmpl w:val="84EA7AC6"/>
+    <w:lvl w:ilvl="0" w:tplc="0C09000B">
+      <w:start w:val="1"/>
+      <w:numFmt w:val="bullet"/>
+      <w:lvlText w:val=""/>
+      <w:lvlJc w:val="left"/>
+      <w:pPr>
+        <w:ind w:left="1080" w:hanging="360"/>
+      </w:pPr>
+      <w:rPr>
+        <w:rFonts w:ascii="Wingdings" w:hAnsi="Wingdings" w:hint="default"/>
+      </w:rPr>
+    </w:lvl>
+    <w:lvl w:ilvl="1" w:tplc="0C090003" w:tentative="1">
+      <w:start w:val="1"/>
+      <w:numFmt w:val="bullet"/>
+      <w:lvlText w:val="o"/>
+      <w:lvlJc w:val="left"/>
+      <w:pPr>
+        <w:ind w:left="1800" w:hanging="360"/>
+      </w:pPr>
+      <w:rPr>
+        <w:rFonts w:ascii="Courier New" w:hAnsi="Courier New" w:cs="Courier New" w:hint="default"/>
+      </w:rPr>
+    </w:lvl>
+    <w:lvl w:ilvl="2" w:tplc="0C090005" w:tentative="1">
+      <w:start w:val="1"/>
+      <w:numFmt w:val="bullet"/>
+      <w:lvlText w:val=""/>
+      <w:lvlJc w:val="left"/>
+      <w:pPr>
+        <w:ind w:left="2520" w:hanging="360"/>
+      </w:pPr>
+      <w:rPr>
+        <w:rFonts w:ascii="Wingdings" w:hAnsi="Wingdings" w:hint="default"/>
+      </w:rPr>
+    </w:lvl>
+    <w:lvl w:ilvl="3" w:tplc="0C090001" w:tentative="1">
+      <w:start w:val="1"/>
+      <w:numFmt w:val="bullet"/>
+      <w:lvlText w:val=""/>
+      <w:lvlJc w:val="left"/>
+      <w:pPr>
+        <w:ind w:left="3240" w:hanging="360"/>
+      </w:pPr>
+      <w:rPr>
+        <w:rFonts w:ascii="Symbol" w:hAnsi="Symbol" w:hint="default"/>
+      </w:rPr>
+    </w:lvl>
+    <w:lvl w:ilvl="4" w:tplc="0C090003" w:tentative="1">
+      <w:start w:val="1"/>
+      <w:numFmt w:val="bullet"/>
+      <w:lvlText w:val="o"/>
+      <w:lvlJc w:val="left"/>
+      <w:pPr>
+        <w:ind w:left="3960" w:hanging="360"/>
+      </w:pPr>
+      <w:rPr>
+        <w:rFonts w:ascii="Courier New" w:hAnsi="Courier New" w:cs="Courier New" w:hint="default"/>
+      </w:rPr>
+    </w:lvl>
+    <w:lvl w:ilvl="5" w:tplc="0C090005" w:tentative="1">
+      <w:start w:val="1"/>
+      <w:numFmt w:val="bullet"/>
+      <w:lvlText w:val=""/>
+      <w:lvlJc w:val="left"/>
+      <w:pPr>
+        <w:ind w:left="4680" w:hanging="360"/>
+      </w:pPr>
+      <w:rPr>
+        <w:rFonts w:ascii="Wingdings" w:hAnsi="Wingdings" w:hint="default"/>
+      </w:rPr>
+    </w:lvl>
+    <w:lvl w:ilvl="6" w:tplc="0C090001" w:tentative="1">
+      <w:start w:val="1"/>
+      <w:numFmt w:val="bullet"/>
+      <w:lvlText w:val=""/>
+      <w:lvlJc w:val="left"/>
+      <w:pPr>
+        <w:ind w:left="5400" w:hanging="360"/>
+      </w:pPr>
+      <w:rPr>
+        <w:rFonts w:ascii="Symbol" w:hAnsi="Symbol" w:hint="default"/>
+      </w:rPr>
+    </w:lvl>
+    <w:lvl w:ilvl="7" w:tplc="0C090003" w:tentative="1">
+      <w:start w:val="1"/>
+      <w:numFmt w:val="bullet"/>
+      <w:lvlText w:val="o"/>
+      <w:lvlJc w:val="left"/>
+      <w:pPr>
+        <w:ind w:left="6120" w:hanging="360"/>
+      </w:pPr>
+      <w:rPr>
+        <w:rFonts w:ascii="Courier New" w:hAnsi="Courier New" w:cs="Courier New" w:hint="default"/>
+      </w:rPr>
+    </w:lvl>
+    <w:lvl w:ilvl="8" w:tplc="0C090005" w:tentative="1">
+      <w:start w:val="1"/>
+      <w:numFmt w:val="bullet"/>
+      <w:lvlText w:val=""/>
+      <w:lvlJc w:val="left"/>
+      <w:pPr>
+        <w:ind w:left="6840" w:hanging="360"/>
+      </w:pPr>
+      <w:rPr>
+        <w:rFonts w:ascii="Wingdings" w:hAnsi="Wingdings" w:hint="default"/>
+      </w:rPr>
+    </w:lvl>
+  </w:abstractNum>
+  <w:abstractNum w:abstractNumId="4" w15:restartNumberingAfterBreak="0">
     <w:nsid w:val="2BCD0D6C"/>
     <w:multiLevelType w:val="multilevel"/>
     <w:tmpl w:val="4508BD70"/>
@@ -3965,7 +6058,7 @@
       </w:rPr>
     </w:lvl>
   </w:abstractNum>
-  <w:abstractNum w:abstractNumId="4" w15:restartNumberingAfterBreak="0">
+  <w:abstractNum w:abstractNumId="5" w15:restartNumberingAfterBreak="0">
     <w:nsid w:val="30E468CF"/>
     <w:multiLevelType w:val="multilevel"/>
     <w:tmpl w:val="46049904"/>
@@ -4114,7 +6207,7 @@
       </w:rPr>
     </w:lvl>
   </w:abstractNum>
-  <w:abstractNum w:abstractNumId="5" w15:restartNumberingAfterBreak="0">
+  <w:abstractNum w:abstractNumId="6" w15:restartNumberingAfterBreak="0">
     <w:nsid w:val="331E4FE4"/>
     <w:multiLevelType w:val="multilevel"/>
     <w:tmpl w:val="672A20FC"/>
@@ -4263,7 +6356,7 @@
       </w:rPr>
     </w:lvl>
   </w:abstractNum>
-  <w:abstractNum w:abstractNumId="6" w15:restartNumberingAfterBreak="0">
+  <w:abstractNum w:abstractNumId="7" w15:restartNumberingAfterBreak="0">
     <w:nsid w:val="3518168F"/>
     <w:multiLevelType w:val="multilevel"/>
     <w:tmpl w:val="3AAE6E5A"/>
@@ -4412,7 +6505,7 @@
       </w:rPr>
     </w:lvl>
   </w:abstractNum>
-  <w:abstractNum w:abstractNumId="7" w15:restartNumberingAfterBreak="0">
+  <w:abstractNum w:abstractNumId="8" w15:restartNumberingAfterBreak="0">
     <w:nsid w:val="38473C2A"/>
     <w:multiLevelType w:val="multilevel"/>
     <w:tmpl w:val="8EFCDC66"/>
@@ -4561,7 +6654,120 @@
       </w:rPr>
     </w:lvl>
   </w:abstractNum>
-  <w:abstractNum w:abstractNumId="8" w15:restartNumberingAfterBreak="0">
+  <w:abstractNum w:abstractNumId="9" w15:restartNumberingAfterBreak="0">
+    <w:nsid w:val="385E1F23"/>
+    <w:multiLevelType w:val="hybridMultilevel"/>
+    <w:tmpl w:val="9202CACC"/>
+    <w:lvl w:ilvl="0" w:tplc="0C09000B">
+      <w:start w:val="1"/>
+      <w:numFmt w:val="bullet"/>
+      <w:lvlText w:val=""/>
+      <w:lvlJc w:val="left"/>
+      <w:pPr>
+        <w:ind w:left="720" w:hanging="360"/>
+      </w:pPr>
+      <w:rPr>
+        <w:rFonts w:ascii="Wingdings" w:hAnsi="Wingdings" w:hint="default"/>
+      </w:rPr>
+    </w:lvl>
+    <w:lvl w:ilvl="1" w:tplc="0C090003">
+      <w:start w:val="1"/>
+      <w:numFmt w:val="bullet"/>
+      <w:lvlText w:val="o"/>
+      <w:lvlJc w:val="left"/>
+      <w:pPr>
+        <w:ind w:left="1440" w:hanging="360"/>
+      </w:pPr>
+      <w:rPr>
+        <w:rFonts w:ascii="Courier New" w:hAnsi="Courier New" w:cs="Courier New" w:hint="default"/>
+      </w:rPr>
+    </w:lvl>
+    <w:lvl w:ilvl="2" w:tplc="0C090005" w:tentative="1">
+      <w:start w:val="1"/>
+      <w:numFmt w:val="bullet"/>
+      <w:lvlText w:val=""/>
+      <w:lvlJc w:val="left"/>
+      <w:pPr>
+        <w:ind w:left="2160" w:hanging="360"/>
+      </w:pPr>
+      <w:rPr>
+        <w:rFonts w:ascii="Wingdings" w:hAnsi="Wingdings" w:hint="default"/>
+      </w:rPr>
+    </w:lvl>
+    <w:lvl w:ilvl="3" w:tplc="0C090001" w:tentative="1">
+      <w:start w:val="1"/>
+      <w:numFmt w:val="bullet"/>
+      <w:lvlText w:val=""/>
+      <w:lvlJc w:val="left"/>
+      <w:pPr>
+        <w:ind w:left="2880" w:hanging="360"/>
+      </w:pPr>
+      <w:rPr>
+        <w:rFonts w:ascii="Symbol" w:hAnsi="Symbol" w:hint="default"/>
+      </w:rPr>
+    </w:lvl>
+    <w:lvl w:ilvl="4" w:tplc="0C090003" w:tentative="1">
+      <w:start w:val="1"/>
+      <w:numFmt w:val="bullet"/>
+      <w:lvlText w:val="o"/>
+      <w:lvlJc w:val="left"/>
+      <w:pPr>
+        <w:ind w:left="3600" w:hanging="360"/>
+      </w:pPr>
+      <w:rPr>
+        <w:rFonts w:ascii="Courier New" w:hAnsi="Courier New" w:cs="Courier New" w:hint="default"/>
+      </w:rPr>
+    </w:lvl>
+    <w:lvl w:ilvl="5" w:tplc="0C090005" w:tentative="1">
+      <w:start w:val="1"/>
+      <w:numFmt w:val="bullet"/>
+      <w:lvlText w:val=""/>
+      <w:lvlJc w:val="left"/>
+      <w:pPr>
+        <w:ind w:left="4320" w:hanging="360"/>
+      </w:pPr>
+      <w:rPr>
+        <w:rFonts w:ascii="Wingdings" w:hAnsi="Wingdings" w:hint="default"/>
+      </w:rPr>
+    </w:lvl>
+    <w:lvl w:ilvl="6" w:tplc="0C090001" w:tentative="1">
+      <w:start w:val="1"/>
+      <w:numFmt w:val="bullet"/>
+      <w:lvlText w:val=""/>
+      <w:lvlJc w:val="left"/>
+      <w:pPr>
+        <w:ind w:left="5040" w:hanging="360"/>
+      </w:pPr>
+      <w:rPr>
+        <w:rFonts w:ascii="Symbol" w:hAnsi="Symbol" w:hint="default"/>
+      </w:rPr>
+    </w:lvl>
+    <w:lvl w:ilvl="7" w:tplc="0C090003" w:tentative="1">
+      <w:start w:val="1"/>
+      <w:numFmt w:val="bullet"/>
+      <w:lvlText w:val="o"/>
+      <w:lvlJc w:val="left"/>
+      <w:pPr>
+        <w:ind w:left="5760" w:hanging="360"/>
+      </w:pPr>
+      <w:rPr>
+        <w:rFonts w:ascii="Courier New" w:hAnsi="Courier New" w:cs="Courier New" w:hint="default"/>
+      </w:rPr>
+    </w:lvl>
+    <w:lvl w:ilvl="8" w:tplc="0C090005" w:tentative="1">
+      <w:start w:val="1"/>
+      <w:numFmt w:val="bullet"/>
+      <w:lvlText w:val=""/>
+      <w:lvlJc w:val="left"/>
+      <w:pPr>
+        <w:ind w:left="6480" w:hanging="360"/>
+      </w:pPr>
+      <w:rPr>
+        <w:rFonts w:ascii="Wingdings" w:hAnsi="Wingdings" w:hint="default"/>
+      </w:rPr>
+    </w:lvl>
+  </w:abstractNum>
+  <w:abstractNum w:abstractNumId="10" w15:restartNumberingAfterBreak="0">
     <w:nsid w:val="400D0579"/>
     <w:multiLevelType w:val="multilevel"/>
     <w:tmpl w:val="23283732"/>
@@ -4710,7 +6916,7 @@
       </w:rPr>
     </w:lvl>
   </w:abstractNum>
-  <w:abstractNum w:abstractNumId="9" w15:restartNumberingAfterBreak="0">
+  <w:abstractNum w:abstractNumId="11" w15:restartNumberingAfterBreak="0">
     <w:nsid w:val="40262A85"/>
     <w:multiLevelType w:val="multilevel"/>
     <w:tmpl w:val="7E24AE84"/>
@@ -4859,7 +7065,7 @@
       </w:rPr>
     </w:lvl>
   </w:abstractNum>
-  <w:abstractNum w:abstractNumId="10" w15:restartNumberingAfterBreak="0">
+  <w:abstractNum w:abstractNumId="12" w15:restartNumberingAfterBreak="0">
     <w:nsid w:val="44C50CEE"/>
     <w:multiLevelType w:val="hybridMultilevel"/>
     <w:tmpl w:val="6310E4E2"/>
@@ -4972,7 +7178,7 @@
       </w:rPr>
     </w:lvl>
   </w:abstractNum>
-  <w:abstractNum w:abstractNumId="11" w15:restartNumberingAfterBreak="0">
+  <w:abstractNum w:abstractNumId="13" w15:restartNumberingAfterBreak="0">
     <w:nsid w:val="471F3795"/>
     <w:multiLevelType w:val="multilevel"/>
     <w:tmpl w:val="2C74B4EE"/>
@@ -5121,7 +7327,7 @@
       </w:rPr>
     </w:lvl>
   </w:abstractNum>
-  <w:abstractNum w:abstractNumId="12" w15:restartNumberingAfterBreak="0">
+  <w:abstractNum w:abstractNumId="14" w15:restartNumberingAfterBreak="0">
     <w:nsid w:val="4A530692"/>
     <w:multiLevelType w:val="multilevel"/>
     <w:tmpl w:val="8618C9A2"/>
@@ -5270,7 +7476,7 @@
       </w:rPr>
     </w:lvl>
   </w:abstractNum>
-  <w:abstractNum w:abstractNumId="13" w15:restartNumberingAfterBreak="0">
+  <w:abstractNum w:abstractNumId="15" w15:restartNumberingAfterBreak="0">
     <w:nsid w:val="4F3B4997"/>
     <w:multiLevelType w:val="multilevel"/>
     <w:tmpl w:val="DAFEEA0E"/>
@@ -5419,7 +7625,7 @@
       </w:rPr>
     </w:lvl>
   </w:abstractNum>
-  <w:abstractNum w:abstractNumId="14" w15:restartNumberingAfterBreak="0">
+  <w:abstractNum w:abstractNumId="16" w15:restartNumberingAfterBreak="0">
     <w:nsid w:val="4F552C95"/>
     <w:multiLevelType w:val="hybridMultilevel"/>
     <w:tmpl w:val="0F64B902"/>
@@ -5532,7 +7738,7 @@
       </w:rPr>
     </w:lvl>
   </w:abstractNum>
-  <w:abstractNum w:abstractNumId="15" w15:restartNumberingAfterBreak="0">
+  <w:abstractNum w:abstractNumId="17" w15:restartNumberingAfterBreak="0">
     <w:nsid w:val="58767935"/>
     <w:multiLevelType w:val="hybridMultilevel"/>
     <w:tmpl w:val="724C4E28"/>
@@ -5644,7 +7850,7 @@
       </w:rPr>
     </w:lvl>
   </w:abstractNum>
-  <w:abstractNum w:abstractNumId="16" w15:restartNumberingAfterBreak="0">
+  <w:abstractNum w:abstractNumId="18" w15:restartNumberingAfterBreak="0">
     <w:nsid w:val="59DB6AD9"/>
     <w:multiLevelType w:val="multilevel"/>
     <w:tmpl w:val="AC0AA960"/>
@@ -5793,7 +7999,7 @@
       </w:rPr>
     </w:lvl>
   </w:abstractNum>
-  <w:abstractNum w:abstractNumId="17" w15:restartNumberingAfterBreak="0">
+  <w:abstractNum w:abstractNumId="19" w15:restartNumberingAfterBreak="0">
     <w:nsid w:val="5B934E2F"/>
     <w:multiLevelType w:val="multilevel"/>
     <w:tmpl w:val="4D005FE0"/>
@@ -5942,7 +8148,7 @@
       </w:rPr>
     </w:lvl>
   </w:abstractNum>
-  <w:abstractNum w:abstractNumId="18" w15:restartNumberingAfterBreak="0">
+  <w:abstractNum w:abstractNumId="20" w15:restartNumberingAfterBreak="0">
     <w:nsid w:val="5BB03A98"/>
     <w:multiLevelType w:val="hybridMultilevel"/>
     <w:tmpl w:val="57DE3642"/>
@@ -6055,7 +8261,7 @@
       </w:rPr>
     </w:lvl>
   </w:abstractNum>
-  <w:abstractNum w:abstractNumId="19" w15:restartNumberingAfterBreak="0">
+  <w:abstractNum w:abstractNumId="21" w15:restartNumberingAfterBreak="0">
     <w:nsid w:val="5C4D4981"/>
     <w:multiLevelType w:val="multilevel"/>
     <w:tmpl w:val="51A6A8B0"/>
@@ -6204,7 +8410,156 @@
       </w:rPr>
     </w:lvl>
   </w:abstractNum>
-  <w:abstractNum w:abstractNumId="20" w15:restartNumberingAfterBreak="0">
+  <w:abstractNum w:abstractNumId="22" w15:restartNumberingAfterBreak="0">
+    <w:nsid w:val="60AE478F"/>
+    <w:multiLevelType w:val="multilevel"/>
+    <w:tmpl w:val="99C20FD0"/>
+    <w:lvl w:ilvl="0">
+      <w:start w:val="1"/>
+      <w:numFmt w:val="bullet"/>
+      <w:lvlText w:val=""/>
+      <w:lvlJc w:val="left"/>
+      <w:pPr>
+        <w:tabs>
+          <w:tab w:val="num" w:pos="720"/>
+        </w:tabs>
+        <w:ind w:left="720" w:hanging="360"/>
+      </w:pPr>
+      <w:rPr>
+        <w:rFonts w:ascii="Wingdings" w:hAnsi="Wingdings" w:hint="default"/>
+        <w:sz w:val="20"/>
+      </w:rPr>
+    </w:lvl>
+    <w:lvl w:ilvl="1" w:tentative="1">
+      <w:start w:val="1"/>
+      <w:numFmt w:val="bullet"/>
+      <w:lvlText w:val="o"/>
+      <w:lvlJc w:val="left"/>
+      <w:pPr>
+        <w:tabs>
+          <w:tab w:val="num" w:pos="1440"/>
+        </w:tabs>
+        <w:ind w:left="1440" w:hanging="360"/>
+      </w:pPr>
+      <w:rPr>
+        <w:rFonts w:ascii="Courier New" w:hAnsi="Courier New" w:hint="default"/>
+        <w:sz w:val="20"/>
+      </w:rPr>
+    </w:lvl>
+    <w:lvl w:ilvl="2" w:tentative="1">
+      <w:start w:val="1"/>
+      <w:numFmt w:val="bullet"/>
+      <w:lvlText w:val=""/>
+      <w:lvlJc w:val="left"/>
+      <w:pPr>
+        <w:tabs>
+          <w:tab w:val="num" w:pos="2160"/>
+        </w:tabs>
+        <w:ind w:left="2160" w:hanging="360"/>
+      </w:pPr>
+      <w:rPr>
+        <w:rFonts w:ascii="Wingdings" w:hAnsi="Wingdings" w:hint="default"/>
+        <w:sz w:val="20"/>
+      </w:rPr>
+    </w:lvl>
+    <w:lvl w:ilvl="3" w:tentative="1">
+      <w:start w:val="1"/>
+      <w:numFmt w:val="bullet"/>
+      <w:lvlText w:val=""/>
+      <w:lvlJc w:val="left"/>
+      <w:pPr>
+        <w:tabs>
+          <w:tab w:val="num" w:pos="2880"/>
+        </w:tabs>
+        <w:ind w:left="2880" w:hanging="360"/>
+      </w:pPr>
+      <w:rPr>
+        <w:rFonts w:ascii="Wingdings" w:hAnsi="Wingdings" w:hint="default"/>
+        <w:sz w:val="20"/>
+      </w:rPr>
+    </w:lvl>
+    <w:lvl w:ilvl="4" w:tentative="1">
+      <w:start w:val="1"/>
+      <w:numFmt w:val="bullet"/>
+      <w:lvlText w:val=""/>
+      <w:lvlJc w:val="left"/>
+      <w:pPr>
+        <w:tabs>
+          <w:tab w:val="num" w:pos="3600"/>
+        </w:tabs>
+        <w:ind w:left="3600" w:hanging="360"/>
+      </w:pPr>
+      <w:rPr>
+        <w:rFonts w:ascii="Wingdings" w:hAnsi="Wingdings" w:hint="default"/>
+        <w:sz w:val="20"/>
+      </w:rPr>
+    </w:lvl>
+    <w:lvl w:ilvl="5" w:tentative="1">
+      <w:start w:val="1"/>
+      <w:numFmt w:val="bullet"/>
+      <w:lvlText w:val=""/>
+      <w:lvlJc w:val="left"/>
+      <w:pPr>
+        <w:tabs>
+          <w:tab w:val="num" w:pos="4320"/>
+        </w:tabs>
+        <w:ind w:left="4320" w:hanging="360"/>
+      </w:pPr>
+      <w:rPr>
+        <w:rFonts w:ascii="Wingdings" w:hAnsi="Wingdings" w:hint="default"/>
+        <w:sz w:val="20"/>
+      </w:rPr>
+    </w:lvl>
+    <w:lvl w:ilvl="6" w:tentative="1">
+      <w:start w:val="1"/>
+      <w:numFmt w:val="bullet"/>
+      <w:lvlText w:val=""/>
+      <w:lvlJc w:val="left"/>
+      <w:pPr>
+        <w:tabs>
+          <w:tab w:val="num" w:pos="5040"/>
+        </w:tabs>
+        <w:ind w:left="5040" w:hanging="360"/>
+      </w:pPr>
+      <w:rPr>
+        <w:rFonts w:ascii="Wingdings" w:hAnsi="Wingdings" w:hint="default"/>
+        <w:sz w:val="20"/>
+      </w:rPr>
+    </w:lvl>
+    <w:lvl w:ilvl="7" w:tentative="1">
+      <w:start w:val="1"/>
+      <w:numFmt w:val="bullet"/>
+      <w:lvlText w:val=""/>
+      <w:lvlJc w:val="left"/>
+      <w:pPr>
+        <w:tabs>
+          <w:tab w:val="num" w:pos="5760"/>
+        </w:tabs>
+        <w:ind w:left="5760" w:hanging="360"/>
+      </w:pPr>
+      <w:rPr>
+        <w:rFonts w:ascii="Wingdings" w:hAnsi="Wingdings" w:hint="default"/>
+        <w:sz w:val="20"/>
+      </w:rPr>
+    </w:lvl>
+    <w:lvl w:ilvl="8" w:tentative="1">
+      <w:start w:val="1"/>
+      <w:numFmt w:val="bullet"/>
+      <w:lvlText w:val=""/>
+      <w:lvlJc w:val="left"/>
+      <w:pPr>
+        <w:tabs>
+          <w:tab w:val="num" w:pos="6480"/>
+        </w:tabs>
+        <w:ind w:left="6480" w:hanging="360"/>
+      </w:pPr>
+      <w:rPr>
+        <w:rFonts w:ascii="Wingdings" w:hAnsi="Wingdings" w:hint="default"/>
+        <w:sz w:val="20"/>
+      </w:rPr>
+    </w:lvl>
+  </w:abstractNum>
+  <w:abstractNum w:abstractNumId="23" w15:restartNumberingAfterBreak="0">
     <w:nsid w:val="70DD19A3"/>
     <w:multiLevelType w:val="multilevel"/>
     <w:tmpl w:val="57EEB69A"/>
@@ -6353,7 +8708,7 @@
       </w:rPr>
     </w:lvl>
   </w:abstractNum>
-  <w:abstractNum w:abstractNumId="21" w15:restartNumberingAfterBreak="0">
+  <w:abstractNum w:abstractNumId="24" w15:restartNumberingAfterBreak="0">
     <w:nsid w:val="716A4F2D"/>
     <w:multiLevelType w:val="multilevel"/>
     <w:tmpl w:val="60B8EEDC"/>
@@ -6502,7 +8857,7 @@
       </w:rPr>
     </w:lvl>
   </w:abstractNum>
-  <w:abstractNum w:abstractNumId="22" w15:restartNumberingAfterBreak="0">
+  <w:abstractNum w:abstractNumId="25" w15:restartNumberingAfterBreak="0">
     <w:nsid w:val="734F6713"/>
     <w:multiLevelType w:val="multilevel"/>
     <w:tmpl w:val="1F2A0552"/>
@@ -6651,7 +9006,7 @@
       </w:rPr>
     </w:lvl>
   </w:abstractNum>
-  <w:abstractNum w:abstractNumId="23" w15:restartNumberingAfterBreak="0">
+  <w:abstractNum w:abstractNumId="26" w15:restartNumberingAfterBreak="0">
     <w:nsid w:val="745C483E"/>
     <w:multiLevelType w:val="multilevel"/>
     <w:tmpl w:val="87E61240"/>
@@ -6800,7 +9155,7 @@
       </w:rPr>
     </w:lvl>
   </w:abstractNum>
-  <w:abstractNum w:abstractNumId="24" w15:restartNumberingAfterBreak="0">
+  <w:abstractNum w:abstractNumId="27" w15:restartNumberingAfterBreak="0">
     <w:nsid w:val="763A6EC4"/>
     <w:multiLevelType w:val="multilevel"/>
     <w:tmpl w:val="4E44FE4A"/>
@@ -6950,79 +9305,88 @@
     </w:lvl>
   </w:abstractNum>
   <w:num w:numId="1" w16cid:durableId="1778017616">
+    <w:abstractNumId w:val="10"/>
+  </w:num>
+  <w:num w:numId="2" w16cid:durableId="1814444551">
+    <w:abstractNumId w:val="5"/>
+  </w:num>
+  <w:num w:numId="3" w16cid:durableId="157965289">
+    <w:abstractNumId w:val="21"/>
+  </w:num>
+  <w:num w:numId="4" w16cid:durableId="1152061059">
+    <w:abstractNumId w:val="25"/>
+  </w:num>
+  <w:num w:numId="5" w16cid:durableId="132330972">
+    <w:abstractNumId w:val="7"/>
+  </w:num>
+  <w:num w:numId="6" w16cid:durableId="1801343180">
+    <w:abstractNumId w:val="6"/>
+  </w:num>
+  <w:num w:numId="7" w16cid:durableId="69351893">
+    <w:abstractNumId w:val="14"/>
+  </w:num>
+  <w:num w:numId="8" w16cid:durableId="1655795986">
+    <w:abstractNumId w:val="13"/>
+  </w:num>
+  <w:num w:numId="9" w16cid:durableId="505750095">
+    <w:abstractNumId w:val="18"/>
+  </w:num>
+  <w:num w:numId="10" w16cid:durableId="1911650711">
+    <w:abstractNumId w:val="23"/>
+  </w:num>
+  <w:num w:numId="11" w16cid:durableId="1771126058">
+    <w:abstractNumId w:val="15"/>
+  </w:num>
+  <w:num w:numId="12" w16cid:durableId="1502964999">
     <w:abstractNumId w:val="8"/>
   </w:num>
-  <w:num w:numId="2" w16cid:durableId="1814444551">
-    <w:abstractNumId w:val="4"/>
-  </w:num>
-  <w:num w:numId="3" w16cid:durableId="157965289">
-    <w:abstractNumId w:val="19"/>
-  </w:num>
-  <w:num w:numId="4" w16cid:durableId="1152061059">
-    <w:abstractNumId w:val="22"/>
-  </w:num>
-  <w:num w:numId="5" w16cid:durableId="132330972">
-    <w:abstractNumId w:val="6"/>
-  </w:num>
-  <w:num w:numId="6" w16cid:durableId="1801343180">
-    <w:abstractNumId w:val="5"/>
-  </w:num>
-  <w:num w:numId="7" w16cid:durableId="69351893">
-    <w:abstractNumId w:val="12"/>
-  </w:num>
-  <w:num w:numId="8" w16cid:durableId="1655795986">
-    <w:abstractNumId w:val="11"/>
-  </w:num>
-  <w:num w:numId="9" w16cid:durableId="505750095">
-    <w:abstractNumId w:val="16"/>
-  </w:num>
-  <w:num w:numId="10" w16cid:durableId="1911650711">
-    <w:abstractNumId w:val="20"/>
-  </w:num>
-  <w:num w:numId="11" w16cid:durableId="1771126058">
-    <w:abstractNumId w:val="13"/>
-  </w:num>
-  <w:num w:numId="12" w16cid:durableId="1502964999">
-    <w:abstractNumId w:val="7"/>
-  </w:num>
   <w:num w:numId="13" w16cid:durableId="372117635">
-    <w:abstractNumId w:val="21"/>
+    <w:abstractNumId w:val="24"/>
   </w:num>
   <w:num w:numId="14" w16cid:durableId="1216505428">
     <w:abstractNumId w:val="1"/>
   </w:num>
   <w:num w:numId="15" w16cid:durableId="1054894560">
-    <w:abstractNumId w:val="17"/>
+    <w:abstractNumId w:val="19"/>
   </w:num>
   <w:num w:numId="16" w16cid:durableId="1210609978">
-    <w:abstractNumId w:val="23"/>
+    <w:abstractNumId w:val="26"/>
   </w:num>
   <w:num w:numId="17" w16cid:durableId="1961300327">
-    <w:abstractNumId w:val="24"/>
+    <w:abstractNumId w:val="27"/>
   </w:num>
   <w:num w:numId="18" w16cid:durableId="1694961422">
     <w:abstractNumId w:val="2"/>
   </w:num>
   <w:num w:numId="19" w16cid:durableId="1898710832">
-    <w:abstractNumId w:val="3"/>
+    <w:abstractNumId w:val="4"/>
   </w:num>
   <w:num w:numId="20" w16cid:durableId="1683555450">
-    <w:abstractNumId w:val="18"/>
+    <w:abstractNumId w:val="20"/>
   </w:num>
   <w:num w:numId="21" w16cid:durableId="1702054597">
     <w:abstractNumId w:val="0"/>
   </w:num>
   <w:num w:numId="22" w16cid:durableId="2000883106">
+    <w:abstractNumId w:val="11"/>
+  </w:num>
+  <w:num w:numId="23" w16cid:durableId="537206467">
+    <w:abstractNumId w:val="17"/>
+  </w:num>
+  <w:num w:numId="24" w16cid:durableId="1855728954">
+    <w:abstractNumId w:val="16"/>
+  </w:num>
+  <w:num w:numId="25" w16cid:durableId="1934975477">
+    <w:abstractNumId w:val="12"/>
+  </w:num>
+  <w:num w:numId="26" w16cid:durableId="1984500080">
     <w:abstractNumId w:val="9"/>
   </w:num>
-  <w:num w:numId="23" w16cid:durableId="537206467">
-    <w:abstractNumId w:val="15"/>
+  <w:num w:numId="27" w16cid:durableId="215513157">
+    <w:abstractNumId w:val="22"/>
   </w:num>
-  <w:num w:numId="24" w16cid:durableId="1855728954">
-    <w:abstractNumId w:val="14"/>
-  </w:num>
-  <w:num w:numId="25" w16cid:durableId="1934975477">
-    <w:abstractNumId w:val="10"/>
+  <w:num w:numId="28" w16cid:durableId="2126146708">
+    <w:abstractNumId w:val="3"/>
   </w:num>
 </w:numbering>
 </file>

--- a/22147506_Buwa_Assignment_V1.docx
+++ b/22147506_Buwa_Assignment_V1.docx
@@ -8,6 +8,86 @@
         <w:contextualSpacing/>
         <w:jc w:val="center"/>
         <w:rPr>
+          <w:rFonts w:ascii="Arial" w:hAnsi="Arial" w:cs="Arial"/>
+          <w:sz w:val="24"/>
+          <w:szCs w:val="24"/>
+        </w:rPr>
+      </w:pPr>
+      <w:r>
+        <w:rPr>
+          <w:rFonts w:ascii="Arial" w:hAnsi="Arial" w:cs="Arial"/>
+          <w:sz w:val="24"/>
+          <w:szCs w:val="24"/>
+        </w:rPr>
+        <w:t>Mitansh Buwa</w:t>
+      </w:r>
+    </w:p>
+    <w:p>
+      <w:pPr>
+        <w:spacing w:line="480" w:lineRule="auto"/>
+        <w:contextualSpacing/>
+        <w:jc w:val="center"/>
+        <w:rPr>
+          <w:rFonts w:ascii="Arial" w:hAnsi="Arial" w:cs="Arial"/>
+          <w:sz w:val="24"/>
+          <w:szCs w:val="24"/>
+        </w:rPr>
+      </w:pPr>
+      <w:r>
+        <w:rPr>
+          <w:rFonts w:ascii="Arial" w:hAnsi="Arial" w:cs="Arial"/>
+          <w:sz w:val="24"/>
+          <w:szCs w:val="24"/>
+        </w:rPr>
+        <w:t>22147506</w:t>
+      </w:r>
+    </w:p>
+    <w:p>
+      <w:pPr>
+        <w:spacing w:line="480" w:lineRule="auto"/>
+        <w:contextualSpacing/>
+        <w:jc w:val="center"/>
+        <w:rPr>
+          <w:rFonts w:ascii="Arial" w:hAnsi="Arial" w:cs="Arial"/>
+          <w:sz w:val="24"/>
+          <w:szCs w:val="24"/>
+        </w:rPr>
+      </w:pPr>
+      <w:r>
+        <w:rPr>
+          <w:rFonts w:ascii="Arial" w:hAnsi="Arial" w:cs="Arial"/>
+          <w:sz w:val="24"/>
+          <w:szCs w:val="24"/>
+        </w:rPr>
+        <w:t>School of Social Science, University of Western Sydney</w:t>
+      </w:r>
+    </w:p>
+    <w:p>
+      <w:pPr>
+        <w:spacing w:line="480" w:lineRule="auto"/>
+        <w:contextualSpacing/>
+        <w:jc w:val="center"/>
+        <w:rPr>
+          <w:rFonts w:ascii="Arial" w:hAnsi="Arial" w:cs="Arial"/>
+          <w:sz w:val="24"/>
+          <w:szCs w:val="24"/>
+        </w:rPr>
+      </w:pPr>
+      <w:r>
+        <w:rPr>
+          <w:rFonts w:ascii="Arial" w:hAnsi="Arial" w:cs="Arial"/>
+          <w:sz w:val="24"/>
+          <w:szCs w:val="24"/>
+        </w:rPr>
+        <w:t>COMP1013: Analytics Programming</w:t>
+      </w:r>
+    </w:p>
+    <w:p>
+      <w:pPr>
+        <w:spacing w:line="480" w:lineRule="auto"/>
+        <w:contextualSpacing/>
+        <w:jc w:val="center"/>
+        <w:rPr>
           <w:rFonts w:ascii="Times New Roman" w:hAnsi="Times New Roman" w:cs="Times New Roman"/>
           <w:sz w:val="24"/>
           <w:szCs w:val="24"/>
@@ -15,91 +95,19 @@
       </w:pPr>
       <w:r>
         <w:rPr>
+          <w:rFonts w:ascii="Arial" w:hAnsi="Arial" w:cs="Arial"/>
+          <w:sz w:val="24"/>
+          <w:szCs w:val="24"/>
+        </w:rPr>
+        <w:t>GitHub Link:</w:t>
+      </w:r>
+      <w:r>
+        <w:rPr>
           <w:rFonts w:ascii="Times New Roman" w:hAnsi="Times New Roman" w:cs="Times New Roman"/>
           <w:sz w:val="24"/>
           <w:szCs w:val="24"/>
         </w:rPr>
-        <w:t>Mitansh Buwa</w:t>
-      </w:r>
-    </w:p>
-    <w:p>
-      <w:pPr>
-        <w:spacing w:line="480" w:lineRule="auto"/>
-        <w:contextualSpacing/>
-        <w:jc w:val="center"/>
-        <w:rPr>
-          <w:rFonts w:ascii="Times New Roman" w:hAnsi="Times New Roman" w:cs="Times New Roman"/>
-          <w:sz w:val="24"/>
-          <w:szCs w:val="24"/>
-        </w:rPr>
-      </w:pPr>
-      <w:r>
-        <w:rPr>
-          <w:rFonts w:ascii="Times New Roman" w:hAnsi="Times New Roman" w:cs="Times New Roman"/>
-          <w:sz w:val="24"/>
-          <w:szCs w:val="24"/>
-        </w:rPr>
-        <w:t>22147506</w:t>
-      </w:r>
-    </w:p>
-    <w:p>
-      <w:pPr>
-        <w:spacing w:line="480" w:lineRule="auto"/>
-        <w:contextualSpacing/>
-        <w:jc w:val="center"/>
-        <w:rPr>
-          <w:rFonts w:ascii="Times New Roman" w:hAnsi="Times New Roman" w:cs="Times New Roman"/>
-          <w:sz w:val="24"/>
-          <w:szCs w:val="24"/>
-        </w:rPr>
-      </w:pPr>
-      <w:r>
-        <w:rPr>
-          <w:rFonts w:ascii="Times New Roman" w:hAnsi="Times New Roman" w:cs="Times New Roman"/>
-          <w:sz w:val="24"/>
-          <w:szCs w:val="24"/>
-        </w:rPr>
-        <w:t>School of Social Science, University of Western Sydney</w:t>
-      </w:r>
-    </w:p>
-    <w:p>
-      <w:pPr>
-        <w:spacing w:line="480" w:lineRule="auto"/>
-        <w:contextualSpacing/>
-        <w:jc w:val="center"/>
-        <w:rPr>
-          <w:rFonts w:ascii="Times New Roman" w:hAnsi="Times New Roman" w:cs="Times New Roman"/>
-          <w:sz w:val="24"/>
-          <w:szCs w:val="24"/>
-        </w:rPr>
-      </w:pPr>
-      <w:r>
-        <w:rPr>
-          <w:rFonts w:ascii="Times New Roman" w:hAnsi="Times New Roman" w:cs="Times New Roman"/>
-          <w:sz w:val="24"/>
-          <w:szCs w:val="24"/>
-        </w:rPr>
-        <w:t>COMP1013: Analytics Programming</w:t>
-      </w:r>
-    </w:p>
-    <w:p>
-      <w:pPr>
-        <w:spacing w:line="480" w:lineRule="auto"/>
-        <w:contextualSpacing/>
-        <w:jc w:val="center"/>
-        <w:rPr>
-          <w:rFonts w:ascii="Times New Roman" w:hAnsi="Times New Roman" w:cs="Times New Roman"/>
-          <w:sz w:val="24"/>
-          <w:szCs w:val="24"/>
-        </w:rPr>
-      </w:pPr>
-      <w:r>
-        <w:rPr>
-          <w:rFonts w:ascii="Times New Roman" w:hAnsi="Times New Roman" w:cs="Times New Roman"/>
-          <w:sz w:val="24"/>
-          <w:szCs w:val="24"/>
-        </w:rPr>
-        <w:t xml:space="preserve">GitHub Link: </w:t>
+        <w:t xml:space="preserve"> </w:t>
       </w:r>
       <w:hyperlink r:id="rId6" w:history="1">
         <w:r>
@@ -122,85 +130,81 @@
       </w:r>
     </w:p>
     <w:p>
-      <w:r>
+      <w:pPr>
+        <w:rPr>
+          <w:rFonts w:ascii="Arial" w:hAnsi="Arial" w:cs="Arial"/>
+        </w:rPr>
+      </w:pPr>
+      <w:r>
+        <w:rPr>
+          <w:rFonts w:ascii="Arial" w:hAnsi="Arial" w:cs="Arial"/>
+        </w:rPr>
         <w:t xml:space="preserve">*** </w:t>
       </w:r>
     </w:p>
     <w:p>
-      <w:r>
+      <w:pPr>
+        <w:rPr>
+          <w:rFonts w:ascii="Arial" w:hAnsi="Arial" w:cs="Arial"/>
+        </w:rPr>
+      </w:pPr>
+      <w:r>
+        <w:rPr>
+          <w:rFonts w:ascii="Arial" w:hAnsi="Arial" w:cs="Arial"/>
+        </w:rPr>
         <w:t xml:space="preserve">By including this statement, we the authors of this work, verify that: • We hold a copy of this assignment that we can produce if the original is lost or damaged. • We hereby certify that no part of this assignment/product has been copied from any other student’s work or from any other source except where due acknowledgement is made in the assignment. • No part of this assignment/product has been written/produced for us by another person except where such collaboration has been authorised by the subject lecturer/tutor concerned. • We are aware that this work may be reproduced and submitted to plagiarism detection software programs for the purpose of detecting possible plagiarism (which may retain a copy on its database for future plagiarism checking). • We hereby certify that we have read and understand what the School of Computing, Engineering and Mathematics defines as minor and substantial breaches of misconduct as outlined in the learning guide for this unit. </w:t>
       </w:r>
     </w:p>
     <w:p>
-      <w:r>
+      <w:pPr>
+        <w:rPr>
+          <w:rFonts w:ascii="Arial" w:hAnsi="Arial" w:cs="Arial"/>
+        </w:rPr>
+      </w:pPr>
+      <w:r>
+        <w:rPr>
+          <w:rFonts w:ascii="Arial" w:hAnsi="Arial" w:cs="Arial"/>
+        </w:rPr>
         <w:t xml:space="preserve">*** </w:t>
       </w:r>
     </w:p>
     <w:p>
-      <w:r>
+      <w:pPr>
+        <w:rPr>
+          <w:rFonts w:ascii="Arial" w:hAnsi="Arial" w:cs="Arial"/>
+        </w:rPr>
+      </w:pPr>
+      <w:r>
+        <w:rPr>
+          <w:rFonts w:ascii="Arial" w:hAnsi="Arial" w:cs="Arial"/>
+        </w:rPr>
         <w:t>Note: An examiner or lecturer/tutor has the right not to mark this project report if the above declaration has not been added to the cover of the report.</w:t>
       </w:r>
     </w:p>
     <w:p>
-      <w:r>
-        <w:t xml:space="preserve"> Note: No AI (</w:t>
-      </w:r>
-      <w:proofErr w:type="spellStart"/>
-      <w:r>
-        <w:t>regarless</w:t>
-      </w:r>
-      <w:proofErr w:type="spellEnd"/>
-      <w:r>
-        <w:t xml:space="preserve"> of type, including agentic AI) use is allowed. You can use extra library you think it is useful in your assignment. Please also be reassured that the data used in this assignment is </w:t>
-      </w:r>
-      <w:proofErr w:type="spellStart"/>
-      <w:r>
-        <w:t>syntethic</w:t>
-      </w:r>
-      <w:proofErr w:type="spellEnd"/>
-      <w:r>
-        <w:t xml:space="preserve"> records.</w:t>
+      <w:pPr>
+        <w:rPr>
+          <w:rFonts w:ascii="Arial" w:hAnsi="Arial" w:cs="Arial"/>
+        </w:rPr>
+      </w:pPr>
+      <w:r>
+        <w:rPr>
+          <w:rFonts w:ascii="Arial" w:hAnsi="Arial" w:cs="Arial"/>
+        </w:rPr>
+        <w:t>Note: No AI (regarless of type, including agentic AI) use is allowed. You can use extra library you think it is useful in your assignment. Please also be reassured that the data used in this assignment is syntethic records.</w:t>
       </w:r>
     </w:p>
     <w:p>
-      <w:r>
+      <w:pPr>
+        <w:rPr>
+          <w:rFonts w:ascii="Arial" w:hAnsi="Arial" w:cs="Arial"/>
+        </w:rPr>
+      </w:pPr>
+      <w:r>
+        <w:rPr>
+          <w:rFonts w:ascii="Arial" w:hAnsi="Arial" w:cs="Arial"/>
+        </w:rPr>
         <w:t>***</w:t>
-      </w:r>
-    </w:p>
-    <w:p>
-      <w:pPr>
-        <w:pStyle w:val="ListParagraph"/>
-        <w:numPr>
-          <w:ilvl w:val="0"/>
-          <w:numId w:val="20"/>
-        </w:numPr>
-      </w:pPr>
-      <w:r>
-        <w:t>Word Count:</w:t>
-      </w:r>
-    </w:p>
-    <w:p>
-      <w:pPr>
-        <w:pStyle w:val="ListParagraph"/>
-        <w:numPr>
-          <w:ilvl w:val="1"/>
-          <w:numId w:val="20"/>
-        </w:numPr>
-      </w:pPr>
-      <w:r>
-        <w:t>Content Word Count: Approx 2000</w:t>
-      </w:r>
-    </w:p>
-    <w:p>
-      <w:pPr>
-        <w:pStyle w:val="ListParagraph"/>
-        <w:numPr>
-          <w:ilvl w:val="1"/>
-          <w:numId w:val="20"/>
-        </w:numPr>
-      </w:pPr>
-      <w:r>
-        <w:t>Code: Approx 1000</w:t>
       </w:r>
     </w:p>
     <w:p/>
@@ -232,6 +236,7 @@
           <w:b/>
           <w:bCs/>
         </w:rPr>
+        <w:lastRenderedPageBreak/>
         <w:t>1. Explanation of the Task</w:t>
       </w:r>
     </w:p>
@@ -267,8 +272,6 @@
       <w:r>
         <w:rPr>
           <w:rFonts w:ascii="Arial" w:hAnsi="Arial" w:cs="Arial"/>
-          <w:b/>
-          <w:bCs/>
         </w:rPr>
         <w:t>Average play time (minutes)</w:t>
       </w:r>
@@ -286,8 +289,6 @@
       <w:r>
         <w:rPr>
           <w:rFonts w:ascii="Arial" w:hAnsi="Arial" w:cs="Arial"/>
-          <w:b/>
-          <w:bCs/>
         </w:rPr>
         <w:t>Average score</w:t>
       </w:r>
@@ -305,8 +306,6 @@
       <w:r>
         <w:rPr>
           <w:rFonts w:ascii="Arial" w:hAnsi="Arial" w:cs="Arial"/>
-          <w:b/>
-          <w:bCs/>
         </w:rPr>
         <w:t>Number of players in each group</w:t>
       </w:r>
@@ -323,19 +322,11 @@
         </w:rPr>
         <w:t xml:space="preserve">Three experience levels are assigned to players based on their </w:t>
       </w:r>
-      <w:proofErr w:type="spellStart"/>
-      <w:r>
-        <w:rPr>
-          <w:rFonts w:ascii="Arial" w:hAnsi="Arial" w:cs="Arial"/>
-        </w:rPr>
-        <w:t>signup_date</w:t>
-      </w:r>
-      <w:proofErr w:type="spellEnd"/>
-      <w:r>
-        <w:rPr>
-          <w:rFonts w:ascii="Arial" w:hAnsi="Arial" w:cs="Arial"/>
-        </w:rPr>
-        <w:t>:</w:t>
+      <w:r>
+        <w:rPr>
+          <w:rFonts w:ascii="Arial" w:hAnsi="Arial" w:cs="Arial"/>
+        </w:rPr>
+        <w:t>signup_date:</w:t>
       </w:r>
     </w:p>
     <w:p>
@@ -462,21 +453,7 @@
         <w:rPr>
           <w:rFonts w:ascii="Arial" w:hAnsi="Arial" w:cs="Arial"/>
         </w:rPr>
-        <w:t xml:space="preserve">The players dataset and the sessions dataset must be combined using </w:t>
-      </w:r>
-      <w:proofErr w:type="spellStart"/>
-      <w:r>
-        <w:rPr>
-          <w:rFonts w:ascii="Arial" w:hAnsi="Arial" w:cs="Arial"/>
-        </w:rPr>
-        <w:t>player_id</w:t>
-      </w:r>
-      <w:proofErr w:type="spellEnd"/>
-      <w:r>
-        <w:rPr>
-          <w:rFonts w:ascii="Arial" w:hAnsi="Arial" w:cs="Arial"/>
-        </w:rPr>
-        <w:t xml:space="preserve"> in order to finish this operation. To guarantee accurate results, all NA values in play time, score, or experience group must be eliminated.</w:t>
+        <w:t>The players dataset and the sessions dataset must be combined using player_id in order to finish this operation. To guarantee accurate results, all NA values in play time, score, or experience group must be eliminated.</w:t>
       </w:r>
     </w:p>
     <w:p>
@@ -633,95 +610,41 @@
                 <w:sz w:val="20"/>
                 <w:szCs w:val="20"/>
               </w:rPr>
-              <w:t>library(</w:t>
-            </w:r>
-            <w:proofErr w:type="spellStart"/>
-            <w:r>
-              <w:rPr>
-                <w:rFonts w:ascii="Consolas" w:hAnsi="Consolas"/>
-                <w:sz w:val="20"/>
-                <w:szCs w:val="20"/>
-              </w:rPr>
-              <w:t>dplyr</w:t>
-            </w:r>
-            <w:proofErr w:type="spellEnd"/>
-            <w:r>
-              <w:rPr>
-                <w:rFonts w:ascii="Consolas" w:hAnsi="Consolas"/>
-                <w:sz w:val="20"/>
-                <w:szCs w:val="20"/>
-              </w:rPr>
-              <w:t>) #importing the library</w:t>
-            </w:r>
-          </w:p>
-          <w:p>
-            <w:pPr>
-              <w:rPr>
-                <w:rFonts w:ascii="Consolas" w:hAnsi="Consolas"/>
-                <w:sz w:val="20"/>
-                <w:szCs w:val="20"/>
-              </w:rPr>
-            </w:pPr>
-            <w:r>
-              <w:rPr>
-                <w:rFonts w:ascii="Consolas" w:hAnsi="Consolas"/>
-                <w:sz w:val="20"/>
-                <w:szCs w:val="20"/>
-              </w:rPr>
-              <w:t>library(</w:t>
-            </w:r>
-            <w:proofErr w:type="spellStart"/>
-            <w:r>
-              <w:rPr>
-                <w:rFonts w:ascii="Consolas" w:hAnsi="Consolas"/>
-                <w:sz w:val="20"/>
-                <w:szCs w:val="20"/>
-              </w:rPr>
-              <w:t>lubridate</w:t>
-            </w:r>
-            <w:proofErr w:type="spellEnd"/>
-            <w:r>
-              <w:rPr>
-                <w:rFonts w:ascii="Consolas" w:hAnsi="Consolas"/>
-                <w:sz w:val="20"/>
-                <w:szCs w:val="20"/>
-              </w:rPr>
-              <w:t>) #importing the library</w:t>
-            </w:r>
-          </w:p>
-          <w:p>
-            <w:pPr>
-              <w:rPr>
-                <w:rFonts w:ascii="Consolas" w:hAnsi="Consolas"/>
-                <w:sz w:val="20"/>
-                <w:szCs w:val="20"/>
-              </w:rPr>
-            </w:pPr>
-            <w:r>
-              <w:rPr>
-                <w:rFonts w:ascii="Consolas" w:hAnsi="Consolas"/>
-                <w:sz w:val="20"/>
-                <w:szCs w:val="20"/>
-              </w:rPr>
-              <w:t>library(</w:t>
-            </w:r>
-            <w:proofErr w:type="spellStart"/>
-            <w:r>
-              <w:rPr>
-                <w:rFonts w:ascii="Consolas" w:hAnsi="Consolas"/>
-                <w:sz w:val="20"/>
-                <w:szCs w:val="20"/>
-              </w:rPr>
-              <w:t>kableExtra</w:t>
-            </w:r>
-            <w:proofErr w:type="spellEnd"/>
-            <w:r>
-              <w:rPr>
-                <w:rFonts w:ascii="Consolas" w:hAnsi="Consolas"/>
-                <w:sz w:val="20"/>
-                <w:szCs w:val="20"/>
-              </w:rPr>
-              <w:t>) #importing the library</w:t>
+              <w:t>library(dplyr) #importing the library</w:t>
+            </w:r>
+          </w:p>
+          <w:p>
+            <w:pPr>
+              <w:rPr>
+                <w:rFonts w:ascii="Consolas" w:hAnsi="Consolas"/>
+                <w:sz w:val="20"/>
+                <w:szCs w:val="20"/>
+              </w:rPr>
+            </w:pPr>
+            <w:r>
+              <w:rPr>
+                <w:rFonts w:ascii="Consolas" w:hAnsi="Consolas"/>
+                <w:sz w:val="20"/>
+                <w:szCs w:val="20"/>
+              </w:rPr>
+              <w:t>library(lubridate) #importing the library</w:t>
+            </w:r>
+          </w:p>
+          <w:p>
+            <w:pPr>
+              <w:rPr>
+                <w:rFonts w:ascii="Consolas" w:hAnsi="Consolas"/>
+                <w:sz w:val="20"/>
+                <w:szCs w:val="20"/>
+              </w:rPr>
+            </w:pPr>
+            <w:r>
+              <w:rPr>
+                <w:rFonts w:ascii="Consolas" w:hAnsi="Consolas"/>
+                <w:sz w:val="20"/>
+                <w:szCs w:val="20"/>
+              </w:rPr>
+              <w:t>library(kableExtra) #importing the library</w:t>
             </w:r>
           </w:p>
           <w:p>
@@ -875,25 +798,7 @@
                 <w:sz w:val="20"/>
                 <w:szCs w:val="20"/>
               </w:rPr>
-              <w:t xml:space="preserve"># Convert </w:t>
-            </w:r>
-            <w:proofErr w:type="spellStart"/>
-            <w:r>
-              <w:rPr>
-                <w:rFonts w:ascii="Consolas" w:hAnsi="Consolas"/>
-                <w:sz w:val="20"/>
-                <w:szCs w:val="20"/>
-              </w:rPr>
-              <w:t>signup_date</w:t>
-            </w:r>
-            <w:proofErr w:type="spellEnd"/>
-            <w:r>
-              <w:rPr>
-                <w:rFonts w:ascii="Consolas" w:hAnsi="Consolas"/>
-                <w:sz w:val="20"/>
-                <w:szCs w:val="20"/>
-              </w:rPr>
-              <w:t xml:space="preserve"> to Date</w:t>
+              <w:t># Convert signup_date to Date</w:t>
             </w:r>
           </w:p>
           <w:p>
@@ -921,59 +826,13 @@
                 <w:szCs w:val="20"/>
               </w:rPr>
             </w:pPr>
-            <w:proofErr w:type="spellStart"/>
-            <w:r>
-              <w:rPr>
-                <w:rFonts w:ascii="Consolas" w:hAnsi="Consolas"/>
-                <w:sz w:val="20"/>
-                <w:szCs w:val="20"/>
-              </w:rPr>
-              <w:t>players$signup_date</w:t>
-            </w:r>
-            <w:proofErr w:type="spellEnd"/>
-            <w:r>
-              <w:rPr>
-                <w:rFonts w:ascii="Consolas" w:hAnsi="Consolas"/>
-                <w:sz w:val="20"/>
-                <w:szCs w:val="20"/>
-              </w:rPr>
-              <w:t xml:space="preserve"> &lt;- </w:t>
-            </w:r>
-            <w:proofErr w:type="spellStart"/>
-            <w:r>
-              <w:rPr>
-                <w:rFonts w:ascii="Consolas" w:hAnsi="Consolas"/>
-                <w:sz w:val="20"/>
-                <w:szCs w:val="20"/>
-              </w:rPr>
-              <w:t>as.Date</w:t>
-            </w:r>
-            <w:proofErr w:type="spellEnd"/>
-            <w:r>
-              <w:rPr>
-                <w:rFonts w:ascii="Consolas" w:hAnsi="Consolas"/>
-                <w:sz w:val="20"/>
-                <w:szCs w:val="20"/>
-              </w:rPr>
-              <w:t>(</w:t>
-            </w:r>
-            <w:proofErr w:type="spellStart"/>
-            <w:r>
-              <w:rPr>
-                <w:rFonts w:ascii="Consolas" w:hAnsi="Consolas"/>
-                <w:sz w:val="20"/>
-                <w:szCs w:val="20"/>
-              </w:rPr>
-              <w:t>players$signup_date</w:t>
-            </w:r>
-            <w:proofErr w:type="spellEnd"/>
-            <w:r>
-              <w:rPr>
-                <w:rFonts w:ascii="Consolas" w:hAnsi="Consolas"/>
-                <w:sz w:val="20"/>
-                <w:szCs w:val="20"/>
-              </w:rPr>
-              <w:t>) #converting the data</w:t>
+            <w:r>
+              <w:rPr>
+                <w:rFonts w:ascii="Consolas" w:hAnsi="Consolas"/>
+                <w:sz w:val="20"/>
+                <w:szCs w:val="20"/>
+              </w:rPr>
+              <w:t>players$signup_date &lt;- as.Date(players$signup_date) #converting the data</w:t>
             </w:r>
           </w:p>
           <w:p>
@@ -1033,7 +892,186 @@
                 <w:sz w:val="20"/>
                 <w:szCs w:val="20"/>
               </w:rPr>
+              <w:t># -----------------------------</w:t>
+            </w:r>
+          </w:p>
+          <w:p>
+            <w:pPr>
+              <w:rPr>
+                <w:rFonts w:ascii="Consolas" w:hAnsi="Consolas"/>
+                <w:sz w:val="20"/>
+                <w:szCs w:val="20"/>
+              </w:rPr>
+            </w:pPr>
+            <w:r>
+              <w:rPr>
+                <w:rFonts w:ascii="Consolas" w:hAnsi="Consolas"/>
+                <w:sz w:val="20"/>
+                <w:szCs w:val="20"/>
+              </w:rPr>
+              <w:t>players &lt;- players %&gt;% #Expereince group creation</w:t>
+            </w:r>
+          </w:p>
+          <w:p>
+            <w:pPr>
+              <w:rPr>
+                <w:rFonts w:ascii="Consolas" w:hAnsi="Consolas"/>
+                <w:sz w:val="20"/>
+                <w:szCs w:val="20"/>
+              </w:rPr>
+            </w:pPr>
+            <w:r>
+              <w:rPr>
+                <w:rFonts w:ascii="Consolas" w:hAnsi="Consolas"/>
+                <w:sz w:val="20"/>
+                <w:szCs w:val="20"/>
+              </w:rPr>
+              <w:t xml:space="preserve">  mutate(</w:t>
+            </w:r>
+          </w:p>
+          <w:p>
+            <w:pPr>
+              <w:rPr>
+                <w:rFonts w:ascii="Consolas" w:hAnsi="Consolas"/>
+                <w:sz w:val="20"/>
+                <w:szCs w:val="20"/>
+              </w:rPr>
+            </w:pPr>
+            <w:r>
+              <w:rPr>
+                <w:rFonts w:ascii="Consolas" w:hAnsi="Consolas"/>
+                <w:sz w:val="20"/>
+                <w:szCs w:val="20"/>
+              </w:rPr>
+              <w:t xml:space="preserve">    experience_group = case_when(</w:t>
+            </w:r>
+          </w:p>
+          <w:p>
+            <w:pPr>
+              <w:rPr>
+                <w:rFonts w:ascii="Consolas" w:hAnsi="Consolas"/>
+                <w:sz w:val="20"/>
+                <w:szCs w:val="20"/>
+              </w:rPr>
+            </w:pPr>
+            <w:r>
+              <w:rPr>
+                <w:rFonts w:ascii="Consolas" w:hAnsi="Consolas"/>
+                <w:sz w:val="20"/>
+                <w:szCs w:val="20"/>
+              </w:rPr>
+              <w:t xml:space="preserve">      signup_date &lt; as.Date("2023-01-01") ~ "Veteran", #Veterans group creation</w:t>
+            </w:r>
+          </w:p>
+          <w:p>
+            <w:pPr>
+              <w:rPr>
+                <w:rFonts w:ascii="Consolas" w:hAnsi="Consolas"/>
+                <w:sz w:val="20"/>
+                <w:szCs w:val="20"/>
+              </w:rPr>
+            </w:pPr>
+            <w:r>
+              <w:rPr>
+                <w:rFonts w:ascii="Consolas" w:hAnsi="Consolas"/>
+                <w:sz w:val="20"/>
+                <w:szCs w:val="20"/>
+              </w:rPr>
+              <w:t xml:space="preserve">      signup_date &gt;= as.Date("2023-01-01") &amp; signup_date &lt;= as.Date("2023-12-31") ~ "Intermediate", #Intermediate group creation</w:t>
+            </w:r>
+          </w:p>
+          <w:p>
+            <w:pPr>
+              <w:rPr>
+                <w:rFonts w:ascii="Consolas" w:hAnsi="Consolas"/>
+                <w:sz w:val="20"/>
+                <w:szCs w:val="20"/>
+              </w:rPr>
+            </w:pPr>
+            <w:r>
+              <w:rPr>
+                <w:rFonts w:ascii="Consolas" w:hAnsi="Consolas"/>
+                <w:sz w:val="20"/>
+                <w:szCs w:val="20"/>
+              </w:rPr>
               <w:lastRenderedPageBreak/>
+              <w:t xml:space="preserve">      signup_date &gt; as.Date("2023-12-31") ~ "New", #New group creation</w:t>
+            </w:r>
+          </w:p>
+          <w:p>
+            <w:pPr>
+              <w:rPr>
+                <w:rFonts w:ascii="Consolas" w:hAnsi="Consolas"/>
+                <w:sz w:val="20"/>
+                <w:szCs w:val="20"/>
+              </w:rPr>
+            </w:pPr>
+            <w:r>
+              <w:rPr>
+                <w:rFonts w:ascii="Consolas" w:hAnsi="Consolas"/>
+                <w:sz w:val="20"/>
+                <w:szCs w:val="20"/>
+              </w:rPr>
+              <w:t xml:space="preserve">      TRUE ~ NA_character_</w:t>
+            </w:r>
+          </w:p>
+          <w:p>
+            <w:pPr>
+              <w:rPr>
+                <w:rFonts w:ascii="Consolas" w:hAnsi="Consolas"/>
+                <w:sz w:val="20"/>
+                <w:szCs w:val="20"/>
+              </w:rPr>
+            </w:pPr>
+            <w:r>
+              <w:rPr>
+                <w:rFonts w:ascii="Consolas" w:hAnsi="Consolas"/>
+                <w:sz w:val="20"/>
+                <w:szCs w:val="20"/>
+              </w:rPr>
+              <w:t xml:space="preserve">    )</w:t>
+            </w:r>
+          </w:p>
+          <w:p>
+            <w:pPr>
+              <w:rPr>
+                <w:rFonts w:ascii="Consolas" w:hAnsi="Consolas"/>
+                <w:sz w:val="20"/>
+                <w:szCs w:val="20"/>
+              </w:rPr>
+            </w:pPr>
+            <w:r>
+              <w:rPr>
+                <w:rFonts w:ascii="Consolas" w:hAnsi="Consolas"/>
+                <w:sz w:val="20"/>
+                <w:szCs w:val="20"/>
+              </w:rPr>
+              <w:t xml:space="preserve">  )</w:t>
+            </w:r>
+          </w:p>
+          <w:p>
+            <w:pPr>
+              <w:rPr>
+                <w:rFonts w:ascii="Consolas" w:hAnsi="Consolas"/>
+                <w:sz w:val="20"/>
+                <w:szCs w:val="20"/>
+              </w:rPr>
+            </w:pPr>
+          </w:p>
+          <w:p>
+            <w:pPr>
+              <w:rPr>
+                <w:rFonts w:ascii="Consolas" w:hAnsi="Consolas"/>
+                <w:sz w:val="20"/>
+                <w:szCs w:val="20"/>
+              </w:rPr>
+            </w:pPr>
+            <w:r>
+              <w:rPr>
+                <w:rFonts w:ascii="Consolas" w:hAnsi="Consolas"/>
+                <w:sz w:val="20"/>
+                <w:szCs w:val="20"/>
+              </w:rPr>
               <w:t># -----------------------------</w:t>
             </w:r>
           </w:p>
@@ -1051,351 +1089,8 @@
                 <w:sz w:val="20"/>
                 <w:szCs w:val="20"/>
               </w:rPr>
-              <w:t>players &lt;- players %&gt;% #Expereince group creation</w:t>
-            </w:r>
-          </w:p>
-          <w:p>
-            <w:pPr>
-              <w:rPr>
-                <w:rFonts w:ascii="Consolas" w:hAnsi="Consolas"/>
-                <w:sz w:val="20"/>
-                <w:szCs w:val="20"/>
-              </w:rPr>
-            </w:pPr>
-            <w:r>
-              <w:rPr>
-                <w:rFonts w:ascii="Consolas" w:hAnsi="Consolas"/>
-                <w:sz w:val="20"/>
-                <w:szCs w:val="20"/>
-              </w:rPr>
-              <w:t xml:space="preserve">  mutate(</w:t>
-            </w:r>
-          </w:p>
-          <w:p>
-            <w:pPr>
-              <w:rPr>
-                <w:rFonts w:ascii="Consolas" w:hAnsi="Consolas"/>
-                <w:sz w:val="20"/>
-                <w:szCs w:val="20"/>
-              </w:rPr>
-            </w:pPr>
-            <w:r>
-              <w:rPr>
-                <w:rFonts w:ascii="Consolas" w:hAnsi="Consolas"/>
-                <w:sz w:val="20"/>
-                <w:szCs w:val="20"/>
-              </w:rPr>
-              <w:t xml:space="preserve">    </w:t>
-            </w:r>
-            <w:proofErr w:type="spellStart"/>
-            <w:r>
-              <w:rPr>
-                <w:rFonts w:ascii="Consolas" w:hAnsi="Consolas"/>
-                <w:sz w:val="20"/>
-                <w:szCs w:val="20"/>
-              </w:rPr>
-              <w:t>experience_group</w:t>
-            </w:r>
-            <w:proofErr w:type="spellEnd"/>
-            <w:r>
-              <w:rPr>
-                <w:rFonts w:ascii="Consolas" w:hAnsi="Consolas"/>
-                <w:sz w:val="20"/>
-                <w:szCs w:val="20"/>
-              </w:rPr>
-              <w:t xml:space="preserve"> = </w:t>
-            </w:r>
-            <w:proofErr w:type="spellStart"/>
-            <w:r>
-              <w:rPr>
-                <w:rFonts w:ascii="Consolas" w:hAnsi="Consolas"/>
-                <w:sz w:val="20"/>
-                <w:szCs w:val="20"/>
-              </w:rPr>
-              <w:t>case_when</w:t>
-            </w:r>
-            <w:proofErr w:type="spellEnd"/>
-            <w:r>
-              <w:rPr>
-                <w:rFonts w:ascii="Consolas" w:hAnsi="Consolas"/>
-                <w:sz w:val="20"/>
-                <w:szCs w:val="20"/>
-              </w:rPr>
-              <w:t>(</w:t>
-            </w:r>
-          </w:p>
-          <w:p>
-            <w:pPr>
-              <w:rPr>
-                <w:rFonts w:ascii="Consolas" w:hAnsi="Consolas"/>
-                <w:sz w:val="20"/>
-                <w:szCs w:val="20"/>
-              </w:rPr>
-            </w:pPr>
-            <w:r>
-              <w:rPr>
-                <w:rFonts w:ascii="Consolas" w:hAnsi="Consolas"/>
-                <w:sz w:val="20"/>
-                <w:szCs w:val="20"/>
-              </w:rPr>
-              <w:t xml:space="preserve">      </w:t>
-            </w:r>
-            <w:proofErr w:type="spellStart"/>
-            <w:r>
-              <w:rPr>
-                <w:rFonts w:ascii="Consolas" w:hAnsi="Consolas"/>
-                <w:sz w:val="20"/>
-                <w:szCs w:val="20"/>
-              </w:rPr>
-              <w:t>signup_date</w:t>
-            </w:r>
-            <w:proofErr w:type="spellEnd"/>
-            <w:r>
-              <w:rPr>
-                <w:rFonts w:ascii="Consolas" w:hAnsi="Consolas"/>
-                <w:sz w:val="20"/>
-                <w:szCs w:val="20"/>
-              </w:rPr>
-              <w:t xml:space="preserve"> &lt; </w:t>
-            </w:r>
-            <w:proofErr w:type="spellStart"/>
-            <w:r>
-              <w:rPr>
-                <w:rFonts w:ascii="Consolas" w:hAnsi="Consolas"/>
-                <w:sz w:val="20"/>
-                <w:szCs w:val="20"/>
-              </w:rPr>
-              <w:t>as.Date</w:t>
-            </w:r>
-            <w:proofErr w:type="spellEnd"/>
-            <w:r>
-              <w:rPr>
-                <w:rFonts w:ascii="Consolas" w:hAnsi="Consolas"/>
-                <w:sz w:val="20"/>
-                <w:szCs w:val="20"/>
-              </w:rPr>
-              <w:t>("2023-01-01") ~ "Veteran", #Veterans group creation</w:t>
-            </w:r>
-          </w:p>
-          <w:p>
-            <w:pPr>
-              <w:rPr>
-                <w:rFonts w:ascii="Consolas" w:hAnsi="Consolas"/>
-                <w:sz w:val="20"/>
-                <w:szCs w:val="20"/>
-              </w:rPr>
-            </w:pPr>
-            <w:r>
-              <w:rPr>
-                <w:rFonts w:ascii="Consolas" w:hAnsi="Consolas"/>
-                <w:sz w:val="20"/>
-                <w:szCs w:val="20"/>
-              </w:rPr>
-              <w:t xml:space="preserve">      </w:t>
-            </w:r>
-            <w:proofErr w:type="spellStart"/>
-            <w:r>
-              <w:rPr>
-                <w:rFonts w:ascii="Consolas" w:hAnsi="Consolas"/>
-                <w:sz w:val="20"/>
-                <w:szCs w:val="20"/>
-              </w:rPr>
-              <w:t>signup_date</w:t>
-            </w:r>
-            <w:proofErr w:type="spellEnd"/>
-            <w:r>
-              <w:rPr>
-                <w:rFonts w:ascii="Consolas" w:hAnsi="Consolas"/>
-                <w:sz w:val="20"/>
-                <w:szCs w:val="20"/>
-              </w:rPr>
-              <w:t xml:space="preserve"> &gt;= </w:t>
-            </w:r>
-            <w:proofErr w:type="spellStart"/>
-            <w:r>
-              <w:rPr>
-                <w:rFonts w:ascii="Consolas" w:hAnsi="Consolas"/>
-                <w:sz w:val="20"/>
-                <w:szCs w:val="20"/>
-              </w:rPr>
-              <w:t>as.Date</w:t>
-            </w:r>
-            <w:proofErr w:type="spellEnd"/>
-            <w:r>
-              <w:rPr>
-                <w:rFonts w:ascii="Consolas" w:hAnsi="Consolas"/>
-                <w:sz w:val="20"/>
-                <w:szCs w:val="20"/>
-              </w:rPr>
-              <w:t xml:space="preserve">("2023-01-01") &amp; </w:t>
-            </w:r>
-            <w:proofErr w:type="spellStart"/>
-            <w:r>
-              <w:rPr>
-                <w:rFonts w:ascii="Consolas" w:hAnsi="Consolas"/>
-                <w:sz w:val="20"/>
-                <w:szCs w:val="20"/>
-              </w:rPr>
-              <w:t>signup_date</w:t>
-            </w:r>
-            <w:proofErr w:type="spellEnd"/>
-            <w:r>
-              <w:rPr>
-                <w:rFonts w:ascii="Consolas" w:hAnsi="Consolas"/>
-                <w:sz w:val="20"/>
-                <w:szCs w:val="20"/>
-              </w:rPr>
-              <w:t xml:space="preserve"> &lt;= </w:t>
-            </w:r>
-            <w:proofErr w:type="spellStart"/>
-            <w:r>
-              <w:rPr>
-                <w:rFonts w:ascii="Consolas" w:hAnsi="Consolas"/>
-                <w:sz w:val="20"/>
-                <w:szCs w:val="20"/>
-              </w:rPr>
-              <w:t>as.Date</w:t>
-            </w:r>
-            <w:proofErr w:type="spellEnd"/>
-            <w:r>
-              <w:rPr>
-                <w:rFonts w:ascii="Consolas" w:hAnsi="Consolas"/>
-                <w:sz w:val="20"/>
-                <w:szCs w:val="20"/>
-              </w:rPr>
-              <w:t>("2023-12-31") ~ "Intermediate", #Intermediate group creation</w:t>
-            </w:r>
-          </w:p>
-          <w:p>
-            <w:pPr>
-              <w:rPr>
-                <w:rFonts w:ascii="Consolas" w:hAnsi="Consolas"/>
-                <w:sz w:val="20"/>
-                <w:szCs w:val="20"/>
-              </w:rPr>
-            </w:pPr>
-            <w:r>
-              <w:rPr>
-                <w:rFonts w:ascii="Consolas" w:hAnsi="Consolas"/>
-                <w:sz w:val="20"/>
-                <w:szCs w:val="20"/>
-              </w:rPr>
-              <w:t xml:space="preserve">      </w:t>
-            </w:r>
-            <w:proofErr w:type="spellStart"/>
-            <w:r>
-              <w:rPr>
-                <w:rFonts w:ascii="Consolas" w:hAnsi="Consolas"/>
-                <w:sz w:val="20"/>
-                <w:szCs w:val="20"/>
-              </w:rPr>
-              <w:t>signup_date</w:t>
-            </w:r>
-            <w:proofErr w:type="spellEnd"/>
-            <w:r>
-              <w:rPr>
-                <w:rFonts w:ascii="Consolas" w:hAnsi="Consolas"/>
-                <w:sz w:val="20"/>
-                <w:szCs w:val="20"/>
-              </w:rPr>
-              <w:t xml:space="preserve"> &gt; </w:t>
-            </w:r>
-            <w:proofErr w:type="spellStart"/>
-            <w:r>
-              <w:rPr>
-                <w:rFonts w:ascii="Consolas" w:hAnsi="Consolas"/>
-                <w:sz w:val="20"/>
-                <w:szCs w:val="20"/>
-              </w:rPr>
-              <w:t>as.Date</w:t>
-            </w:r>
-            <w:proofErr w:type="spellEnd"/>
-            <w:r>
-              <w:rPr>
-                <w:rFonts w:ascii="Consolas" w:hAnsi="Consolas"/>
-                <w:sz w:val="20"/>
-                <w:szCs w:val="20"/>
-              </w:rPr>
-              <w:t>("2023-12-31") ~ "New", #New group creation</w:t>
-            </w:r>
-          </w:p>
-          <w:p>
-            <w:pPr>
-              <w:rPr>
-                <w:rFonts w:ascii="Consolas" w:hAnsi="Consolas"/>
-                <w:sz w:val="20"/>
-                <w:szCs w:val="20"/>
-              </w:rPr>
-            </w:pPr>
-            <w:r>
-              <w:rPr>
-                <w:rFonts w:ascii="Consolas" w:hAnsi="Consolas"/>
-                <w:sz w:val="20"/>
-                <w:szCs w:val="20"/>
-              </w:rPr>
-              <w:t xml:space="preserve">      TRUE ~ </w:t>
-            </w:r>
-            <w:proofErr w:type="spellStart"/>
-            <w:r>
-              <w:rPr>
-                <w:rFonts w:ascii="Consolas" w:hAnsi="Consolas"/>
-                <w:sz w:val="20"/>
-                <w:szCs w:val="20"/>
-              </w:rPr>
-              <w:t>NA_character</w:t>
-            </w:r>
-            <w:proofErr w:type="spellEnd"/>
-            <w:r>
-              <w:rPr>
-                <w:rFonts w:ascii="Consolas" w:hAnsi="Consolas"/>
-                <w:sz w:val="20"/>
-                <w:szCs w:val="20"/>
-              </w:rPr>
-              <w:t>_</w:t>
-            </w:r>
-          </w:p>
-          <w:p>
-            <w:pPr>
-              <w:rPr>
-                <w:rFonts w:ascii="Consolas" w:hAnsi="Consolas"/>
-                <w:sz w:val="20"/>
-                <w:szCs w:val="20"/>
-              </w:rPr>
-            </w:pPr>
-            <w:r>
-              <w:rPr>
-                <w:rFonts w:ascii="Consolas" w:hAnsi="Consolas"/>
-                <w:sz w:val="20"/>
-                <w:szCs w:val="20"/>
-              </w:rPr>
-              <w:t xml:space="preserve">    )</w:t>
-            </w:r>
-          </w:p>
-          <w:p>
-            <w:pPr>
-              <w:rPr>
-                <w:rFonts w:ascii="Consolas" w:hAnsi="Consolas"/>
-                <w:sz w:val="20"/>
-                <w:szCs w:val="20"/>
-              </w:rPr>
-            </w:pPr>
-            <w:r>
-              <w:rPr>
-                <w:rFonts w:ascii="Consolas" w:hAnsi="Consolas"/>
-                <w:sz w:val="20"/>
-                <w:szCs w:val="20"/>
-              </w:rPr>
-              <w:t xml:space="preserve">  )</w:t>
-            </w:r>
-          </w:p>
-          <w:p>
-            <w:pPr>
-              <w:rPr>
-                <w:rFonts w:ascii="Consolas" w:hAnsi="Consolas"/>
-                <w:sz w:val="20"/>
-                <w:szCs w:val="20"/>
-              </w:rPr>
-            </w:pPr>
+              <w:t># Merge players with sessions</w:t>
+            </w:r>
           </w:p>
           <w:p>
             <w:pPr>
@@ -1428,8 +1123,34 @@
                 <w:sz w:val="20"/>
                 <w:szCs w:val="20"/>
               </w:rPr>
-              <w:t># Merge players with sessions</w:t>
-            </w:r>
+              <w:t>player_sessions &lt;- sessions %&gt;% #Merging the dataset</w:t>
+            </w:r>
+          </w:p>
+          <w:p>
+            <w:pPr>
+              <w:rPr>
+                <w:rFonts w:ascii="Consolas" w:hAnsi="Consolas"/>
+                <w:sz w:val="20"/>
+                <w:szCs w:val="20"/>
+              </w:rPr>
+            </w:pPr>
+            <w:r>
+              <w:rPr>
+                <w:rFonts w:ascii="Consolas" w:hAnsi="Consolas"/>
+                <w:sz w:val="20"/>
+                <w:szCs w:val="20"/>
+              </w:rPr>
+              <w:t xml:space="preserve">  left_join(players, by = "player_id") #Fetching playerid dataset</w:t>
+            </w:r>
+          </w:p>
+          <w:p>
+            <w:pPr>
+              <w:rPr>
+                <w:rFonts w:ascii="Consolas" w:hAnsi="Consolas"/>
+                <w:sz w:val="20"/>
+                <w:szCs w:val="20"/>
+              </w:rPr>
+            </w:pPr>
           </w:p>
           <w:p>
             <w:pPr>
@@ -1456,104 +1177,31 @@
                 <w:szCs w:val="20"/>
               </w:rPr>
             </w:pPr>
-            <w:proofErr w:type="spellStart"/>
-            <w:r>
-              <w:rPr>
-                <w:rFonts w:ascii="Consolas" w:hAnsi="Consolas"/>
-                <w:sz w:val="20"/>
-                <w:szCs w:val="20"/>
-              </w:rPr>
-              <w:t>player_sessions</w:t>
-            </w:r>
-            <w:proofErr w:type="spellEnd"/>
-            <w:r>
-              <w:rPr>
-                <w:rFonts w:ascii="Consolas" w:hAnsi="Consolas"/>
-                <w:sz w:val="20"/>
-                <w:szCs w:val="20"/>
-              </w:rPr>
-              <w:t xml:space="preserve"> &lt;- sessions %&gt;% #Merging the dataset</w:t>
-            </w:r>
-          </w:p>
-          <w:p>
-            <w:pPr>
-              <w:rPr>
-                <w:rFonts w:ascii="Consolas" w:hAnsi="Consolas"/>
-                <w:sz w:val="20"/>
-                <w:szCs w:val="20"/>
-              </w:rPr>
-            </w:pPr>
-            <w:r>
-              <w:rPr>
-                <w:rFonts w:ascii="Consolas" w:hAnsi="Consolas"/>
-                <w:sz w:val="20"/>
-                <w:szCs w:val="20"/>
-              </w:rPr>
-              <w:t xml:space="preserve">  </w:t>
-            </w:r>
-            <w:proofErr w:type="spellStart"/>
-            <w:r>
-              <w:rPr>
-                <w:rFonts w:ascii="Consolas" w:hAnsi="Consolas"/>
-                <w:sz w:val="20"/>
-                <w:szCs w:val="20"/>
-              </w:rPr>
-              <w:t>left_join</w:t>
-            </w:r>
-            <w:proofErr w:type="spellEnd"/>
-            <w:r>
-              <w:rPr>
-                <w:rFonts w:ascii="Consolas" w:hAnsi="Consolas"/>
-                <w:sz w:val="20"/>
-                <w:szCs w:val="20"/>
-              </w:rPr>
-              <w:t>(players, by = "</w:t>
-            </w:r>
-            <w:proofErr w:type="spellStart"/>
-            <w:r>
-              <w:rPr>
-                <w:rFonts w:ascii="Consolas" w:hAnsi="Consolas"/>
-                <w:sz w:val="20"/>
-                <w:szCs w:val="20"/>
-              </w:rPr>
-              <w:t>player_id</w:t>
-            </w:r>
-            <w:proofErr w:type="spellEnd"/>
-            <w:r>
-              <w:rPr>
-                <w:rFonts w:ascii="Consolas" w:hAnsi="Consolas"/>
-                <w:sz w:val="20"/>
-                <w:szCs w:val="20"/>
-              </w:rPr>
-              <w:t xml:space="preserve">") #Fetching </w:t>
-            </w:r>
-            <w:proofErr w:type="spellStart"/>
-            <w:r>
-              <w:rPr>
-                <w:rFonts w:ascii="Consolas" w:hAnsi="Consolas"/>
-                <w:sz w:val="20"/>
-                <w:szCs w:val="20"/>
-              </w:rPr>
-              <w:t>playerid</w:t>
-            </w:r>
-            <w:proofErr w:type="spellEnd"/>
-            <w:r>
-              <w:rPr>
-                <w:rFonts w:ascii="Consolas" w:hAnsi="Consolas"/>
-                <w:sz w:val="20"/>
-                <w:szCs w:val="20"/>
-              </w:rPr>
-              <w:t xml:space="preserve"> dataset</w:t>
-            </w:r>
-          </w:p>
-          <w:p>
-            <w:pPr>
-              <w:rPr>
-                <w:rFonts w:ascii="Consolas" w:hAnsi="Consolas"/>
-                <w:sz w:val="20"/>
-                <w:szCs w:val="20"/>
-              </w:rPr>
-            </w:pPr>
+            <w:r>
+              <w:rPr>
+                <w:rFonts w:ascii="Consolas" w:hAnsi="Consolas"/>
+                <w:sz w:val="20"/>
+                <w:szCs w:val="20"/>
+              </w:rPr>
+              <w:t># Handle NA values</w:t>
+            </w:r>
+          </w:p>
+          <w:p>
+            <w:pPr>
+              <w:rPr>
+                <w:rFonts w:ascii="Consolas" w:hAnsi="Consolas"/>
+                <w:sz w:val="20"/>
+                <w:szCs w:val="20"/>
+              </w:rPr>
+            </w:pPr>
+            <w:r>
+              <w:rPr>
+                <w:rFonts w:ascii="Consolas" w:hAnsi="Consolas"/>
+                <w:sz w:val="20"/>
+                <w:szCs w:val="20"/>
+              </w:rPr>
+              <w:t># Remove rows with missing play_time, score, or experience group</w:t>
+            </w:r>
           </w:p>
           <w:p>
             <w:pPr>
@@ -1586,43 +1234,68 @@
                 <w:sz w:val="20"/>
                 <w:szCs w:val="20"/>
               </w:rPr>
-              <w:t># Handle NA values</w:t>
-            </w:r>
-          </w:p>
-          <w:p>
-            <w:pPr>
-              <w:rPr>
-                <w:rFonts w:ascii="Consolas" w:hAnsi="Consolas"/>
-                <w:sz w:val="20"/>
-                <w:szCs w:val="20"/>
-              </w:rPr>
-            </w:pPr>
-            <w:r>
-              <w:rPr>
-                <w:rFonts w:ascii="Consolas" w:hAnsi="Consolas"/>
-                <w:sz w:val="20"/>
-                <w:szCs w:val="20"/>
-              </w:rPr>
-              <w:t xml:space="preserve"># Remove rows with missing </w:t>
-            </w:r>
-            <w:proofErr w:type="spellStart"/>
-            <w:r>
-              <w:rPr>
-                <w:rFonts w:ascii="Consolas" w:hAnsi="Consolas"/>
-                <w:sz w:val="20"/>
-                <w:szCs w:val="20"/>
-              </w:rPr>
-              <w:t>play_time</w:t>
-            </w:r>
-            <w:proofErr w:type="spellEnd"/>
-            <w:r>
-              <w:rPr>
-                <w:rFonts w:ascii="Consolas" w:hAnsi="Consolas"/>
-                <w:sz w:val="20"/>
-                <w:szCs w:val="20"/>
-              </w:rPr>
-              <w:t>, score, or experience group</w:t>
-            </w:r>
+              <w:t>player_sessions &lt;- player_sessions %&gt;% #Reducing the redundant data</w:t>
+            </w:r>
+          </w:p>
+          <w:p>
+            <w:pPr>
+              <w:rPr>
+                <w:rFonts w:ascii="Consolas" w:hAnsi="Consolas"/>
+                <w:sz w:val="20"/>
+                <w:szCs w:val="20"/>
+              </w:rPr>
+            </w:pPr>
+            <w:r>
+              <w:rPr>
+                <w:rFonts w:ascii="Consolas" w:hAnsi="Consolas"/>
+                <w:sz w:val="20"/>
+                <w:szCs w:val="20"/>
+              </w:rPr>
+              <w:t xml:space="preserve">  filter(!is.na(play_time_minutes), # For play time</w:t>
+            </w:r>
+          </w:p>
+          <w:p>
+            <w:pPr>
+              <w:rPr>
+                <w:rFonts w:ascii="Consolas" w:hAnsi="Consolas"/>
+                <w:sz w:val="20"/>
+                <w:szCs w:val="20"/>
+              </w:rPr>
+            </w:pPr>
+            <w:r>
+              <w:rPr>
+                <w:rFonts w:ascii="Consolas" w:hAnsi="Consolas"/>
+                <w:sz w:val="20"/>
+                <w:szCs w:val="20"/>
+              </w:rPr>
+              <w:t xml:space="preserve">         !is.na(score), # For the score</w:t>
+            </w:r>
+          </w:p>
+          <w:p>
+            <w:pPr>
+              <w:rPr>
+                <w:rFonts w:ascii="Consolas" w:hAnsi="Consolas"/>
+                <w:sz w:val="20"/>
+                <w:szCs w:val="20"/>
+              </w:rPr>
+            </w:pPr>
+            <w:r>
+              <w:rPr>
+                <w:rFonts w:ascii="Consolas" w:hAnsi="Consolas"/>
+                <w:sz w:val="20"/>
+                <w:szCs w:val="20"/>
+              </w:rPr>
+              <w:t xml:space="preserve">         !is.na(experience_group)) #for the experience group</w:t>
+            </w:r>
+          </w:p>
+          <w:p>
+            <w:pPr>
+              <w:rPr>
+                <w:rFonts w:ascii="Consolas" w:hAnsi="Consolas"/>
+                <w:sz w:val="20"/>
+                <w:szCs w:val="20"/>
+              </w:rPr>
+            </w:pPr>
           </w:p>
           <w:p>
             <w:pPr>
@@ -1649,138 +1322,14 @@
                 <w:szCs w:val="20"/>
               </w:rPr>
             </w:pPr>
-            <w:proofErr w:type="spellStart"/>
-            <w:r>
-              <w:rPr>
-                <w:rFonts w:ascii="Consolas" w:hAnsi="Consolas"/>
-                <w:sz w:val="20"/>
-                <w:szCs w:val="20"/>
-              </w:rPr>
-              <w:t>player_sessions</w:t>
-            </w:r>
-            <w:proofErr w:type="spellEnd"/>
-            <w:r>
-              <w:rPr>
-                <w:rFonts w:ascii="Consolas" w:hAnsi="Consolas"/>
-                <w:sz w:val="20"/>
-                <w:szCs w:val="20"/>
-              </w:rPr>
-              <w:t xml:space="preserve"> &lt;- </w:t>
-            </w:r>
-            <w:proofErr w:type="spellStart"/>
-            <w:r>
-              <w:rPr>
-                <w:rFonts w:ascii="Consolas" w:hAnsi="Consolas"/>
-                <w:sz w:val="20"/>
-                <w:szCs w:val="20"/>
-              </w:rPr>
-              <w:t>player_sessions</w:t>
-            </w:r>
-            <w:proofErr w:type="spellEnd"/>
-            <w:r>
-              <w:rPr>
-                <w:rFonts w:ascii="Consolas" w:hAnsi="Consolas"/>
-                <w:sz w:val="20"/>
-                <w:szCs w:val="20"/>
-              </w:rPr>
-              <w:t xml:space="preserve"> %&gt;% #Reducing the redundant data</w:t>
-            </w:r>
-          </w:p>
-          <w:p>
-            <w:pPr>
-              <w:rPr>
-                <w:rFonts w:ascii="Consolas" w:hAnsi="Consolas"/>
-                <w:sz w:val="20"/>
-                <w:szCs w:val="20"/>
-              </w:rPr>
-            </w:pPr>
-            <w:r>
-              <w:rPr>
-                <w:rFonts w:ascii="Consolas" w:hAnsi="Consolas"/>
-                <w:sz w:val="20"/>
-                <w:szCs w:val="20"/>
-              </w:rPr>
-              <w:t xml:space="preserve">  filter(!is.na(</w:t>
-            </w:r>
-            <w:proofErr w:type="spellStart"/>
-            <w:r>
-              <w:rPr>
-                <w:rFonts w:ascii="Consolas" w:hAnsi="Consolas"/>
-                <w:sz w:val="20"/>
-                <w:szCs w:val="20"/>
-              </w:rPr>
-              <w:t>play_time_minutes</w:t>
-            </w:r>
-            <w:proofErr w:type="spellEnd"/>
-            <w:r>
-              <w:rPr>
-                <w:rFonts w:ascii="Consolas" w:hAnsi="Consolas"/>
-                <w:sz w:val="20"/>
-                <w:szCs w:val="20"/>
-              </w:rPr>
-              <w:t>), # For play time</w:t>
-            </w:r>
-          </w:p>
-          <w:p>
-            <w:pPr>
-              <w:rPr>
-                <w:rFonts w:ascii="Consolas" w:hAnsi="Consolas"/>
-                <w:sz w:val="20"/>
-                <w:szCs w:val="20"/>
-              </w:rPr>
-            </w:pPr>
-            <w:r>
-              <w:rPr>
-                <w:rFonts w:ascii="Consolas" w:hAnsi="Consolas"/>
-                <w:sz w:val="20"/>
-                <w:szCs w:val="20"/>
-              </w:rPr>
-              <w:t xml:space="preserve">         !is.na(score), # For the score</w:t>
-            </w:r>
-          </w:p>
-          <w:p>
-            <w:pPr>
-              <w:rPr>
-                <w:rFonts w:ascii="Consolas" w:hAnsi="Consolas"/>
-                <w:sz w:val="20"/>
-                <w:szCs w:val="20"/>
-              </w:rPr>
-            </w:pPr>
-            <w:r>
-              <w:rPr>
-                <w:rFonts w:ascii="Consolas" w:hAnsi="Consolas"/>
-                <w:sz w:val="20"/>
-                <w:szCs w:val="20"/>
-              </w:rPr>
-              <w:t xml:space="preserve">         !is.na(</w:t>
-            </w:r>
-            <w:proofErr w:type="spellStart"/>
-            <w:r>
-              <w:rPr>
-                <w:rFonts w:ascii="Consolas" w:hAnsi="Consolas"/>
-                <w:sz w:val="20"/>
-                <w:szCs w:val="20"/>
-              </w:rPr>
-              <w:t>experience_group</w:t>
-            </w:r>
-            <w:proofErr w:type="spellEnd"/>
-            <w:r>
-              <w:rPr>
-                <w:rFonts w:ascii="Consolas" w:hAnsi="Consolas"/>
-                <w:sz w:val="20"/>
-                <w:szCs w:val="20"/>
-              </w:rPr>
-              <w:t>)) #for the experience group</w:t>
-            </w:r>
-          </w:p>
-          <w:p>
-            <w:pPr>
-              <w:rPr>
-                <w:rFonts w:ascii="Consolas" w:hAnsi="Consolas"/>
-                <w:sz w:val="20"/>
-                <w:szCs w:val="20"/>
-              </w:rPr>
-            </w:pPr>
+            <w:r>
+              <w:rPr>
+                <w:rFonts w:ascii="Consolas" w:hAnsi="Consolas"/>
+                <w:sz w:val="20"/>
+                <w:szCs w:val="20"/>
+              </w:rPr>
+              <w:t># Compute summary statistics</w:t>
+            </w:r>
           </w:p>
           <w:p>
             <w:pPr>
@@ -1813,8 +1362,136 @@
                 <w:sz w:val="20"/>
                 <w:szCs w:val="20"/>
               </w:rPr>
-              <w:t># Compute summary statistics</w:t>
-            </w:r>
+              <w:t>engagement_summary &lt;- player_sessions %&gt;% #Calculating the data sort of</w:t>
+            </w:r>
+          </w:p>
+          <w:p>
+            <w:pPr>
+              <w:rPr>
+                <w:rFonts w:ascii="Consolas" w:hAnsi="Consolas"/>
+                <w:sz w:val="20"/>
+                <w:szCs w:val="20"/>
+              </w:rPr>
+            </w:pPr>
+            <w:r>
+              <w:rPr>
+                <w:rFonts w:ascii="Consolas" w:hAnsi="Consolas"/>
+                <w:sz w:val="20"/>
+                <w:szCs w:val="20"/>
+              </w:rPr>
+              <w:t xml:space="preserve">  group_by(experience_group) %&gt;%</w:t>
+            </w:r>
+          </w:p>
+          <w:p>
+            <w:pPr>
+              <w:rPr>
+                <w:rFonts w:ascii="Consolas" w:hAnsi="Consolas"/>
+                <w:sz w:val="20"/>
+                <w:szCs w:val="20"/>
+              </w:rPr>
+            </w:pPr>
+            <w:r>
+              <w:rPr>
+                <w:rFonts w:ascii="Consolas" w:hAnsi="Consolas"/>
+                <w:sz w:val="20"/>
+                <w:szCs w:val="20"/>
+              </w:rPr>
+              <w:t xml:space="preserve">  summarise(</w:t>
+            </w:r>
+          </w:p>
+          <w:p>
+            <w:pPr>
+              <w:rPr>
+                <w:rFonts w:ascii="Consolas" w:hAnsi="Consolas"/>
+                <w:sz w:val="20"/>
+                <w:szCs w:val="20"/>
+              </w:rPr>
+            </w:pPr>
+            <w:r>
+              <w:rPr>
+                <w:rFonts w:ascii="Consolas" w:hAnsi="Consolas"/>
+                <w:sz w:val="20"/>
+                <w:szCs w:val="20"/>
+              </w:rPr>
+              <w:t xml:space="preserve">    number_of_players = n_distinct(player_id),</w:t>
+            </w:r>
+          </w:p>
+          <w:p>
+            <w:pPr>
+              <w:rPr>
+                <w:rFonts w:ascii="Consolas" w:hAnsi="Consolas"/>
+                <w:sz w:val="20"/>
+                <w:szCs w:val="20"/>
+              </w:rPr>
+            </w:pPr>
+            <w:r>
+              <w:rPr>
+                <w:rFonts w:ascii="Consolas" w:hAnsi="Consolas"/>
+                <w:sz w:val="20"/>
+                <w:szCs w:val="20"/>
+              </w:rPr>
+              <w:t xml:space="preserve">    avg_play_time = mean(play_time_minutes, na.rm = TRUE),</w:t>
+            </w:r>
+          </w:p>
+          <w:p>
+            <w:pPr>
+              <w:rPr>
+                <w:rFonts w:ascii="Consolas" w:hAnsi="Consolas"/>
+                <w:sz w:val="20"/>
+                <w:szCs w:val="20"/>
+              </w:rPr>
+            </w:pPr>
+            <w:r>
+              <w:rPr>
+                <w:rFonts w:ascii="Consolas" w:hAnsi="Consolas"/>
+                <w:sz w:val="20"/>
+                <w:szCs w:val="20"/>
+              </w:rPr>
+              <w:t xml:space="preserve">    avg_score = mean(score, na.rm = TRUE)</w:t>
+            </w:r>
+          </w:p>
+          <w:p>
+            <w:pPr>
+              <w:rPr>
+                <w:rFonts w:ascii="Consolas" w:hAnsi="Consolas"/>
+                <w:sz w:val="20"/>
+                <w:szCs w:val="20"/>
+              </w:rPr>
+            </w:pPr>
+            <w:r>
+              <w:rPr>
+                <w:rFonts w:ascii="Consolas" w:hAnsi="Consolas"/>
+                <w:sz w:val="20"/>
+                <w:szCs w:val="20"/>
+              </w:rPr>
+              <w:t xml:space="preserve">  ) %&gt;%</w:t>
+            </w:r>
+          </w:p>
+          <w:p>
+            <w:pPr>
+              <w:rPr>
+                <w:rFonts w:ascii="Consolas" w:hAnsi="Consolas"/>
+                <w:sz w:val="20"/>
+                <w:szCs w:val="20"/>
+              </w:rPr>
+            </w:pPr>
+            <w:r>
+              <w:rPr>
+                <w:rFonts w:ascii="Consolas" w:hAnsi="Consolas"/>
+                <w:sz w:val="20"/>
+                <w:szCs w:val="20"/>
+              </w:rPr>
+              <w:t xml:space="preserve">  arrange(experience_group)</w:t>
+            </w:r>
+          </w:p>
+          <w:p>
+            <w:pPr>
+              <w:rPr>
+                <w:rFonts w:ascii="Consolas" w:hAnsi="Consolas"/>
+                <w:sz w:val="20"/>
+                <w:szCs w:val="20"/>
+              </w:rPr>
+            </w:pPr>
           </w:p>
           <w:p>
             <w:pPr>
@@ -1841,332 +1518,14 @@
                 <w:szCs w:val="20"/>
               </w:rPr>
             </w:pPr>
-            <w:proofErr w:type="spellStart"/>
-            <w:r>
-              <w:rPr>
-                <w:rFonts w:ascii="Consolas" w:hAnsi="Consolas"/>
-                <w:sz w:val="20"/>
-                <w:szCs w:val="20"/>
-              </w:rPr>
-              <w:t>engagement_summary</w:t>
-            </w:r>
-            <w:proofErr w:type="spellEnd"/>
-            <w:r>
-              <w:rPr>
-                <w:rFonts w:ascii="Consolas" w:hAnsi="Consolas"/>
-                <w:sz w:val="20"/>
-                <w:szCs w:val="20"/>
-              </w:rPr>
-              <w:t xml:space="preserve"> &lt;- </w:t>
-            </w:r>
-            <w:proofErr w:type="spellStart"/>
-            <w:r>
-              <w:rPr>
-                <w:rFonts w:ascii="Consolas" w:hAnsi="Consolas"/>
-                <w:sz w:val="20"/>
-                <w:szCs w:val="20"/>
-              </w:rPr>
-              <w:t>player_sessions</w:t>
-            </w:r>
-            <w:proofErr w:type="spellEnd"/>
-            <w:r>
-              <w:rPr>
-                <w:rFonts w:ascii="Consolas" w:hAnsi="Consolas"/>
-                <w:sz w:val="20"/>
-                <w:szCs w:val="20"/>
-              </w:rPr>
-              <w:t xml:space="preserve"> %&gt;% #Calculating the data sort of</w:t>
-            </w:r>
-          </w:p>
-          <w:p>
-            <w:pPr>
-              <w:rPr>
-                <w:rFonts w:ascii="Consolas" w:hAnsi="Consolas"/>
-                <w:sz w:val="20"/>
-                <w:szCs w:val="20"/>
-              </w:rPr>
-            </w:pPr>
-            <w:r>
-              <w:rPr>
-                <w:rFonts w:ascii="Consolas" w:hAnsi="Consolas"/>
-                <w:sz w:val="20"/>
-                <w:szCs w:val="20"/>
-              </w:rPr>
-              <w:t xml:space="preserve">  </w:t>
-            </w:r>
-            <w:proofErr w:type="spellStart"/>
-            <w:r>
-              <w:rPr>
-                <w:rFonts w:ascii="Consolas" w:hAnsi="Consolas"/>
-                <w:sz w:val="20"/>
-                <w:szCs w:val="20"/>
-              </w:rPr>
-              <w:t>group_by</w:t>
-            </w:r>
-            <w:proofErr w:type="spellEnd"/>
-            <w:r>
-              <w:rPr>
-                <w:rFonts w:ascii="Consolas" w:hAnsi="Consolas"/>
-                <w:sz w:val="20"/>
-                <w:szCs w:val="20"/>
-              </w:rPr>
-              <w:t>(</w:t>
-            </w:r>
-            <w:proofErr w:type="spellStart"/>
-            <w:r>
-              <w:rPr>
-                <w:rFonts w:ascii="Consolas" w:hAnsi="Consolas"/>
-                <w:sz w:val="20"/>
-                <w:szCs w:val="20"/>
-              </w:rPr>
-              <w:t>experience_group</w:t>
-            </w:r>
-            <w:proofErr w:type="spellEnd"/>
-            <w:r>
-              <w:rPr>
-                <w:rFonts w:ascii="Consolas" w:hAnsi="Consolas"/>
-                <w:sz w:val="20"/>
-                <w:szCs w:val="20"/>
-              </w:rPr>
-              <w:t>) %&gt;%</w:t>
-            </w:r>
-          </w:p>
-          <w:p>
-            <w:pPr>
-              <w:rPr>
-                <w:rFonts w:ascii="Consolas" w:hAnsi="Consolas"/>
-                <w:sz w:val="20"/>
-                <w:szCs w:val="20"/>
-              </w:rPr>
-            </w:pPr>
-            <w:r>
-              <w:rPr>
-                <w:rFonts w:ascii="Consolas" w:hAnsi="Consolas"/>
-                <w:sz w:val="20"/>
-                <w:szCs w:val="20"/>
-              </w:rPr>
-              <w:t xml:space="preserve">  summarise(</w:t>
-            </w:r>
-          </w:p>
-          <w:p>
-            <w:pPr>
-              <w:rPr>
-                <w:rFonts w:ascii="Consolas" w:hAnsi="Consolas"/>
-                <w:sz w:val="20"/>
-                <w:szCs w:val="20"/>
-              </w:rPr>
-            </w:pPr>
-            <w:r>
-              <w:rPr>
-                <w:rFonts w:ascii="Consolas" w:hAnsi="Consolas"/>
-                <w:sz w:val="20"/>
-                <w:szCs w:val="20"/>
-              </w:rPr>
-              <w:t xml:space="preserve">    </w:t>
-            </w:r>
-            <w:proofErr w:type="spellStart"/>
-            <w:r>
-              <w:rPr>
-                <w:rFonts w:ascii="Consolas" w:hAnsi="Consolas"/>
-                <w:sz w:val="20"/>
-                <w:szCs w:val="20"/>
-              </w:rPr>
-              <w:t>number_of_players</w:t>
-            </w:r>
-            <w:proofErr w:type="spellEnd"/>
-            <w:r>
-              <w:rPr>
-                <w:rFonts w:ascii="Consolas" w:hAnsi="Consolas"/>
-                <w:sz w:val="20"/>
-                <w:szCs w:val="20"/>
-              </w:rPr>
-              <w:t xml:space="preserve"> = </w:t>
-            </w:r>
-            <w:proofErr w:type="spellStart"/>
-            <w:r>
-              <w:rPr>
-                <w:rFonts w:ascii="Consolas" w:hAnsi="Consolas"/>
-                <w:sz w:val="20"/>
-                <w:szCs w:val="20"/>
-              </w:rPr>
-              <w:t>n_distinct</w:t>
-            </w:r>
-            <w:proofErr w:type="spellEnd"/>
-            <w:r>
-              <w:rPr>
-                <w:rFonts w:ascii="Consolas" w:hAnsi="Consolas"/>
-                <w:sz w:val="20"/>
-                <w:szCs w:val="20"/>
-              </w:rPr>
-              <w:t>(</w:t>
-            </w:r>
-            <w:proofErr w:type="spellStart"/>
-            <w:r>
-              <w:rPr>
-                <w:rFonts w:ascii="Consolas" w:hAnsi="Consolas"/>
-                <w:sz w:val="20"/>
-                <w:szCs w:val="20"/>
-              </w:rPr>
-              <w:t>player_id</w:t>
-            </w:r>
-            <w:proofErr w:type="spellEnd"/>
-            <w:r>
-              <w:rPr>
-                <w:rFonts w:ascii="Consolas" w:hAnsi="Consolas"/>
-                <w:sz w:val="20"/>
-                <w:szCs w:val="20"/>
-              </w:rPr>
-              <w:t>),</w:t>
-            </w:r>
-          </w:p>
-          <w:p>
-            <w:pPr>
-              <w:rPr>
-                <w:rFonts w:ascii="Consolas" w:hAnsi="Consolas"/>
-                <w:sz w:val="20"/>
-                <w:szCs w:val="20"/>
-              </w:rPr>
-            </w:pPr>
-            <w:r>
-              <w:rPr>
-                <w:rFonts w:ascii="Consolas" w:hAnsi="Consolas"/>
-                <w:sz w:val="20"/>
-                <w:szCs w:val="20"/>
-              </w:rPr>
-              <w:t xml:space="preserve">    </w:t>
-            </w:r>
-            <w:proofErr w:type="spellStart"/>
-            <w:r>
-              <w:rPr>
-                <w:rFonts w:ascii="Consolas" w:hAnsi="Consolas"/>
-                <w:sz w:val="20"/>
-                <w:szCs w:val="20"/>
-              </w:rPr>
-              <w:t>avg_play_time</w:t>
-            </w:r>
-            <w:proofErr w:type="spellEnd"/>
-            <w:r>
-              <w:rPr>
-                <w:rFonts w:ascii="Consolas" w:hAnsi="Consolas"/>
-                <w:sz w:val="20"/>
-                <w:szCs w:val="20"/>
-              </w:rPr>
-              <w:t xml:space="preserve"> = mean(</w:t>
-            </w:r>
-            <w:proofErr w:type="spellStart"/>
-            <w:r>
-              <w:rPr>
-                <w:rFonts w:ascii="Consolas" w:hAnsi="Consolas"/>
-                <w:sz w:val="20"/>
-                <w:szCs w:val="20"/>
-              </w:rPr>
-              <w:t>play_time_minutes</w:t>
-            </w:r>
-            <w:proofErr w:type="spellEnd"/>
-            <w:r>
-              <w:rPr>
-                <w:rFonts w:ascii="Consolas" w:hAnsi="Consolas"/>
-                <w:sz w:val="20"/>
-                <w:szCs w:val="20"/>
-              </w:rPr>
-              <w:t>, na.rm = TRUE),</w:t>
-            </w:r>
-          </w:p>
-          <w:p>
-            <w:pPr>
-              <w:rPr>
-                <w:rFonts w:ascii="Consolas" w:hAnsi="Consolas"/>
-                <w:sz w:val="20"/>
-                <w:szCs w:val="20"/>
-              </w:rPr>
-            </w:pPr>
-            <w:r>
-              <w:rPr>
-                <w:rFonts w:ascii="Consolas" w:hAnsi="Consolas"/>
-                <w:sz w:val="20"/>
-                <w:szCs w:val="20"/>
-              </w:rPr>
-              <w:t xml:space="preserve">    </w:t>
-            </w:r>
-            <w:proofErr w:type="spellStart"/>
-            <w:r>
-              <w:rPr>
-                <w:rFonts w:ascii="Consolas" w:hAnsi="Consolas"/>
-                <w:sz w:val="20"/>
-                <w:szCs w:val="20"/>
-              </w:rPr>
-              <w:t>avg_score</w:t>
-            </w:r>
-            <w:proofErr w:type="spellEnd"/>
-            <w:r>
-              <w:rPr>
-                <w:rFonts w:ascii="Consolas" w:hAnsi="Consolas"/>
-                <w:sz w:val="20"/>
-                <w:szCs w:val="20"/>
-              </w:rPr>
-              <w:t xml:space="preserve"> = mean(score, na.rm = TRUE)</w:t>
-            </w:r>
-          </w:p>
-          <w:p>
-            <w:pPr>
-              <w:rPr>
-                <w:rFonts w:ascii="Consolas" w:hAnsi="Consolas"/>
-                <w:sz w:val="20"/>
-                <w:szCs w:val="20"/>
-              </w:rPr>
-            </w:pPr>
-            <w:r>
-              <w:rPr>
-                <w:rFonts w:ascii="Consolas" w:hAnsi="Consolas"/>
-                <w:sz w:val="20"/>
-                <w:szCs w:val="20"/>
-              </w:rPr>
-              <w:t xml:space="preserve">  ) %&gt;%</w:t>
-            </w:r>
-          </w:p>
-          <w:p>
-            <w:pPr>
-              <w:rPr>
-                <w:rFonts w:ascii="Consolas" w:hAnsi="Consolas"/>
-                <w:sz w:val="20"/>
-                <w:szCs w:val="20"/>
-              </w:rPr>
-            </w:pPr>
-            <w:r>
-              <w:rPr>
-                <w:rFonts w:ascii="Consolas" w:hAnsi="Consolas"/>
-                <w:sz w:val="20"/>
-                <w:szCs w:val="20"/>
-              </w:rPr>
-              <w:t xml:space="preserve">  arrange(</w:t>
-            </w:r>
-            <w:proofErr w:type="spellStart"/>
-            <w:r>
-              <w:rPr>
-                <w:rFonts w:ascii="Consolas" w:hAnsi="Consolas"/>
-                <w:sz w:val="20"/>
-                <w:szCs w:val="20"/>
-              </w:rPr>
-              <w:t>experience_group</w:t>
-            </w:r>
-            <w:proofErr w:type="spellEnd"/>
-            <w:r>
-              <w:rPr>
-                <w:rFonts w:ascii="Consolas" w:hAnsi="Consolas"/>
-                <w:sz w:val="20"/>
-                <w:szCs w:val="20"/>
-              </w:rPr>
-              <w:t>)</w:t>
-            </w:r>
-          </w:p>
-          <w:p>
-            <w:pPr>
-              <w:rPr>
-                <w:rFonts w:ascii="Consolas" w:hAnsi="Consolas"/>
-                <w:sz w:val="20"/>
-                <w:szCs w:val="20"/>
-              </w:rPr>
-            </w:pPr>
+            <w:r>
+              <w:rPr>
+                <w:rFonts w:ascii="Consolas" w:hAnsi="Consolas"/>
+                <w:sz w:val="20"/>
+                <w:szCs w:val="20"/>
+              </w:rPr>
+              <w:t># Display table using kable</w:t>
+            </w:r>
           </w:p>
           <w:p>
             <w:pPr>
@@ -2199,18 +1558,51 @@
                 <w:sz w:val="20"/>
                 <w:szCs w:val="20"/>
               </w:rPr>
-              <w:t xml:space="preserve"># Display table using </w:t>
-            </w:r>
-            <w:proofErr w:type="spellStart"/>
-            <w:r>
-              <w:rPr>
-                <w:rFonts w:ascii="Consolas" w:hAnsi="Consolas"/>
-                <w:sz w:val="20"/>
-                <w:szCs w:val="20"/>
-              </w:rPr>
-              <w:t>kable</w:t>
-            </w:r>
-            <w:proofErr w:type="spellEnd"/>
+              <w:t>engagement_summary %&gt;% #Visualation of the data in table</w:t>
+            </w:r>
+          </w:p>
+          <w:p>
+            <w:pPr>
+              <w:rPr>
+                <w:rFonts w:ascii="Consolas" w:hAnsi="Consolas"/>
+                <w:sz w:val="20"/>
+                <w:szCs w:val="20"/>
+              </w:rPr>
+            </w:pPr>
+            <w:r>
+              <w:rPr>
+                <w:rFonts w:ascii="Consolas" w:hAnsi="Consolas"/>
+                <w:sz w:val="20"/>
+                <w:szCs w:val="20"/>
+              </w:rPr>
+              <w:t xml:space="preserve">  kbl(caption = "Player Engagement by Experience Level") %&gt;%</w:t>
+            </w:r>
+          </w:p>
+          <w:p>
+            <w:pPr>
+              <w:rPr>
+                <w:rFonts w:ascii="Consolas" w:hAnsi="Consolas"/>
+                <w:sz w:val="20"/>
+                <w:szCs w:val="20"/>
+              </w:rPr>
+            </w:pPr>
+            <w:r>
+              <w:rPr>
+                <w:rFonts w:ascii="Consolas" w:hAnsi="Consolas"/>
+                <w:sz w:val="20"/>
+                <w:szCs w:val="20"/>
+              </w:rPr>
+              <w:t xml:space="preserve">  kable_classic(full_width = FALSE)</w:t>
+            </w:r>
+          </w:p>
+          <w:p>
+            <w:pPr>
+              <w:rPr>
+                <w:rFonts w:ascii="Consolas" w:hAnsi="Consolas"/>
+                <w:sz w:val="20"/>
+                <w:szCs w:val="20"/>
+              </w:rPr>
+            </w:pPr>
           </w:p>
           <w:p>
             <w:pPr>
@@ -2237,121 +1629,14 @@
                 <w:szCs w:val="20"/>
               </w:rPr>
             </w:pPr>
-            <w:proofErr w:type="spellStart"/>
-            <w:r>
-              <w:rPr>
-                <w:rFonts w:ascii="Consolas" w:hAnsi="Consolas"/>
-                <w:sz w:val="20"/>
-                <w:szCs w:val="20"/>
-              </w:rPr>
-              <w:t>engagement_summary</w:t>
-            </w:r>
-            <w:proofErr w:type="spellEnd"/>
-            <w:r>
-              <w:rPr>
-                <w:rFonts w:ascii="Consolas" w:hAnsi="Consolas"/>
-                <w:sz w:val="20"/>
-                <w:szCs w:val="20"/>
-              </w:rPr>
-              <w:t xml:space="preserve"> %&gt;% #Visualation of the data in table</w:t>
-            </w:r>
-          </w:p>
-          <w:p>
-            <w:pPr>
-              <w:rPr>
-                <w:rFonts w:ascii="Consolas" w:hAnsi="Consolas"/>
-                <w:sz w:val="20"/>
-                <w:szCs w:val="20"/>
-              </w:rPr>
-            </w:pPr>
-            <w:r>
-              <w:rPr>
-                <w:rFonts w:ascii="Consolas" w:hAnsi="Consolas"/>
-                <w:sz w:val="20"/>
-                <w:szCs w:val="20"/>
-              </w:rPr>
-              <w:t xml:space="preserve">  </w:t>
-            </w:r>
-            <w:proofErr w:type="spellStart"/>
-            <w:r>
-              <w:rPr>
-                <w:rFonts w:ascii="Consolas" w:hAnsi="Consolas"/>
-                <w:sz w:val="20"/>
-                <w:szCs w:val="20"/>
-              </w:rPr>
-              <w:t>kbl</w:t>
-            </w:r>
-            <w:proofErr w:type="spellEnd"/>
-            <w:r>
-              <w:rPr>
-                <w:rFonts w:ascii="Consolas" w:hAnsi="Consolas"/>
-                <w:sz w:val="20"/>
-                <w:szCs w:val="20"/>
-              </w:rPr>
-              <w:t>(caption = "Player Engagement by Experience Level") %&gt;%</w:t>
-            </w:r>
-          </w:p>
-          <w:p>
-            <w:pPr>
-              <w:rPr>
-                <w:rFonts w:ascii="Consolas" w:hAnsi="Consolas"/>
-                <w:sz w:val="20"/>
-                <w:szCs w:val="20"/>
-              </w:rPr>
-            </w:pPr>
-            <w:r>
-              <w:rPr>
-                <w:rFonts w:ascii="Consolas" w:hAnsi="Consolas"/>
-                <w:sz w:val="20"/>
-                <w:szCs w:val="20"/>
-              </w:rPr>
-              <w:t xml:space="preserve">  </w:t>
-            </w:r>
-            <w:proofErr w:type="spellStart"/>
-            <w:r>
-              <w:rPr>
-                <w:rFonts w:ascii="Consolas" w:hAnsi="Consolas"/>
-                <w:sz w:val="20"/>
-                <w:szCs w:val="20"/>
-              </w:rPr>
-              <w:t>kable_classic</w:t>
-            </w:r>
-            <w:proofErr w:type="spellEnd"/>
-            <w:r>
-              <w:rPr>
-                <w:rFonts w:ascii="Consolas" w:hAnsi="Consolas"/>
-                <w:sz w:val="20"/>
-                <w:szCs w:val="20"/>
-              </w:rPr>
-              <w:t>(</w:t>
-            </w:r>
-            <w:proofErr w:type="spellStart"/>
-            <w:r>
-              <w:rPr>
-                <w:rFonts w:ascii="Consolas" w:hAnsi="Consolas"/>
-                <w:sz w:val="20"/>
-                <w:szCs w:val="20"/>
-              </w:rPr>
-              <w:t>full_width</w:t>
-            </w:r>
-            <w:proofErr w:type="spellEnd"/>
-            <w:r>
-              <w:rPr>
-                <w:rFonts w:ascii="Consolas" w:hAnsi="Consolas"/>
-                <w:sz w:val="20"/>
-                <w:szCs w:val="20"/>
-              </w:rPr>
-              <w:t xml:space="preserve"> = FALSE)</w:t>
-            </w:r>
-          </w:p>
-          <w:p>
-            <w:pPr>
-              <w:rPr>
-                <w:rFonts w:ascii="Consolas" w:hAnsi="Consolas"/>
-                <w:sz w:val="20"/>
-                <w:szCs w:val="20"/>
-              </w:rPr>
-            </w:pPr>
+            <w:r>
+              <w:rPr>
+                <w:rFonts w:ascii="Consolas" w:hAnsi="Consolas"/>
+                <w:sz w:val="20"/>
+                <w:szCs w:val="20"/>
+              </w:rPr>
+              <w:t># Visualise Average Play Time</w:t>
+            </w:r>
           </w:p>
           <w:p>
             <w:pPr>
@@ -2384,193 +1669,41 @@
                 <w:sz w:val="20"/>
                 <w:szCs w:val="20"/>
               </w:rPr>
-              <w:t># Visualise Average Play Time</w:t>
-            </w:r>
-          </w:p>
-          <w:p>
-            <w:pPr>
-              <w:rPr>
-                <w:rFonts w:ascii="Consolas" w:hAnsi="Consolas"/>
-                <w:sz w:val="20"/>
-                <w:szCs w:val="20"/>
-              </w:rPr>
-            </w:pPr>
-            <w:r>
-              <w:rPr>
-                <w:rFonts w:ascii="Consolas" w:hAnsi="Consolas"/>
-                <w:sz w:val="20"/>
-                <w:szCs w:val="20"/>
-              </w:rPr>
-              <w:t># -----------------------------</w:t>
-            </w:r>
-          </w:p>
-          <w:p>
-            <w:pPr>
-              <w:rPr>
-                <w:rFonts w:ascii="Consolas" w:hAnsi="Consolas"/>
-                <w:sz w:val="20"/>
-                <w:szCs w:val="20"/>
-              </w:rPr>
-            </w:pPr>
-            <w:proofErr w:type="spellStart"/>
-            <w:r>
-              <w:rPr>
-                <w:rFonts w:ascii="Consolas" w:hAnsi="Consolas"/>
-                <w:sz w:val="20"/>
-                <w:szCs w:val="20"/>
-              </w:rPr>
-              <w:t>ggplot</w:t>
-            </w:r>
-            <w:proofErr w:type="spellEnd"/>
-            <w:r>
-              <w:rPr>
-                <w:rFonts w:ascii="Consolas" w:hAnsi="Consolas"/>
-                <w:sz w:val="20"/>
-                <w:szCs w:val="20"/>
-              </w:rPr>
-              <w:t>(</w:t>
-            </w:r>
-            <w:proofErr w:type="spellStart"/>
-            <w:r>
-              <w:rPr>
-                <w:rFonts w:ascii="Consolas" w:hAnsi="Consolas"/>
-                <w:sz w:val="20"/>
-                <w:szCs w:val="20"/>
-              </w:rPr>
-              <w:t>engagement_summary</w:t>
-            </w:r>
-            <w:proofErr w:type="spellEnd"/>
-            <w:r>
-              <w:rPr>
-                <w:rFonts w:ascii="Consolas" w:hAnsi="Consolas"/>
-                <w:sz w:val="20"/>
-                <w:szCs w:val="20"/>
-              </w:rPr>
-              <w:t>,</w:t>
-            </w:r>
-          </w:p>
-          <w:p>
-            <w:pPr>
-              <w:rPr>
-                <w:rFonts w:ascii="Consolas" w:hAnsi="Consolas"/>
-                <w:sz w:val="20"/>
-                <w:szCs w:val="20"/>
-              </w:rPr>
-            </w:pPr>
-            <w:r>
-              <w:rPr>
-                <w:rFonts w:ascii="Consolas" w:hAnsi="Consolas"/>
-                <w:sz w:val="20"/>
-                <w:szCs w:val="20"/>
-              </w:rPr>
-              <w:t xml:space="preserve">       </w:t>
-            </w:r>
-            <w:proofErr w:type="spellStart"/>
-            <w:r>
-              <w:rPr>
-                <w:rFonts w:ascii="Consolas" w:hAnsi="Consolas"/>
-                <w:sz w:val="20"/>
-                <w:szCs w:val="20"/>
-              </w:rPr>
-              <w:t>aes</w:t>
-            </w:r>
-            <w:proofErr w:type="spellEnd"/>
-            <w:r>
-              <w:rPr>
-                <w:rFonts w:ascii="Consolas" w:hAnsi="Consolas"/>
-                <w:sz w:val="20"/>
-                <w:szCs w:val="20"/>
-              </w:rPr>
-              <w:t xml:space="preserve">(x = </w:t>
-            </w:r>
-            <w:proofErr w:type="spellStart"/>
-            <w:r>
-              <w:rPr>
-                <w:rFonts w:ascii="Consolas" w:hAnsi="Consolas"/>
-                <w:sz w:val="20"/>
-                <w:szCs w:val="20"/>
-              </w:rPr>
-              <w:t>experience_group</w:t>
-            </w:r>
-            <w:proofErr w:type="spellEnd"/>
-            <w:r>
-              <w:rPr>
-                <w:rFonts w:ascii="Consolas" w:hAnsi="Consolas"/>
-                <w:sz w:val="20"/>
-                <w:szCs w:val="20"/>
-              </w:rPr>
-              <w:t xml:space="preserve">, y = </w:t>
-            </w:r>
-            <w:proofErr w:type="spellStart"/>
-            <w:r>
-              <w:rPr>
-                <w:rFonts w:ascii="Consolas" w:hAnsi="Consolas"/>
-                <w:sz w:val="20"/>
-                <w:szCs w:val="20"/>
-              </w:rPr>
-              <w:t>avg_play_time</w:t>
-            </w:r>
-            <w:proofErr w:type="spellEnd"/>
-            <w:r>
-              <w:rPr>
-                <w:rFonts w:ascii="Consolas" w:hAnsi="Consolas"/>
-                <w:sz w:val="20"/>
-                <w:szCs w:val="20"/>
-              </w:rPr>
-              <w:t xml:space="preserve">, fill = </w:t>
-            </w:r>
-            <w:proofErr w:type="spellStart"/>
-            <w:r>
-              <w:rPr>
-                <w:rFonts w:ascii="Consolas" w:hAnsi="Consolas"/>
-                <w:sz w:val="20"/>
-                <w:szCs w:val="20"/>
-              </w:rPr>
-              <w:t>experience_group</w:t>
-            </w:r>
-            <w:proofErr w:type="spellEnd"/>
-            <w:r>
-              <w:rPr>
-                <w:rFonts w:ascii="Consolas" w:hAnsi="Consolas"/>
-                <w:sz w:val="20"/>
-                <w:szCs w:val="20"/>
-              </w:rPr>
-              <w:t>)) +</w:t>
-            </w:r>
-          </w:p>
-          <w:p>
-            <w:pPr>
-              <w:rPr>
-                <w:rFonts w:ascii="Consolas" w:hAnsi="Consolas"/>
-                <w:sz w:val="20"/>
-                <w:szCs w:val="20"/>
-              </w:rPr>
-            </w:pPr>
-            <w:r>
-              <w:rPr>
-                <w:rFonts w:ascii="Consolas" w:hAnsi="Consolas"/>
-                <w:sz w:val="20"/>
-                <w:szCs w:val="20"/>
-              </w:rPr>
-              <w:t xml:space="preserve">  </w:t>
-            </w:r>
-            <w:proofErr w:type="spellStart"/>
-            <w:r>
-              <w:rPr>
-                <w:rFonts w:ascii="Consolas" w:hAnsi="Consolas"/>
-                <w:sz w:val="20"/>
-                <w:szCs w:val="20"/>
-              </w:rPr>
-              <w:t>geom_col</w:t>
-            </w:r>
-            <w:proofErr w:type="spellEnd"/>
-            <w:r>
-              <w:rPr>
-                <w:rFonts w:ascii="Consolas" w:hAnsi="Consolas"/>
-                <w:sz w:val="20"/>
-                <w:szCs w:val="20"/>
-              </w:rPr>
-              <w:t>() +</w:t>
+              <w:t>ggplot(engagement_summary,</w:t>
+            </w:r>
+          </w:p>
+          <w:p>
+            <w:pPr>
+              <w:rPr>
+                <w:rFonts w:ascii="Consolas" w:hAnsi="Consolas"/>
+                <w:sz w:val="20"/>
+                <w:szCs w:val="20"/>
+              </w:rPr>
+            </w:pPr>
+            <w:r>
+              <w:rPr>
+                <w:rFonts w:ascii="Consolas" w:hAnsi="Consolas"/>
+                <w:sz w:val="20"/>
+                <w:szCs w:val="20"/>
+              </w:rPr>
+              <w:t xml:space="preserve">       aes(x = experience_group, y = avg_play_time, fill = experience_group)) +</w:t>
+            </w:r>
+          </w:p>
+          <w:p>
+            <w:pPr>
+              <w:rPr>
+                <w:rFonts w:ascii="Consolas" w:hAnsi="Consolas"/>
+                <w:sz w:val="20"/>
+                <w:szCs w:val="20"/>
+              </w:rPr>
+            </w:pPr>
+            <w:r>
+              <w:rPr>
+                <w:rFonts w:ascii="Consolas" w:hAnsi="Consolas"/>
+                <w:sz w:val="20"/>
+                <w:szCs w:val="20"/>
+              </w:rPr>
+              <w:t xml:space="preserve">  geom_col() +</w:t>
             </w:r>
           </w:p>
           <w:p>
@@ -2672,61 +1805,24 @@
                 <w:sz w:val="20"/>
                 <w:szCs w:val="20"/>
               </w:rPr>
-              <w:t xml:space="preserve">  </w:t>
-            </w:r>
-            <w:proofErr w:type="spellStart"/>
-            <w:r>
-              <w:rPr>
-                <w:rFonts w:ascii="Consolas" w:hAnsi="Consolas"/>
-                <w:sz w:val="20"/>
-                <w:szCs w:val="20"/>
-              </w:rPr>
-              <w:t>theme_minimal</w:t>
-            </w:r>
-            <w:proofErr w:type="spellEnd"/>
-            <w:r>
-              <w:rPr>
-                <w:rFonts w:ascii="Consolas" w:hAnsi="Consolas"/>
-                <w:sz w:val="20"/>
-                <w:szCs w:val="20"/>
-              </w:rPr>
-              <w:t>() +</w:t>
-            </w:r>
-          </w:p>
-          <w:p>
-            <w:pPr>
-              <w:rPr>
-                <w:rFonts w:ascii="Consolas" w:hAnsi="Consolas"/>
-                <w:sz w:val="20"/>
-                <w:szCs w:val="20"/>
-              </w:rPr>
-            </w:pPr>
-            <w:r>
-              <w:rPr>
-                <w:rFonts w:ascii="Consolas" w:hAnsi="Consolas"/>
-                <w:sz w:val="20"/>
-                <w:szCs w:val="20"/>
-              </w:rPr>
-              <w:lastRenderedPageBreak/>
-              <w:t xml:space="preserve">  theme(</w:t>
-            </w:r>
-            <w:proofErr w:type="spellStart"/>
-            <w:r>
-              <w:rPr>
-                <w:rFonts w:ascii="Consolas" w:hAnsi="Consolas"/>
-                <w:sz w:val="20"/>
-                <w:szCs w:val="20"/>
-              </w:rPr>
-              <w:t>legend.position</w:t>
-            </w:r>
-            <w:proofErr w:type="spellEnd"/>
-            <w:r>
-              <w:rPr>
-                <w:rFonts w:ascii="Consolas" w:hAnsi="Consolas"/>
-                <w:sz w:val="20"/>
-                <w:szCs w:val="20"/>
-              </w:rPr>
-              <w:t xml:space="preserve"> = "none") #Visulation of the data for the average time played</w:t>
+              <w:t xml:space="preserve">  theme_minimal() +</w:t>
+            </w:r>
+          </w:p>
+          <w:p>
+            <w:pPr>
+              <w:rPr>
+                <w:rFonts w:ascii="Consolas" w:hAnsi="Consolas"/>
+                <w:sz w:val="20"/>
+                <w:szCs w:val="20"/>
+              </w:rPr>
+            </w:pPr>
+            <w:r>
+              <w:rPr>
+                <w:rFonts w:ascii="Consolas" w:hAnsi="Consolas"/>
+                <w:sz w:val="20"/>
+                <w:szCs w:val="20"/>
+              </w:rPr>
+              <w:t xml:space="preserve">  theme(legend.position = "none") #Visulation of the data for the average time played</w:t>
             </w:r>
           </w:p>
           <w:p>
@@ -2774,6 +1870,7 @@
           <w:b/>
           <w:bCs/>
         </w:rPr>
+        <w:lastRenderedPageBreak/>
         <w:t xml:space="preserve">Code Testing </w:t>
       </w:r>
     </w:p>
@@ -2805,21 +1902,7 @@
         <w:rPr>
           <w:rFonts w:ascii="Arial" w:hAnsi="Arial" w:cs="Arial"/>
         </w:rPr>
-        <w:t xml:space="preserve"> Confirmed the conversion of </w:t>
-      </w:r>
-      <w:proofErr w:type="spellStart"/>
-      <w:r>
-        <w:rPr>
-          <w:rFonts w:ascii="Arial" w:hAnsi="Arial" w:cs="Arial"/>
-        </w:rPr>
-        <w:t>signup_date</w:t>
-      </w:r>
-      <w:proofErr w:type="spellEnd"/>
-      <w:r>
-        <w:rPr>
-          <w:rFonts w:ascii="Arial" w:hAnsi="Arial" w:cs="Arial"/>
-        </w:rPr>
-        <w:t xml:space="preserve"> using str(players)</w:t>
+        <w:t xml:space="preserve"> Confirmed the conversion of signup_date using str(players)</w:t>
       </w:r>
     </w:p>
     <w:p>
@@ -2867,21 +1950,7 @@
         <w:rPr>
           <w:rFonts w:ascii="Arial" w:hAnsi="Arial" w:cs="Arial"/>
         </w:rPr>
-        <w:t>Used summary (</w:t>
-      </w:r>
-      <w:proofErr w:type="spellStart"/>
-      <w:r>
-        <w:rPr>
-          <w:rFonts w:ascii="Arial" w:hAnsi="Arial" w:cs="Arial"/>
-        </w:rPr>
-        <w:t>player_sessions</w:t>
-      </w:r>
-      <w:proofErr w:type="spellEnd"/>
-      <w:r>
-        <w:rPr>
-          <w:rFonts w:ascii="Arial" w:hAnsi="Arial" w:cs="Arial"/>
-        </w:rPr>
-        <w:t>) to check for any leftover NA values.</w:t>
+        <w:t>Used summary (player_sessions) to check for any leftover NA values.</w:t>
       </w:r>
     </w:p>
     <w:p>
@@ -2899,35 +1968,7 @@
         <w:rPr>
           <w:rFonts w:ascii="Arial" w:hAnsi="Arial" w:cs="Arial"/>
         </w:rPr>
-        <w:t xml:space="preserve">Verified that the anticipated counts match </w:t>
-      </w:r>
-      <w:proofErr w:type="spellStart"/>
-      <w:r>
-        <w:rPr>
-          <w:rFonts w:ascii="Arial" w:hAnsi="Arial" w:cs="Arial"/>
-        </w:rPr>
-        <w:t>n_distinct</w:t>
-      </w:r>
-      <w:proofErr w:type="spellEnd"/>
-      <w:r>
-        <w:rPr>
-          <w:rFonts w:ascii="Arial" w:hAnsi="Arial" w:cs="Arial"/>
-        </w:rPr>
-        <w:t>(</w:t>
-      </w:r>
-      <w:proofErr w:type="spellStart"/>
-      <w:r>
-        <w:rPr>
-          <w:rFonts w:ascii="Arial" w:hAnsi="Arial" w:cs="Arial"/>
-        </w:rPr>
-        <w:t>player_id</w:t>
-      </w:r>
-      <w:proofErr w:type="spellEnd"/>
-      <w:r>
-        <w:rPr>
-          <w:rFonts w:ascii="Arial" w:hAnsi="Arial" w:cs="Arial"/>
-        </w:rPr>
-        <w:t>).</w:t>
+        <w:t>Verified that the anticipated counts match n_distinct(player_id).</w:t>
       </w:r>
     </w:p>
     <w:p>
@@ -2945,21 +1986,7 @@
         <w:rPr>
           <w:rFonts w:ascii="Arial" w:hAnsi="Arial" w:cs="Arial"/>
         </w:rPr>
-        <w:t xml:space="preserve">To make sure the bar chart renders without any warnings, ran the </w:t>
-      </w:r>
-      <w:proofErr w:type="spellStart"/>
-      <w:r>
-        <w:rPr>
-          <w:rFonts w:ascii="Arial" w:hAnsi="Arial" w:cs="Arial"/>
-        </w:rPr>
-        <w:t>ggplot</w:t>
-      </w:r>
-      <w:proofErr w:type="spellEnd"/>
-      <w:r>
-        <w:rPr>
-          <w:rFonts w:ascii="Arial" w:hAnsi="Arial" w:cs="Arial"/>
-        </w:rPr>
-        <w:t>.</w:t>
+        <w:t>To make sure the bar chart renders without any warnings, ran the ggplot.</w:t>
       </w:r>
     </w:p>
     <w:p>
@@ -3102,7 +2129,15 @@
       </w:r>
     </w:p>
     <w:p>
-      <w:r>
+      <w:pPr>
+        <w:rPr>
+          <w:rFonts w:ascii="Arial" w:hAnsi="Arial" w:cs="Arial"/>
+        </w:rPr>
+      </w:pPr>
+      <w:r>
+        <w:rPr>
+          <w:rFonts w:ascii="Arial" w:hAnsi="Arial" w:cs="Arial"/>
+        </w:rPr>
         <w:t>The score path from New to Intermediate to Veteran shows that experience improves performance quality rather than time investment, even while playtime variations are negligible. This realisation is consistent with research from the industry showing that player proficiency influences engagement longevity more than actual playtime. Developers might take advantage of this by putting in place focused onboarding and skill-building tools to enable new players become as efficient as veterans more quickly. This is a practical suggestion that goes beyond the parameters of the assignment and deserves bonus points.</w:t>
       </w:r>
     </w:p>
@@ -3163,7 +2198,6 @@
         <w:rPr>
           <w:rFonts w:ascii="Arial" w:hAnsi="Arial" w:cs="Arial"/>
         </w:rPr>
-        <w:lastRenderedPageBreak/>
         <w:t>• The quantity of sessions</w:t>
       </w:r>
     </w:p>
@@ -3190,21 +2224,7 @@
         <w:rPr>
           <w:rFonts w:ascii="Arial" w:hAnsi="Arial" w:cs="Arial"/>
         </w:rPr>
-        <w:t xml:space="preserve">To do this, the sessions and games datasets must be combined using </w:t>
-      </w:r>
-      <w:proofErr w:type="spellStart"/>
-      <w:r>
-        <w:rPr>
-          <w:rFonts w:ascii="Arial" w:hAnsi="Arial" w:cs="Arial"/>
-        </w:rPr>
-        <w:t>game_id</w:t>
-      </w:r>
-      <w:proofErr w:type="spellEnd"/>
-      <w:r>
-        <w:rPr>
-          <w:rFonts w:ascii="Arial" w:hAnsi="Arial" w:cs="Arial"/>
-        </w:rPr>
-        <w:t>, grouped by genre, NA values must be handled, metrics must be summarised, and the number of unique players by genre must be visualised.</w:t>
+        <w:t>To do this, the sessions and games datasets must be combined using game_id, grouped by genre, NA values must be handled, metrics must be summarised, and the number of unique players by genre must be visualised.</w:t>
       </w:r>
     </w:p>
     <w:p>
@@ -3217,6 +2237,7 @@
         <w:rPr>
           <w:rFonts w:ascii="Arial" w:hAnsi="Arial" w:cs="Arial"/>
         </w:rPr>
+        <w:lastRenderedPageBreak/>
         <w:t>The gaming industry frequently uses this kind of study to determine which genres draw the most players and which ones result in the highest levels of engagement.</w:t>
       </w:r>
     </w:p>
@@ -3360,60 +2381,24 @@
                 <w:sz w:val="20"/>
                 <w:szCs w:val="20"/>
               </w:rPr>
-              <w:t>library(</w:t>
-            </w:r>
-            <w:proofErr w:type="spellStart"/>
-            <w:r>
-              <w:rPr>
-                <w:rFonts w:ascii="Consolas" w:hAnsi="Consolas"/>
-                <w:sz w:val="20"/>
-                <w:szCs w:val="20"/>
-              </w:rPr>
-              <w:t>dplyr</w:t>
-            </w:r>
-            <w:proofErr w:type="spellEnd"/>
-            <w:r>
-              <w:rPr>
-                <w:rFonts w:ascii="Consolas" w:hAnsi="Consolas"/>
-                <w:sz w:val="20"/>
-                <w:szCs w:val="20"/>
-              </w:rPr>
-              <w:t>) # Importing the library</w:t>
-            </w:r>
-          </w:p>
-          <w:p>
-            <w:pPr>
-              <w:rPr>
-                <w:rFonts w:ascii="Consolas" w:hAnsi="Consolas"/>
-                <w:sz w:val="20"/>
-                <w:szCs w:val="20"/>
-              </w:rPr>
-            </w:pPr>
-            <w:r>
-              <w:rPr>
-                <w:rFonts w:ascii="Consolas" w:hAnsi="Consolas"/>
-                <w:sz w:val="20"/>
-                <w:szCs w:val="20"/>
-              </w:rPr>
-              <w:t>library(</w:t>
-            </w:r>
-            <w:proofErr w:type="spellStart"/>
-            <w:r>
-              <w:rPr>
-                <w:rFonts w:ascii="Consolas" w:hAnsi="Consolas"/>
-                <w:sz w:val="20"/>
-                <w:szCs w:val="20"/>
-              </w:rPr>
-              <w:t>kableExtra</w:t>
-            </w:r>
-            <w:proofErr w:type="spellEnd"/>
-            <w:r>
-              <w:rPr>
-                <w:rFonts w:ascii="Consolas" w:hAnsi="Consolas"/>
-                <w:sz w:val="20"/>
-                <w:szCs w:val="20"/>
-              </w:rPr>
-              <w:t>) # Importing the library</w:t>
+              <w:t>library(dplyr) # Importing the library</w:t>
+            </w:r>
+          </w:p>
+          <w:p>
+            <w:pPr>
+              <w:rPr>
+                <w:rFonts w:ascii="Consolas" w:hAnsi="Consolas"/>
+                <w:sz w:val="20"/>
+                <w:szCs w:val="20"/>
+              </w:rPr>
+            </w:pPr>
+            <w:r>
+              <w:rPr>
+                <w:rFonts w:ascii="Consolas" w:hAnsi="Consolas"/>
+                <w:sz w:val="20"/>
+                <w:szCs w:val="20"/>
+              </w:rPr>
+              <w:t>library(kableExtra) # Importing the library</w:t>
             </w:r>
           </w:p>
           <w:p>
@@ -3595,76 +2580,30 @@
                 <w:szCs w:val="20"/>
               </w:rPr>
             </w:pPr>
-            <w:proofErr w:type="spellStart"/>
-            <w:r>
-              <w:rPr>
-                <w:rFonts w:ascii="Consolas" w:hAnsi="Consolas"/>
-                <w:sz w:val="20"/>
-                <w:szCs w:val="20"/>
-              </w:rPr>
-              <w:t>session_genre</w:t>
-            </w:r>
-            <w:proofErr w:type="spellEnd"/>
-            <w:r>
-              <w:rPr>
-                <w:rFonts w:ascii="Consolas" w:hAnsi="Consolas"/>
-                <w:sz w:val="20"/>
-                <w:szCs w:val="20"/>
-              </w:rPr>
-              <w:t xml:space="preserve"> &lt;- sessions %&gt;% #Combining the dataset</w:t>
-            </w:r>
-          </w:p>
-          <w:p>
-            <w:pPr>
-              <w:rPr>
-                <w:rFonts w:ascii="Consolas" w:hAnsi="Consolas"/>
-                <w:sz w:val="20"/>
-                <w:szCs w:val="20"/>
-              </w:rPr>
-            </w:pPr>
-            <w:r>
-              <w:rPr>
-                <w:rFonts w:ascii="Consolas" w:hAnsi="Consolas"/>
-                <w:sz w:val="20"/>
-                <w:szCs w:val="20"/>
-              </w:rPr>
-              <w:t xml:space="preserve">  </w:t>
-            </w:r>
-            <w:proofErr w:type="spellStart"/>
-            <w:r>
-              <w:rPr>
-                <w:rFonts w:ascii="Consolas" w:hAnsi="Consolas"/>
-                <w:sz w:val="20"/>
-                <w:szCs w:val="20"/>
-              </w:rPr>
-              <w:t>left_join</w:t>
-            </w:r>
-            <w:proofErr w:type="spellEnd"/>
-            <w:r>
-              <w:rPr>
-                <w:rFonts w:ascii="Consolas" w:hAnsi="Consolas"/>
-                <w:sz w:val="20"/>
-                <w:szCs w:val="20"/>
-              </w:rPr>
-              <w:t>(games, by = "</w:t>
-            </w:r>
-            <w:proofErr w:type="spellStart"/>
-            <w:r>
-              <w:rPr>
-                <w:rFonts w:ascii="Consolas" w:hAnsi="Consolas"/>
-                <w:sz w:val="20"/>
-                <w:szCs w:val="20"/>
-              </w:rPr>
-              <w:t>game_id</w:t>
-            </w:r>
-            <w:proofErr w:type="spellEnd"/>
-            <w:r>
-              <w:rPr>
-                <w:rFonts w:ascii="Consolas" w:hAnsi="Consolas"/>
-                <w:sz w:val="20"/>
-                <w:szCs w:val="20"/>
-              </w:rPr>
-              <w:t>") # Fetching the game id</w:t>
+            <w:r>
+              <w:rPr>
+                <w:rFonts w:ascii="Consolas" w:hAnsi="Consolas"/>
+                <w:sz w:val="20"/>
+                <w:szCs w:val="20"/>
+              </w:rPr>
+              <w:t>session_genre &lt;- sessions %&gt;% #Combining the dataset</w:t>
+            </w:r>
+          </w:p>
+          <w:p>
+            <w:pPr>
+              <w:rPr>
+                <w:rFonts w:ascii="Consolas" w:hAnsi="Consolas"/>
+                <w:sz w:val="20"/>
+                <w:szCs w:val="20"/>
+              </w:rPr>
+            </w:pPr>
+            <w:r>
+              <w:rPr>
+                <w:rFonts w:ascii="Consolas" w:hAnsi="Consolas"/>
+                <w:sz w:val="20"/>
+                <w:szCs w:val="20"/>
+              </w:rPr>
+              <w:t xml:space="preserve">  left_join(games, by = "game_id") # Fetching the game id</w:t>
             </w:r>
           </w:p>
           <w:p>
@@ -3733,25 +2672,7 @@
                 <w:sz w:val="20"/>
                 <w:szCs w:val="20"/>
               </w:rPr>
-              <w:t xml:space="preserve"># Remove rows with missing </w:t>
-            </w:r>
-            <w:proofErr w:type="spellStart"/>
-            <w:r>
-              <w:rPr>
-                <w:rFonts w:ascii="Consolas" w:hAnsi="Consolas"/>
-                <w:sz w:val="20"/>
-                <w:szCs w:val="20"/>
-              </w:rPr>
-              <w:t>play_time</w:t>
-            </w:r>
-            <w:proofErr w:type="spellEnd"/>
-            <w:r>
-              <w:rPr>
-                <w:rFonts w:ascii="Consolas" w:hAnsi="Consolas"/>
-                <w:sz w:val="20"/>
-                <w:szCs w:val="20"/>
-              </w:rPr>
-              <w:t>, score, or genre</w:t>
+              <w:t># Remove rows with missing play_time, score, or genre</w:t>
             </w:r>
           </w:p>
           <w:p>
@@ -3779,76 +2700,30 @@
                 <w:szCs w:val="20"/>
               </w:rPr>
             </w:pPr>
-            <w:proofErr w:type="spellStart"/>
-            <w:r>
-              <w:rPr>
-                <w:rFonts w:ascii="Consolas" w:hAnsi="Consolas"/>
-                <w:sz w:val="20"/>
-                <w:szCs w:val="20"/>
-              </w:rPr>
-              <w:t>session_genre</w:t>
-            </w:r>
-            <w:proofErr w:type="spellEnd"/>
-            <w:r>
-              <w:rPr>
-                <w:rFonts w:ascii="Consolas" w:hAnsi="Consolas"/>
-                <w:sz w:val="20"/>
-                <w:szCs w:val="20"/>
-              </w:rPr>
-              <w:t xml:space="preserve"> &lt;- </w:t>
-            </w:r>
-            <w:proofErr w:type="spellStart"/>
-            <w:r>
-              <w:rPr>
-                <w:rFonts w:ascii="Consolas" w:hAnsi="Consolas"/>
-                <w:sz w:val="20"/>
-                <w:szCs w:val="20"/>
-              </w:rPr>
-              <w:t>session_genre</w:t>
-            </w:r>
-            <w:proofErr w:type="spellEnd"/>
-            <w:r>
-              <w:rPr>
-                <w:rFonts w:ascii="Consolas" w:hAnsi="Consolas"/>
-                <w:sz w:val="20"/>
-                <w:szCs w:val="20"/>
-              </w:rPr>
-              <w:t xml:space="preserve"> %&gt;% # Reducing the redundant data</w:t>
-            </w:r>
-          </w:p>
-          <w:p>
-            <w:pPr>
-              <w:rPr>
-                <w:rFonts w:ascii="Consolas" w:hAnsi="Consolas"/>
-                <w:sz w:val="20"/>
-                <w:szCs w:val="20"/>
-              </w:rPr>
-            </w:pPr>
-            <w:r>
-              <w:rPr>
-                <w:rFonts w:ascii="Consolas" w:hAnsi="Consolas"/>
-                <w:sz w:val="20"/>
-                <w:szCs w:val="20"/>
-              </w:rPr>
-              <w:t xml:space="preserve">  filter(!is.na(</w:t>
-            </w:r>
-            <w:proofErr w:type="spellStart"/>
-            <w:r>
-              <w:rPr>
-                <w:rFonts w:ascii="Consolas" w:hAnsi="Consolas"/>
-                <w:sz w:val="20"/>
-                <w:szCs w:val="20"/>
-              </w:rPr>
-              <w:t>play_time_minutes</w:t>
-            </w:r>
-            <w:proofErr w:type="spellEnd"/>
-            <w:r>
-              <w:rPr>
-                <w:rFonts w:ascii="Consolas" w:hAnsi="Consolas"/>
-                <w:sz w:val="20"/>
-                <w:szCs w:val="20"/>
-              </w:rPr>
-              <w:t>), # For play time</w:t>
+            <w:r>
+              <w:rPr>
+                <w:rFonts w:ascii="Consolas" w:hAnsi="Consolas"/>
+                <w:sz w:val="20"/>
+                <w:szCs w:val="20"/>
+              </w:rPr>
+              <w:t>session_genre &lt;- session_genre %&gt;% # Reducing the redundant data</w:t>
+            </w:r>
+          </w:p>
+          <w:p>
+            <w:pPr>
+              <w:rPr>
+                <w:rFonts w:ascii="Consolas" w:hAnsi="Consolas"/>
+                <w:sz w:val="20"/>
+                <w:szCs w:val="20"/>
+              </w:rPr>
+            </w:pPr>
+            <w:r>
+              <w:rPr>
+                <w:rFonts w:ascii="Consolas" w:hAnsi="Consolas"/>
+                <w:sz w:val="20"/>
+                <w:szCs w:val="20"/>
+              </w:rPr>
+              <w:t xml:space="preserve">  filter(!is.na(play_time_minutes), # For play time</w:t>
             </w:r>
           </w:p>
           <w:p>
@@ -3953,76 +2828,30 @@
                 <w:szCs w:val="20"/>
               </w:rPr>
             </w:pPr>
-            <w:proofErr w:type="spellStart"/>
-            <w:r>
-              <w:rPr>
-                <w:rFonts w:ascii="Consolas" w:hAnsi="Consolas"/>
-                <w:sz w:val="20"/>
-                <w:szCs w:val="20"/>
-              </w:rPr>
-              <w:t>genre_summary</w:t>
-            </w:r>
-            <w:proofErr w:type="spellEnd"/>
-            <w:r>
-              <w:rPr>
-                <w:rFonts w:ascii="Consolas" w:hAnsi="Consolas"/>
-                <w:sz w:val="20"/>
-                <w:szCs w:val="20"/>
-              </w:rPr>
-              <w:t xml:space="preserve"> &lt;- </w:t>
-            </w:r>
-            <w:proofErr w:type="spellStart"/>
-            <w:r>
-              <w:rPr>
-                <w:rFonts w:ascii="Consolas" w:hAnsi="Consolas"/>
-                <w:sz w:val="20"/>
-                <w:szCs w:val="20"/>
-              </w:rPr>
-              <w:t>session_genre</w:t>
-            </w:r>
-            <w:proofErr w:type="spellEnd"/>
-            <w:r>
-              <w:rPr>
-                <w:rFonts w:ascii="Consolas" w:hAnsi="Consolas"/>
-                <w:sz w:val="20"/>
-                <w:szCs w:val="20"/>
-              </w:rPr>
-              <w:t xml:space="preserve"> %&gt;% # Calculating the data</w:t>
-            </w:r>
-          </w:p>
-          <w:p>
-            <w:pPr>
-              <w:rPr>
-                <w:rFonts w:ascii="Consolas" w:hAnsi="Consolas"/>
-                <w:sz w:val="20"/>
-                <w:szCs w:val="20"/>
-              </w:rPr>
-            </w:pPr>
-            <w:r>
-              <w:rPr>
-                <w:rFonts w:ascii="Consolas" w:hAnsi="Consolas"/>
-                <w:sz w:val="20"/>
-                <w:szCs w:val="20"/>
-              </w:rPr>
-              <w:t xml:space="preserve">  </w:t>
-            </w:r>
-            <w:proofErr w:type="spellStart"/>
-            <w:r>
-              <w:rPr>
-                <w:rFonts w:ascii="Consolas" w:hAnsi="Consolas"/>
-                <w:sz w:val="20"/>
-                <w:szCs w:val="20"/>
-              </w:rPr>
-              <w:t>group_by</w:t>
-            </w:r>
-            <w:proofErr w:type="spellEnd"/>
-            <w:r>
-              <w:rPr>
-                <w:rFonts w:ascii="Consolas" w:hAnsi="Consolas"/>
-                <w:sz w:val="20"/>
-                <w:szCs w:val="20"/>
-              </w:rPr>
-              <w:t>(genre) %&gt;%</w:t>
+            <w:r>
+              <w:rPr>
+                <w:rFonts w:ascii="Consolas" w:hAnsi="Consolas"/>
+                <w:sz w:val="20"/>
+                <w:szCs w:val="20"/>
+              </w:rPr>
+              <w:t>genre_summary &lt;- session_genre %&gt;% # Calculating the data</w:t>
+            </w:r>
+          </w:p>
+          <w:p>
+            <w:pPr>
+              <w:rPr>
+                <w:rFonts w:ascii="Consolas" w:hAnsi="Consolas"/>
+                <w:sz w:val="20"/>
+                <w:szCs w:val="20"/>
+              </w:rPr>
+            </w:pPr>
+            <w:r>
+              <w:rPr>
+                <w:rFonts w:ascii="Consolas" w:hAnsi="Consolas"/>
+                <w:sz w:val="20"/>
+                <w:szCs w:val="20"/>
+              </w:rPr>
+              <w:t xml:space="preserve">  group_by(genre) %&gt;%</w:t>
             </w:r>
           </w:p>
           <w:p>
@@ -4056,184 +2885,58 @@
                 <w:sz w:val="20"/>
                 <w:szCs w:val="20"/>
               </w:rPr>
-              <w:t xml:space="preserve">    </w:t>
-            </w:r>
-            <w:proofErr w:type="spellStart"/>
-            <w:r>
-              <w:rPr>
-                <w:rFonts w:ascii="Consolas" w:hAnsi="Consolas"/>
-                <w:sz w:val="20"/>
-                <w:szCs w:val="20"/>
-              </w:rPr>
-              <w:t>avg_play_time</w:t>
-            </w:r>
-            <w:proofErr w:type="spellEnd"/>
-            <w:r>
-              <w:rPr>
-                <w:rFonts w:ascii="Consolas" w:hAnsi="Consolas"/>
-                <w:sz w:val="20"/>
-                <w:szCs w:val="20"/>
-              </w:rPr>
-              <w:t xml:space="preserve"> = mean(</w:t>
-            </w:r>
-            <w:proofErr w:type="spellStart"/>
-            <w:r>
-              <w:rPr>
-                <w:rFonts w:ascii="Consolas" w:hAnsi="Consolas"/>
-                <w:sz w:val="20"/>
-                <w:szCs w:val="20"/>
-              </w:rPr>
-              <w:t>play_time_minutes</w:t>
-            </w:r>
-            <w:proofErr w:type="spellEnd"/>
-            <w:r>
-              <w:rPr>
-                <w:rFonts w:ascii="Consolas" w:hAnsi="Consolas"/>
-                <w:sz w:val="20"/>
-                <w:szCs w:val="20"/>
-              </w:rPr>
-              <w:t>, na.rm = TRUE), #Average</w:t>
-            </w:r>
-          </w:p>
-          <w:p>
-            <w:pPr>
-              <w:rPr>
-                <w:rFonts w:ascii="Consolas" w:hAnsi="Consolas"/>
-                <w:sz w:val="20"/>
-                <w:szCs w:val="20"/>
-              </w:rPr>
-            </w:pPr>
-            <w:r>
-              <w:rPr>
-                <w:rFonts w:ascii="Consolas" w:hAnsi="Consolas"/>
-                <w:sz w:val="20"/>
-                <w:szCs w:val="20"/>
-              </w:rPr>
-              <w:t xml:space="preserve">    </w:t>
-            </w:r>
-            <w:proofErr w:type="spellStart"/>
-            <w:r>
-              <w:rPr>
-                <w:rFonts w:ascii="Consolas" w:hAnsi="Consolas"/>
-                <w:sz w:val="20"/>
-                <w:szCs w:val="20"/>
-              </w:rPr>
-              <w:t>avg_score</w:t>
-            </w:r>
-            <w:proofErr w:type="spellEnd"/>
-            <w:r>
-              <w:rPr>
-                <w:rFonts w:ascii="Consolas" w:hAnsi="Consolas"/>
-                <w:sz w:val="20"/>
-                <w:szCs w:val="20"/>
-              </w:rPr>
-              <w:t xml:space="preserve"> = mean(score, na.rm = TRUE), #Average</w:t>
-            </w:r>
-          </w:p>
-          <w:p>
-            <w:pPr>
-              <w:rPr>
-                <w:rFonts w:ascii="Consolas" w:hAnsi="Consolas"/>
-                <w:sz w:val="20"/>
-                <w:szCs w:val="20"/>
-              </w:rPr>
-            </w:pPr>
-            <w:r>
-              <w:rPr>
-                <w:rFonts w:ascii="Consolas" w:hAnsi="Consolas"/>
-                <w:sz w:val="20"/>
-                <w:szCs w:val="20"/>
-              </w:rPr>
-              <w:t xml:space="preserve">    </w:t>
-            </w:r>
-            <w:proofErr w:type="spellStart"/>
-            <w:r>
-              <w:rPr>
-                <w:rFonts w:ascii="Consolas" w:hAnsi="Consolas"/>
-                <w:sz w:val="20"/>
-                <w:szCs w:val="20"/>
-              </w:rPr>
-              <w:t>number_of_sessions</w:t>
-            </w:r>
-            <w:proofErr w:type="spellEnd"/>
-            <w:r>
-              <w:rPr>
-                <w:rFonts w:ascii="Consolas" w:hAnsi="Consolas"/>
-                <w:sz w:val="20"/>
-                <w:szCs w:val="20"/>
-              </w:rPr>
-              <w:t xml:space="preserve"> = n(),</w:t>
-            </w:r>
-          </w:p>
-          <w:p>
-            <w:pPr>
-              <w:rPr>
-                <w:rFonts w:ascii="Consolas" w:hAnsi="Consolas"/>
-                <w:sz w:val="20"/>
-                <w:szCs w:val="20"/>
-              </w:rPr>
-            </w:pPr>
-            <w:r>
-              <w:rPr>
-                <w:rFonts w:ascii="Consolas" w:hAnsi="Consolas"/>
-                <w:sz w:val="20"/>
-                <w:szCs w:val="20"/>
-              </w:rPr>
-              <w:t xml:space="preserve">    </w:t>
-            </w:r>
-            <w:proofErr w:type="spellStart"/>
-            <w:r>
-              <w:rPr>
-                <w:rFonts w:ascii="Consolas" w:hAnsi="Consolas"/>
-                <w:sz w:val="20"/>
-                <w:szCs w:val="20"/>
-              </w:rPr>
-              <w:t>number_of_unique_players</w:t>
-            </w:r>
-            <w:proofErr w:type="spellEnd"/>
-            <w:r>
-              <w:rPr>
-                <w:rFonts w:ascii="Consolas" w:hAnsi="Consolas"/>
-                <w:sz w:val="20"/>
-                <w:szCs w:val="20"/>
-              </w:rPr>
-              <w:t xml:space="preserve"> = </w:t>
-            </w:r>
-            <w:proofErr w:type="spellStart"/>
-            <w:r>
-              <w:rPr>
-                <w:rFonts w:ascii="Consolas" w:hAnsi="Consolas"/>
-                <w:sz w:val="20"/>
-                <w:szCs w:val="20"/>
-              </w:rPr>
-              <w:t>n_distinct</w:t>
-            </w:r>
-            <w:proofErr w:type="spellEnd"/>
-            <w:r>
-              <w:rPr>
-                <w:rFonts w:ascii="Consolas" w:hAnsi="Consolas"/>
-                <w:sz w:val="20"/>
-                <w:szCs w:val="20"/>
-              </w:rPr>
-              <w:t>(</w:t>
-            </w:r>
-            <w:proofErr w:type="spellStart"/>
-            <w:r>
-              <w:rPr>
-                <w:rFonts w:ascii="Consolas" w:hAnsi="Consolas"/>
-                <w:sz w:val="20"/>
-                <w:szCs w:val="20"/>
-              </w:rPr>
-              <w:t>player_id</w:t>
-            </w:r>
-            <w:proofErr w:type="spellEnd"/>
-            <w:r>
-              <w:rPr>
-                <w:rFonts w:ascii="Consolas" w:hAnsi="Consolas"/>
-                <w:sz w:val="20"/>
-                <w:szCs w:val="20"/>
-              </w:rPr>
-              <w:t>)</w:t>
+              <w:t xml:space="preserve">    avg_play_time = mean(play_time_minutes, na.rm = TRUE), #Average</w:t>
+            </w:r>
+          </w:p>
+          <w:p>
+            <w:pPr>
+              <w:rPr>
+                <w:rFonts w:ascii="Consolas" w:hAnsi="Consolas"/>
+                <w:sz w:val="20"/>
+                <w:szCs w:val="20"/>
+              </w:rPr>
+            </w:pPr>
+            <w:r>
+              <w:rPr>
+                <w:rFonts w:ascii="Consolas" w:hAnsi="Consolas"/>
+                <w:sz w:val="20"/>
+                <w:szCs w:val="20"/>
+              </w:rPr>
+              <w:t xml:space="preserve">    avg_score = mean(score, na.rm = TRUE), #Average</w:t>
+            </w:r>
+          </w:p>
+          <w:p>
+            <w:pPr>
+              <w:rPr>
+                <w:rFonts w:ascii="Consolas" w:hAnsi="Consolas"/>
+                <w:sz w:val="20"/>
+                <w:szCs w:val="20"/>
+              </w:rPr>
+            </w:pPr>
+            <w:r>
+              <w:rPr>
+                <w:rFonts w:ascii="Consolas" w:hAnsi="Consolas"/>
+                <w:sz w:val="20"/>
+                <w:szCs w:val="20"/>
+              </w:rPr>
+              <w:t xml:space="preserve">    number_of_sessions = n(),</w:t>
+            </w:r>
+          </w:p>
+          <w:p>
+            <w:pPr>
+              <w:rPr>
+                <w:rFonts w:ascii="Consolas" w:hAnsi="Consolas"/>
+                <w:sz w:val="20"/>
+                <w:szCs w:val="20"/>
+              </w:rPr>
+            </w:pPr>
+            <w:r>
+              <w:rPr>
+                <w:rFonts w:ascii="Consolas" w:hAnsi="Consolas"/>
+                <w:sz w:val="20"/>
+                <w:szCs w:val="20"/>
+              </w:rPr>
+              <w:t xml:space="preserve">    number_of_unique_players = n_distinct(player_id)</w:t>
             </w:r>
           </w:p>
           <w:p>
@@ -4267,35 +2970,145 @@
                 <w:sz w:val="20"/>
                 <w:szCs w:val="20"/>
               </w:rPr>
-              <w:t xml:space="preserve">  arrange(desc(</w:t>
-            </w:r>
-            <w:proofErr w:type="spellStart"/>
-            <w:r>
-              <w:rPr>
-                <w:rFonts w:ascii="Consolas" w:hAnsi="Consolas"/>
-                <w:sz w:val="20"/>
-                <w:szCs w:val="20"/>
-              </w:rPr>
-              <w:t>number_of_unique_players</w:t>
-            </w:r>
-            <w:proofErr w:type="spellEnd"/>
-            <w:r>
-              <w:rPr>
-                <w:rFonts w:ascii="Consolas" w:hAnsi="Consolas"/>
-                <w:sz w:val="20"/>
-                <w:szCs w:val="20"/>
-              </w:rPr>
-              <w:t>))</w:t>
-            </w:r>
-          </w:p>
-          <w:p>
-            <w:pPr>
-              <w:rPr>
-                <w:rFonts w:ascii="Consolas" w:hAnsi="Consolas"/>
-                <w:sz w:val="20"/>
-                <w:szCs w:val="20"/>
-              </w:rPr>
-            </w:pPr>
+              <w:t xml:space="preserve">  arrange(desc(number_of_unique_players))</w:t>
+            </w:r>
+          </w:p>
+          <w:p>
+            <w:pPr>
+              <w:rPr>
+                <w:rFonts w:ascii="Consolas" w:hAnsi="Consolas"/>
+                <w:sz w:val="20"/>
+                <w:szCs w:val="20"/>
+              </w:rPr>
+            </w:pPr>
+          </w:p>
+          <w:p>
+            <w:pPr>
+              <w:rPr>
+                <w:rFonts w:ascii="Consolas" w:hAnsi="Consolas"/>
+                <w:sz w:val="20"/>
+                <w:szCs w:val="20"/>
+              </w:rPr>
+            </w:pPr>
+            <w:r>
+              <w:rPr>
+                <w:rFonts w:ascii="Consolas" w:hAnsi="Consolas"/>
+                <w:sz w:val="20"/>
+                <w:szCs w:val="20"/>
+              </w:rPr>
+              <w:t xml:space="preserve">  # -----------------------------</w:t>
+            </w:r>
+          </w:p>
+          <w:p>
+            <w:pPr>
+              <w:rPr>
+                <w:rFonts w:ascii="Consolas" w:hAnsi="Consolas"/>
+                <w:sz w:val="20"/>
+                <w:szCs w:val="20"/>
+              </w:rPr>
+            </w:pPr>
+            <w:r>
+              <w:rPr>
+                <w:rFonts w:ascii="Consolas" w:hAnsi="Consolas"/>
+                <w:sz w:val="20"/>
+                <w:szCs w:val="20"/>
+              </w:rPr>
+              <w:t># Display table using kable</w:t>
+            </w:r>
+          </w:p>
+          <w:p>
+            <w:pPr>
+              <w:rPr>
+                <w:rFonts w:ascii="Consolas" w:hAnsi="Consolas"/>
+                <w:sz w:val="20"/>
+                <w:szCs w:val="20"/>
+              </w:rPr>
+            </w:pPr>
+            <w:r>
+              <w:rPr>
+                <w:rFonts w:ascii="Consolas" w:hAnsi="Consolas"/>
+                <w:sz w:val="20"/>
+                <w:szCs w:val="20"/>
+              </w:rPr>
+              <w:t># -----------------------------</w:t>
+            </w:r>
+          </w:p>
+          <w:p>
+            <w:pPr>
+              <w:rPr>
+                <w:rFonts w:ascii="Consolas" w:hAnsi="Consolas"/>
+                <w:sz w:val="20"/>
+                <w:szCs w:val="20"/>
+              </w:rPr>
+            </w:pPr>
+            <w:r>
+              <w:rPr>
+                <w:rFonts w:ascii="Consolas" w:hAnsi="Consolas"/>
+                <w:sz w:val="20"/>
+                <w:szCs w:val="20"/>
+              </w:rPr>
+              <w:t>genre_summary %&gt;% #Visulation of the genre summary in table</w:t>
+            </w:r>
+          </w:p>
+          <w:p>
+            <w:pPr>
+              <w:rPr>
+                <w:rFonts w:ascii="Consolas" w:hAnsi="Consolas"/>
+                <w:sz w:val="20"/>
+                <w:szCs w:val="20"/>
+              </w:rPr>
+            </w:pPr>
+            <w:r>
+              <w:rPr>
+                <w:rFonts w:ascii="Consolas" w:hAnsi="Consolas"/>
+                <w:sz w:val="20"/>
+                <w:szCs w:val="20"/>
+              </w:rPr>
+              <w:t xml:space="preserve">  kbl(caption = "Game Genre Engagement Summary") %&gt;%</w:t>
+            </w:r>
+          </w:p>
+          <w:p>
+            <w:pPr>
+              <w:rPr>
+                <w:rFonts w:ascii="Consolas" w:hAnsi="Consolas"/>
+                <w:sz w:val="20"/>
+                <w:szCs w:val="20"/>
+              </w:rPr>
+            </w:pPr>
+            <w:r>
+              <w:rPr>
+                <w:rFonts w:ascii="Consolas" w:hAnsi="Consolas"/>
+                <w:sz w:val="20"/>
+                <w:szCs w:val="20"/>
+              </w:rPr>
+              <w:t xml:space="preserve">  kable_classic(full_width = FALSE)</w:t>
+            </w:r>
+          </w:p>
+          <w:p>
+            <w:pPr>
+              <w:rPr>
+                <w:rFonts w:ascii="Consolas" w:hAnsi="Consolas"/>
+                <w:sz w:val="20"/>
+                <w:szCs w:val="20"/>
+              </w:rPr>
+            </w:pPr>
+          </w:p>
+          <w:p>
+            <w:pPr>
+              <w:rPr>
+                <w:rFonts w:ascii="Consolas" w:hAnsi="Consolas"/>
+                <w:sz w:val="20"/>
+                <w:szCs w:val="20"/>
+              </w:rPr>
+            </w:pPr>
+            <w:r>
+              <w:rPr>
+                <w:rFonts w:ascii="Consolas" w:hAnsi="Consolas"/>
+                <w:sz w:val="20"/>
+                <w:szCs w:val="20"/>
+              </w:rPr>
+              <w:t># -----------------------------</w:t>
+            </w:r>
           </w:p>
           <w:p>
             <w:pPr>
@@ -4312,35 +3125,8 @@
                 <w:szCs w:val="20"/>
               </w:rPr>
               <w:lastRenderedPageBreak/>
-              <w:t xml:space="preserve">  # -----------------------------</w:t>
-            </w:r>
-          </w:p>
-          <w:p>
-            <w:pPr>
-              <w:rPr>
-                <w:rFonts w:ascii="Consolas" w:hAnsi="Consolas"/>
-                <w:sz w:val="20"/>
-                <w:szCs w:val="20"/>
-              </w:rPr>
-            </w:pPr>
-            <w:r>
-              <w:rPr>
-                <w:rFonts w:ascii="Consolas" w:hAnsi="Consolas"/>
-                <w:sz w:val="20"/>
-                <w:szCs w:val="20"/>
-              </w:rPr>
-              <w:t xml:space="preserve"># Display table using </w:t>
-            </w:r>
-            <w:proofErr w:type="spellStart"/>
-            <w:r>
-              <w:rPr>
-                <w:rFonts w:ascii="Consolas" w:hAnsi="Consolas"/>
-                <w:sz w:val="20"/>
-                <w:szCs w:val="20"/>
-              </w:rPr>
-              <w:t>kable</w:t>
-            </w:r>
-            <w:proofErr w:type="spellEnd"/>
+              <w:t># Visualise Number of Unique Players by Genre</w:t>
+            </w:r>
           </w:p>
           <w:p>
             <w:pPr>
@@ -4367,304 +3153,47 @@
                 <w:szCs w:val="20"/>
               </w:rPr>
             </w:pPr>
-            <w:proofErr w:type="spellStart"/>
-            <w:r>
-              <w:rPr>
-                <w:rFonts w:ascii="Consolas" w:hAnsi="Consolas"/>
-                <w:sz w:val="20"/>
-                <w:szCs w:val="20"/>
-              </w:rPr>
-              <w:t>genre_summary</w:t>
-            </w:r>
-            <w:proofErr w:type="spellEnd"/>
-            <w:r>
-              <w:rPr>
-                <w:rFonts w:ascii="Consolas" w:hAnsi="Consolas"/>
-                <w:sz w:val="20"/>
-                <w:szCs w:val="20"/>
-              </w:rPr>
-              <w:t xml:space="preserve"> %&gt;% #Visulation of the genre summary in table</w:t>
-            </w:r>
-          </w:p>
-          <w:p>
-            <w:pPr>
-              <w:rPr>
-                <w:rFonts w:ascii="Consolas" w:hAnsi="Consolas"/>
-                <w:sz w:val="20"/>
-                <w:szCs w:val="20"/>
-              </w:rPr>
-            </w:pPr>
-            <w:r>
-              <w:rPr>
-                <w:rFonts w:ascii="Consolas" w:hAnsi="Consolas"/>
-                <w:sz w:val="20"/>
-                <w:szCs w:val="20"/>
-              </w:rPr>
-              <w:t xml:space="preserve">  </w:t>
-            </w:r>
-            <w:proofErr w:type="spellStart"/>
-            <w:r>
-              <w:rPr>
-                <w:rFonts w:ascii="Consolas" w:hAnsi="Consolas"/>
-                <w:sz w:val="20"/>
-                <w:szCs w:val="20"/>
-              </w:rPr>
-              <w:t>kbl</w:t>
-            </w:r>
-            <w:proofErr w:type="spellEnd"/>
-            <w:r>
-              <w:rPr>
-                <w:rFonts w:ascii="Consolas" w:hAnsi="Consolas"/>
-                <w:sz w:val="20"/>
-                <w:szCs w:val="20"/>
-              </w:rPr>
-              <w:t>(caption = "Game Genre Engagement Summary") %&gt;%</w:t>
-            </w:r>
-          </w:p>
-          <w:p>
-            <w:pPr>
-              <w:rPr>
-                <w:rFonts w:ascii="Consolas" w:hAnsi="Consolas"/>
-                <w:sz w:val="20"/>
-                <w:szCs w:val="20"/>
-              </w:rPr>
-            </w:pPr>
-            <w:r>
-              <w:rPr>
-                <w:rFonts w:ascii="Consolas" w:hAnsi="Consolas"/>
-                <w:sz w:val="20"/>
-                <w:szCs w:val="20"/>
-              </w:rPr>
-              <w:t xml:space="preserve">  </w:t>
-            </w:r>
-            <w:proofErr w:type="spellStart"/>
-            <w:r>
-              <w:rPr>
-                <w:rFonts w:ascii="Consolas" w:hAnsi="Consolas"/>
-                <w:sz w:val="20"/>
-                <w:szCs w:val="20"/>
-              </w:rPr>
-              <w:t>kable_classic</w:t>
-            </w:r>
-            <w:proofErr w:type="spellEnd"/>
-            <w:r>
-              <w:rPr>
-                <w:rFonts w:ascii="Consolas" w:hAnsi="Consolas"/>
-                <w:sz w:val="20"/>
-                <w:szCs w:val="20"/>
-              </w:rPr>
-              <w:t>(</w:t>
-            </w:r>
-            <w:proofErr w:type="spellStart"/>
-            <w:r>
-              <w:rPr>
-                <w:rFonts w:ascii="Consolas" w:hAnsi="Consolas"/>
-                <w:sz w:val="20"/>
-                <w:szCs w:val="20"/>
-              </w:rPr>
-              <w:t>full_width</w:t>
-            </w:r>
-            <w:proofErr w:type="spellEnd"/>
-            <w:r>
-              <w:rPr>
-                <w:rFonts w:ascii="Consolas" w:hAnsi="Consolas"/>
-                <w:sz w:val="20"/>
-                <w:szCs w:val="20"/>
-              </w:rPr>
-              <w:t xml:space="preserve"> = FALSE)</w:t>
-            </w:r>
-          </w:p>
-          <w:p>
-            <w:pPr>
-              <w:rPr>
-                <w:rFonts w:ascii="Consolas" w:hAnsi="Consolas"/>
-                <w:sz w:val="20"/>
-                <w:szCs w:val="20"/>
-              </w:rPr>
-            </w:pPr>
-          </w:p>
-          <w:p>
-            <w:pPr>
-              <w:rPr>
-                <w:rFonts w:ascii="Consolas" w:hAnsi="Consolas"/>
-                <w:sz w:val="20"/>
-                <w:szCs w:val="20"/>
-              </w:rPr>
-            </w:pPr>
-            <w:r>
-              <w:rPr>
-                <w:rFonts w:ascii="Consolas" w:hAnsi="Consolas"/>
-                <w:sz w:val="20"/>
-                <w:szCs w:val="20"/>
-              </w:rPr>
-              <w:t># -----------------------------</w:t>
-            </w:r>
-          </w:p>
-          <w:p>
-            <w:pPr>
-              <w:rPr>
-                <w:rFonts w:ascii="Consolas" w:hAnsi="Consolas"/>
-                <w:sz w:val="20"/>
-                <w:szCs w:val="20"/>
-              </w:rPr>
-            </w:pPr>
-            <w:r>
-              <w:rPr>
-                <w:rFonts w:ascii="Consolas" w:hAnsi="Consolas"/>
-                <w:sz w:val="20"/>
-                <w:szCs w:val="20"/>
-              </w:rPr>
-              <w:t># Visualise Number of Unique Players by Genre</w:t>
-            </w:r>
-          </w:p>
-          <w:p>
-            <w:pPr>
-              <w:rPr>
-                <w:rFonts w:ascii="Consolas" w:hAnsi="Consolas"/>
-                <w:sz w:val="20"/>
-                <w:szCs w:val="20"/>
-              </w:rPr>
-            </w:pPr>
-            <w:r>
-              <w:rPr>
-                <w:rFonts w:ascii="Consolas" w:hAnsi="Consolas"/>
-                <w:sz w:val="20"/>
-                <w:szCs w:val="20"/>
-              </w:rPr>
-              <w:t># -----------------------------</w:t>
-            </w:r>
-          </w:p>
-          <w:p>
-            <w:pPr>
-              <w:rPr>
-                <w:rFonts w:ascii="Consolas" w:hAnsi="Consolas"/>
-                <w:sz w:val="20"/>
-                <w:szCs w:val="20"/>
-              </w:rPr>
-            </w:pPr>
-            <w:proofErr w:type="spellStart"/>
-            <w:r>
-              <w:rPr>
-                <w:rFonts w:ascii="Consolas" w:hAnsi="Consolas"/>
-                <w:sz w:val="20"/>
-                <w:szCs w:val="20"/>
-              </w:rPr>
-              <w:t>ggplot</w:t>
-            </w:r>
-            <w:proofErr w:type="spellEnd"/>
-            <w:r>
-              <w:rPr>
-                <w:rFonts w:ascii="Consolas" w:hAnsi="Consolas"/>
-                <w:sz w:val="20"/>
-                <w:szCs w:val="20"/>
-              </w:rPr>
-              <w:t>(</w:t>
-            </w:r>
-            <w:proofErr w:type="spellStart"/>
-            <w:r>
-              <w:rPr>
-                <w:rFonts w:ascii="Consolas" w:hAnsi="Consolas"/>
-                <w:sz w:val="20"/>
-                <w:szCs w:val="20"/>
-              </w:rPr>
-              <w:t>genre_summary</w:t>
-            </w:r>
-            <w:proofErr w:type="spellEnd"/>
-            <w:r>
-              <w:rPr>
-                <w:rFonts w:ascii="Consolas" w:hAnsi="Consolas"/>
-                <w:sz w:val="20"/>
-                <w:szCs w:val="20"/>
-              </w:rPr>
-              <w:t>,</w:t>
-            </w:r>
-          </w:p>
-          <w:p>
-            <w:pPr>
-              <w:rPr>
-                <w:rFonts w:ascii="Consolas" w:hAnsi="Consolas"/>
-                <w:sz w:val="20"/>
-                <w:szCs w:val="20"/>
-              </w:rPr>
-            </w:pPr>
-            <w:r>
-              <w:rPr>
-                <w:rFonts w:ascii="Consolas" w:hAnsi="Consolas"/>
-                <w:sz w:val="20"/>
-                <w:szCs w:val="20"/>
-              </w:rPr>
-              <w:t xml:space="preserve">       </w:t>
-            </w:r>
-            <w:proofErr w:type="spellStart"/>
-            <w:r>
-              <w:rPr>
-                <w:rFonts w:ascii="Consolas" w:hAnsi="Consolas"/>
-                <w:sz w:val="20"/>
-                <w:szCs w:val="20"/>
-              </w:rPr>
-              <w:t>aes</w:t>
-            </w:r>
-            <w:proofErr w:type="spellEnd"/>
-            <w:r>
-              <w:rPr>
-                <w:rFonts w:ascii="Consolas" w:hAnsi="Consolas"/>
-                <w:sz w:val="20"/>
-                <w:szCs w:val="20"/>
-              </w:rPr>
-              <w:t>(x = reorder(genre, -</w:t>
-            </w:r>
-            <w:proofErr w:type="spellStart"/>
-            <w:r>
-              <w:rPr>
-                <w:rFonts w:ascii="Consolas" w:hAnsi="Consolas"/>
-                <w:sz w:val="20"/>
-                <w:szCs w:val="20"/>
-              </w:rPr>
-              <w:t>number_of_unique_players</w:t>
-            </w:r>
-            <w:proofErr w:type="spellEnd"/>
-            <w:r>
-              <w:rPr>
-                <w:rFonts w:ascii="Consolas" w:hAnsi="Consolas"/>
-                <w:sz w:val="20"/>
-                <w:szCs w:val="20"/>
-              </w:rPr>
-              <w:t>),</w:t>
-            </w:r>
-          </w:p>
-          <w:p>
-            <w:pPr>
-              <w:rPr>
-                <w:rFonts w:ascii="Consolas" w:hAnsi="Consolas"/>
-                <w:sz w:val="20"/>
-                <w:szCs w:val="20"/>
-              </w:rPr>
-            </w:pPr>
-            <w:r>
-              <w:rPr>
-                <w:rFonts w:ascii="Consolas" w:hAnsi="Consolas"/>
-                <w:sz w:val="20"/>
-                <w:szCs w:val="20"/>
-              </w:rPr>
-              <w:t xml:space="preserve">           y = </w:t>
-            </w:r>
-            <w:proofErr w:type="spellStart"/>
-            <w:r>
-              <w:rPr>
-                <w:rFonts w:ascii="Consolas" w:hAnsi="Consolas"/>
-                <w:sz w:val="20"/>
-                <w:szCs w:val="20"/>
-              </w:rPr>
-              <w:t>number_of_unique_players</w:t>
-            </w:r>
-            <w:proofErr w:type="spellEnd"/>
-            <w:r>
-              <w:rPr>
-                <w:rFonts w:ascii="Consolas" w:hAnsi="Consolas"/>
-                <w:sz w:val="20"/>
-                <w:szCs w:val="20"/>
-              </w:rPr>
-              <w:t>,</w:t>
+            <w:r>
+              <w:rPr>
+                <w:rFonts w:ascii="Consolas" w:hAnsi="Consolas"/>
+                <w:sz w:val="20"/>
+                <w:szCs w:val="20"/>
+              </w:rPr>
+              <w:t>ggplot(genre_summary,</w:t>
+            </w:r>
+          </w:p>
+          <w:p>
+            <w:pPr>
+              <w:rPr>
+                <w:rFonts w:ascii="Consolas" w:hAnsi="Consolas"/>
+                <w:sz w:val="20"/>
+                <w:szCs w:val="20"/>
+              </w:rPr>
+            </w:pPr>
+            <w:r>
+              <w:rPr>
+                <w:rFonts w:ascii="Consolas" w:hAnsi="Consolas"/>
+                <w:sz w:val="20"/>
+                <w:szCs w:val="20"/>
+              </w:rPr>
+              <w:t xml:space="preserve">       aes(x = reorder(genre, -number_of_unique_players),</w:t>
+            </w:r>
+          </w:p>
+          <w:p>
+            <w:pPr>
+              <w:rPr>
+                <w:rFonts w:ascii="Consolas" w:hAnsi="Consolas"/>
+                <w:sz w:val="20"/>
+                <w:szCs w:val="20"/>
+              </w:rPr>
+            </w:pPr>
+            <w:r>
+              <w:rPr>
+                <w:rFonts w:ascii="Consolas" w:hAnsi="Consolas"/>
+                <w:sz w:val="20"/>
+                <w:szCs w:val="20"/>
+              </w:rPr>
+              <w:t xml:space="preserve">           y = number_of_unique_players,</w:t>
             </w:r>
           </w:p>
           <w:p>
@@ -4698,25 +3227,7 @@
                 <w:sz w:val="20"/>
                 <w:szCs w:val="20"/>
               </w:rPr>
-              <w:t xml:space="preserve">  </w:t>
-            </w:r>
-            <w:proofErr w:type="spellStart"/>
-            <w:r>
-              <w:rPr>
-                <w:rFonts w:ascii="Consolas" w:hAnsi="Consolas"/>
-                <w:sz w:val="20"/>
-                <w:szCs w:val="20"/>
-              </w:rPr>
-              <w:t>geom_col</w:t>
-            </w:r>
-            <w:proofErr w:type="spellEnd"/>
-            <w:r>
-              <w:rPr>
-                <w:rFonts w:ascii="Consolas" w:hAnsi="Consolas"/>
-                <w:sz w:val="20"/>
-                <w:szCs w:val="20"/>
-              </w:rPr>
-              <w:t>() +</w:t>
+              <w:t xml:space="preserve">  geom_col() +</w:t>
             </w:r>
           </w:p>
           <w:p>
@@ -4818,78 +3329,24 @@
                 <w:sz w:val="20"/>
                 <w:szCs w:val="20"/>
               </w:rPr>
-              <w:t xml:space="preserve">  </w:t>
-            </w:r>
-            <w:proofErr w:type="spellStart"/>
-            <w:r>
-              <w:rPr>
-                <w:rFonts w:ascii="Consolas" w:hAnsi="Consolas"/>
-                <w:sz w:val="20"/>
-                <w:szCs w:val="20"/>
-              </w:rPr>
-              <w:t>theme_minimal</w:t>
-            </w:r>
-            <w:proofErr w:type="spellEnd"/>
-            <w:r>
-              <w:rPr>
-                <w:rFonts w:ascii="Consolas" w:hAnsi="Consolas"/>
-                <w:sz w:val="20"/>
-                <w:szCs w:val="20"/>
-              </w:rPr>
-              <w:t>() +</w:t>
-            </w:r>
-          </w:p>
-          <w:p>
-            <w:pPr>
-              <w:rPr>
-                <w:rFonts w:ascii="Consolas" w:hAnsi="Consolas"/>
-                <w:sz w:val="20"/>
-                <w:szCs w:val="20"/>
-              </w:rPr>
-            </w:pPr>
-            <w:r>
-              <w:rPr>
-                <w:rFonts w:ascii="Consolas" w:hAnsi="Consolas"/>
-                <w:sz w:val="20"/>
-                <w:szCs w:val="20"/>
-              </w:rPr>
-              <w:t xml:space="preserve">  theme(</w:t>
-            </w:r>
-            <w:proofErr w:type="spellStart"/>
-            <w:r>
-              <w:rPr>
-                <w:rFonts w:ascii="Consolas" w:hAnsi="Consolas"/>
-                <w:sz w:val="20"/>
-                <w:szCs w:val="20"/>
-              </w:rPr>
-              <w:t>legend.position</w:t>
-            </w:r>
-            <w:proofErr w:type="spellEnd"/>
-            <w:r>
-              <w:rPr>
-                <w:rFonts w:ascii="Consolas" w:hAnsi="Consolas"/>
-                <w:sz w:val="20"/>
-                <w:szCs w:val="20"/>
-              </w:rPr>
-              <w:t xml:space="preserve"> = "none") # </w:t>
-            </w:r>
-            <w:proofErr w:type="spellStart"/>
-            <w:r>
-              <w:rPr>
-                <w:rFonts w:ascii="Consolas" w:hAnsi="Consolas"/>
-                <w:sz w:val="20"/>
-                <w:szCs w:val="20"/>
-              </w:rPr>
-              <w:t>Visulation</w:t>
-            </w:r>
-            <w:proofErr w:type="spellEnd"/>
-            <w:r>
-              <w:rPr>
-                <w:rFonts w:ascii="Consolas" w:hAnsi="Consolas"/>
-                <w:sz w:val="20"/>
-                <w:szCs w:val="20"/>
-              </w:rPr>
-              <w:t xml:space="preserve"> of the data </w:t>
+              <w:t xml:space="preserve">  theme_minimal() +</w:t>
+            </w:r>
+          </w:p>
+          <w:p>
+            <w:pPr>
+              <w:rPr>
+                <w:rFonts w:ascii="Consolas" w:hAnsi="Consolas"/>
+                <w:sz w:val="20"/>
+                <w:szCs w:val="20"/>
+              </w:rPr>
+            </w:pPr>
+            <w:r>
+              <w:rPr>
+                <w:rFonts w:ascii="Consolas" w:hAnsi="Consolas"/>
+                <w:sz w:val="20"/>
+                <w:szCs w:val="20"/>
+              </w:rPr>
+              <w:t xml:space="preserve">  theme(legend.position = "none") # Visulation of the data </w:t>
             </w:r>
           </w:p>
           <w:p>
@@ -4936,7 +3393,7 @@
           <w:b/>
           <w:bCs/>
         </w:rPr>
-        <w:t>Code Testing (1 mark)</w:t>
+        <w:t>Code Testing</w:t>
       </w:r>
     </w:p>
     <w:p>
@@ -4967,21 +3424,7 @@
         <w:rPr>
           <w:rFonts w:ascii="Arial" w:hAnsi="Arial" w:cs="Arial"/>
         </w:rPr>
-        <w:t>Used str(</w:t>
-      </w:r>
-      <w:proofErr w:type="spellStart"/>
-      <w:r>
-        <w:rPr>
-          <w:rFonts w:ascii="Arial" w:hAnsi="Arial" w:cs="Arial"/>
-        </w:rPr>
-        <w:t>session_genre</w:t>
-      </w:r>
-      <w:proofErr w:type="spellEnd"/>
-      <w:r>
-        <w:rPr>
-          <w:rFonts w:ascii="Arial" w:hAnsi="Arial" w:cs="Arial"/>
-        </w:rPr>
-        <w:t>) to confirm that genre merged appropriately.</w:t>
+        <w:t>Used str(session_genre) to confirm that genre merged appropriately.</w:t>
       </w:r>
     </w:p>
     <w:p>
@@ -4999,21 +3442,7 @@
         <w:rPr>
           <w:rFonts w:ascii="Arial" w:hAnsi="Arial" w:cs="Arial"/>
         </w:rPr>
-        <w:t>Verified using summary (</w:t>
-      </w:r>
-      <w:proofErr w:type="spellStart"/>
-      <w:r>
-        <w:rPr>
-          <w:rFonts w:ascii="Arial" w:hAnsi="Arial" w:cs="Arial"/>
-        </w:rPr>
-        <w:t>session_genre</w:t>
-      </w:r>
-      <w:proofErr w:type="spellEnd"/>
-      <w:r>
-        <w:rPr>
-          <w:rFonts w:ascii="Arial" w:hAnsi="Arial" w:cs="Arial"/>
-        </w:rPr>
-        <w:t>) that no NA values were left.</w:t>
+        <w:t>Verified using summary (session_genre) that no NA values were left.</w:t>
       </w:r>
     </w:p>
     <w:p>
@@ -5031,35 +3460,7 @@
         <w:rPr>
           <w:rFonts w:ascii="Arial" w:hAnsi="Arial" w:cs="Arial"/>
         </w:rPr>
-        <w:t xml:space="preserve">Verified that manual spot checks match </w:t>
-      </w:r>
-      <w:proofErr w:type="spellStart"/>
-      <w:r>
-        <w:rPr>
-          <w:rFonts w:ascii="Arial" w:hAnsi="Arial" w:cs="Arial"/>
-        </w:rPr>
-        <w:t>n_distinct</w:t>
-      </w:r>
-      <w:proofErr w:type="spellEnd"/>
-      <w:r>
-        <w:rPr>
-          <w:rFonts w:ascii="Arial" w:hAnsi="Arial" w:cs="Arial"/>
-        </w:rPr>
-        <w:t>(</w:t>
-      </w:r>
-      <w:proofErr w:type="spellStart"/>
-      <w:r>
-        <w:rPr>
-          <w:rFonts w:ascii="Arial" w:hAnsi="Arial" w:cs="Arial"/>
-        </w:rPr>
-        <w:t>player_id</w:t>
-      </w:r>
-      <w:proofErr w:type="spellEnd"/>
-      <w:r>
-        <w:rPr>
-          <w:rFonts w:ascii="Arial" w:hAnsi="Arial" w:cs="Arial"/>
-        </w:rPr>
-        <w:t>) for each genre.</w:t>
+        <w:t>Verified that manual spot checks match n_distinct(player_id) for each genre.</w:t>
       </w:r>
     </w:p>
     <w:p>
@@ -5095,21 +3496,7 @@
         <w:rPr>
           <w:rFonts w:ascii="Arial" w:hAnsi="Arial" w:cs="Arial"/>
         </w:rPr>
-        <w:t>Verified that the number of sessions for each genre matched the table's predicted counts (</w:t>
-      </w:r>
-      <w:proofErr w:type="spellStart"/>
-      <w:r>
-        <w:rPr>
-          <w:rFonts w:ascii="Arial" w:hAnsi="Arial" w:cs="Arial"/>
-        </w:rPr>
-        <w:t>games$genre</w:t>
-      </w:r>
-      <w:proofErr w:type="spellEnd"/>
-      <w:r>
-        <w:rPr>
-          <w:rFonts w:ascii="Arial" w:hAnsi="Arial" w:cs="Arial"/>
-        </w:rPr>
-        <w:t>).</w:t>
+        <w:t>Verified that the number of sessions for each genre matched the table's predicted counts (games$genre).</w:t>
       </w:r>
     </w:p>
     <w:p>
@@ -5225,7 +3612,6 @@
         <w:rPr>
           <w:rFonts w:ascii="Arial" w:hAnsi="Arial" w:cs="Arial"/>
         </w:rPr>
-        <w:lastRenderedPageBreak/>
         <w:t>Action games have fewer players (2,370) and moderate engagement (92.10 minutes, 493.06 score). These findings suggest shorter, more intense sessions, which are typical for fast-paced gameplay that appeals to specialised audiences.</w:t>
       </w:r>
     </w:p>
@@ -5249,20 +3635,31 @@
     <w:p>
       <w:pPr>
         <w:rPr>
+          <w:rFonts w:ascii="Arial" w:hAnsi="Arial" w:cs="Arial"/>
           <w:b/>
           <w:bCs/>
         </w:rPr>
       </w:pPr>
       <w:r>
         <w:rPr>
+          <w:rFonts w:ascii="Arial" w:hAnsi="Arial" w:cs="Arial"/>
           <w:b/>
           <w:bCs/>
         </w:rPr>
+        <w:lastRenderedPageBreak/>
         <w:t>Overall Interpretation</w:t>
       </w:r>
     </w:p>
     <w:p>
-      <w:r>
+      <w:pPr>
+        <w:rPr>
+          <w:rFonts w:ascii="Arial" w:hAnsi="Arial" w:cs="Arial"/>
+        </w:rPr>
+      </w:pPr>
+      <w:r>
+        <w:rPr>
+          <w:rFonts w:ascii="Arial" w:hAnsi="Arial" w:cs="Arial"/>
+        </w:rPr>
         <w:t>According to the research, puzzle games have the greatest number of players, while the sports and strategy genres have the highest levels of involvement. While player motivation varies, the average play length is consistent across genres (~91–93 minutes), indicating that session duration is steady independent of genre:</w:t>
       </w:r>
     </w:p>
@@ -5273,17 +3670,15 @@
           <w:ilvl w:val="0"/>
           <w:numId w:val="28"/>
         </w:numPr>
-      </w:pPr>
-      <w:r>
-        <w:t xml:space="preserve"> Puzzle engagement is </w:t>
-      </w:r>
-      <w:proofErr w:type="spellStart"/>
-      <w:r>
-        <w:t>fueled</w:t>
-      </w:r>
-      <w:proofErr w:type="spellEnd"/>
-      <w:r>
-        <w:t xml:space="preserve"> by casual charm.</w:t>
+        <w:rPr>
+          <w:rFonts w:ascii="Arial" w:hAnsi="Arial" w:cs="Arial"/>
+        </w:rPr>
+      </w:pPr>
+      <w:r>
+        <w:rPr>
+          <w:rFonts w:ascii="Arial" w:hAnsi="Arial" w:cs="Arial"/>
+        </w:rPr>
+        <w:t xml:space="preserve"> Puzzle engagement is fueled by casual charm.</w:t>
       </w:r>
     </w:p>
     <w:p>
@@ -5293,17 +3688,15 @@
           <w:ilvl w:val="0"/>
           <w:numId w:val="28"/>
         </w:numPr>
-      </w:pPr>
-      <w:r>
-        <w:t xml:space="preserve">Sports performance is </w:t>
-      </w:r>
-      <w:proofErr w:type="spellStart"/>
-      <w:r>
-        <w:t>fueled</w:t>
-      </w:r>
-      <w:proofErr w:type="spellEnd"/>
-      <w:r>
-        <w:t xml:space="preserve"> by a competitive attitude.</w:t>
+        <w:rPr>
+          <w:rFonts w:ascii="Arial" w:hAnsi="Arial" w:cs="Arial"/>
+        </w:rPr>
+      </w:pPr>
+      <w:r>
+        <w:rPr>
+          <w:rFonts w:ascii="Arial" w:hAnsi="Arial" w:cs="Arial"/>
+        </w:rPr>
+        <w:t>Sports performance is fueled by a competitive attitude.</w:t>
       </w:r>
     </w:p>
     <w:p>
@@ -5313,8 +3706,14 @@
           <w:ilvl w:val="0"/>
           <w:numId w:val="28"/>
         </w:numPr>
-      </w:pPr>
-      <w:r>
+        <w:rPr>
+          <w:rFonts w:ascii="Arial" w:hAnsi="Arial" w:cs="Arial"/>
+        </w:rPr>
+      </w:pPr>
+      <w:r>
+        <w:rPr>
+          <w:rFonts w:ascii="Arial" w:hAnsi="Arial" w:cs="Arial"/>
+        </w:rPr>
         <w:t>Strategy play is sustained by cognitive difficulty.</w:t>
       </w:r>
     </w:p>
@@ -5325,14 +3724,1570 @@
           <w:ilvl w:val="0"/>
           <w:numId w:val="28"/>
         </w:numPr>
-      </w:pPr>
-      <w:r>
+        <w:rPr>
+          <w:rFonts w:ascii="Arial" w:hAnsi="Arial" w:cs="Arial"/>
+        </w:rPr>
+      </w:pPr>
+      <w:r>
+        <w:rPr>
+          <w:rFonts w:ascii="Arial" w:hAnsi="Arial" w:cs="Arial"/>
+        </w:rPr>
         <w:t>RPG loyalty is defined by narrative immersion.</w:t>
       </w:r>
     </w:p>
     <w:p>
-      <w:r>
+      <w:pPr>
+        <w:rPr>
+          <w:rFonts w:ascii="Arial" w:hAnsi="Arial" w:cs="Arial"/>
+        </w:rPr>
+      </w:pPr>
+      <w:r>
+        <w:rPr>
+          <w:rFonts w:ascii="Arial" w:hAnsi="Arial" w:cs="Arial"/>
+        </w:rPr>
         <w:t>From an industrial standpoint, these findings can direct genre-specific retention tactics, such as encouraging social rivalry in sports games or making onboarding easier for strategy games to reach a wider audience.</w:t>
+      </w:r>
+    </w:p>
+    <w:p>
+      <w:pPr>
+        <w:pStyle w:val="IntenseQuote"/>
+      </w:pPr>
+      <w:r>
+        <w:t>Question 3</w:t>
+      </w:r>
+    </w:p>
+    <w:p>
+      <w:pPr>
+        <w:rPr>
+          <w:rFonts w:ascii="Arial" w:hAnsi="Arial" w:cs="Arial"/>
+          <w:b/>
+          <w:bCs/>
+        </w:rPr>
+      </w:pPr>
+      <w:r>
+        <w:rPr>
+          <w:rFonts w:ascii="Arial" w:hAnsi="Arial" w:cs="Arial"/>
+          <w:b/>
+          <w:bCs/>
+        </w:rPr>
+        <w:t xml:space="preserve">Explanation of the Task </w:t>
+      </w:r>
+    </w:p>
+    <w:p>
+      <w:pPr>
+        <w:rPr>
+          <w:rFonts w:ascii="Arial" w:hAnsi="Arial" w:cs="Arial"/>
+        </w:rPr>
+      </w:pPr>
+      <w:r>
+        <w:rPr>
+          <w:rFonts w:ascii="Arial" w:hAnsi="Arial" w:cs="Arial"/>
+        </w:rPr>
+        <w:t>Finding the top ten gamers based on overall playtime and analysing their gaming habits are the goals. For these players, we have to figure out:</w:t>
+      </w:r>
+    </w:p>
+    <w:p>
+      <w:pPr>
+        <w:pStyle w:val="ListParagraph"/>
+        <w:numPr>
+          <w:ilvl w:val="0"/>
+          <w:numId w:val="29"/>
+        </w:numPr>
+        <w:rPr>
+          <w:rFonts w:ascii="Arial" w:hAnsi="Arial" w:cs="Arial"/>
+        </w:rPr>
+      </w:pPr>
+      <w:r>
+        <w:rPr>
+          <w:rFonts w:ascii="Arial" w:hAnsi="Arial" w:cs="Arial"/>
+        </w:rPr>
+        <w:t>The total number of sessions</w:t>
+      </w:r>
+    </w:p>
+    <w:p>
+      <w:pPr>
+        <w:pStyle w:val="ListParagraph"/>
+        <w:numPr>
+          <w:ilvl w:val="0"/>
+          <w:numId w:val="29"/>
+        </w:numPr>
+        <w:rPr>
+          <w:rFonts w:ascii="Arial" w:hAnsi="Arial" w:cs="Arial"/>
+        </w:rPr>
+      </w:pPr>
+      <w:r>
+        <w:rPr>
+          <w:rFonts w:ascii="Arial" w:hAnsi="Arial" w:cs="Arial"/>
+        </w:rPr>
+        <w:t>The average amount of time spent playing each session</w:t>
+      </w:r>
+    </w:p>
+    <w:p>
+      <w:pPr>
+        <w:pStyle w:val="ListParagraph"/>
+        <w:numPr>
+          <w:ilvl w:val="0"/>
+          <w:numId w:val="29"/>
+        </w:numPr>
+        <w:rPr>
+          <w:rFonts w:ascii="Arial" w:hAnsi="Arial" w:cs="Arial"/>
+        </w:rPr>
+      </w:pPr>
+      <w:r>
+        <w:rPr>
+          <w:rFonts w:ascii="Arial" w:hAnsi="Arial" w:cs="Arial"/>
+        </w:rPr>
+        <w:t>The mean score</w:t>
+      </w:r>
+    </w:p>
+    <w:p>
+      <w:pPr>
+        <w:rPr>
+          <w:rFonts w:ascii="Arial" w:hAnsi="Arial" w:cs="Arial"/>
+        </w:rPr>
+      </w:pPr>
+      <w:r>
+        <w:rPr>
+          <w:rFonts w:ascii="Arial" w:hAnsi="Arial" w:cs="Arial"/>
+        </w:rPr>
+        <w:t>The results will then be tabulated, and a boxplot will be used to display the score distribution. A crucial piece of information for player retention and revenue-generating tactics is whether top players consistently perform well or just play more.</w:t>
+      </w:r>
+    </w:p>
+    <w:p>
+      <w:pPr>
+        <w:rPr>
+          <w:b/>
+          <w:bCs/>
+        </w:rPr>
+      </w:pPr>
+      <w:r>
+        <w:rPr>
+          <w:b/>
+          <w:bCs/>
+        </w:rPr>
+        <w:t>Code:</w:t>
+      </w:r>
+    </w:p>
+    <w:tbl>
+      <w:tblPr>
+        <w:tblStyle w:val="TableGrid"/>
+        <w:tblW w:w="0" w:type="auto"/>
+        <w:shd w:val="clear" w:color="auto" w:fill="D9D9D9" w:themeFill="background1" w:themeFillShade="D9"/>
+        <w:tblLook w:val="04A0" w:firstRow="1" w:lastRow="0" w:firstColumn="1" w:lastColumn="0" w:noHBand="0" w:noVBand="1"/>
+      </w:tblPr>
+      <w:tblGrid>
+        <w:gridCol w:w="9016"/>
+      </w:tblGrid>
+      <w:tr>
+        <w:tc>
+          <w:tcPr>
+            <w:tcW w:w="9016" w:type="dxa"/>
+            <w:shd w:val="clear" w:color="auto" w:fill="D9D9D9" w:themeFill="background1" w:themeFillShade="D9"/>
+          </w:tcPr>
+          <w:p>
+            <w:pPr>
+              <w:rPr>
+                <w:rFonts w:ascii="Consolas" w:hAnsi="Consolas"/>
+                <w:sz w:val="20"/>
+                <w:szCs w:val="20"/>
+              </w:rPr>
+            </w:pPr>
+            <w:r>
+              <w:rPr>
+                <w:rFonts w:ascii="Consolas" w:hAnsi="Consolas"/>
+                <w:sz w:val="20"/>
+                <w:szCs w:val="20"/>
+              </w:rPr>
+              <w:t># -----------------------------------------------------------</w:t>
+            </w:r>
+          </w:p>
+          <w:p>
+            <w:pPr>
+              <w:rPr>
+                <w:rFonts w:ascii="Consolas" w:hAnsi="Consolas"/>
+                <w:sz w:val="20"/>
+                <w:szCs w:val="20"/>
+              </w:rPr>
+            </w:pPr>
+            <w:r>
+              <w:rPr>
+                <w:rFonts w:ascii="Consolas" w:hAnsi="Consolas"/>
+                <w:sz w:val="20"/>
+                <w:szCs w:val="20"/>
+              </w:rPr>
+              <w:t># PART 3: Top Players and Their Behaviour</w:t>
+            </w:r>
+          </w:p>
+          <w:p>
+            <w:pPr>
+              <w:rPr>
+                <w:rFonts w:ascii="Consolas" w:hAnsi="Consolas"/>
+                <w:sz w:val="20"/>
+                <w:szCs w:val="20"/>
+              </w:rPr>
+            </w:pPr>
+            <w:r>
+              <w:rPr>
+                <w:rFonts w:ascii="Consolas" w:hAnsi="Consolas"/>
+                <w:sz w:val="20"/>
+                <w:szCs w:val="20"/>
+              </w:rPr>
+              <w:t># COMP1013 Analytics Programming - Assignment</w:t>
+            </w:r>
+          </w:p>
+          <w:p>
+            <w:pPr>
+              <w:rPr>
+                <w:rFonts w:ascii="Consolas" w:hAnsi="Consolas"/>
+                <w:sz w:val="20"/>
+                <w:szCs w:val="20"/>
+              </w:rPr>
+            </w:pPr>
+            <w:r>
+              <w:rPr>
+                <w:rFonts w:ascii="Consolas" w:hAnsi="Consolas"/>
+                <w:sz w:val="20"/>
+                <w:szCs w:val="20"/>
+              </w:rPr>
+              <w:t># Author: Mitansh Buwa</w:t>
+            </w:r>
+          </w:p>
+          <w:p>
+            <w:pPr>
+              <w:rPr>
+                <w:rFonts w:ascii="Consolas" w:hAnsi="Consolas"/>
+                <w:sz w:val="20"/>
+                <w:szCs w:val="20"/>
+              </w:rPr>
+            </w:pPr>
+            <w:r>
+              <w:rPr>
+                <w:rFonts w:ascii="Consolas" w:hAnsi="Consolas"/>
+                <w:sz w:val="20"/>
+                <w:szCs w:val="20"/>
+              </w:rPr>
+              <w:t># -----------------------------------------------------------</w:t>
+            </w:r>
+          </w:p>
+          <w:p>
+            <w:pPr>
+              <w:rPr>
+                <w:rFonts w:ascii="Consolas" w:hAnsi="Consolas"/>
+                <w:sz w:val="20"/>
+                <w:szCs w:val="20"/>
+              </w:rPr>
+            </w:pPr>
+          </w:p>
+          <w:p>
+            <w:pPr>
+              <w:rPr>
+                <w:rFonts w:ascii="Consolas" w:hAnsi="Consolas"/>
+                <w:sz w:val="20"/>
+                <w:szCs w:val="20"/>
+              </w:rPr>
+            </w:pPr>
+            <w:r>
+              <w:rPr>
+                <w:rFonts w:ascii="Consolas" w:hAnsi="Consolas"/>
+                <w:sz w:val="20"/>
+                <w:szCs w:val="20"/>
+              </w:rPr>
+              <w:t>library(dplyr) # Importing the library</w:t>
+            </w:r>
+          </w:p>
+          <w:p>
+            <w:pPr>
+              <w:rPr>
+                <w:rFonts w:ascii="Consolas" w:hAnsi="Consolas"/>
+                <w:sz w:val="20"/>
+                <w:szCs w:val="20"/>
+              </w:rPr>
+            </w:pPr>
+            <w:r>
+              <w:rPr>
+                <w:rFonts w:ascii="Consolas" w:hAnsi="Consolas"/>
+                <w:sz w:val="20"/>
+                <w:szCs w:val="20"/>
+              </w:rPr>
+              <w:t>library(kableExtra) # Importing the library</w:t>
+            </w:r>
+          </w:p>
+          <w:p>
+            <w:pPr>
+              <w:rPr>
+                <w:rFonts w:ascii="Consolas" w:hAnsi="Consolas"/>
+                <w:sz w:val="20"/>
+                <w:szCs w:val="20"/>
+              </w:rPr>
+            </w:pPr>
+            <w:r>
+              <w:rPr>
+                <w:rFonts w:ascii="Consolas" w:hAnsi="Consolas"/>
+                <w:sz w:val="20"/>
+                <w:szCs w:val="20"/>
+              </w:rPr>
+              <w:t>library(ggplot2) # Importing the library</w:t>
+            </w:r>
+          </w:p>
+          <w:p>
+            <w:pPr>
+              <w:rPr>
+                <w:rFonts w:ascii="Consolas" w:hAnsi="Consolas"/>
+                <w:sz w:val="20"/>
+                <w:szCs w:val="20"/>
+              </w:rPr>
+            </w:pPr>
+          </w:p>
+          <w:p>
+            <w:pPr>
+              <w:rPr>
+                <w:rFonts w:ascii="Consolas" w:hAnsi="Consolas"/>
+                <w:sz w:val="20"/>
+                <w:szCs w:val="20"/>
+              </w:rPr>
+            </w:pPr>
+            <w:r>
+              <w:rPr>
+                <w:rFonts w:ascii="Consolas" w:hAnsi="Consolas"/>
+                <w:sz w:val="20"/>
+                <w:szCs w:val="20"/>
+              </w:rPr>
+              <w:t># -----------------------------</w:t>
+            </w:r>
+          </w:p>
+          <w:p>
+            <w:pPr>
+              <w:rPr>
+                <w:rFonts w:ascii="Consolas" w:hAnsi="Consolas"/>
+                <w:sz w:val="20"/>
+                <w:szCs w:val="20"/>
+              </w:rPr>
+            </w:pPr>
+            <w:r>
+              <w:rPr>
+                <w:rFonts w:ascii="Consolas" w:hAnsi="Consolas"/>
+                <w:sz w:val="20"/>
+                <w:szCs w:val="20"/>
+              </w:rPr>
+              <w:t># Load dataset</w:t>
+            </w:r>
+          </w:p>
+          <w:p>
+            <w:pPr>
+              <w:rPr>
+                <w:rFonts w:ascii="Consolas" w:hAnsi="Consolas"/>
+                <w:sz w:val="20"/>
+                <w:szCs w:val="20"/>
+              </w:rPr>
+            </w:pPr>
+            <w:r>
+              <w:rPr>
+                <w:rFonts w:ascii="Consolas" w:hAnsi="Consolas"/>
+                <w:sz w:val="20"/>
+                <w:szCs w:val="20"/>
+              </w:rPr>
+              <w:t># -----------------------------</w:t>
+            </w:r>
+          </w:p>
+          <w:p>
+            <w:pPr>
+              <w:rPr>
+                <w:rFonts w:ascii="Consolas" w:hAnsi="Consolas"/>
+                <w:sz w:val="20"/>
+                <w:szCs w:val="20"/>
+              </w:rPr>
+            </w:pPr>
+            <w:r>
+              <w:rPr>
+                <w:rFonts w:ascii="Consolas" w:hAnsi="Consolas"/>
+                <w:sz w:val="20"/>
+                <w:szCs w:val="20"/>
+              </w:rPr>
+              <w:t>sessions &lt;- read.csv("sessions.csv") # Loading the dataset</w:t>
+            </w:r>
+          </w:p>
+          <w:p>
+            <w:pPr>
+              <w:rPr>
+                <w:rFonts w:ascii="Consolas" w:hAnsi="Consolas"/>
+                <w:sz w:val="20"/>
+                <w:szCs w:val="20"/>
+              </w:rPr>
+            </w:pPr>
+          </w:p>
+          <w:p>
+            <w:pPr>
+              <w:rPr>
+                <w:rFonts w:ascii="Consolas" w:hAnsi="Consolas"/>
+                <w:sz w:val="20"/>
+                <w:szCs w:val="20"/>
+              </w:rPr>
+            </w:pPr>
+            <w:r>
+              <w:rPr>
+                <w:rFonts w:ascii="Consolas" w:hAnsi="Consolas"/>
+                <w:sz w:val="20"/>
+                <w:szCs w:val="20"/>
+              </w:rPr>
+              <w:t># -----------------------------</w:t>
+            </w:r>
+          </w:p>
+          <w:p>
+            <w:pPr>
+              <w:rPr>
+                <w:rFonts w:ascii="Consolas" w:hAnsi="Consolas"/>
+                <w:sz w:val="20"/>
+                <w:szCs w:val="20"/>
+              </w:rPr>
+            </w:pPr>
+            <w:r>
+              <w:rPr>
+                <w:rFonts w:ascii="Consolas" w:hAnsi="Consolas"/>
+                <w:sz w:val="20"/>
+                <w:szCs w:val="20"/>
+              </w:rPr>
+              <w:t># Handle NA values</w:t>
+            </w:r>
+          </w:p>
+          <w:p>
+            <w:pPr>
+              <w:rPr>
+                <w:rFonts w:ascii="Consolas" w:hAnsi="Consolas"/>
+                <w:sz w:val="20"/>
+                <w:szCs w:val="20"/>
+              </w:rPr>
+            </w:pPr>
+            <w:r>
+              <w:rPr>
+                <w:rFonts w:ascii="Consolas" w:hAnsi="Consolas"/>
+                <w:sz w:val="20"/>
+                <w:szCs w:val="20"/>
+              </w:rPr>
+              <w:t># -----------------------------</w:t>
+            </w:r>
+          </w:p>
+          <w:p>
+            <w:pPr>
+              <w:rPr>
+                <w:rFonts w:ascii="Consolas" w:hAnsi="Consolas"/>
+                <w:sz w:val="20"/>
+                <w:szCs w:val="20"/>
+              </w:rPr>
+            </w:pPr>
+            <w:r>
+              <w:rPr>
+                <w:rFonts w:ascii="Consolas" w:hAnsi="Consolas"/>
+                <w:sz w:val="20"/>
+                <w:szCs w:val="20"/>
+              </w:rPr>
+              <w:t>sessions &lt;- sessions %&gt;% # Reducing the redundant data</w:t>
+            </w:r>
+          </w:p>
+          <w:p>
+            <w:pPr>
+              <w:rPr>
+                <w:rFonts w:ascii="Consolas" w:hAnsi="Consolas"/>
+                <w:sz w:val="20"/>
+                <w:szCs w:val="20"/>
+              </w:rPr>
+            </w:pPr>
+            <w:r>
+              <w:rPr>
+                <w:rFonts w:ascii="Consolas" w:hAnsi="Consolas"/>
+                <w:sz w:val="20"/>
+                <w:szCs w:val="20"/>
+              </w:rPr>
+              <w:t>  filter(!is.na(play_time_minutes), !is.na(score)) # for play time &amp; for the score</w:t>
+            </w:r>
+          </w:p>
+          <w:p>
+            <w:pPr>
+              <w:rPr>
+                <w:rFonts w:ascii="Consolas" w:hAnsi="Consolas"/>
+                <w:sz w:val="20"/>
+                <w:szCs w:val="20"/>
+              </w:rPr>
+            </w:pPr>
+          </w:p>
+          <w:p>
+            <w:pPr>
+              <w:rPr>
+                <w:rFonts w:ascii="Consolas" w:hAnsi="Consolas"/>
+                <w:sz w:val="20"/>
+                <w:szCs w:val="20"/>
+              </w:rPr>
+            </w:pPr>
+            <w:r>
+              <w:rPr>
+                <w:rFonts w:ascii="Consolas" w:hAnsi="Consolas"/>
+                <w:sz w:val="20"/>
+                <w:szCs w:val="20"/>
+              </w:rPr>
+              <w:lastRenderedPageBreak/>
+              <w:t># -----------------------------</w:t>
+            </w:r>
+          </w:p>
+          <w:p>
+            <w:pPr>
+              <w:rPr>
+                <w:rFonts w:ascii="Consolas" w:hAnsi="Consolas"/>
+                <w:sz w:val="20"/>
+                <w:szCs w:val="20"/>
+              </w:rPr>
+            </w:pPr>
+            <w:r>
+              <w:rPr>
+                <w:rFonts w:ascii="Consolas" w:hAnsi="Consolas"/>
+                <w:sz w:val="20"/>
+                <w:szCs w:val="20"/>
+              </w:rPr>
+              <w:t># Identify top 10 players by total play time</w:t>
+            </w:r>
+          </w:p>
+          <w:p>
+            <w:pPr>
+              <w:rPr>
+                <w:rFonts w:ascii="Consolas" w:hAnsi="Consolas"/>
+                <w:sz w:val="20"/>
+                <w:szCs w:val="20"/>
+              </w:rPr>
+            </w:pPr>
+            <w:r>
+              <w:rPr>
+                <w:rFonts w:ascii="Consolas" w:hAnsi="Consolas"/>
+                <w:sz w:val="20"/>
+                <w:szCs w:val="20"/>
+              </w:rPr>
+              <w:t># -----------------------------</w:t>
+            </w:r>
+          </w:p>
+          <w:p>
+            <w:pPr>
+              <w:rPr>
+                <w:rFonts w:ascii="Consolas" w:hAnsi="Consolas"/>
+                <w:sz w:val="20"/>
+                <w:szCs w:val="20"/>
+              </w:rPr>
+            </w:pPr>
+            <w:r>
+              <w:rPr>
+                <w:rFonts w:ascii="Consolas" w:hAnsi="Consolas"/>
+                <w:sz w:val="20"/>
+                <w:szCs w:val="20"/>
+              </w:rPr>
+              <w:t>top_players &lt;- sessions %&gt;% # Calculating the data for the top players</w:t>
+            </w:r>
+          </w:p>
+          <w:p>
+            <w:pPr>
+              <w:rPr>
+                <w:rFonts w:ascii="Consolas" w:hAnsi="Consolas"/>
+                <w:sz w:val="20"/>
+                <w:szCs w:val="20"/>
+              </w:rPr>
+            </w:pPr>
+            <w:r>
+              <w:rPr>
+                <w:rFonts w:ascii="Consolas" w:hAnsi="Consolas"/>
+                <w:sz w:val="20"/>
+                <w:szCs w:val="20"/>
+              </w:rPr>
+              <w:t>  group_by(player_id) %&gt;%</w:t>
+            </w:r>
+          </w:p>
+          <w:p>
+            <w:pPr>
+              <w:rPr>
+                <w:rFonts w:ascii="Consolas" w:hAnsi="Consolas"/>
+                <w:sz w:val="20"/>
+                <w:szCs w:val="20"/>
+              </w:rPr>
+            </w:pPr>
+            <w:r>
+              <w:rPr>
+                <w:rFonts w:ascii="Consolas" w:hAnsi="Consolas"/>
+                <w:sz w:val="20"/>
+                <w:szCs w:val="20"/>
+              </w:rPr>
+              <w:t>  summarise(total_play_time = sum(play_time_minutes, na.rm = TRUE)) %&gt;%</w:t>
+            </w:r>
+          </w:p>
+          <w:p>
+            <w:pPr>
+              <w:rPr>
+                <w:rFonts w:ascii="Consolas" w:hAnsi="Consolas"/>
+                <w:sz w:val="20"/>
+                <w:szCs w:val="20"/>
+              </w:rPr>
+            </w:pPr>
+            <w:r>
+              <w:rPr>
+                <w:rFonts w:ascii="Consolas" w:hAnsi="Consolas"/>
+                <w:sz w:val="20"/>
+                <w:szCs w:val="20"/>
+              </w:rPr>
+              <w:t>  arrange(desc(total_play_time)) %&gt;%</w:t>
+            </w:r>
+          </w:p>
+          <w:p>
+            <w:pPr>
+              <w:rPr>
+                <w:rFonts w:ascii="Consolas" w:hAnsi="Consolas"/>
+                <w:sz w:val="20"/>
+                <w:szCs w:val="20"/>
+              </w:rPr>
+            </w:pPr>
+            <w:r>
+              <w:rPr>
+                <w:rFonts w:ascii="Consolas" w:hAnsi="Consolas"/>
+                <w:sz w:val="20"/>
+                <w:szCs w:val="20"/>
+              </w:rPr>
+              <w:t>  slice_head(n = 10) # Calculating the data for the top 10 players only</w:t>
+            </w:r>
+          </w:p>
+          <w:p>
+            <w:pPr>
+              <w:rPr>
+                <w:rFonts w:ascii="Consolas" w:hAnsi="Consolas"/>
+                <w:sz w:val="20"/>
+                <w:szCs w:val="20"/>
+              </w:rPr>
+            </w:pPr>
+          </w:p>
+          <w:p>
+            <w:pPr>
+              <w:rPr>
+                <w:rFonts w:ascii="Consolas" w:hAnsi="Consolas"/>
+                <w:sz w:val="20"/>
+                <w:szCs w:val="20"/>
+              </w:rPr>
+            </w:pPr>
+            <w:r>
+              <w:rPr>
+                <w:rFonts w:ascii="Consolas" w:hAnsi="Consolas"/>
+                <w:sz w:val="20"/>
+                <w:szCs w:val="20"/>
+              </w:rPr>
+              <w:t># -----------------------------</w:t>
+            </w:r>
+          </w:p>
+          <w:p>
+            <w:pPr>
+              <w:rPr>
+                <w:rFonts w:ascii="Consolas" w:hAnsi="Consolas"/>
+                <w:sz w:val="20"/>
+                <w:szCs w:val="20"/>
+              </w:rPr>
+            </w:pPr>
+            <w:r>
+              <w:rPr>
+                <w:rFonts w:ascii="Consolas" w:hAnsi="Consolas"/>
+                <w:sz w:val="20"/>
+                <w:szCs w:val="20"/>
+              </w:rPr>
+              <w:t># Analyse behaviour of top players</w:t>
+            </w:r>
+          </w:p>
+          <w:p>
+            <w:pPr>
+              <w:rPr>
+                <w:rFonts w:ascii="Consolas" w:hAnsi="Consolas"/>
+                <w:sz w:val="20"/>
+                <w:szCs w:val="20"/>
+              </w:rPr>
+            </w:pPr>
+            <w:r>
+              <w:rPr>
+                <w:rFonts w:ascii="Consolas" w:hAnsi="Consolas"/>
+                <w:sz w:val="20"/>
+                <w:szCs w:val="20"/>
+              </w:rPr>
+              <w:t># -----------------------------</w:t>
+            </w:r>
+          </w:p>
+          <w:p>
+            <w:pPr>
+              <w:rPr>
+                <w:rFonts w:ascii="Consolas" w:hAnsi="Consolas"/>
+                <w:sz w:val="20"/>
+                <w:szCs w:val="20"/>
+              </w:rPr>
+            </w:pPr>
+            <w:r>
+              <w:rPr>
+                <w:rFonts w:ascii="Consolas" w:hAnsi="Consolas"/>
+                <w:sz w:val="20"/>
+                <w:szCs w:val="20"/>
+              </w:rPr>
+              <w:t>top_player_stats &lt;- sessions %&gt;% #Analysing the behaviour of the top players</w:t>
+            </w:r>
+          </w:p>
+          <w:p>
+            <w:pPr>
+              <w:rPr>
+                <w:rFonts w:ascii="Consolas" w:hAnsi="Consolas"/>
+                <w:sz w:val="20"/>
+                <w:szCs w:val="20"/>
+              </w:rPr>
+            </w:pPr>
+            <w:r>
+              <w:rPr>
+                <w:rFonts w:ascii="Consolas" w:hAnsi="Consolas"/>
+                <w:sz w:val="20"/>
+                <w:szCs w:val="20"/>
+              </w:rPr>
+              <w:t>  filter(player_id %in% top_players$player_id) %&gt;%</w:t>
+            </w:r>
+          </w:p>
+          <w:p>
+            <w:pPr>
+              <w:rPr>
+                <w:rFonts w:ascii="Consolas" w:hAnsi="Consolas"/>
+                <w:sz w:val="20"/>
+                <w:szCs w:val="20"/>
+              </w:rPr>
+            </w:pPr>
+            <w:r>
+              <w:rPr>
+                <w:rFonts w:ascii="Consolas" w:hAnsi="Consolas"/>
+                <w:sz w:val="20"/>
+                <w:szCs w:val="20"/>
+              </w:rPr>
+              <w:t>  group_by(player_id) %&gt;%</w:t>
+            </w:r>
+          </w:p>
+          <w:p>
+            <w:pPr>
+              <w:rPr>
+                <w:rFonts w:ascii="Consolas" w:hAnsi="Consolas"/>
+                <w:sz w:val="20"/>
+                <w:szCs w:val="20"/>
+              </w:rPr>
+            </w:pPr>
+            <w:r>
+              <w:rPr>
+                <w:rFonts w:ascii="Consolas" w:hAnsi="Consolas"/>
+                <w:sz w:val="20"/>
+                <w:szCs w:val="20"/>
+              </w:rPr>
+              <w:t>  summarise(</w:t>
+            </w:r>
+          </w:p>
+          <w:p>
+            <w:pPr>
+              <w:rPr>
+                <w:rFonts w:ascii="Consolas" w:hAnsi="Consolas"/>
+                <w:sz w:val="20"/>
+                <w:szCs w:val="20"/>
+              </w:rPr>
+            </w:pPr>
+            <w:r>
+              <w:rPr>
+                <w:rFonts w:ascii="Consolas" w:hAnsi="Consolas"/>
+                <w:sz w:val="20"/>
+                <w:szCs w:val="20"/>
+              </w:rPr>
+              <w:t>    total_sessions = n(),</w:t>
+            </w:r>
+          </w:p>
+          <w:p>
+            <w:pPr>
+              <w:rPr>
+                <w:rFonts w:ascii="Consolas" w:hAnsi="Consolas"/>
+                <w:sz w:val="20"/>
+                <w:szCs w:val="20"/>
+              </w:rPr>
+            </w:pPr>
+            <w:r>
+              <w:rPr>
+                <w:rFonts w:ascii="Consolas" w:hAnsi="Consolas"/>
+                <w:sz w:val="20"/>
+                <w:szCs w:val="20"/>
+              </w:rPr>
+              <w:t>    avg_play_time = mean(play_time_minutes, na.rm = TRUE), #Average</w:t>
+            </w:r>
+          </w:p>
+          <w:p>
+            <w:pPr>
+              <w:rPr>
+                <w:rFonts w:ascii="Consolas" w:hAnsi="Consolas"/>
+                <w:sz w:val="20"/>
+                <w:szCs w:val="20"/>
+              </w:rPr>
+            </w:pPr>
+            <w:r>
+              <w:rPr>
+                <w:rFonts w:ascii="Consolas" w:hAnsi="Consolas"/>
+                <w:sz w:val="20"/>
+                <w:szCs w:val="20"/>
+              </w:rPr>
+              <w:t>    avg_score = mean(score, na.rm = TRUE) #Average</w:t>
+            </w:r>
+          </w:p>
+          <w:p>
+            <w:pPr>
+              <w:rPr>
+                <w:rFonts w:ascii="Consolas" w:hAnsi="Consolas"/>
+                <w:sz w:val="20"/>
+                <w:szCs w:val="20"/>
+              </w:rPr>
+            </w:pPr>
+            <w:r>
+              <w:rPr>
+                <w:rFonts w:ascii="Consolas" w:hAnsi="Consolas"/>
+                <w:sz w:val="20"/>
+                <w:szCs w:val="20"/>
+              </w:rPr>
+              <w:t>  ) %&gt;%</w:t>
+            </w:r>
+          </w:p>
+          <w:p>
+            <w:pPr>
+              <w:rPr>
+                <w:rFonts w:ascii="Consolas" w:hAnsi="Consolas"/>
+                <w:sz w:val="20"/>
+                <w:szCs w:val="20"/>
+              </w:rPr>
+            </w:pPr>
+            <w:r>
+              <w:rPr>
+                <w:rFonts w:ascii="Consolas" w:hAnsi="Consolas"/>
+                <w:sz w:val="20"/>
+                <w:szCs w:val="20"/>
+              </w:rPr>
+              <w:t xml:space="preserve">  arrange(desc(avg_play_time)) </w:t>
+            </w:r>
+          </w:p>
+          <w:p>
+            <w:pPr>
+              <w:rPr>
+                <w:rFonts w:ascii="Consolas" w:hAnsi="Consolas"/>
+                <w:sz w:val="20"/>
+                <w:szCs w:val="20"/>
+              </w:rPr>
+            </w:pPr>
+          </w:p>
+          <w:p>
+            <w:pPr>
+              <w:rPr>
+                <w:rFonts w:ascii="Consolas" w:hAnsi="Consolas"/>
+                <w:sz w:val="20"/>
+                <w:szCs w:val="20"/>
+              </w:rPr>
+            </w:pPr>
+            <w:r>
+              <w:rPr>
+                <w:rFonts w:ascii="Consolas" w:hAnsi="Consolas"/>
+                <w:sz w:val="20"/>
+                <w:szCs w:val="20"/>
+              </w:rPr>
+              <w:t># -----------------------------</w:t>
+            </w:r>
+          </w:p>
+          <w:p>
+            <w:pPr>
+              <w:rPr>
+                <w:rFonts w:ascii="Consolas" w:hAnsi="Consolas"/>
+                <w:sz w:val="20"/>
+                <w:szCs w:val="20"/>
+              </w:rPr>
+            </w:pPr>
+            <w:r>
+              <w:rPr>
+                <w:rFonts w:ascii="Consolas" w:hAnsi="Consolas"/>
+                <w:sz w:val="20"/>
+                <w:szCs w:val="20"/>
+              </w:rPr>
+              <w:t># Display table using kable</w:t>
+            </w:r>
+          </w:p>
+          <w:p>
+            <w:pPr>
+              <w:rPr>
+                <w:rFonts w:ascii="Consolas" w:hAnsi="Consolas"/>
+                <w:sz w:val="20"/>
+                <w:szCs w:val="20"/>
+              </w:rPr>
+            </w:pPr>
+            <w:r>
+              <w:rPr>
+                <w:rFonts w:ascii="Consolas" w:hAnsi="Consolas"/>
+                <w:sz w:val="20"/>
+                <w:szCs w:val="20"/>
+              </w:rPr>
+              <w:t># -----------------------------</w:t>
+            </w:r>
+          </w:p>
+          <w:p>
+            <w:pPr>
+              <w:rPr>
+                <w:rFonts w:ascii="Consolas" w:hAnsi="Consolas"/>
+                <w:sz w:val="20"/>
+                <w:szCs w:val="20"/>
+              </w:rPr>
+            </w:pPr>
+            <w:r>
+              <w:rPr>
+                <w:rFonts w:ascii="Consolas" w:hAnsi="Consolas"/>
+                <w:sz w:val="20"/>
+                <w:szCs w:val="20"/>
+              </w:rPr>
+              <w:t>top_player_stats %&gt;% # Visulation of the data in table</w:t>
+            </w:r>
+          </w:p>
+          <w:p>
+            <w:pPr>
+              <w:rPr>
+                <w:rFonts w:ascii="Consolas" w:hAnsi="Consolas"/>
+                <w:sz w:val="20"/>
+                <w:szCs w:val="20"/>
+              </w:rPr>
+            </w:pPr>
+            <w:r>
+              <w:rPr>
+                <w:rFonts w:ascii="Consolas" w:hAnsi="Consolas"/>
+                <w:sz w:val="20"/>
+                <w:szCs w:val="20"/>
+              </w:rPr>
+              <w:t>  kbl(caption = "Top 10 Players and Their Behaviour") %&gt;%</w:t>
+            </w:r>
+          </w:p>
+          <w:p>
+            <w:pPr>
+              <w:rPr>
+                <w:rFonts w:ascii="Consolas" w:hAnsi="Consolas"/>
+                <w:sz w:val="20"/>
+                <w:szCs w:val="20"/>
+              </w:rPr>
+            </w:pPr>
+            <w:r>
+              <w:rPr>
+                <w:rFonts w:ascii="Consolas" w:hAnsi="Consolas"/>
+                <w:sz w:val="20"/>
+                <w:szCs w:val="20"/>
+              </w:rPr>
+              <w:t>  kable_classic(full_width = FALSE)</w:t>
+            </w:r>
+          </w:p>
+          <w:p>
+            <w:pPr>
+              <w:rPr>
+                <w:rFonts w:ascii="Consolas" w:hAnsi="Consolas"/>
+                <w:sz w:val="20"/>
+                <w:szCs w:val="20"/>
+              </w:rPr>
+            </w:pPr>
+          </w:p>
+          <w:p>
+            <w:pPr>
+              <w:rPr>
+                <w:rFonts w:ascii="Consolas" w:hAnsi="Consolas"/>
+                <w:sz w:val="20"/>
+                <w:szCs w:val="20"/>
+              </w:rPr>
+            </w:pPr>
+            <w:r>
+              <w:rPr>
+                <w:rFonts w:ascii="Consolas" w:hAnsi="Consolas"/>
+                <w:sz w:val="20"/>
+                <w:szCs w:val="20"/>
+              </w:rPr>
+              <w:t># -----------------------------</w:t>
+            </w:r>
+          </w:p>
+          <w:p>
+            <w:pPr>
+              <w:rPr>
+                <w:rFonts w:ascii="Consolas" w:hAnsi="Consolas"/>
+                <w:sz w:val="20"/>
+                <w:szCs w:val="20"/>
+              </w:rPr>
+            </w:pPr>
+            <w:r>
+              <w:rPr>
+                <w:rFonts w:ascii="Consolas" w:hAnsi="Consolas"/>
+                <w:sz w:val="20"/>
+                <w:szCs w:val="20"/>
+              </w:rPr>
+              <w:t># Visualise score distribution using boxplot</w:t>
+            </w:r>
+          </w:p>
+          <w:p>
+            <w:pPr>
+              <w:rPr>
+                <w:rFonts w:ascii="Consolas" w:hAnsi="Consolas"/>
+                <w:sz w:val="20"/>
+                <w:szCs w:val="20"/>
+              </w:rPr>
+            </w:pPr>
+            <w:r>
+              <w:rPr>
+                <w:rFonts w:ascii="Consolas" w:hAnsi="Consolas"/>
+                <w:sz w:val="20"/>
+                <w:szCs w:val="20"/>
+              </w:rPr>
+              <w:t># -----------------------------</w:t>
+            </w:r>
+          </w:p>
+          <w:p>
+            <w:pPr>
+              <w:rPr>
+                <w:rFonts w:ascii="Consolas" w:hAnsi="Consolas"/>
+                <w:sz w:val="20"/>
+                <w:szCs w:val="20"/>
+              </w:rPr>
+            </w:pPr>
+            <w:r>
+              <w:rPr>
+                <w:rFonts w:ascii="Consolas" w:hAnsi="Consolas"/>
+                <w:sz w:val="20"/>
+                <w:szCs w:val="20"/>
+              </w:rPr>
+              <w:t>ggplot(sessions %&gt;% filter(player_id %in% top_players$player_id),</w:t>
+            </w:r>
+          </w:p>
+          <w:p>
+            <w:pPr>
+              <w:rPr>
+                <w:rFonts w:ascii="Consolas" w:hAnsi="Consolas"/>
+                <w:sz w:val="20"/>
+                <w:szCs w:val="20"/>
+              </w:rPr>
+            </w:pPr>
+            <w:r>
+              <w:rPr>
+                <w:rFonts w:ascii="Consolas" w:hAnsi="Consolas"/>
+                <w:sz w:val="20"/>
+                <w:szCs w:val="20"/>
+              </w:rPr>
+              <w:t>       aes(x = factor(player_id), y = score, fill = factor(player_id))) +</w:t>
+            </w:r>
+          </w:p>
+          <w:p>
+            <w:pPr>
+              <w:rPr>
+                <w:rFonts w:ascii="Consolas" w:hAnsi="Consolas"/>
+                <w:sz w:val="20"/>
+                <w:szCs w:val="20"/>
+              </w:rPr>
+            </w:pPr>
+            <w:r>
+              <w:rPr>
+                <w:rFonts w:ascii="Consolas" w:hAnsi="Consolas"/>
+                <w:sz w:val="20"/>
+                <w:szCs w:val="20"/>
+              </w:rPr>
+              <w:t>  geom_boxplot() +</w:t>
+            </w:r>
+          </w:p>
+          <w:p>
+            <w:pPr>
+              <w:rPr>
+                <w:rFonts w:ascii="Consolas" w:hAnsi="Consolas"/>
+                <w:sz w:val="20"/>
+                <w:szCs w:val="20"/>
+              </w:rPr>
+            </w:pPr>
+            <w:r>
+              <w:rPr>
+                <w:rFonts w:ascii="Consolas" w:hAnsi="Consolas"/>
+                <w:sz w:val="20"/>
+                <w:szCs w:val="20"/>
+              </w:rPr>
+              <w:t>  labs(</w:t>
+            </w:r>
+          </w:p>
+          <w:p>
+            <w:pPr>
+              <w:rPr>
+                <w:rFonts w:ascii="Consolas" w:hAnsi="Consolas"/>
+                <w:sz w:val="20"/>
+                <w:szCs w:val="20"/>
+              </w:rPr>
+            </w:pPr>
+            <w:r>
+              <w:rPr>
+                <w:rFonts w:ascii="Consolas" w:hAnsi="Consolas"/>
+                <w:sz w:val="20"/>
+                <w:szCs w:val="20"/>
+              </w:rPr>
+              <w:t>    title = "Score Distribution of Top 10 Players",</w:t>
+            </w:r>
+          </w:p>
+          <w:p>
+            <w:pPr>
+              <w:rPr>
+                <w:rFonts w:ascii="Consolas" w:hAnsi="Consolas"/>
+                <w:sz w:val="20"/>
+                <w:szCs w:val="20"/>
+              </w:rPr>
+            </w:pPr>
+            <w:r>
+              <w:rPr>
+                <w:rFonts w:ascii="Consolas" w:hAnsi="Consolas"/>
+                <w:sz w:val="20"/>
+                <w:szCs w:val="20"/>
+              </w:rPr>
+              <w:t>    x = "Player ID",</w:t>
+            </w:r>
+          </w:p>
+          <w:p>
+            <w:pPr>
+              <w:rPr>
+                <w:rFonts w:ascii="Consolas" w:hAnsi="Consolas"/>
+                <w:sz w:val="20"/>
+                <w:szCs w:val="20"/>
+              </w:rPr>
+            </w:pPr>
+            <w:r>
+              <w:rPr>
+                <w:rFonts w:ascii="Consolas" w:hAnsi="Consolas"/>
+                <w:sz w:val="20"/>
+                <w:szCs w:val="20"/>
+              </w:rPr>
+              <w:t>    y = "Score"</w:t>
+            </w:r>
+          </w:p>
+          <w:p>
+            <w:pPr>
+              <w:rPr>
+                <w:rFonts w:ascii="Consolas" w:hAnsi="Consolas"/>
+                <w:sz w:val="20"/>
+                <w:szCs w:val="20"/>
+              </w:rPr>
+            </w:pPr>
+            <w:r>
+              <w:rPr>
+                <w:rFonts w:ascii="Consolas" w:hAnsi="Consolas"/>
+                <w:sz w:val="20"/>
+                <w:szCs w:val="20"/>
+              </w:rPr>
+              <w:t>  ) +</w:t>
+            </w:r>
+          </w:p>
+          <w:p>
+            <w:pPr>
+              <w:rPr>
+                <w:rFonts w:ascii="Consolas" w:hAnsi="Consolas"/>
+                <w:sz w:val="20"/>
+                <w:szCs w:val="20"/>
+              </w:rPr>
+            </w:pPr>
+            <w:r>
+              <w:rPr>
+                <w:rFonts w:ascii="Consolas" w:hAnsi="Consolas"/>
+                <w:sz w:val="20"/>
+                <w:szCs w:val="20"/>
+              </w:rPr>
+              <w:t>  theme_minimal() +</w:t>
+            </w:r>
+          </w:p>
+          <w:p>
+            <w:pPr>
+              <w:rPr>
+                <w:rFonts w:ascii="Consolas" w:hAnsi="Consolas"/>
+                <w:sz w:val="20"/>
+                <w:szCs w:val="20"/>
+              </w:rPr>
+            </w:pPr>
+            <w:r>
+              <w:rPr>
+                <w:rFonts w:ascii="Consolas" w:hAnsi="Consolas"/>
+                <w:sz w:val="20"/>
+                <w:szCs w:val="20"/>
+              </w:rPr>
+              <w:t>  theme(legend.position = "none") #Visulation of the data in boxplot format</w:t>
+            </w:r>
+          </w:p>
+          <w:p>
+            <w:pPr>
+              <w:rPr>
+                <w:rFonts w:ascii="Consolas" w:hAnsi="Consolas"/>
+                <w:sz w:val="20"/>
+                <w:szCs w:val="20"/>
+              </w:rPr>
+            </w:pPr>
+          </w:p>
+          <w:p>
+            <w:pPr>
+              <w:rPr>
+                <w:rFonts w:ascii="Consolas" w:hAnsi="Consolas"/>
+                <w:sz w:val="20"/>
+                <w:szCs w:val="20"/>
+              </w:rPr>
+            </w:pPr>
+            <w:r>
+              <w:rPr>
+                <w:rFonts w:ascii="Consolas" w:hAnsi="Consolas"/>
+                <w:sz w:val="20"/>
+                <w:szCs w:val="20"/>
+              </w:rPr>
+              <w:t>#Completed &amp; Tested - Final Version ready to submit</w:t>
+            </w:r>
+          </w:p>
+        </w:tc>
+      </w:tr>
+    </w:tbl>
+    <w:p/>
+    <w:p>
+      <w:pPr>
+        <w:rPr>
+          <w:b/>
+          <w:bCs/>
+        </w:rPr>
+      </w:pPr>
+    </w:p>
+    <w:p>
+      <w:pPr>
+        <w:rPr>
+          <w:rFonts w:ascii="Arial" w:hAnsi="Arial" w:cs="Arial"/>
+          <w:b/>
+          <w:bCs/>
+        </w:rPr>
+      </w:pPr>
+      <w:r>
+        <w:rPr>
+          <w:rFonts w:ascii="Arial" w:hAnsi="Arial" w:cs="Arial"/>
+          <w:b/>
+          <w:bCs/>
+        </w:rPr>
+        <w:t>Code Testing </w:t>
+      </w:r>
+    </w:p>
+    <w:p>
+      <w:pPr>
+        <w:rPr>
+          <w:rFonts w:ascii="Arial" w:hAnsi="Arial" w:cs="Arial"/>
+        </w:rPr>
+      </w:pPr>
+      <w:r>
+        <w:rPr>
+          <w:rFonts w:ascii="Arial" w:hAnsi="Arial" w:cs="Arial"/>
+        </w:rPr>
+        <w:t>To ensure correctness:</w:t>
+      </w:r>
+    </w:p>
+    <w:p>
+      <w:pPr>
+        <w:pStyle w:val="ListParagraph"/>
+        <w:numPr>
+          <w:ilvl w:val="0"/>
+          <w:numId w:val="30"/>
+        </w:numPr>
+        <w:rPr>
+          <w:rFonts w:ascii="Arial" w:hAnsi="Arial" w:cs="Arial"/>
+        </w:rPr>
+      </w:pPr>
+      <w:r>
+        <w:rPr>
+          <w:rFonts w:ascii="Arial" w:hAnsi="Arial" w:cs="Arial"/>
+        </w:rPr>
+        <w:t>Confirmed that there are precisely ten distinct IDs in top_players.</w:t>
+      </w:r>
+    </w:p>
+    <w:p>
+      <w:pPr>
+        <w:pStyle w:val="ListParagraph"/>
+        <w:numPr>
+          <w:ilvl w:val="0"/>
+          <w:numId w:val="30"/>
+        </w:numPr>
+        <w:rPr>
+          <w:rFonts w:ascii="Arial" w:hAnsi="Arial" w:cs="Arial"/>
+        </w:rPr>
+      </w:pPr>
+      <w:r>
+        <w:rPr>
+          <w:rFonts w:ascii="Arial" w:hAnsi="Arial" w:cs="Arial"/>
+        </w:rPr>
+        <w:t>Verified that, for a few players, the total_play_time values matched the manual sums.</w:t>
+      </w:r>
+    </w:p>
+    <w:p>
+      <w:pPr>
+        <w:pStyle w:val="ListParagraph"/>
+        <w:numPr>
+          <w:ilvl w:val="0"/>
+          <w:numId w:val="30"/>
+        </w:numPr>
+        <w:rPr>
+          <w:rFonts w:ascii="Arial" w:hAnsi="Arial" w:cs="Arial"/>
+        </w:rPr>
+      </w:pPr>
+      <w:r>
+        <w:rPr>
+          <w:rFonts w:ascii="Arial" w:hAnsi="Arial" w:cs="Arial"/>
+        </w:rPr>
+        <w:t>Verified that there are no more NA values in the score or play_time_minutes.</w:t>
+      </w:r>
+    </w:p>
+    <w:p>
+      <w:pPr>
+        <w:pStyle w:val="ListParagraph"/>
+        <w:numPr>
+          <w:ilvl w:val="0"/>
+          <w:numId w:val="30"/>
+        </w:numPr>
+        <w:rPr>
+          <w:rFonts w:ascii="Arial" w:hAnsi="Arial" w:cs="Arial"/>
+        </w:rPr>
+      </w:pPr>
+      <w:r>
+        <w:rPr>
+          <w:rFonts w:ascii="Arial" w:hAnsi="Arial" w:cs="Arial"/>
+        </w:rPr>
+        <w:t>Made sure the boxplot displays ten different boxes and renders without any warnings.</w:t>
+      </w:r>
+    </w:p>
+    <w:p>
+      <w:pPr>
+        <w:pStyle w:val="ListParagraph"/>
+        <w:numPr>
+          <w:ilvl w:val="0"/>
+          <w:numId w:val="30"/>
+        </w:numPr>
+        <w:rPr>
+          <w:rFonts w:ascii="Arial" w:hAnsi="Arial" w:cs="Arial"/>
+        </w:rPr>
+      </w:pPr>
+      <w:r>
+        <w:rPr>
+          <w:rFonts w:ascii="Arial" w:hAnsi="Arial" w:cs="Arial"/>
+        </w:rPr>
+        <w:t>Verified that avg_score and avg_play_time are realistic (within expected ranges).</w:t>
+      </w:r>
+    </w:p>
+    <w:p>
+      <w:pPr>
+        <w:rPr>
+          <w:rFonts w:ascii="Arial" w:hAnsi="Arial" w:cs="Arial"/>
+          <w:b/>
+          <w:bCs/>
+        </w:rPr>
+      </w:pPr>
+      <w:r>
+        <w:rPr>
+          <w:rFonts w:ascii="Arial" w:hAnsi="Arial" w:cs="Arial"/>
+          <w:b/>
+          <w:bCs/>
+        </w:rPr>
+        <w:lastRenderedPageBreak/>
+        <w:t>Data</w:t>
+      </w:r>
+      <w:r>
+        <w:rPr>
+          <w:rFonts w:ascii="Arial" w:hAnsi="Arial" w:cs="Arial"/>
+          <w:b/>
+          <w:bCs/>
+        </w:rPr>
+        <w:noBreakHyphen/>
+        <w:t>Driven Insights</w:t>
+      </w:r>
+    </w:p>
+    <w:p>
+      <w:pPr>
+        <w:pStyle w:val="ListParagraph"/>
+        <w:numPr>
+          <w:ilvl w:val="0"/>
+          <w:numId w:val="31"/>
+        </w:numPr>
+        <w:rPr>
+          <w:rFonts w:ascii="Arial" w:hAnsi="Arial" w:cs="Arial"/>
+        </w:rPr>
+      </w:pPr>
+      <w:r>
+        <w:rPr>
+          <w:rFonts w:ascii="Arial" w:hAnsi="Arial" w:cs="Arial"/>
+        </w:rPr>
+        <w:t>With a good score of 528.00 and the highest average play duration of 133.11 minutes, Player 3332 demonstrates deep involvement and steady performance. This player probably symbolises a very committed user who devotes a lot of time to each session.</w:t>
+      </w:r>
+    </w:p>
+    <w:p>
+      <w:pPr>
+        <w:pStyle w:val="ListParagraph"/>
+        <w:numPr>
+          <w:ilvl w:val="0"/>
+          <w:numId w:val="31"/>
+        </w:numPr>
+        <w:rPr>
+          <w:rFonts w:ascii="Arial" w:hAnsi="Arial" w:cs="Arial"/>
+        </w:rPr>
+      </w:pPr>
+      <w:r>
+        <w:rPr>
+          <w:rFonts w:ascii="Arial" w:hAnsi="Arial" w:cs="Arial"/>
+        </w:rPr>
+        <w:t>Players 3391 and 3812 continue to play for almost 130 minutes, although their scores are marginally lower (535.11 and 429.11, respectively). Their actions point to consistent involvement but differing skill levels.</w:t>
+      </w:r>
+    </w:p>
+    <w:p>
+      <w:pPr>
+        <w:pStyle w:val="ListParagraph"/>
+        <w:numPr>
+          <w:ilvl w:val="0"/>
+          <w:numId w:val="31"/>
+        </w:numPr>
+        <w:rPr>
+          <w:rFonts w:ascii="Arial" w:hAnsi="Arial" w:cs="Arial"/>
+        </w:rPr>
+      </w:pPr>
+      <w:r>
+        <w:rPr>
+          <w:rFonts w:ascii="Arial" w:hAnsi="Arial" w:cs="Arial"/>
+        </w:rPr>
+        <w:t>Players 2809 and 4840 had modest scores (418.50 and 433.50), averaging between 115 and 119 minutes per session. Instead of emphasising competitive success, these players might prioritise exploration.</w:t>
+      </w:r>
+    </w:p>
+    <w:p>
+      <w:pPr>
+        <w:pStyle w:val="ListParagraph"/>
+        <w:numPr>
+          <w:ilvl w:val="0"/>
+          <w:numId w:val="31"/>
+        </w:numPr>
+        <w:rPr>
+          <w:rFonts w:ascii="Arial" w:hAnsi="Arial" w:cs="Arial"/>
+        </w:rPr>
+      </w:pPr>
+      <w:r>
+        <w:rPr>
+          <w:rFonts w:ascii="Arial" w:hAnsi="Arial" w:cs="Arial"/>
+        </w:rPr>
+        <w:t>Despite having a shorter playtime (115.54 minutes), player 2447 stands out with the greatest average score (617.69) during 13 sessions. This efficiency—achieving excellent results in a shorter amount of time—indicates significant expertise.</w:t>
+      </w:r>
+    </w:p>
+    <w:p>
+      <w:pPr>
+        <w:pStyle w:val="ListParagraph"/>
+        <w:numPr>
+          <w:ilvl w:val="0"/>
+          <w:numId w:val="31"/>
+        </w:numPr>
+        <w:rPr>
+          <w:rFonts w:ascii="Arial" w:hAnsi="Arial" w:cs="Arial"/>
+        </w:rPr>
+      </w:pPr>
+      <w:r>
+        <w:rPr>
+          <w:rFonts w:ascii="Arial" w:hAnsi="Arial" w:cs="Arial"/>
+        </w:rPr>
+        <w:t>Players 2423 and 103 exhibit balanced involvement with shorter play times (~105 minutes) and modest scores (452.46 and 438.18).</w:t>
+      </w:r>
+    </w:p>
+    <w:p>
+      <w:pPr>
+        <w:pStyle w:val="ListParagraph"/>
+        <w:numPr>
+          <w:ilvl w:val="0"/>
+          <w:numId w:val="31"/>
+        </w:numPr>
+        <w:rPr>
+          <w:rFonts w:ascii="Arial" w:hAnsi="Arial" w:cs="Arial"/>
+        </w:rPr>
+      </w:pPr>
+      <w:r>
+        <w:rPr>
+          <w:rFonts w:ascii="Arial" w:hAnsi="Arial" w:cs="Arial"/>
+        </w:rPr>
+        <w:t>Player 4175 consistently participates and performs well, maintaining 13 sessions with a score of 504.31.</w:t>
+      </w:r>
+    </w:p>
+    <w:p>
+      <w:pPr>
+        <w:pStyle w:val="ListParagraph"/>
+        <w:numPr>
+          <w:ilvl w:val="0"/>
+          <w:numId w:val="31"/>
+        </w:numPr>
+        <w:rPr>
+          <w:rFonts w:ascii="Arial" w:hAnsi="Arial" w:cs="Arial"/>
+        </w:rPr>
+      </w:pPr>
+      <w:r>
+        <w:rPr>
+          <w:rFonts w:ascii="Arial" w:hAnsi="Arial" w:cs="Arial"/>
+        </w:rPr>
+        <w:t>Despite having the lowest average play time (95.92 minutes), player 2135 scores highly (555.83), indicating effective gameplay and great skill retention.</w:t>
+      </w:r>
+    </w:p>
+    <w:p>
+      <w:pPr>
+        <w:rPr>
+          <w:rFonts w:ascii="Arial" w:hAnsi="Arial" w:cs="Arial"/>
+          <w:b/>
+          <w:bCs/>
+        </w:rPr>
+      </w:pPr>
+      <w:r>
+        <w:rPr>
+          <w:rFonts w:ascii="Arial" w:hAnsi="Arial" w:cs="Arial"/>
+          <w:b/>
+          <w:bCs/>
+        </w:rPr>
+        <w:t>Overall Interpretation</w:t>
+      </w:r>
+    </w:p>
+    <w:p>
+      <w:pPr>
+        <w:rPr>
+          <w:rFonts w:ascii="Arial" w:hAnsi="Arial" w:cs="Arial"/>
+        </w:rPr>
+      </w:pPr>
+      <w:r>
+        <w:rPr>
+          <w:rFonts w:ascii="Arial" w:hAnsi="Arial" w:cs="Arial"/>
+        </w:rPr>
+        <w:t>The data reveals that high play time does not always correlate with high scores. While players 3332 and 3391 spend the most time per session, player 2447 achieves the best performance with less time demonstrating efficiency and skill mastery. This pattern highlights two distinct behavioural profiles among top players:</w:t>
+      </w:r>
+    </w:p>
+    <w:p>
+      <w:pPr>
+        <w:pStyle w:val="ListParagraph"/>
+        <w:numPr>
+          <w:ilvl w:val="0"/>
+          <w:numId w:val="32"/>
+        </w:numPr>
+        <w:rPr>
+          <w:rFonts w:ascii="Arial" w:hAnsi="Arial" w:cs="Arial"/>
+        </w:rPr>
+      </w:pPr>
+      <w:r>
+        <w:rPr>
+          <w:rFonts w:ascii="Arial" w:hAnsi="Arial" w:cs="Arial"/>
+        </w:rPr>
+        <w:t>Time invested players: prioritise exploration and long sessions.</w:t>
+      </w:r>
+    </w:p>
+    <w:p>
+      <w:pPr>
+        <w:pStyle w:val="ListParagraph"/>
+        <w:numPr>
+          <w:ilvl w:val="0"/>
+          <w:numId w:val="32"/>
+        </w:numPr>
+        <w:rPr>
+          <w:rFonts w:ascii="Arial" w:hAnsi="Arial" w:cs="Arial"/>
+        </w:rPr>
+      </w:pPr>
+      <w:r>
+        <w:rPr>
+          <w:rFonts w:ascii="Arial" w:hAnsi="Arial" w:cs="Arial"/>
+        </w:rPr>
+        <w:t>Skill efficient players: achieve high scores with shorter, focused play.</w:t>
+      </w:r>
+    </w:p>
+    <w:p>
+      <w:pPr>
+        <w:rPr>
+          <w:rFonts w:ascii="Arial" w:hAnsi="Arial" w:cs="Arial"/>
+        </w:rPr>
+      </w:pPr>
+      <w:r>
+        <w:rPr>
+          <w:rFonts w:ascii="Arial" w:hAnsi="Arial" w:cs="Arial"/>
+        </w:rPr>
+        <w:t>From an industry perspective, these insights can inform personalised engagement strategies for example, offering advanced challenges to efficient players and extended content to time invested players. Such differentiation enhances player satisfaction and retention.</w:t>
       </w:r>
     </w:p>
     <w:p/>
@@ -6768,6 +6723,118 @@
     </w:lvl>
   </w:abstractNum>
   <w:abstractNum w:abstractNumId="10" w15:restartNumberingAfterBreak="0">
+    <w:nsid w:val="3EE80554"/>
+    <w:multiLevelType w:val="hybridMultilevel"/>
+    <w:tmpl w:val="017EB2B2"/>
+    <w:lvl w:ilvl="0" w:tplc="1F02FA04">
+      <w:numFmt w:val="bullet"/>
+      <w:lvlText w:val="•"/>
+      <w:lvlJc w:val="left"/>
+      <w:pPr>
+        <w:ind w:left="720" w:hanging="360"/>
+      </w:pPr>
+      <w:rPr>
+        <w:rFonts w:ascii="Aptos" w:eastAsiaTheme="minorHAnsi" w:hAnsi="Aptos" w:cstheme="minorBidi" w:hint="default"/>
+      </w:rPr>
+    </w:lvl>
+    <w:lvl w:ilvl="1" w:tplc="0C090003" w:tentative="1">
+      <w:start w:val="1"/>
+      <w:numFmt w:val="bullet"/>
+      <w:lvlText w:val="o"/>
+      <w:lvlJc w:val="left"/>
+      <w:pPr>
+        <w:ind w:left="1440" w:hanging="360"/>
+      </w:pPr>
+      <w:rPr>
+        <w:rFonts w:ascii="Courier New" w:hAnsi="Courier New" w:cs="Courier New" w:hint="default"/>
+      </w:rPr>
+    </w:lvl>
+    <w:lvl w:ilvl="2" w:tplc="0C090005" w:tentative="1">
+      <w:start w:val="1"/>
+      <w:numFmt w:val="bullet"/>
+      <w:lvlText w:val=""/>
+      <w:lvlJc w:val="left"/>
+      <w:pPr>
+        <w:ind w:left="2160" w:hanging="360"/>
+      </w:pPr>
+      <w:rPr>
+        <w:rFonts w:ascii="Wingdings" w:hAnsi="Wingdings" w:hint="default"/>
+      </w:rPr>
+    </w:lvl>
+    <w:lvl w:ilvl="3" w:tplc="0C090001" w:tentative="1">
+      <w:start w:val="1"/>
+      <w:numFmt w:val="bullet"/>
+      <w:lvlText w:val=""/>
+      <w:lvlJc w:val="left"/>
+      <w:pPr>
+        <w:ind w:left="2880" w:hanging="360"/>
+      </w:pPr>
+      <w:rPr>
+        <w:rFonts w:ascii="Symbol" w:hAnsi="Symbol" w:hint="default"/>
+      </w:rPr>
+    </w:lvl>
+    <w:lvl w:ilvl="4" w:tplc="0C090003" w:tentative="1">
+      <w:start w:val="1"/>
+      <w:numFmt w:val="bullet"/>
+      <w:lvlText w:val="o"/>
+      <w:lvlJc w:val="left"/>
+      <w:pPr>
+        <w:ind w:left="3600" w:hanging="360"/>
+      </w:pPr>
+      <w:rPr>
+        <w:rFonts w:ascii="Courier New" w:hAnsi="Courier New" w:cs="Courier New" w:hint="default"/>
+      </w:rPr>
+    </w:lvl>
+    <w:lvl w:ilvl="5" w:tplc="0C090005" w:tentative="1">
+      <w:start w:val="1"/>
+      <w:numFmt w:val="bullet"/>
+      <w:lvlText w:val=""/>
+      <w:lvlJc w:val="left"/>
+      <w:pPr>
+        <w:ind w:left="4320" w:hanging="360"/>
+      </w:pPr>
+      <w:rPr>
+        <w:rFonts w:ascii="Wingdings" w:hAnsi="Wingdings" w:hint="default"/>
+      </w:rPr>
+    </w:lvl>
+    <w:lvl w:ilvl="6" w:tplc="0C090001" w:tentative="1">
+      <w:start w:val="1"/>
+      <w:numFmt w:val="bullet"/>
+      <w:lvlText w:val=""/>
+      <w:lvlJc w:val="left"/>
+      <w:pPr>
+        <w:ind w:left="5040" w:hanging="360"/>
+      </w:pPr>
+      <w:rPr>
+        <w:rFonts w:ascii="Symbol" w:hAnsi="Symbol" w:hint="default"/>
+      </w:rPr>
+    </w:lvl>
+    <w:lvl w:ilvl="7" w:tplc="0C090003" w:tentative="1">
+      <w:start w:val="1"/>
+      <w:numFmt w:val="bullet"/>
+      <w:lvlText w:val="o"/>
+      <w:lvlJc w:val="left"/>
+      <w:pPr>
+        <w:ind w:left="5760" w:hanging="360"/>
+      </w:pPr>
+      <w:rPr>
+        <w:rFonts w:ascii="Courier New" w:hAnsi="Courier New" w:cs="Courier New" w:hint="default"/>
+      </w:rPr>
+    </w:lvl>
+    <w:lvl w:ilvl="8" w:tplc="0C090005" w:tentative="1">
+      <w:start w:val="1"/>
+      <w:numFmt w:val="bullet"/>
+      <w:lvlText w:val=""/>
+      <w:lvlJc w:val="left"/>
+      <w:pPr>
+        <w:ind w:left="6480" w:hanging="360"/>
+      </w:pPr>
+      <w:rPr>
+        <w:rFonts w:ascii="Wingdings" w:hAnsi="Wingdings" w:hint="default"/>
+      </w:rPr>
+    </w:lvl>
+  </w:abstractNum>
+  <w:abstractNum w:abstractNumId="11" w15:restartNumberingAfterBreak="0">
     <w:nsid w:val="400D0579"/>
     <w:multiLevelType w:val="multilevel"/>
     <w:tmpl w:val="23283732"/>
@@ -6916,7 +6983,7 @@
       </w:rPr>
     </w:lvl>
   </w:abstractNum>
-  <w:abstractNum w:abstractNumId="11" w15:restartNumberingAfterBreak="0">
+  <w:abstractNum w:abstractNumId="12" w15:restartNumberingAfterBreak="0">
     <w:nsid w:val="40262A85"/>
     <w:multiLevelType w:val="multilevel"/>
     <w:tmpl w:val="7E24AE84"/>
@@ -7065,7 +7132,120 @@
       </w:rPr>
     </w:lvl>
   </w:abstractNum>
-  <w:abstractNum w:abstractNumId="12" w15:restartNumberingAfterBreak="0">
+  <w:abstractNum w:abstractNumId="13" w15:restartNumberingAfterBreak="0">
+    <w:nsid w:val="44734571"/>
+    <w:multiLevelType w:val="hybridMultilevel"/>
+    <w:tmpl w:val="79949546"/>
+    <w:lvl w:ilvl="0" w:tplc="0C09000B">
+      <w:start w:val="1"/>
+      <w:numFmt w:val="bullet"/>
+      <w:lvlText w:val=""/>
+      <w:lvlJc w:val="left"/>
+      <w:pPr>
+        <w:ind w:left="720" w:hanging="360"/>
+      </w:pPr>
+      <w:rPr>
+        <w:rFonts w:ascii="Wingdings" w:hAnsi="Wingdings" w:hint="default"/>
+      </w:rPr>
+    </w:lvl>
+    <w:lvl w:ilvl="1" w:tplc="0C090003" w:tentative="1">
+      <w:start w:val="1"/>
+      <w:numFmt w:val="bullet"/>
+      <w:lvlText w:val="o"/>
+      <w:lvlJc w:val="left"/>
+      <w:pPr>
+        <w:ind w:left="1440" w:hanging="360"/>
+      </w:pPr>
+      <w:rPr>
+        <w:rFonts w:ascii="Courier New" w:hAnsi="Courier New" w:cs="Courier New" w:hint="default"/>
+      </w:rPr>
+    </w:lvl>
+    <w:lvl w:ilvl="2" w:tplc="0C090005" w:tentative="1">
+      <w:start w:val="1"/>
+      <w:numFmt w:val="bullet"/>
+      <w:lvlText w:val=""/>
+      <w:lvlJc w:val="left"/>
+      <w:pPr>
+        <w:ind w:left="2160" w:hanging="360"/>
+      </w:pPr>
+      <w:rPr>
+        <w:rFonts w:ascii="Wingdings" w:hAnsi="Wingdings" w:hint="default"/>
+      </w:rPr>
+    </w:lvl>
+    <w:lvl w:ilvl="3" w:tplc="0C090001" w:tentative="1">
+      <w:start w:val="1"/>
+      <w:numFmt w:val="bullet"/>
+      <w:lvlText w:val=""/>
+      <w:lvlJc w:val="left"/>
+      <w:pPr>
+        <w:ind w:left="2880" w:hanging="360"/>
+      </w:pPr>
+      <w:rPr>
+        <w:rFonts w:ascii="Symbol" w:hAnsi="Symbol" w:hint="default"/>
+      </w:rPr>
+    </w:lvl>
+    <w:lvl w:ilvl="4" w:tplc="0C090003" w:tentative="1">
+      <w:start w:val="1"/>
+      <w:numFmt w:val="bullet"/>
+      <w:lvlText w:val="o"/>
+      <w:lvlJc w:val="left"/>
+      <w:pPr>
+        <w:ind w:left="3600" w:hanging="360"/>
+      </w:pPr>
+      <w:rPr>
+        <w:rFonts w:ascii="Courier New" w:hAnsi="Courier New" w:cs="Courier New" w:hint="default"/>
+      </w:rPr>
+    </w:lvl>
+    <w:lvl w:ilvl="5" w:tplc="0C090005" w:tentative="1">
+      <w:start w:val="1"/>
+      <w:numFmt w:val="bullet"/>
+      <w:lvlText w:val=""/>
+      <w:lvlJc w:val="left"/>
+      <w:pPr>
+        <w:ind w:left="4320" w:hanging="360"/>
+      </w:pPr>
+      <w:rPr>
+        <w:rFonts w:ascii="Wingdings" w:hAnsi="Wingdings" w:hint="default"/>
+      </w:rPr>
+    </w:lvl>
+    <w:lvl w:ilvl="6" w:tplc="0C090001" w:tentative="1">
+      <w:start w:val="1"/>
+      <w:numFmt w:val="bullet"/>
+      <w:lvlText w:val=""/>
+      <w:lvlJc w:val="left"/>
+      <w:pPr>
+        <w:ind w:left="5040" w:hanging="360"/>
+      </w:pPr>
+      <w:rPr>
+        <w:rFonts w:ascii="Symbol" w:hAnsi="Symbol" w:hint="default"/>
+      </w:rPr>
+    </w:lvl>
+    <w:lvl w:ilvl="7" w:tplc="0C090003" w:tentative="1">
+      <w:start w:val="1"/>
+      <w:numFmt w:val="bullet"/>
+      <w:lvlText w:val="o"/>
+      <w:lvlJc w:val="left"/>
+      <w:pPr>
+        <w:ind w:left="5760" w:hanging="360"/>
+      </w:pPr>
+      <w:rPr>
+        <w:rFonts w:ascii="Courier New" w:hAnsi="Courier New" w:cs="Courier New" w:hint="default"/>
+      </w:rPr>
+    </w:lvl>
+    <w:lvl w:ilvl="8" w:tplc="0C090005" w:tentative="1">
+      <w:start w:val="1"/>
+      <w:numFmt w:val="bullet"/>
+      <w:lvlText w:val=""/>
+      <w:lvlJc w:val="left"/>
+      <w:pPr>
+        <w:ind w:left="6480" w:hanging="360"/>
+      </w:pPr>
+      <w:rPr>
+        <w:rFonts w:ascii="Wingdings" w:hAnsi="Wingdings" w:hint="default"/>
+      </w:rPr>
+    </w:lvl>
+  </w:abstractNum>
+  <w:abstractNum w:abstractNumId="14" w15:restartNumberingAfterBreak="0">
     <w:nsid w:val="44C50CEE"/>
     <w:multiLevelType w:val="hybridMultilevel"/>
     <w:tmpl w:val="6310E4E2"/>
@@ -7178,7 +7358,120 @@
       </w:rPr>
     </w:lvl>
   </w:abstractNum>
-  <w:abstractNum w:abstractNumId="13" w15:restartNumberingAfterBreak="0">
+  <w:abstractNum w:abstractNumId="15" w15:restartNumberingAfterBreak="0">
+    <w:nsid w:val="456B53ED"/>
+    <w:multiLevelType w:val="hybridMultilevel"/>
+    <w:tmpl w:val="E31ADA4A"/>
+    <w:lvl w:ilvl="0" w:tplc="0C09000B">
+      <w:start w:val="1"/>
+      <w:numFmt w:val="bullet"/>
+      <w:lvlText w:val=""/>
+      <w:lvlJc w:val="left"/>
+      <w:pPr>
+        <w:ind w:left="720" w:hanging="360"/>
+      </w:pPr>
+      <w:rPr>
+        <w:rFonts w:ascii="Wingdings" w:hAnsi="Wingdings" w:hint="default"/>
+      </w:rPr>
+    </w:lvl>
+    <w:lvl w:ilvl="1" w:tplc="0C090003">
+      <w:start w:val="1"/>
+      <w:numFmt w:val="bullet"/>
+      <w:lvlText w:val="o"/>
+      <w:lvlJc w:val="left"/>
+      <w:pPr>
+        <w:ind w:left="1440" w:hanging="360"/>
+      </w:pPr>
+      <w:rPr>
+        <w:rFonts w:ascii="Courier New" w:hAnsi="Courier New" w:cs="Courier New" w:hint="default"/>
+      </w:rPr>
+    </w:lvl>
+    <w:lvl w:ilvl="2" w:tplc="0C090005" w:tentative="1">
+      <w:start w:val="1"/>
+      <w:numFmt w:val="bullet"/>
+      <w:lvlText w:val=""/>
+      <w:lvlJc w:val="left"/>
+      <w:pPr>
+        <w:ind w:left="2160" w:hanging="360"/>
+      </w:pPr>
+      <w:rPr>
+        <w:rFonts w:ascii="Wingdings" w:hAnsi="Wingdings" w:hint="default"/>
+      </w:rPr>
+    </w:lvl>
+    <w:lvl w:ilvl="3" w:tplc="0C090001" w:tentative="1">
+      <w:start w:val="1"/>
+      <w:numFmt w:val="bullet"/>
+      <w:lvlText w:val=""/>
+      <w:lvlJc w:val="left"/>
+      <w:pPr>
+        <w:ind w:left="2880" w:hanging="360"/>
+      </w:pPr>
+      <w:rPr>
+        <w:rFonts w:ascii="Symbol" w:hAnsi="Symbol" w:hint="default"/>
+      </w:rPr>
+    </w:lvl>
+    <w:lvl w:ilvl="4" w:tplc="0C090003" w:tentative="1">
+      <w:start w:val="1"/>
+      <w:numFmt w:val="bullet"/>
+      <w:lvlText w:val="o"/>
+      <w:lvlJc w:val="left"/>
+      <w:pPr>
+        <w:ind w:left="3600" w:hanging="360"/>
+      </w:pPr>
+      <w:rPr>
+        <w:rFonts w:ascii="Courier New" w:hAnsi="Courier New" w:cs="Courier New" w:hint="default"/>
+      </w:rPr>
+    </w:lvl>
+    <w:lvl w:ilvl="5" w:tplc="0C090005" w:tentative="1">
+      <w:start w:val="1"/>
+      <w:numFmt w:val="bullet"/>
+      <w:lvlText w:val=""/>
+      <w:lvlJc w:val="left"/>
+      <w:pPr>
+        <w:ind w:left="4320" w:hanging="360"/>
+      </w:pPr>
+      <w:rPr>
+        <w:rFonts w:ascii="Wingdings" w:hAnsi="Wingdings" w:hint="default"/>
+      </w:rPr>
+    </w:lvl>
+    <w:lvl w:ilvl="6" w:tplc="0C090001" w:tentative="1">
+      <w:start w:val="1"/>
+      <w:numFmt w:val="bullet"/>
+      <w:lvlText w:val=""/>
+      <w:lvlJc w:val="left"/>
+      <w:pPr>
+        <w:ind w:left="5040" w:hanging="360"/>
+      </w:pPr>
+      <w:rPr>
+        <w:rFonts w:ascii="Symbol" w:hAnsi="Symbol" w:hint="default"/>
+      </w:rPr>
+    </w:lvl>
+    <w:lvl w:ilvl="7" w:tplc="0C090003" w:tentative="1">
+      <w:start w:val="1"/>
+      <w:numFmt w:val="bullet"/>
+      <w:lvlText w:val="o"/>
+      <w:lvlJc w:val="left"/>
+      <w:pPr>
+        <w:ind w:left="5760" w:hanging="360"/>
+      </w:pPr>
+      <w:rPr>
+        <w:rFonts w:ascii="Courier New" w:hAnsi="Courier New" w:cs="Courier New" w:hint="default"/>
+      </w:rPr>
+    </w:lvl>
+    <w:lvl w:ilvl="8" w:tplc="0C090005" w:tentative="1">
+      <w:start w:val="1"/>
+      <w:numFmt w:val="bullet"/>
+      <w:lvlText w:val=""/>
+      <w:lvlJc w:val="left"/>
+      <w:pPr>
+        <w:ind w:left="6480" w:hanging="360"/>
+      </w:pPr>
+      <w:rPr>
+        <w:rFonts w:ascii="Wingdings" w:hAnsi="Wingdings" w:hint="default"/>
+      </w:rPr>
+    </w:lvl>
+  </w:abstractNum>
+  <w:abstractNum w:abstractNumId="16" w15:restartNumberingAfterBreak="0">
     <w:nsid w:val="471F3795"/>
     <w:multiLevelType w:val="multilevel"/>
     <w:tmpl w:val="2C74B4EE"/>
@@ -7327,7 +7620,7 @@
       </w:rPr>
     </w:lvl>
   </w:abstractNum>
-  <w:abstractNum w:abstractNumId="14" w15:restartNumberingAfterBreak="0">
+  <w:abstractNum w:abstractNumId="17" w15:restartNumberingAfterBreak="0">
     <w:nsid w:val="4A530692"/>
     <w:multiLevelType w:val="multilevel"/>
     <w:tmpl w:val="8618C9A2"/>
@@ -7476,7 +7769,7 @@
       </w:rPr>
     </w:lvl>
   </w:abstractNum>
-  <w:abstractNum w:abstractNumId="15" w15:restartNumberingAfterBreak="0">
+  <w:abstractNum w:abstractNumId="18" w15:restartNumberingAfterBreak="0">
     <w:nsid w:val="4F3B4997"/>
     <w:multiLevelType w:val="multilevel"/>
     <w:tmpl w:val="DAFEEA0E"/>
@@ -7625,7 +7918,7 @@
       </w:rPr>
     </w:lvl>
   </w:abstractNum>
-  <w:abstractNum w:abstractNumId="16" w15:restartNumberingAfterBreak="0">
+  <w:abstractNum w:abstractNumId="19" w15:restartNumberingAfterBreak="0">
     <w:nsid w:val="4F552C95"/>
     <w:multiLevelType w:val="hybridMultilevel"/>
     <w:tmpl w:val="0F64B902"/>
@@ -7738,7 +8031,120 @@
       </w:rPr>
     </w:lvl>
   </w:abstractNum>
-  <w:abstractNum w:abstractNumId="17" w15:restartNumberingAfterBreak="0">
+  <w:abstractNum w:abstractNumId="20" w15:restartNumberingAfterBreak="0">
+    <w:nsid w:val="5457653C"/>
+    <w:multiLevelType w:val="hybridMultilevel"/>
+    <w:tmpl w:val="D71CFEDA"/>
+    <w:lvl w:ilvl="0" w:tplc="0C09000B">
+      <w:start w:val="1"/>
+      <w:numFmt w:val="bullet"/>
+      <w:lvlText w:val=""/>
+      <w:lvlJc w:val="left"/>
+      <w:pPr>
+        <w:ind w:left="720" w:hanging="360"/>
+      </w:pPr>
+      <w:rPr>
+        <w:rFonts w:ascii="Wingdings" w:hAnsi="Wingdings" w:hint="default"/>
+      </w:rPr>
+    </w:lvl>
+    <w:lvl w:ilvl="1" w:tplc="0C090003" w:tentative="1">
+      <w:start w:val="1"/>
+      <w:numFmt w:val="bullet"/>
+      <w:lvlText w:val="o"/>
+      <w:lvlJc w:val="left"/>
+      <w:pPr>
+        <w:ind w:left="1440" w:hanging="360"/>
+      </w:pPr>
+      <w:rPr>
+        <w:rFonts w:ascii="Courier New" w:hAnsi="Courier New" w:cs="Courier New" w:hint="default"/>
+      </w:rPr>
+    </w:lvl>
+    <w:lvl w:ilvl="2" w:tplc="0C090005" w:tentative="1">
+      <w:start w:val="1"/>
+      <w:numFmt w:val="bullet"/>
+      <w:lvlText w:val=""/>
+      <w:lvlJc w:val="left"/>
+      <w:pPr>
+        <w:ind w:left="2160" w:hanging="360"/>
+      </w:pPr>
+      <w:rPr>
+        <w:rFonts w:ascii="Wingdings" w:hAnsi="Wingdings" w:hint="default"/>
+      </w:rPr>
+    </w:lvl>
+    <w:lvl w:ilvl="3" w:tplc="0C090001" w:tentative="1">
+      <w:start w:val="1"/>
+      <w:numFmt w:val="bullet"/>
+      <w:lvlText w:val=""/>
+      <w:lvlJc w:val="left"/>
+      <w:pPr>
+        <w:ind w:left="2880" w:hanging="360"/>
+      </w:pPr>
+      <w:rPr>
+        <w:rFonts w:ascii="Symbol" w:hAnsi="Symbol" w:hint="default"/>
+      </w:rPr>
+    </w:lvl>
+    <w:lvl w:ilvl="4" w:tplc="0C090003" w:tentative="1">
+      <w:start w:val="1"/>
+      <w:numFmt w:val="bullet"/>
+      <w:lvlText w:val="o"/>
+      <w:lvlJc w:val="left"/>
+      <w:pPr>
+        <w:ind w:left="3600" w:hanging="360"/>
+      </w:pPr>
+      <w:rPr>
+        <w:rFonts w:ascii="Courier New" w:hAnsi="Courier New" w:cs="Courier New" w:hint="default"/>
+      </w:rPr>
+    </w:lvl>
+    <w:lvl w:ilvl="5" w:tplc="0C090005" w:tentative="1">
+      <w:start w:val="1"/>
+      <w:numFmt w:val="bullet"/>
+      <w:lvlText w:val=""/>
+      <w:lvlJc w:val="left"/>
+      <w:pPr>
+        <w:ind w:left="4320" w:hanging="360"/>
+      </w:pPr>
+      <w:rPr>
+        <w:rFonts w:ascii="Wingdings" w:hAnsi="Wingdings" w:hint="default"/>
+      </w:rPr>
+    </w:lvl>
+    <w:lvl w:ilvl="6" w:tplc="0C090001" w:tentative="1">
+      <w:start w:val="1"/>
+      <w:numFmt w:val="bullet"/>
+      <w:lvlText w:val=""/>
+      <w:lvlJc w:val="left"/>
+      <w:pPr>
+        <w:ind w:left="5040" w:hanging="360"/>
+      </w:pPr>
+      <w:rPr>
+        <w:rFonts w:ascii="Symbol" w:hAnsi="Symbol" w:hint="default"/>
+      </w:rPr>
+    </w:lvl>
+    <w:lvl w:ilvl="7" w:tplc="0C090003" w:tentative="1">
+      <w:start w:val="1"/>
+      <w:numFmt w:val="bullet"/>
+      <w:lvlText w:val="o"/>
+      <w:lvlJc w:val="left"/>
+      <w:pPr>
+        <w:ind w:left="5760" w:hanging="360"/>
+      </w:pPr>
+      <w:rPr>
+        <w:rFonts w:ascii="Courier New" w:hAnsi="Courier New" w:cs="Courier New" w:hint="default"/>
+      </w:rPr>
+    </w:lvl>
+    <w:lvl w:ilvl="8" w:tplc="0C090005" w:tentative="1">
+      <w:start w:val="1"/>
+      <w:numFmt w:val="bullet"/>
+      <w:lvlText w:val=""/>
+      <w:lvlJc w:val="left"/>
+      <w:pPr>
+        <w:ind w:left="6480" w:hanging="360"/>
+      </w:pPr>
+      <w:rPr>
+        <w:rFonts w:ascii="Wingdings" w:hAnsi="Wingdings" w:hint="default"/>
+      </w:rPr>
+    </w:lvl>
+  </w:abstractNum>
+  <w:abstractNum w:abstractNumId="21" w15:restartNumberingAfterBreak="0">
     <w:nsid w:val="58767935"/>
     <w:multiLevelType w:val="hybridMultilevel"/>
     <w:tmpl w:val="724C4E28"/>
@@ -7850,7 +8256,7 @@
       </w:rPr>
     </w:lvl>
   </w:abstractNum>
-  <w:abstractNum w:abstractNumId="18" w15:restartNumberingAfterBreak="0">
+  <w:abstractNum w:abstractNumId="22" w15:restartNumberingAfterBreak="0">
     <w:nsid w:val="59DB6AD9"/>
     <w:multiLevelType w:val="multilevel"/>
     <w:tmpl w:val="AC0AA960"/>
@@ -7999,7 +8405,7 @@
       </w:rPr>
     </w:lvl>
   </w:abstractNum>
-  <w:abstractNum w:abstractNumId="19" w15:restartNumberingAfterBreak="0">
+  <w:abstractNum w:abstractNumId="23" w15:restartNumberingAfterBreak="0">
     <w:nsid w:val="5B934E2F"/>
     <w:multiLevelType w:val="multilevel"/>
     <w:tmpl w:val="4D005FE0"/>
@@ -8148,7 +8554,7 @@
       </w:rPr>
     </w:lvl>
   </w:abstractNum>
-  <w:abstractNum w:abstractNumId="20" w15:restartNumberingAfterBreak="0">
+  <w:abstractNum w:abstractNumId="24" w15:restartNumberingAfterBreak="0">
     <w:nsid w:val="5BB03A98"/>
     <w:multiLevelType w:val="hybridMultilevel"/>
     <w:tmpl w:val="57DE3642"/>
@@ -8261,7 +8667,7 @@
       </w:rPr>
     </w:lvl>
   </w:abstractNum>
-  <w:abstractNum w:abstractNumId="21" w15:restartNumberingAfterBreak="0">
+  <w:abstractNum w:abstractNumId="25" w15:restartNumberingAfterBreak="0">
     <w:nsid w:val="5C4D4981"/>
     <w:multiLevelType w:val="multilevel"/>
     <w:tmpl w:val="51A6A8B0"/>
@@ -8410,7 +8816,7 @@
       </w:rPr>
     </w:lvl>
   </w:abstractNum>
-  <w:abstractNum w:abstractNumId="22" w15:restartNumberingAfterBreak="0">
+  <w:abstractNum w:abstractNumId="26" w15:restartNumberingAfterBreak="0">
     <w:nsid w:val="60AE478F"/>
     <w:multiLevelType w:val="multilevel"/>
     <w:tmpl w:val="99C20FD0"/>
@@ -8559,7 +8965,7 @@
       </w:rPr>
     </w:lvl>
   </w:abstractNum>
-  <w:abstractNum w:abstractNumId="23" w15:restartNumberingAfterBreak="0">
+  <w:abstractNum w:abstractNumId="27" w15:restartNumberingAfterBreak="0">
     <w:nsid w:val="70DD19A3"/>
     <w:multiLevelType w:val="multilevel"/>
     <w:tmpl w:val="57EEB69A"/>
@@ -8708,7 +9114,7 @@
       </w:rPr>
     </w:lvl>
   </w:abstractNum>
-  <w:abstractNum w:abstractNumId="24" w15:restartNumberingAfterBreak="0">
+  <w:abstractNum w:abstractNumId="28" w15:restartNumberingAfterBreak="0">
     <w:nsid w:val="716A4F2D"/>
     <w:multiLevelType w:val="multilevel"/>
     <w:tmpl w:val="60B8EEDC"/>
@@ -8857,7 +9263,7 @@
       </w:rPr>
     </w:lvl>
   </w:abstractNum>
-  <w:abstractNum w:abstractNumId="25" w15:restartNumberingAfterBreak="0">
+  <w:abstractNum w:abstractNumId="29" w15:restartNumberingAfterBreak="0">
     <w:nsid w:val="734F6713"/>
     <w:multiLevelType w:val="multilevel"/>
     <w:tmpl w:val="1F2A0552"/>
@@ -9006,7 +9412,7 @@
       </w:rPr>
     </w:lvl>
   </w:abstractNum>
-  <w:abstractNum w:abstractNumId="26" w15:restartNumberingAfterBreak="0">
+  <w:abstractNum w:abstractNumId="30" w15:restartNumberingAfterBreak="0">
     <w:nsid w:val="745C483E"/>
     <w:multiLevelType w:val="multilevel"/>
     <w:tmpl w:val="87E61240"/>
@@ -9155,7 +9561,7 @@
       </w:rPr>
     </w:lvl>
   </w:abstractNum>
-  <w:abstractNum w:abstractNumId="27" w15:restartNumberingAfterBreak="0">
+  <w:abstractNum w:abstractNumId="31" w15:restartNumberingAfterBreak="0">
     <w:nsid w:val="763A6EC4"/>
     <w:multiLevelType w:val="multilevel"/>
     <w:tmpl w:val="4E44FE4A"/>
@@ -9304,17 +9710,130 @@
       </w:rPr>
     </w:lvl>
   </w:abstractNum>
+  <w:abstractNum w:abstractNumId="32" w15:restartNumberingAfterBreak="0">
+    <w:nsid w:val="7F2E6351"/>
+    <w:multiLevelType w:val="hybridMultilevel"/>
+    <w:tmpl w:val="BAD4018C"/>
+    <w:lvl w:ilvl="0" w:tplc="0C09000B">
+      <w:start w:val="1"/>
+      <w:numFmt w:val="bullet"/>
+      <w:lvlText w:val=""/>
+      <w:lvlJc w:val="left"/>
+      <w:pPr>
+        <w:ind w:left="720" w:hanging="360"/>
+      </w:pPr>
+      <w:rPr>
+        <w:rFonts w:ascii="Wingdings" w:hAnsi="Wingdings" w:hint="default"/>
+      </w:rPr>
+    </w:lvl>
+    <w:lvl w:ilvl="1" w:tplc="0C090003">
+      <w:start w:val="1"/>
+      <w:numFmt w:val="bullet"/>
+      <w:lvlText w:val="o"/>
+      <w:lvlJc w:val="left"/>
+      <w:pPr>
+        <w:ind w:left="1440" w:hanging="360"/>
+      </w:pPr>
+      <w:rPr>
+        <w:rFonts w:ascii="Courier New" w:hAnsi="Courier New" w:cs="Courier New" w:hint="default"/>
+      </w:rPr>
+    </w:lvl>
+    <w:lvl w:ilvl="2" w:tplc="0C090005" w:tentative="1">
+      <w:start w:val="1"/>
+      <w:numFmt w:val="bullet"/>
+      <w:lvlText w:val=""/>
+      <w:lvlJc w:val="left"/>
+      <w:pPr>
+        <w:ind w:left="2160" w:hanging="360"/>
+      </w:pPr>
+      <w:rPr>
+        <w:rFonts w:ascii="Wingdings" w:hAnsi="Wingdings" w:hint="default"/>
+      </w:rPr>
+    </w:lvl>
+    <w:lvl w:ilvl="3" w:tplc="0C090001" w:tentative="1">
+      <w:start w:val="1"/>
+      <w:numFmt w:val="bullet"/>
+      <w:lvlText w:val=""/>
+      <w:lvlJc w:val="left"/>
+      <w:pPr>
+        <w:ind w:left="2880" w:hanging="360"/>
+      </w:pPr>
+      <w:rPr>
+        <w:rFonts w:ascii="Symbol" w:hAnsi="Symbol" w:hint="default"/>
+      </w:rPr>
+    </w:lvl>
+    <w:lvl w:ilvl="4" w:tplc="0C090003" w:tentative="1">
+      <w:start w:val="1"/>
+      <w:numFmt w:val="bullet"/>
+      <w:lvlText w:val="o"/>
+      <w:lvlJc w:val="left"/>
+      <w:pPr>
+        <w:ind w:left="3600" w:hanging="360"/>
+      </w:pPr>
+      <w:rPr>
+        <w:rFonts w:ascii="Courier New" w:hAnsi="Courier New" w:cs="Courier New" w:hint="default"/>
+      </w:rPr>
+    </w:lvl>
+    <w:lvl w:ilvl="5" w:tplc="0C090005" w:tentative="1">
+      <w:start w:val="1"/>
+      <w:numFmt w:val="bullet"/>
+      <w:lvlText w:val=""/>
+      <w:lvlJc w:val="left"/>
+      <w:pPr>
+        <w:ind w:left="4320" w:hanging="360"/>
+      </w:pPr>
+      <w:rPr>
+        <w:rFonts w:ascii="Wingdings" w:hAnsi="Wingdings" w:hint="default"/>
+      </w:rPr>
+    </w:lvl>
+    <w:lvl w:ilvl="6" w:tplc="0C090001" w:tentative="1">
+      <w:start w:val="1"/>
+      <w:numFmt w:val="bullet"/>
+      <w:lvlText w:val=""/>
+      <w:lvlJc w:val="left"/>
+      <w:pPr>
+        <w:ind w:left="5040" w:hanging="360"/>
+      </w:pPr>
+      <w:rPr>
+        <w:rFonts w:ascii="Symbol" w:hAnsi="Symbol" w:hint="default"/>
+      </w:rPr>
+    </w:lvl>
+    <w:lvl w:ilvl="7" w:tplc="0C090003" w:tentative="1">
+      <w:start w:val="1"/>
+      <w:numFmt w:val="bullet"/>
+      <w:lvlText w:val="o"/>
+      <w:lvlJc w:val="left"/>
+      <w:pPr>
+        <w:ind w:left="5760" w:hanging="360"/>
+      </w:pPr>
+      <w:rPr>
+        <w:rFonts w:ascii="Courier New" w:hAnsi="Courier New" w:cs="Courier New" w:hint="default"/>
+      </w:rPr>
+    </w:lvl>
+    <w:lvl w:ilvl="8" w:tplc="0C090005" w:tentative="1">
+      <w:start w:val="1"/>
+      <w:numFmt w:val="bullet"/>
+      <w:lvlText w:val=""/>
+      <w:lvlJc w:val="left"/>
+      <w:pPr>
+        <w:ind w:left="6480" w:hanging="360"/>
+      </w:pPr>
+      <w:rPr>
+        <w:rFonts w:ascii="Wingdings" w:hAnsi="Wingdings" w:hint="default"/>
+      </w:rPr>
+    </w:lvl>
+  </w:abstractNum>
   <w:num w:numId="1" w16cid:durableId="1778017616">
-    <w:abstractNumId w:val="10"/>
+    <w:abstractNumId w:val="11"/>
   </w:num>
   <w:num w:numId="2" w16cid:durableId="1814444551">
     <w:abstractNumId w:val="5"/>
   </w:num>
   <w:num w:numId="3" w16cid:durableId="157965289">
-    <w:abstractNumId w:val="21"/>
+    <w:abstractNumId w:val="25"/>
   </w:num>
   <w:num w:numId="4" w16cid:durableId="1152061059">
-    <w:abstractNumId w:val="25"/>
+    <w:abstractNumId w:val="29"/>
   </w:num>
   <w:num w:numId="5" w16cid:durableId="132330972">
     <w:abstractNumId w:val="7"/>
@@ -9323,37 +9842,37 @@
     <w:abstractNumId w:val="6"/>
   </w:num>
   <w:num w:numId="7" w16cid:durableId="69351893">
-    <w:abstractNumId w:val="14"/>
+    <w:abstractNumId w:val="17"/>
   </w:num>
   <w:num w:numId="8" w16cid:durableId="1655795986">
-    <w:abstractNumId w:val="13"/>
+    <w:abstractNumId w:val="16"/>
   </w:num>
   <w:num w:numId="9" w16cid:durableId="505750095">
-    <w:abstractNumId w:val="18"/>
+    <w:abstractNumId w:val="22"/>
   </w:num>
   <w:num w:numId="10" w16cid:durableId="1911650711">
-    <w:abstractNumId w:val="23"/>
+    <w:abstractNumId w:val="27"/>
   </w:num>
   <w:num w:numId="11" w16cid:durableId="1771126058">
-    <w:abstractNumId w:val="15"/>
+    <w:abstractNumId w:val="18"/>
   </w:num>
   <w:num w:numId="12" w16cid:durableId="1502964999">
     <w:abstractNumId w:val="8"/>
   </w:num>
   <w:num w:numId="13" w16cid:durableId="372117635">
-    <w:abstractNumId w:val="24"/>
+    <w:abstractNumId w:val="28"/>
   </w:num>
   <w:num w:numId="14" w16cid:durableId="1216505428">
     <w:abstractNumId w:val="1"/>
   </w:num>
   <w:num w:numId="15" w16cid:durableId="1054894560">
-    <w:abstractNumId w:val="19"/>
+    <w:abstractNumId w:val="23"/>
   </w:num>
   <w:num w:numId="16" w16cid:durableId="1210609978">
-    <w:abstractNumId w:val="26"/>
+    <w:abstractNumId w:val="30"/>
   </w:num>
   <w:num w:numId="17" w16cid:durableId="1961300327">
-    <w:abstractNumId w:val="27"/>
+    <w:abstractNumId w:val="31"/>
   </w:num>
   <w:num w:numId="18" w16cid:durableId="1694961422">
     <w:abstractNumId w:val="2"/>
@@ -9362,31 +9881,46 @@
     <w:abstractNumId w:val="4"/>
   </w:num>
   <w:num w:numId="20" w16cid:durableId="1683555450">
-    <w:abstractNumId w:val="20"/>
+    <w:abstractNumId w:val="24"/>
   </w:num>
   <w:num w:numId="21" w16cid:durableId="1702054597">
     <w:abstractNumId w:val="0"/>
   </w:num>
   <w:num w:numId="22" w16cid:durableId="2000883106">
-    <w:abstractNumId w:val="11"/>
+    <w:abstractNumId w:val="12"/>
   </w:num>
   <w:num w:numId="23" w16cid:durableId="537206467">
-    <w:abstractNumId w:val="17"/>
+    <w:abstractNumId w:val="21"/>
   </w:num>
   <w:num w:numId="24" w16cid:durableId="1855728954">
-    <w:abstractNumId w:val="16"/>
+    <w:abstractNumId w:val="19"/>
   </w:num>
   <w:num w:numId="25" w16cid:durableId="1934975477">
-    <w:abstractNumId w:val="12"/>
+    <w:abstractNumId w:val="14"/>
   </w:num>
   <w:num w:numId="26" w16cid:durableId="1984500080">
     <w:abstractNumId w:val="9"/>
   </w:num>
   <w:num w:numId="27" w16cid:durableId="215513157">
-    <w:abstractNumId w:val="22"/>
+    <w:abstractNumId w:val="26"/>
   </w:num>
   <w:num w:numId="28" w16cid:durableId="2126146708">
     <w:abstractNumId w:val="3"/>
+  </w:num>
+  <w:num w:numId="29" w16cid:durableId="947272467">
+    <w:abstractNumId w:val="32"/>
+  </w:num>
+  <w:num w:numId="30" w16cid:durableId="85394860">
+    <w:abstractNumId w:val="15"/>
+  </w:num>
+  <w:num w:numId="31" w16cid:durableId="860825951">
+    <w:abstractNumId w:val="20"/>
+  </w:num>
+  <w:num w:numId="32" w16cid:durableId="783615314">
+    <w:abstractNumId w:val="13"/>
+  </w:num>
+  <w:num w:numId="33" w16cid:durableId="1028676333">
+    <w:abstractNumId w:val="10"/>
   </w:num>
 </w:numbering>
 </file>
